--- a/docs/研究计划_中文版.docx
+++ b/docs/研究计划_中文版.docx
@@ -664,7 +664,72 @@
           <w:rFonts w:ascii="Calibri" w:hAnsi="Calibri" w:eastAsia="Microsoft YaHei" w:cs="Microsoft YaHei"/>
           <w:sz w:val="21"/>
         </w:rPr>
-        <w:t>11 参考文献</w:t>
+        <w:t>11 实验设计摘要：以 RQ2 为中心的随机分配实验</w:t>
+      </w:r>
+    </w:p>
+    <w:p>
+      <w:pPr>
+        <w:spacing w:after="40"/>
+        <w:ind w:left="720"/>
+      </w:pPr>
+      <w:r>
+        <w:rPr>
+          <w:rFonts w:ascii="Calibri" w:hAnsi="Calibri" w:eastAsia="Microsoft YaHei" w:cs="Microsoft YaHei"/>
+          <w:sz w:val="21"/>
+        </w:rPr>
+        <w:t>11.1 必须有人参与的结论只有一个</w:t>
+      </w:r>
+    </w:p>
+    <w:p>
+      <w:pPr>
+        <w:spacing w:after="40"/>
+        <w:ind w:left="720"/>
+      </w:pPr>
+      <w:r>
+        <w:rPr>
+          <w:rFonts w:ascii="Calibri" w:hAnsi="Calibri" w:eastAsia="Microsoft YaHei" w:cs="Microsoft YaHei"/>
+          <w:sz w:val="21"/>
+        </w:rPr>
+        <w:t>11.2 RQ2 主实验设计</w:t>
+      </w:r>
+    </w:p>
+    <w:p>
+      <w:pPr>
+        <w:spacing w:after="40"/>
+        <w:ind w:left="720"/>
+      </w:pPr>
+      <w:r>
+        <w:rPr>
+          <w:rFonts w:ascii="Calibri" w:hAnsi="Calibri" w:eastAsia="Microsoft YaHei" w:cs="Microsoft YaHei"/>
+          <w:sz w:val="21"/>
+        </w:rPr>
+        <w:t>11.3 用同一实验验证其他链</w:t>
+      </w:r>
+    </w:p>
+    <w:p>
+      <w:pPr>
+        <w:spacing w:after="40"/>
+        <w:ind w:left="720"/>
+      </w:pPr>
+      <w:r>
+        <w:rPr>
+          <w:rFonts w:ascii="Calibri" w:hAnsi="Calibri" w:eastAsia="Microsoft YaHei" w:cs="Microsoft YaHei"/>
+          <w:sz w:val="21"/>
+        </w:rPr>
+        <w:t>11.4 日程与面谈中要决定的事</w:t>
+      </w:r>
+    </w:p>
+    <w:p>
+      <w:pPr>
+        <w:spacing w:after="40"/>
+        <w:ind w:left="360"/>
+      </w:pPr>
+      <w:r>
+        <w:rPr>
+          <w:rFonts w:ascii="Calibri" w:hAnsi="Calibri" w:eastAsia="Microsoft YaHei" w:cs="Microsoft YaHei"/>
+          <w:sz w:val="21"/>
+        </w:rPr>
+        <w:t>12 参考文献</w:t>
       </w:r>
     </w:p>
     <w:p>
@@ -820,7 +885,7 @@
           <w:color w:val="555555"/>
           <w:sz w:val="19"/>
         </w:rPr>
-        <w:t xml:space="preserve">（2026-09-22），编制基线 commit </w:t>
+        <w:t xml:space="preserve">（2026-09-22；2026-09-29 按第二次审阅意见修订），编制基线 commit </w:t>
       </w:r>
       <w:r>
         <w:rPr>
@@ -838,7 +903,7 @@
           <w:color w:val="555555"/>
           <w:sz w:val="19"/>
         </w:rPr>
-        <w:t xml:space="preserve">；v1.0 于 2026-09 提交，本版按导师审阅意见（2026-09-22）第 2 节五项与第 4 节更正表修订。 </w:t>
+        <w:t xml:space="preserve">。  </w:t>
       </w:r>
       <w:r>
         <w:rPr>
@@ -848,7 +913,7 @@
           <w:color w:val="555555"/>
           <w:sz w:val="19"/>
         </w:rPr>
-        <w:t>数字口径</w:t>
+        <w:t>⚠ 时点统一（审阅意见 2.1，2026-09-29）。</w:t>
       </w:r>
       <w:r>
         <w:rPr>
@@ -857,7 +922,26 @@
           <w:color w:val="555555"/>
           <w:sz w:val="19"/>
         </w:rPr>
-        <w:t xml:space="preserve">：本文所涉系统规模、机制计数、实验数值一律取自可复算脚本的实测输出，权威基线见 </w:t>
+        <w:t xml:space="preserve"> 本计划书与进展报告、四篇稿件</w:t>
+      </w:r>
+      <w:r>
+        <w:rPr>
+          <w:rFonts w:ascii="Calibri" w:hAnsi="Calibri" w:eastAsia="Microsoft YaHei" w:cs="Microsoft YaHei"/>
+          <w:b/>
+          <w:i/>
+          <w:color w:val="555555"/>
+          <w:sz w:val="19"/>
+        </w:rPr>
+        <w:t>此前记录的是不同时点</w:t>
+      </w:r>
+      <w:r>
+        <w:rPr>
+          <w:rFonts w:ascii="Calibri" w:hAnsi="Calibri" w:eastAsia="Microsoft YaHei" w:cs="Microsoft YaHei"/>
+          <w:i/>
+          <w:color w:val="555555"/>
+          <w:sz w:val="19"/>
+        </w:rPr>
+        <w:t xml:space="preserve">：计划书与报告停在 9 月 22~23 日的状态（基准 </w:t>
       </w:r>
       <w:r>
         <w:rPr>
@@ -866,7 +950,156 @@
           <w:color w:val="555555"/>
           <w:sz w:val="19"/>
         </w:rPr>
-        <w:t>docs/_重写规范_事实基线与学术体例.md</w:t>
+        <w:t>0bee572</w:t>
+      </w:r>
+      <w:r>
+        <w:rPr>
+          <w:rFonts w:ascii="Calibri" w:hAnsi="Calibri" w:eastAsia="Microsoft YaHei" w:cs="Microsoft YaHei"/>
+          <w:i/>
+          <w:color w:val="555555"/>
+          <w:sz w:val="19"/>
+        </w:rPr>
+        <w:t xml:space="preserve">），而稿件与仓库已是 9 月 29 日的状态（HEAD </w:t>
+      </w:r>
+      <w:r>
+        <w:rPr>
+          <w:rFonts w:ascii="Consolas" w:hAnsi="Consolas" w:eastAsia="Microsoft YaHei" w:cs="Microsoft YaHei"/>
+          <w:i/>
+          <w:color w:val="555555"/>
+          <w:sz w:val="19"/>
+        </w:rPr>
+        <w:t>b41a76a</w:t>
+      </w:r>
+      <w:r>
+        <w:rPr>
+          <w:rFonts w:ascii="Calibri" w:hAnsi="Calibri" w:eastAsia="Microsoft YaHei" w:cs="Microsoft YaHei"/>
+          <w:i/>
+          <w:color w:val="555555"/>
+          <w:sz w:val="19"/>
+        </w:rPr>
+        <w:t xml:space="preserve">）。照此提交，等于把已经做完的事当作将来要做的事来批准。 </w:t>
+      </w:r>
+      <w:r>
+        <w:rPr>
+          <w:rFonts w:ascii="Calibri" w:hAnsi="Calibri" w:eastAsia="Microsoft YaHei" w:cs="Microsoft YaHei"/>
+          <w:b/>
+          <w:i/>
+          <w:color w:val="555555"/>
+          <w:sz w:val="19"/>
+        </w:rPr>
+        <w:t>处理</w:t>
+      </w:r>
+      <w:r>
+        <w:rPr>
+          <w:rFonts w:ascii="Calibri" w:hAnsi="Calibri" w:eastAsia="Microsoft YaHei" w:cs="Microsoft YaHei"/>
+          <w:i/>
+          <w:color w:val="555555"/>
+          <w:sz w:val="19"/>
+        </w:rPr>
+        <w:t>：① 10 月 20 日的提交件</w:t>
+      </w:r>
+      <w:r>
+        <w:rPr>
+          <w:rFonts w:ascii="Calibri" w:hAnsi="Calibri" w:eastAsia="Microsoft YaHei" w:cs="Microsoft YaHei"/>
+          <w:b/>
+          <w:i/>
+          <w:color w:val="555555"/>
+          <w:sz w:val="19"/>
+        </w:rPr>
+        <w:t>全部以一个 git tag（如 `v1.1-submit`）为基准撰写</w:t>
+      </w:r>
+      <w:r>
+        <w:rPr>
+          <w:rFonts w:ascii="Calibri" w:hAnsi="Calibri" w:eastAsia="Microsoft YaHei" w:cs="Microsoft YaHei"/>
+          <w:i/>
+          <w:color w:val="555555"/>
+          <w:sz w:val="19"/>
+        </w:rPr>
+        <w:t>，并在文首写明该 tag 与 commit；② 该 tag 之后的工作不进入提交件；③ 门禁须新增脚本，把计划书·报告·四篇稿件的数字汇成一张表相互核对。</w:t>
+      </w:r>
+      <w:r>
+        <w:rPr>
+          <w:rFonts w:ascii="Calibri" w:hAnsi="Calibri" w:eastAsia="Microsoft YaHei" w:cs="Microsoft YaHei"/>
+          <w:b/>
+          <w:i/>
+          <w:color w:val="555555"/>
+          <w:sz w:val="19"/>
+        </w:rPr>
+        <w:t>该 tag 尚未建立</w:t>
+      </w:r>
+      <w:r>
+        <w:rPr>
+          <w:rFonts w:ascii="Calibri" w:hAnsi="Calibri" w:eastAsia="Microsoft YaHei" w:cs="Microsoft YaHei"/>
+          <w:i/>
+          <w:color w:val="555555"/>
+          <w:sz w:val="19"/>
+        </w:rPr>
+        <w:t xml:space="preserve">（本工作副本无 </w:t>
+      </w:r>
+      <w:r>
+        <w:rPr>
+          <w:rFonts w:ascii="Consolas" w:hAnsi="Consolas" w:eastAsia="Microsoft YaHei" w:cs="Microsoft YaHei"/>
+          <w:i/>
+          <w:color w:val="555555"/>
+          <w:sz w:val="19"/>
+        </w:rPr>
+        <w:t>.git</w:t>
+      </w:r>
+      <w:r>
+        <w:rPr>
+          <w:rFonts w:ascii="Calibri" w:hAnsi="Calibri" w:eastAsia="Microsoft YaHei" w:cs="Microsoft YaHei"/>
+          <w:i/>
+          <w:color w:val="555555"/>
+          <w:sz w:val="19"/>
+        </w:rPr>
+        <w:t xml:space="preserve"> 目录，须在 GitHub 端执行），</w:t>
+      </w:r>
+      <w:r>
+        <w:rPr>
+          <w:rFonts w:ascii="Calibri" w:hAnsi="Calibri" w:eastAsia="Microsoft YaHei" w:cs="Microsoft YaHei"/>
+          <w:b/>
+          <w:i/>
+          <w:color w:val="555555"/>
+          <w:sz w:val="19"/>
+        </w:rPr>
+        <w:t>此处基线暂以占位形式保留，待 tag 建立后替换为真实 tag 名与 commit 哈希</w:t>
+      </w:r>
+      <w:r>
+        <w:rPr>
+          <w:rFonts w:ascii="Calibri" w:hAnsi="Calibri" w:eastAsia="Microsoft YaHei" w:cs="Microsoft YaHei"/>
+          <w:i/>
+          <w:color w:val="555555"/>
+          <w:sz w:val="19"/>
+        </w:rPr>
+        <w:t xml:space="preserve">。  v1.0 于 2026-09 提交，本版按导师审阅意见（2026-09-22）第 2 节五项与第 4 节更正表修订。 </w:t>
+      </w:r>
+      <w:r>
+        <w:rPr>
+          <w:rFonts w:ascii="Calibri" w:hAnsi="Calibri" w:eastAsia="Microsoft YaHei" w:cs="Microsoft YaHei"/>
+          <w:b/>
+          <w:i/>
+          <w:color w:val="555555"/>
+          <w:sz w:val="19"/>
+        </w:rPr>
+        <w:t>数字口径</w:t>
+      </w:r>
+      <w:r>
+        <w:rPr>
+          <w:rFonts w:ascii="Calibri" w:hAnsi="Calibri" w:eastAsia="Microsoft YaHei" w:cs="Microsoft YaHei"/>
+          <w:i/>
+          <w:color w:val="555555"/>
+          <w:sz w:val="19"/>
+        </w:rPr>
+        <w:t xml:space="preserve">：本文所涉系统规模、机制计数、实验数值一律取自可复算脚本的实测输出，权威基线见 </w:t>
+      </w:r>
+      <w:r>
+        <w:rPr>
+          <w:rFonts w:ascii="Consolas" w:hAnsi="Consolas" w:eastAsia="Microsoft YaHei" w:cs="Microsoft YaHei"/>
+          <w:i/>
+          <w:color w:val="555555"/>
+          <w:sz w:val="19"/>
+        </w:rPr>
+        <w:t>docs/LearnFlow_研究设计与审阅档案.md（§1 权威事实基线与写作体例）</w:t>
       </w:r>
       <w:r>
         <w:rPr>
@@ -1166,7 +1399,7 @@
           <w:b/>
           <w:sz w:val="21"/>
         </w:rPr>
-        <w:t>88 个文件 / 25,795 行</w:t>
+        <w:t>92 个文件 / 26,782 行</w:t>
       </w:r>
       <w:r>
         <w:rPr>
@@ -1181,7 +1414,7 @@
           <w:b/>
           <w:sz w:val="21"/>
         </w:rPr>
-        <w:t>936 条通过</w:t>
+        <w:t>972 条通过</w:t>
       </w:r>
       <w:r>
         <w:rPr>
@@ -1561,7 +1794,7 @@
           <w:b/>
           <w:sz w:val="21"/>
         </w:rPr>
-        <w:t>Discussion 第 4 段</w:t>
+        <w:t>Discussion 第 5 段</w:t>
       </w:r>
       <w:r>
         <w:rPr>
@@ -1612,7 +1845,7 @@
           <w:b/>
           <w:sz w:val="21"/>
         </w:rPr>
-        <w:t>Discussion 第 5 段</w:t>
+        <w:t>Discussion 第 6 段</w:t>
       </w:r>
       <w:r>
         <w:rPr>
@@ -1634,7 +1867,7 @@
           <w:rFonts w:ascii="Calibri" w:hAnsi="Calibri" w:eastAsia="Microsoft YaHei" w:cs="Microsoft YaHei"/>
           <w:sz w:val="21"/>
         </w:rPr>
-        <w:t>."（并给出理想贝叶斯学习者不受训练顺序影响的反例）</w:t>
+        <w:t>."（并给出具备完美记忆的贝叶斯学习者（a Bayesian learner with a perfect memory）不受训练顺序影响的反例）</w:t>
       </w:r>
     </w:p>
     <w:p>
@@ -2965,7 +3198,7 @@
                 <w:rFonts w:ascii="Calibri" w:hAnsi="Calibri" w:eastAsia="Microsoft YaHei" w:cs="Microsoft YaHei"/>
                 <w:sz w:val="19"/>
               </w:rPr>
-              <w:t>）。若该置信集</w:t>
+              <w:t>）。（</w:t>
             </w:r>
             <w:r>
               <w:rPr>
@@ -2973,14 +3206,14 @@
                 <w:b/>
                 <w:sz w:val="19"/>
               </w:rPr>
-              <w:t>不含</w:t>
-            </w:r>
-            <w:r>
-              <w:rPr>
-                <w:rFonts w:ascii="Calibri" w:hAnsi="Calibri" w:eastAsia="Microsoft YaHei" w:cs="Microsoft YaHei"/>
-                <w:sz w:val="19"/>
-              </w:rPr>
-              <w:t xml:space="preserve"> 0.1587（85% 规则）且</w:t>
+              <w:t>2026-09-29 按审阅意见 3.3 废止</w:t>
+            </w:r>
+            <w:r>
+              <w:rPr>
+                <w:rFonts w:ascii="Calibri" w:hAnsi="Calibri" w:eastAsia="Microsoft YaHei" w:cs="Microsoft YaHei"/>
+                <w:sz w:val="19"/>
+              </w:rPr>
+              <w:t>：原规则「若该置信集不含 0.1587 且不含 0.193，则两个候选锚点均不被支持」</w:t>
             </w:r>
             <w:r>
               <w:rPr>
@@ -2988,14 +3221,14 @@
                 <w:b/>
                 <w:sz w:val="19"/>
               </w:rPr>
-              <w:t>不含</w:t>
-            </w:r>
-            <w:r>
-              <w:rPr>
-                <w:rFonts w:ascii="Calibri" w:hAnsi="Calibri" w:eastAsia="Microsoft YaHei" w:cs="Microsoft YaHei"/>
-                <w:sz w:val="19"/>
-              </w:rPr>
-              <w:t xml:space="preserve"> 0.193（先行研究 80.7% 对应的错误率），则两个候选锚点在该数据上</w:t>
+              <w:t>已删除</w:t>
+            </w:r>
+            <w:r>
+              <w:rPr>
+                <w:rFonts w:ascii="Calibri" w:hAnsi="Calibri" w:eastAsia="Microsoft YaHei" w:cs="Microsoft YaHei"/>
+                <w:sz w:val="19"/>
+              </w:rPr>
+              <w:t xml:space="preserve">——支撑点只有 0.05 的倍数，0.1587 与 0.193 </w:t>
             </w:r>
             <w:r>
               <w:rPr>
@@ -3003,7 +3236,44 @@
                 <w:b/>
                 <w:sz w:val="19"/>
               </w:rPr>
-              <w:t>均不被支持</w:t>
+              <w:t>从一开始就不可能落入</w:t>
+            </w:r>
+            <w:r>
+              <w:rPr>
+                <w:rFonts w:ascii="Calibri" w:hAnsi="Calibri" w:eastAsia="Microsoft YaHei" w:cs="Microsoft YaHei"/>
+                <w:sz w:val="19"/>
+              </w:rPr>
+              <w:t>任何由支撑点构成的置信集，该规则无论数据如何都恒给出「反驳」，检验的是支撑点的离散度，不是最优错误率。更根本的是：</w:t>
+            </w:r>
+            <w:r>
+              <w:rPr>
+                <w:rFonts w:ascii="Calibri" w:hAnsi="Calibri" w:eastAsia="Microsoft YaHei" w:cs="Microsoft YaHei"/>
+                <w:b/>
+                <w:sz w:val="19"/>
+              </w:rPr>
+              <w:t>众数不是最优值</w:t>
+            </w:r>
+            <w:r>
+              <w:rPr>
+                <w:rFonts w:ascii="Calibri" w:hAnsi="Calibri" w:eastAsia="Microsoft YaHei" w:cs="Microsoft YaHei"/>
+                <w:sz w:val="19"/>
+              </w:rPr>
+              <w:t>，本分布是「所经历难度」的描述性分布，</w:t>
+            </w:r>
+            <w:r>
+              <w:rPr>
+                <w:rFonts w:ascii="Calibri" w:hAnsi="Calibri" w:eastAsia="Microsoft YaHei" w:cs="Microsoft YaHei"/>
+                <w:b/>
+                <w:sz w:val="19"/>
+              </w:rPr>
+              <w:t>不是对最优值的检验</w:t>
+            </w:r>
+            <w:r>
+              <w:rPr>
+                <w:rFonts w:ascii="Calibri" w:hAnsi="Calibri" w:eastAsia="Microsoft YaHei" w:cs="Microsoft YaHei"/>
+                <w:sz w:val="19"/>
+              </w:rPr>
+              <w:t>）</w:t>
             </w:r>
           </w:p>
         </w:tc>
@@ -3093,7 +3363,7 @@
                 <w:rFonts w:ascii="Calibri" w:hAnsi="Calibri" w:eastAsia="Microsoft YaHei" w:cs="Microsoft YaHei"/>
                 <w:sz w:val="19"/>
               </w:rPr>
-              <w:t>；bootstrap 众数集 {0.25}，两个候选锚点 0.1587 与 0.193 均落在该集之外，故两者在该数据上</w:t>
+              <w:t>；bootstrap 众数集 {0.25}（</w:t>
             </w:r>
             <w:r>
               <w:rPr>
@@ -3101,7 +3371,37 @@
                 <w:b/>
                 <w:sz w:val="19"/>
               </w:rPr>
-              <w:t>均不被支持</w:t>
+              <w:t>200 次留痕 95.5%，蒙特卡洛标准误约 1.5 个百分点</w:t>
+            </w:r>
+            <w:r>
+              <w:rPr>
+                <w:rFonts w:ascii="Calibri" w:hAnsi="Calibri" w:eastAsia="Microsoft YaHei" w:cs="Microsoft YaHei"/>
+                <w:sz w:val="19"/>
+              </w:rPr>
+              <w:t xml:space="preserve">；按审阅 3.3 须增至 </w:t>
+            </w:r>
+            <w:r>
+              <w:rPr>
+                <w:rFonts w:ascii="Calibri" w:hAnsi="Calibri" w:eastAsia="Microsoft YaHei" w:cs="Microsoft YaHei"/>
+                <w:b/>
+                <w:sz w:val="19"/>
+              </w:rPr>
+              <w:t>2,000 次以上</w:t>
+            </w:r>
+            <w:r>
+              <w:rPr>
+                <w:rFonts w:ascii="Calibri" w:hAnsi="Calibri" w:eastAsia="Microsoft YaHei" w:cs="Microsoft YaHei"/>
+                <w:sz w:val="19"/>
+              </w:rPr>
+              <w:t>，重跑待 assist09 原始数据就位）。</w:t>
+            </w:r>
+            <w:r>
+              <w:rPr>
+                <w:rFonts w:ascii="Calibri" w:hAnsi="Calibri" w:eastAsia="Microsoft YaHei" w:cs="Microsoft YaHei"/>
+                <w:b/>
+                <w:sz w:val="19"/>
+              </w:rPr>
+              <w:t>本分布不对 85% 规则（15.87%）或先行研究的 80.7% 作任何方向的支持或反驳判定</w:t>
             </w:r>
             <w:r>
               <w:rPr>
@@ -3764,7 +4064,7 @@
           <w:rFonts w:ascii="Calibri" w:hAnsi="Calibri" w:eastAsia="Microsoft YaHei" w:cs="Microsoft YaHei"/>
           <w:sz w:val="21"/>
         </w:rPr>
-        <w:t>。检验 85% 规则的适用性。方法为在公开学习者日志上构造滑窗错误率分布，考察其</w:t>
+        <w:t>。检验 85% 规则的适用性。方法为在公开学习者日志上构造滑窗错误率分布，报告该分布（窗宽 W = 20 下只有 21 个离散支撑点 k/20）的</w:t>
       </w:r>
       <w:r>
         <w:rPr>
@@ -3772,14 +4072,14 @@
           <w:b/>
           <w:sz w:val="21"/>
         </w:rPr>
-        <w:t>单值众数</w:t>
-      </w:r>
-      <w:r>
-        <w:rPr>
-          <w:rFonts w:ascii="Calibri" w:hAnsi="Calibri" w:eastAsia="Microsoft YaHei" w:cs="Microsoft YaHei"/>
-          <w:sz w:val="21"/>
-        </w:rPr>
-        <w:t>（窗宽 W = 20 下只有 21 个离散支撑点 k/20）与 15.87%（理论值）及 80.7%（先行研究报告值）的相容性。</w:t>
+        <w:t>形状与单值众数</w:t>
+      </w:r>
+      <w:r>
+        <w:rPr>
+          <w:rFonts w:ascii="Calibri" w:hAnsi="Calibri" w:eastAsia="Microsoft YaHei" w:cs="Microsoft YaHei"/>
+          <w:sz w:val="21"/>
+        </w:rPr>
+        <w:t>。</w:t>
       </w:r>
       <w:r>
         <w:rPr>
@@ -3794,7 +4094,7 @@
           <w:rFonts w:ascii="Calibri" w:hAnsi="Calibri" w:eastAsia="Microsoft YaHei" w:cs="Microsoft YaHei"/>
           <w:sz w:val="21"/>
         </w:rPr>
-        <w:t>：原稿"考察其众数</w:t>
+        <w:t>：原稿「考察其众数</w:t>
       </w:r>
       <w:r>
         <w:rPr>
@@ -3809,7 +4109,67 @@
           <w:rFonts w:ascii="Calibri" w:hAnsi="Calibri" w:eastAsia="Microsoft YaHei" w:cs="Microsoft YaHei"/>
           <w:sz w:val="21"/>
         </w:rPr>
-        <w:t>"的说法建立在等宽分箱之上，已改为单值众数 + 按学生重抽样的 bootstrap 众数置信集。该链的</w:t>
+        <w:t>」的说法建立在等宽分箱之上，已改为单值众数 + 按学生重抽样的 bootstrap 众数置信集。</w:t>
+      </w:r>
+      <w:r>
+        <w:rPr>
+          <w:rFonts w:ascii="Calibri" w:hAnsi="Calibri" w:eastAsia="Microsoft YaHei" w:cs="Microsoft YaHei"/>
+          <w:b/>
+          <w:sz w:val="21"/>
+        </w:rPr>
+        <w:t>v1.1.1 更正（审阅意见 3.3，2026-09-29）</w:t>
+      </w:r>
+      <w:r>
+        <w:rPr>
+          <w:rFonts w:ascii="Calibri" w:hAnsi="Calibri" w:eastAsia="Microsoft YaHei" w:cs="Microsoft YaHei"/>
+          <w:sz w:val="21"/>
+        </w:rPr>
+        <w:t>：该分布是</w:t>
+      </w:r>
+      <w:r>
+        <w:rPr>
+          <w:rFonts w:ascii="Calibri" w:hAnsi="Calibri" w:eastAsia="Microsoft YaHei" w:cs="Microsoft YaHei"/>
+          <w:b/>
+          <w:sz w:val="21"/>
+        </w:rPr>
+        <w:t>「所经历难度」的描述性分布，不构成对最优错误率（15.87% 或 80.7%）的检验</w:t>
+      </w:r>
+      <w:r>
+        <w:rPr>
+          <w:rFonts w:ascii="Calibri" w:hAnsi="Calibri" w:eastAsia="Microsoft YaHei" w:cs="Microsoft YaHei"/>
+          <w:sz w:val="21"/>
+        </w:rPr>
+        <w:t>——众数不是最优值，第一名 0.25（30,899 窗）与第二名 0.20（30,061 窗）只差 838 窗（0.29%），0.15~0.35 五个支撑点上平坦地分布着 49.3%；</w:t>
+      </w:r>
+      <w:r>
+        <w:rPr>
+          <w:rFonts w:ascii="Calibri" w:hAnsi="Calibri" w:eastAsia="Microsoft YaHei" w:cs="Microsoft YaHei"/>
+          <w:b/>
+          <w:sz w:val="21"/>
+        </w:rPr>
+        <w:t>关于 85% 规则，本链现在什么都不能说</w:t>
+      </w:r>
+      <w:r>
+        <w:rPr>
+          <w:rFonts w:ascii="Calibri" w:hAnsi="Calibri" w:eastAsia="Microsoft YaHei" w:cs="Microsoft YaHei"/>
+          <w:sz w:val="21"/>
+        </w:rPr>
+        <w:t>。据此，原判定规则（置信集不含 0.1587/0.193 则两候选均不受支持）已废止。</w:t>
+      </w:r>
+      <w:r>
+        <w:rPr>
+          <w:rFonts w:ascii="Calibri" w:hAnsi="Calibri" w:eastAsia="Microsoft YaHei" w:cs="Microsoft YaHei"/>
+          <w:b/>
+          <w:sz w:val="21"/>
+        </w:rPr>
+        <w:t>该结论的确立须依赖随机分配难度的实验</w:t>
+      </w:r>
+      <w:r>
+        <w:rPr>
+          <w:rFonts w:ascii="Calibri" w:hAnsi="Calibri" w:eastAsia="Microsoft YaHei" w:cs="Microsoft YaHei"/>
+          <w:sz w:val="21"/>
+        </w:rPr>
+        <w:t>（见第 11 节设计），观察日志无法建立识别。该链的</w:t>
       </w:r>
       <w:r>
         <w:rPr>
@@ -4616,7 +4976,7 @@
           <w:rFonts w:ascii="Consolas" w:hAnsi="Consolas" w:eastAsia="Microsoft YaHei" w:cs="Microsoft YaHei"/>
           <w:sz w:val="21"/>
         </w:rPr>
-        <w:t>docs/因果侧识别策略.md</w:t>
+        <w:t>docs/LearnFlow_研究设计与审阅档案.md（§2 因果侧识别策略）</w:t>
       </w:r>
       <w:r>
         <w:rPr>
@@ -5049,7 +5409,7 @@
           <w:rFonts w:ascii="Consolas" w:hAnsi="Consolas" w:eastAsia="Microsoft YaHei" w:cs="Microsoft YaHei"/>
           <w:sz w:val="21"/>
         </w:rPr>
-        <w:t>docs/第二阶段人类被试计划表.md</w:t>
+        <w:t>docs/LearnFlow_研究设计与审阅档案.md（§9 第二阶段人类被试计划表）</w:t>
       </w:r>
       <w:r>
         <w:rPr>
@@ -5946,7 +6306,7 @@
                 <w:b/>
                 <w:sz w:val="19"/>
               </w:rPr>
-              <w:t>88 个文件 / 25,795 行</w:t>
+              <w:t>92 个文件 / 26,782 行</w:t>
             </w:r>
           </w:p>
         </w:tc>
@@ -6048,7 +6408,7 @@
                 <w:b/>
                 <w:sz w:val="19"/>
               </w:rPr>
-              <w:t>54 个测试文件 / 936 条通过</w:t>
+              <w:t>56 个测试文件 / 972 条通过</w:t>
             </w:r>
             <w:r>
               <w:rPr>
@@ -6604,7 +6964,7 @@
           <w:color w:val="555555"/>
           <w:sz w:val="19"/>
         </w:rPr>
-        <w:t>docs/M2_路线A_B决策备忘.md</w:t>
+        <w:t>docs/LearnFlow_研究设计与审阅档案.md（§5 M2 路线 A/B 决策备忘）</w:t>
       </w:r>
       <w:r>
         <w:rPr>
@@ -7138,7 +7498,7 @@
           <w:rFonts w:ascii="Calibri" w:hAnsi="Calibri" w:eastAsia="Microsoft YaHei" w:cs="Microsoft YaHei"/>
           <w:sz w:val="21"/>
         </w:rPr>
-        <w:t xml:space="preserve">回归测试，全量测试数由 920 增至 934（中间值）；本次审阅整改再新增 2 条机制计数门禁测试后为 </w:t>
+        <w:t xml:space="preserve">回归测试，全量测试数由 920 增至 934（中间值）；本次审阅整改再新增 2 条机制计数门禁测试、并入 learnflow-main 快照后为 </w:t>
       </w:r>
       <w:r>
         <w:rPr>
@@ -7146,7 +7506,7 @@
           <w:b/>
           <w:sz w:val="21"/>
         </w:rPr>
-        <w:t>936</w:t>
+        <w:t>972</w:t>
       </w:r>
       <w:r>
         <w:rPr>
@@ -7684,7 +8044,7 @@
                 <w:rFonts w:ascii="Calibri" w:hAnsi="Calibri" w:eastAsia="Microsoft YaHei" w:cs="Microsoft YaHei"/>
                 <w:sz w:val="19"/>
               </w:rPr>
-              <w:t>待启动</w:t>
+              <w:t>待启动（注：v1.0 识别策略已于 2026-09-24 按冻结文档执行，但未通过预注册阳性对照标准、实现与冻结文档不一致、结论不可解释，M1 §8.3 已如实记录并拆出转入第四篇论文；此处"阶段二"指 v2.0 识别策略的重新冻结与执行。）</w:t>
             </w:r>
           </w:p>
         </w:tc>
@@ -8262,7 +8622,7 @@
           <w:rFonts w:ascii="Consolas" w:hAnsi="Consolas" w:eastAsia="Microsoft YaHei" w:cs="Microsoft YaHei"/>
           <w:sz w:val="21"/>
         </w:rPr>
-        <w:t>docs/因果侧识别策略.md</w:t>
+        <w:t>docs/LearnFlow_研究设计与审阅档案.md（§2 因果侧识别策略）</w:t>
       </w:r>
       <w:r>
         <w:rPr>
@@ -8312,7 +8672,7 @@
           <w:rFonts w:ascii="Consolas" w:hAnsi="Consolas" w:eastAsia="Microsoft YaHei" w:cs="Microsoft YaHei"/>
           <w:sz w:val="21"/>
         </w:rPr>
-        <w:t>docs/M2_路线A_B决策备忘.md</w:t>
+        <w:t>docs/LearnFlow_研究设计与审阅档案.md（§5 M2 路线 A/B 决策备忘）</w:t>
       </w:r>
       <w:r>
         <w:rPr>
@@ -8465,25 +8825,7 @@
           <w:color w:val="555555"/>
           <w:sz w:val="19"/>
         </w:rPr>
-        <w:t xml:space="preserve">定为中文刊（《开放教育研究》《软件学报》《自动化学报》）。经核验（见 </w:t>
-      </w:r>
-      <w:r>
-        <w:rPr>
-          <w:rFonts w:ascii="Consolas" w:hAnsi="Consolas" w:eastAsia="Microsoft YaHei" w:cs="Microsoft YaHei"/>
-          <w:i/>
-          <w:color w:val="555555"/>
-          <w:sz w:val="19"/>
-        </w:rPr>
-        <w:t>docs/研究生院确认_语言与毕业要求问询清单.md</w:t>
-      </w:r>
-      <w:r>
-        <w:rPr>
-          <w:rFonts w:ascii="Calibri" w:hAnsi="Calibri" w:eastAsia="Microsoft YaHei" w:cs="Microsoft YaHei"/>
-          <w:i/>
-          <w:color w:val="555555"/>
-          <w:sz w:val="19"/>
-        </w:rPr>
-        <w:t xml:space="preserve"> §2）：① </w:t>
+        <w:t xml:space="preserve">定为中文刊（《开放教育研究》《软件学报》《自动化学报》）。经核验（核验过程的原始记录（内部工作文档，按审阅意见 §2.4 已于 2026-09-29 撤出公开仓库，备份存于作者本地工作副本）；下列结论可由公开来源独立复核）：① </w:t>
       </w:r>
       <w:r>
         <w:rPr>
@@ -8853,7 +9195,22 @@
                 <w:rFonts w:ascii="Calibri" w:hAnsi="Calibri" w:eastAsia="Microsoft YaHei" w:cs="Microsoft YaHei"/>
                 <w:sz w:val="19"/>
               </w:rPr>
-              <w:t>难度量纲的可公度性</w:t>
+              <w:t>难度量纲的可公度性（</w:t>
+            </w:r>
+            <w:r>
+              <w:rPr>
+                <w:rFonts w:ascii="Calibri" w:hAnsi="Calibri" w:eastAsia="Microsoft YaHei" w:cs="Microsoft YaHei"/>
+                <w:b/>
+                <w:sz w:val="19"/>
+              </w:rPr>
+              <w:t>投稿稿 = 压缩稿 5,067 词</w:t>
+            </w:r>
+            <w:r>
+              <w:rPr>
+                <w:rFonts w:ascii="Calibri" w:hAnsi="Calibri" w:eastAsia="Microsoft YaHei" w:cs="Microsoft YaHei"/>
+                <w:sz w:val="19"/>
+              </w:rPr>
+              <w:t>；完整稿 20,475 词仅作学位论文材料与数值留档）</w:t>
             </w:r>
           </w:p>
         </w:tc>
@@ -9004,6 +9361,13 @@
             <w:r>
               <w:rPr>
                 <w:rFonts w:ascii="Calibri" w:hAnsi="Calibri" w:eastAsia="Microsoft YaHei" w:cs="Microsoft YaHei"/>
+                <w:sz w:val="19"/>
+              </w:rPr>
+              <w:t>~~</w:t>
+            </w:r>
+            <w:r>
+              <w:rPr>
+                <w:rFonts w:ascii="Calibri" w:hAnsi="Calibri" w:eastAsia="Microsoft YaHei" w:cs="Microsoft YaHei"/>
                 <w:i/>
                 <w:sz w:val="19"/>
               </w:rPr>
@@ -9039,6 +9403,21 @@
               </w:rPr>
               <w:t>Information and Software Technology</w:t>
             </w:r>
+            <w:r>
+              <w:rPr>
+                <w:rFonts w:ascii="Calibri" w:hAnsi="Calibri" w:eastAsia="Microsoft YaHei" w:cs="Microsoft YaHei"/>
+                <w:sz w:val="19"/>
+              </w:rPr>
+              <w:t xml:space="preserve">~~ </w:t>
+            </w:r>
+            <w:r>
+              <w:rPr>
+                <w:rFonts w:ascii="Calibri" w:hAnsi="Calibri" w:eastAsia="Microsoft YaHei" w:cs="Microsoft YaHei"/>
+                <w:b/>
+                <w:sz w:val="19"/>
+              </w:rPr>
+              <w:t>已于 2026-09-29 撤下（转路线 B）</w:t>
+            </w:r>
           </w:p>
         </w:tc>
         <w:tc>
@@ -9075,14 +9454,14 @@
                 <w:b/>
                 <w:sz w:val="19"/>
               </w:rPr>
-              <w:t>路线 A/B 待定，见 §7.4</w:t>
-            </w:r>
-            <w:r>
-              <w:rPr>
-                <w:rFonts w:ascii="Calibri" w:hAnsi="Calibri" w:eastAsia="Microsoft YaHei" w:cs="Microsoft YaHei"/>
-                <w:sz w:val="19"/>
-              </w:rPr>
-              <w:t>）</w:t>
+              <w:t>已定为路线 B</w:t>
+            </w:r>
+            <w:r>
+              <w:rPr>
+                <w:rFonts w:ascii="Calibri" w:hAnsi="Calibri" w:eastAsia="Microsoft YaHei" w:cs="Microsoft YaHei"/>
+                <w:sz w:val="19"/>
+              </w:rPr>
+              <w:t>：整理为学位论文治理章 + 短经验报告，不作期刊立项，见 §7.4）</w:t>
             </w:r>
           </w:p>
         </w:tc>
@@ -9114,7 +9493,7 @@
                 <w:rFonts w:ascii="Calibri" w:hAnsi="Calibri" w:eastAsia="Microsoft YaHei" w:cs="Microsoft YaHei"/>
                 <w:sz w:val="19"/>
               </w:rPr>
-              <w:t>有序难度决策与单一模型难度先验边界</w:t>
+              <w:t>有序难度决策与本地开放权重模型难度先验的可靠性边界</w:t>
             </w:r>
           </w:p>
         </w:tc>
@@ -9198,7 +9577,7 @@
                 <w:b/>
                 <w:sz w:val="19"/>
               </w:rPr>
-              <w:t>≥ 3 模型矩阵为投稿前硬前置条件，见 §7.4</w:t>
+              <w:t>缺前沿 API 模型；跨模型主张已限定为本地开放权重模型（≤47B、4 比特级量化），见 §7.4</w:t>
             </w:r>
             <w:r>
               <w:rPr>
@@ -9237,7 +9616,22 @@
                 <w:rFonts w:ascii="Calibri" w:hAnsi="Calibri" w:eastAsia="Microsoft YaHei" w:cs="Microsoft YaHei"/>
                 <w:sz w:val="19"/>
               </w:rPr>
-              <w:t>85% 规则外部效度的因果识别</w:t>
+              <w:t>85% 规则外部效度的因果识别（</w:t>
+            </w:r>
+            <w:r>
+              <w:rPr>
+                <w:rFonts w:ascii="Calibri" w:hAnsi="Calibri" w:eastAsia="Microsoft YaHei" w:cs="Microsoft YaHei"/>
+                <w:b/>
+                <w:sz w:val="19"/>
+              </w:rPr>
+              <w:t>因果侧，已按审阅 §2.2 从 M1 拆出，本文即为此行</w:t>
+            </w:r>
+            <w:r>
+              <w:rPr>
+                <w:rFonts w:ascii="Calibri" w:hAnsi="Calibri" w:eastAsia="Microsoft YaHei" w:cs="Microsoft YaHei"/>
+                <w:sz w:val="19"/>
+              </w:rPr>
+              <w:t>）</w:t>
             </w:r>
           </w:p>
         </w:tc>
@@ -9295,9 +9689,17 @@
             <w:r>
               <w:rPr>
                 <w:rFonts w:ascii="Calibri" w:hAnsi="Calibri" w:eastAsia="Microsoft YaHei" w:cs="Microsoft YaHei"/>
-                <w:sz w:val="19"/>
-              </w:rPr>
-              <w:t>待执行</w:t>
+                <w:b/>
+                <w:sz w:val="19"/>
+              </w:rPr>
+              <w:t>第 1 版已于 2026-09-24 执行：未通过阳性对照标准（三个数据集均未达脚本的 &gt;0.95 门槛），且实现与冻结文档四处不一致，故结果不可解释</w:t>
+            </w:r>
+            <w:r>
+              <w:rPr>
+                <w:rFonts w:ascii="Calibri" w:hAnsi="Calibri" w:eastAsia="Microsoft YaHei" w:cs="Microsoft YaHei"/>
+                <w:sz w:val="19"/>
+              </w:rPr>
+              <w:t>；第 2 版须在执行前提交并打 tag（§4.5）。若观察日志上始终建立不起识别依据，改走 §11 的随机分配实验</w:t>
             </w:r>
           </w:p>
         </w:tc>
@@ -9824,7 +10226,22 @@
                 <w:rFonts w:ascii="Calibri" w:hAnsi="Calibri" w:eastAsia="Microsoft YaHei" w:cs="Microsoft YaHei"/>
                 <w:sz w:val="19"/>
               </w:rPr>
-              <w:t xml:space="preserve"> PASS）；在两类判据完成前，主张须保持"结论取决于判据量的定义"这一收窄表述</w:t>
+              <w:t xml:space="preserve"> PASS）；在两类判据完成前，主张须保持"结论取决于判据量的定义"这一收窄表述；③ </w:t>
+            </w:r>
+            <w:r>
+              <w:rPr>
+                <w:rFonts w:ascii="Calibri" w:hAnsi="Calibri" w:eastAsia="Microsoft YaHei" w:cs="Microsoft YaHei"/>
+                <w:b/>
+                <w:sz w:val="19"/>
+              </w:rPr>
+              <w:t>因果侧（AIPW/DR）已按审阅 §2.2 从 M1 拆出，转入 §7.1 表第 4 行的第四篇论文</w:t>
+            </w:r>
+            <w:r>
+              <w:rPr>
+                <w:rFonts w:ascii="Calibri" w:hAnsi="Calibri" w:eastAsia="Microsoft YaHei" w:cs="Microsoft YaHei"/>
+                <w:sz w:val="19"/>
+              </w:rPr>
+              <w:t>，M1 只保留"未通过阳性对照标准且实现与冻结文档不一致，不可解释"一段</w:t>
             </w:r>
           </w:p>
         </w:tc>
@@ -9839,7 +10256,7 @@
                 <w:rFonts w:ascii="Calibri" w:hAnsi="Calibri" w:eastAsia="Microsoft YaHei" w:cs="Microsoft YaHei"/>
                 <w:sz w:val="19"/>
               </w:rPr>
-              <w:t>审阅 §3.2</w:t>
+              <w:t>审阅 §2.2、§3.2</w:t>
             </w:r>
           </w:p>
         </w:tc>
@@ -9903,7 +10320,7 @@
                 <w:rFonts w:ascii="Calibri" w:hAnsi="Calibri" w:eastAsia="Microsoft YaHei" w:cs="Microsoft YaHei"/>
                 <w:sz w:val="19"/>
               </w:rPr>
-              <w:t>M2</w:t>
+              <w:t>M4</w:t>
             </w:r>
           </w:p>
         </w:tc>
@@ -9916,9 +10333,32 @@
             <w:r>
               <w:rPr>
                 <w:rFonts w:ascii="Calibri" w:hAnsi="Calibri" w:eastAsia="Microsoft YaHei" w:cs="Microsoft YaHei"/>
-                <w:sz w:val="19"/>
-              </w:rPr>
-              <w:t>先择定路线 A 或路线 B（备忘已成，待面谈确认）；若走路线 A，须先完成干预账本落库与合成会话实验</w:t>
+                <w:b/>
+                <w:sz w:val="19"/>
+              </w:rPr>
+              <w:t>不作为独立稿件投出（审阅 §4.4）</w:t>
+            </w:r>
+            <w:r>
+              <w:rPr>
+                <w:rFonts w:ascii="Calibri" w:hAnsi="Calibri" w:eastAsia="Microsoft YaHei" w:cs="Microsoft YaHei"/>
+                <w:sz w:val="19"/>
+              </w:rPr>
+              <w:t>：经验部分与 M1 数据·标签·基线相同，M4-E 系看到失败后在同一数据上做出的修正。是否并入 M1 方法部分一节，或先在新数据集上做预先登记的确认性检验，</w:t>
+            </w:r>
+            <w:r>
+              <w:rPr>
+                <w:rFonts w:ascii="Calibri" w:hAnsi="Calibri" w:eastAsia="Microsoft YaHei" w:cs="Microsoft YaHei"/>
+                <w:b/>
+                <w:sz w:val="19"/>
+              </w:rPr>
+              <w:t>2026-11-03 决定</w:t>
+            </w:r>
+            <w:r>
+              <w:rPr>
+                <w:rFonts w:ascii="Calibri" w:hAnsi="Calibri" w:eastAsia="Microsoft YaHei" w:cs="Microsoft YaHei"/>
+                <w:sz w:val="19"/>
+              </w:rPr>
+              <w:t>；决定前不追加新实验</w:t>
             </w:r>
           </w:p>
         </w:tc>
@@ -9933,7 +10373,7 @@
                 <w:rFonts w:ascii="Calibri" w:hAnsi="Calibri" w:eastAsia="Microsoft YaHei" w:cs="Microsoft YaHei"/>
                 <w:sz w:val="19"/>
               </w:rPr>
-              <w:t>审阅 §6.2</w:t>
+              <w:t>审阅 §4.4</w:t>
             </w:r>
           </w:p>
         </w:tc>
@@ -9950,6 +10390,61 @@
                 <w:rFonts w:ascii="Calibri" w:hAnsi="Calibri" w:eastAsia="Microsoft YaHei" w:cs="Microsoft YaHei"/>
                 <w:sz w:val="19"/>
               </w:rPr>
+              <w:t>M2</w:t>
+            </w:r>
+          </w:p>
+        </w:tc>
+        <w:tc>
+          <w:tcPr>
+            <w:tcW w:type="dxa" w:w="4413"/>
+          </w:tcPr>
+          <w:p>
+            <w:r/>
+            <w:r>
+              <w:rPr>
+                <w:rFonts w:ascii="Calibri" w:hAnsi="Calibri" w:eastAsia="Microsoft YaHei" w:cs="Microsoft YaHei"/>
+                <w:b/>
+                <w:sz w:val="19"/>
+              </w:rPr>
+              <w:t>已于 2026-09-29 定为路线 B（审阅 §5.4）</w:t>
+            </w:r>
+            <w:r>
+              <w:rPr>
+                <w:rFonts w:ascii="Calibri" w:hAnsi="Calibri" w:eastAsia="Microsoft YaHei" w:cs="Microsoft YaHei"/>
+                <w:sz w:val="19"/>
+              </w:rPr>
+              <w:t>：路线 A 的 A2·A3·A4 产出不作为结果接受；只把审计时点封存的内部静态审计与七元组未实现诊断整理为学位论文治理章 + 短经验报告。路线 A 待具备真实机制逻辑的生产者、且两名人类编码者的盲编流程在编码之前登记后再议</w:t>
+            </w:r>
+          </w:p>
+        </w:tc>
+        <w:tc>
+          <w:tcPr>
+            <w:tcW w:type="dxa" w:w="4413"/>
+          </w:tcPr>
+          <w:p>
+            <w:r/>
+            <w:r>
+              <w:rPr>
+                <w:rFonts w:ascii="Calibri" w:hAnsi="Calibri" w:eastAsia="Microsoft YaHei" w:cs="Microsoft YaHei"/>
+                <w:sz w:val="19"/>
+              </w:rPr>
+              <w:t>审阅 §5.4</w:t>
+            </w:r>
+          </w:p>
+        </w:tc>
+      </w:tr>
+      <w:tr>
+        <w:tc>
+          <w:tcPr>
+            <w:tcW w:type="dxa" w:w="4413"/>
+          </w:tcPr>
+          <w:p>
+            <w:r/>
+            <w:r>
+              <w:rPr>
+                <w:rFonts w:ascii="Calibri" w:hAnsi="Calibri" w:eastAsia="Microsoft YaHei" w:cs="Microsoft YaHei"/>
+                <w:sz w:val="19"/>
+              </w:rPr>
               <w:t>M3</w:t>
             </w:r>
           </w:p>
@@ -9966,14 +10461,29 @@
                 <w:b/>
                 <w:sz w:val="19"/>
               </w:rPr>
-              <w:t>≥ 3 种模型族 × ≥ 3 种参数规模 × 同样两种协议（E1-A / E1-B）</w:t>
-            </w:r>
-            <w:r>
-              <w:rPr>
-                <w:rFonts w:ascii="Calibri" w:hAnsi="Calibri" w:eastAsia="Microsoft YaHei" w:cs="Microsoft YaHei"/>
-                <w:sz w:val="19"/>
-              </w:rPr>
-              <w:t>的标注矩阵；在完成前标题须保持"单一模型"限定</w:t>
+              <w:t>审阅原文口径为：本地小型 1 + 开放权重中型 1 + API 前沿 1，同样两种协议（E1-A / E1-B）</w:t>
+            </w:r>
+            <w:r>
+              <w:rPr>
+                <w:rFonts w:ascii="Calibri" w:hAnsi="Calibri" w:eastAsia="Microsoft YaHei" w:cs="Microsoft YaHei"/>
+                <w:sz w:val="19"/>
+              </w:rPr>
+              <w:t>。本计划自设的「≥3 族 × ≥3 档 = 9 格」是</w:t>
+            </w:r>
+            <w:r>
+              <w:rPr>
+                <w:rFonts w:ascii="Calibri" w:hAnsi="Calibri" w:eastAsia="Microsoft YaHei" w:cs="Microsoft YaHei"/>
+                <w:b/>
+                <w:sz w:val="19"/>
+              </w:rPr>
+              <w:t>自设规则，不得以审阅名义引用</w:t>
+            </w:r>
+            <w:r>
+              <w:rPr>
+                <w:rFonts w:ascii="Calibri" w:hAnsi="Calibri" w:eastAsia="Microsoft YaHei" w:cs="Microsoft YaHei"/>
+                <w:sz w:val="19"/>
+              </w:rPr>
+              <w:t>（审阅 §6.1）。前沿 API 模型跑完前，标题与正文须统一限定为"本地开放权重模型（≤47B、4 比特级量化）"</w:t>
             </w:r>
           </w:p>
         </w:tc>
@@ -9988,7 +10498,7 @@
                 <w:rFonts w:ascii="Calibri" w:hAnsi="Calibri" w:eastAsia="Microsoft YaHei" w:cs="Microsoft YaHei"/>
                 <w:sz w:val="19"/>
               </w:rPr>
-              <w:t>审阅 §5.1</w:t>
+              <w:t>审阅 §6.1、§6.2</w:t>
             </w:r>
           </w:p>
         </w:tc>
@@ -11461,6 +11971,314 @@
           <w:sz w:val="27"/>
         </w:rPr>
         <w:t>10.1 角色与工具对照表</w:t>
+      </w:r>
+    </w:p>
+    <w:p>
+      <w:pPr>
+        <w:spacing w:before="40" w:after="40"/>
+        <w:ind w:left="360"/>
+        <w:pBdr>
+          <w:left w:val="single" w:sz="12" w:space="6" w:color="888888"/>
+        </w:pBdr>
+      </w:pPr>
+      <w:r>
+        <w:rPr>
+          <w:rFonts w:ascii="Calibri" w:hAnsi="Calibri" w:eastAsia="Microsoft YaHei" w:cs="Microsoft YaHei"/>
+          <w:b/>
+          <w:i/>
+          <w:color w:val="555555"/>
+          <w:sz w:val="19"/>
+        </w:rPr>
+        <w:t>⚠ 本表须由学生本人重写（审阅意见 2.3 ①，2026-09-29）。</w:t>
+      </w:r>
+      <w:r>
+        <w:rPr>
+          <w:rFonts w:ascii="Calibri" w:hAnsi="Calibri" w:eastAsia="Microsoft YaHei" w:cs="Microsoft YaHei"/>
+          <w:i/>
+          <w:color w:val="555555"/>
+          <w:sz w:val="19"/>
+        </w:rPr>
+        <w:t xml:space="preserve">  导师的说明很清楚：审阅问的</w:t>
+      </w:r>
+      <w:r>
+        <w:rPr>
+          <w:rFonts w:ascii="Calibri" w:hAnsi="Calibri" w:eastAsia="Microsoft YaHei" w:cs="Microsoft YaHei"/>
+          <w:b/>
+          <w:i/>
+          <w:color w:val="555555"/>
+          <w:sz w:val="19"/>
+        </w:rPr>
+        <w:t>不是有没有用工具，而是谁做了什么</w:t>
+      </w:r>
+      <w:r>
+        <w:rPr>
+          <w:rFonts w:ascii="Calibri" w:hAnsi="Calibri" w:eastAsia="Microsoft YaHei" w:cs="Microsoft YaHei"/>
+          <w:i/>
+          <w:color w:val="555555"/>
+          <w:sz w:val="19"/>
+        </w:rPr>
+        <w:t>。本表当前把工具的份额写为「部分样板代码与测试骨架」「脚本样板与图表生成辅助」「分章语言润色」，并写明实验设计与 31 个分析脚本由本人完成——</w:t>
+      </w:r>
+      <w:r>
+        <w:rPr>
+          <w:rFonts w:ascii="Calibri" w:hAnsi="Calibri" w:eastAsia="Microsoft YaHei" w:cs="Microsoft YaHei"/>
+          <w:b/>
+          <w:i/>
+          <w:color w:val="555555"/>
+          <w:sz w:val="19"/>
+        </w:rPr>
+        <w:t>但仓库中可见的痕迹与此不同</w:t>
+      </w:r>
+      <w:r>
+        <w:rPr>
+          <w:rFonts w:ascii="Calibri" w:hAnsi="Calibri" w:eastAsia="Microsoft YaHei" w:cs="Microsoft YaHei"/>
+          <w:i/>
+          <w:color w:val="555555"/>
+          <w:sz w:val="19"/>
+        </w:rPr>
+        <w:t xml:space="preserve">，导师列举的具体痕迹包括：  1. 整改文档以第二人称称呼学生（「发送动作须你执行」「待你发送」「用户决定」「本会话已闭环」「前序会话」「续会话 11」、引用「继续推进，ollama 不行的使用 colibri 跑验证」），读起来是一个接受指令、按会话工作的主体所写报告的文体； 2. 分析脚本与 README 把 </w:t>
+      </w:r>
+      <w:r>
+        <w:rPr>
+          <w:rFonts w:ascii="Consolas" w:hAnsi="Consolas" w:eastAsia="Microsoft YaHei" w:cs="Microsoft YaHei"/>
+          <w:i/>
+          <w:color w:val="555555"/>
+          <w:sz w:val="19"/>
+        </w:rPr>
+        <w:t>…/.workbuddy/binaries/</w:t>
+      </w:r>
+      <w:r>
+        <w:rPr>
+          <w:rFonts w:ascii="Calibri" w:hAnsi="Calibri" w:eastAsia="Microsoft YaHei" w:cs="Microsoft YaHei"/>
+          <w:i/>
+          <w:color w:val="555555"/>
+          <w:sz w:val="19"/>
+        </w:rPr>
+        <w:t xml:space="preserve"> 下的 Python·Node 指定为运行环境，出现 </w:t>
+      </w:r>
+      <w:r>
+        <w:rPr>
+          <w:rFonts w:ascii="Consolas" w:hAnsi="Consolas" w:eastAsia="Microsoft YaHei" w:cs="Microsoft YaHei"/>
+          <w:i/>
+          <w:color w:val="555555"/>
+          <w:sz w:val="19"/>
+        </w:rPr>
+        <w:t>.workbuddy</w:t>
+      </w:r>
+      <w:r>
+        <w:rPr>
+          <w:rFonts w:ascii="Calibri" w:hAnsi="Calibri" w:eastAsia="Microsoft YaHei" w:cs="Microsoft YaHei"/>
+          <w:i/>
+          <w:color w:val="555555"/>
+          <w:sz w:val="19"/>
+        </w:rPr>
+        <w:t xml:space="preserve"> 的文件有 </w:t>
+      </w:r>
+      <w:r>
+        <w:rPr>
+          <w:rFonts w:ascii="Calibri" w:hAnsi="Calibri" w:eastAsia="Microsoft YaHei" w:cs="Microsoft YaHei"/>
+          <w:b/>
+          <w:i/>
+          <w:color w:val="555555"/>
+          <w:sz w:val="19"/>
+        </w:rPr>
+        <w:t>44 个</w:t>
+      </w:r>
+      <w:r>
+        <w:rPr>
+          <w:rFonts w:ascii="Calibri" w:hAnsi="Calibri" w:eastAsia="Microsoft YaHei" w:cs="Microsoft YaHei"/>
+          <w:i/>
+          <w:color w:val="555555"/>
+          <w:sz w:val="19"/>
+        </w:rPr>
+        <w:t xml:space="preserve">； 3. </w:t>
+      </w:r>
+      <w:r>
+        <w:rPr>
+          <w:rFonts w:ascii="Consolas" w:hAnsi="Consolas" w:eastAsia="Microsoft YaHei" w:cs="Microsoft YaHei"/>
+          <w:i/>
+          <w:color w:val="555555"/>
+          <w:sz w:val="19"/>
+        </w:rPr>
+        <w:t>results/m2/a4_kappa_report.md</w:t>
+      </w:r>
+      <w:r>
+        <w:rPr>
+          <w:rFonts w:ascii="Calibri" w:hAnsi="Calibri" w:eastAsia="Microsoft YaHei" w:cs="Microsoft YaHei"/>
+          <w:i/>
+          <w:color w:val="555555"/>
+          <w:sz w:val="19"/>
+        </w:rPr>
+        <w:t xml:space="preserve"> 写着「coderA 侧的映射是我（AI）按 CODEBOOK 提议的」，同文件第 19 行又写「两侧均为人类编码（coderA 侧映射为 AI 提议、待 coderA 复核）」； 4. 9 月 26 日 19:30 至 9 月 29 日 08:30 共 24 次提交，其中 10 次在 9 月 27 日 00:21~03:14 之间，期间新增 113,602 行，产出英文投稿稿 4 篇（M1 20,475 词、M2 17,187 词、M3 24,441 词、M4 7,616 词）与一篇新稿件。  </w:t>
+      </w:r>
+      <w:r>
+        <w:rPr>
+          <w:rFonts w:ascii="Calibri" w:hAnsi="Calibri" w:eastAsia="Microsoft YaHei" w:cs="Microsoft YaHei"/>
+          <w:b/>
+          <w:i/>
+          <w:color w:val="555555"/>
+          <w:sz w:val="19"/>
+        </w:rPr>
+        <w:t>处理要求</w:t>
+      </w:r>
+      <w:r>
+        <w:rPr>
+          <w:rFonts w:ascii="Calibri" w:hAnsi="Calibri" w:eastAsia="Microsoft YaHei" w:cs="Microsoft YaHei"/>
+          <w:i/>
+          <w:color w:val="555555"/>
+          <w:sz w:val="19"/>
+        </w:rPr>
+        <w:t>：① 本表</w:t>
+      </w:r>
+      <w:r>
+        <w:rPr>
+          <w:rFonts w:ascii="Calibri" w:hAnsi="Calibri" w:eastAsia="Microsoft YaHei" w:cs="Microsoft YaHei"/>
+          <w:b/>
+          <w:i/>
+          <w:color w:val="555555"/>
+          <w:sz w:val="19"/>
+        </w:rPr>
+        <w:t>由学生本人用韩文或英文重写</w:t>
+      </w:r>
+      <w:r>
+        <w:rPr>
+          <w:rFonts w:ascii="Calibri" w:hAnsi="Calibri" w:eastAsia="Microsoft YaHei" w:cs="Microsoft YaHei"/>
+          <w:i/>
+          <w:color w:val="555555"/>
+          <w:sz w:val="19"/>
+        </w:rPr>
+        <w:t>，按稿件写明</w:t>
+      </w:r>
+      <w:r>
+        <w:rPr>
+          <w:rFonts w:ascii="Calibri" w:hAnsi="Calibri" w:eastAsia="Microsoft YaHei" w:cs="Microsoft YaHei"/>
+          <w:b/>
+          <w:i/>
+          <w:color w:val="555555"/>
+          <w:sz w:val="19"/>
+        </w:rPr>
+        <w:t>工具名称</w:t>
+      </w:r>
+      <w:r>
+        <w:rPr>
+          <w:rFonts w:ascii="Calibri" w:hAnsi="Calibri" w:eastAsia="Microsoft YaHei" w:cs="Microsoft YaHei"/>
+          <w:i/>
+          <w:color w:val="555555"/>
+          <w:sz w:val="19"/>
+        </w:rPr>
+        <w:t>、</w:t>
+      </w:r>
+      <w:r>
+        <w:rPr>
+          <w:rFonts w:ascii="Calibri" w:hAnsi="Calibri" w:eastAsia="Microsoft YaHei" w:cs="Microsoft YaHei"/>
+          <w:b/>
+          <w:i/>
+          <w:color w:val="555555"/>
+          <w:sz w:val="19"/>
+        </w:rPr>
+        <w:t>交给工具做的事</w:t>
+      </w:r>
+      <w:r>
+        <w:rPr>
+          <w:rFonts w:ascii="Calibri" w:hAnsi="Calibri" w:eastAsia="Microsoft YaHei" w:cs="Microsoft YaHei"/>
+          <w:i/>
+          <w:color w:val="555555"/>
+          <w:sz w:val="19"/>
+        </w:rPr>
+        <w:t>（代码生成／实验执行／稿件初稿／翻译／整改文档撰写）、以及</w:t>
+      </w:r>
+      <w:r>
+        <w:rPr>
+          <w:rFonts w:ascii="Calibri" w:hAnsi="Calibri" w:eastAsia="Microsoft YaHei" w:cs="Microsoft YaHei"/>
+          <w:b/>
+          <w:i/>
+          <w:color w:val="555555"/>
+          <w:sz w:val="19"/>
+        </w:rPr>
+        <w:t>学生本人审阅的范围</w:t>
+      </w:r>
+      <w:r>
+        <w:rPr>
+          <w:rFonts w:ascii="Calibri" w:hAnsi="Calibri" w:eastAsia="Microsoft YaHei" w:cs="Microsoft YaHei"/>
+          <w:i/>
+          <w:color w:val="555555"/>
+          <w:sz w:val="19"/>
+        </w:rPr>
+        <w:t xml:space="preserve">；② 表中 </w:t>
+      </w:r>
+      <w:r>
+        <w:rPr>
+          <w:rFonts w:ascii="Consolas" w:hAnsi="Consolas" w:eastAsia="Microsoft YaHei" w:cs="Microsoft YaHei"/>
+          <w:i/>
+          <w:color w:val="555555"/>
+          <w:sz w:val="19"/>
+        </w:rPr>
+        <w:t>[确认]</w:t>
+      </w:r>
+      <w:r>
+        <w:rPr>
+          <w:rFonts w:ascii="Calibri" w:hAnsi="Calibri" w:eastAsia="Microsoft YaHei" w:cs="Microsoft YaHei"/>
+          <w:i/>
+          <w:color w:val="555555"/>
+          <w:sz w:val="19"/>
+        </w:rPr>
+        <w:t xml:space="preserve"> 标记</w:t>
+      </w:r>
+      <w:r>
+        <w:rPr>
+          <w:rFonts w:ascii="Calibri" w:hAnsi="Calibri" w:eastAsia="Microsoft YaHei" w:cs="Microsoft YaHei"/>
+          <w:b/>
+          <w:i/>
+          <w:color w:val="555555"/>
+          <w:sz w:val="19"/>
+        </w:rPr>
+        <w:t>须在本人逐项核对后移除，不得在本人核对之前由任何工具代填或清除</w:t>
+      </w:r>
+      <w:r>
+        <w:rPr>
+          <w:rFonts w:ascii="Calibri" w:hAnsi="Calibri" w:eastAsia="Microsoft YaHei" w:cs="Microsoft YaHei"/>
+          <w:i/>
+          <w:color w:val="555555"/>
+          <w:sz w:val="19"/>
+        </w:rPr>
+        <w:t xml:space="preserve">——准备提交的这一版中「设计」「写作」两栏仍留着 </w:t>
+      </w:r>
+      <w:r>
+        <w:rPr>
+          <w:rFonts w:ascii="Consolas" w:hAnsi="Consolas" w:eastAsia="Microsoft YaHei" w:cs="Microsoft YaHei"/>
+          <w:i/>
+          <w:color w:val="555555"/>
+          <w:sz w:val="19"/>
+        </w:rPr>
+        <w:t>[确认]</w:t>
+      </w:r>
+      <w:r>
+        <w:rPr>
+          <w:rFonts w:ascii="Calibri" w:hAnsi="Calibri" w:eastAsia="Microsoft YaHei" w:cs="Microsoft YaHei"/>
+          <w:i/>
+          <w:color w:val="555555"/>
+          <w:sz w:val="19"/>
+        </w:rPr>
+        <w:t xml:space="preserve">，可被读作学生尚未核对；③ M1~M4 英文版的 AI 使用声明须与本表一致（该项已于 2026-09-29 同步改写）。  </w:t>
+      </w:r>
+      <w:r>
+        <w:rPr>
+          <w:rFonts w:ascii="Calibri" w:hAnsi="Calibri" w:eastAsia="Microsoft YaHei" w:cs="Microsoft YaHei"/>
+          <w:b/>
+          <w:i/>
+          <w:color w:val="555555"/>
+          <w:sz w:val="19"/>
+        </w:rPr>
+        <w:t>本表当前的 `[确认]` 标记已按上述要求保留原样，等待本人核对。</w:t>
+      </w:r>
+      <w:r>
+        <w:rPr>
+          <w:rFonts w:ascii="Calibri" w:hAnsi="Calibri" w:eastAsia="Microsoft YaHei" w:cs="Microsoft YaHei"/>
+          <w:i/>
+          <w:color w:val="555555"/>
+          <w:sz w:val="19"/>
+        </w:rPr>
+        <w:t xml:space="preserve"> 下表为待重写版本。</w:t>
       </w:r>
     </w:p>
     <w:tbl>
@@ -11703,7 +12521,7 @@
                 <w:rFonts w:ascii="Calibri" w:hAnsi="Calibri" w:eastAsia="Microsoft YaHei" w:cs="Microsoft YaHei"/>
                 <w:sz w:val="19"/>
               </w:rPr>
-              <w:t xml:space="preserve"> 88 文件 / 25,795 行；</w:t>
+              <w:t xml:space="preserve"> 92 文件 / 26,782 行；</w:t>
             </w:r>
             <w:r>
               <w:rPr>
@@ -12037,7 +12855,7 @@
                 <w:b/>
                 <w:sz w:val="19"/>
               </w:rPr>
-              <w:t>中文→英文翻译（若由 LLM/AI 工具执行，属须披露的 AI 使用，见 §10.4 与 `docs/目标期刊AI披露政策表.md`）</w:t>
+              <w:t>中文→英文翻译（若由 LLM/AI 工具执行，属须披露的 AI 使用，见 §10.4 与 `docs/LearnFlow_研究设计与审阅档案.md（§10 目标期刊 AI 披露政策）`）</w:t>
             </w:r>
           </w:p>
         </w:tc>
@@ -12306,7 +13124,7 @@
                 <w:rFonts w:ascii="Consolas" w:hAnsi="Consolas" w:eastAsia="Microsoft YaHei" w:cs="Microsoft YaHei"/>
                 <w:sz w:val="19"/>
               </w:rPr>
-              <w:t>docs/_重写规范_事实基线与学术体例.md</w:t>
+              <w:t>docs/LearnFlow_研究设计与审阅档案.md（§1 权威事实基线与写作体例）</w:t>
             </w:r>
           </w:p>
         </w:tc>
@@ -12652,7 +13470,7 @@
           <w:rFonts w:ascii="Consolas" w:hAnsi="Consolas" w:eastAsia="Microsoft YaHei" w:cs="Microsoft YaHei"/>
           <w:sz w:val="21"/>
         </w:rPr>
-        <w:t>docs/目标期刊AI披露政策表.md</w:t>
+        <w:t>docs/LearnFlow_研究设计与审阅档案.md（§10 目标期刊 AI 披露政策）</w:t>
       </w:r>
       <w:r>
         <w:rPr>
@@ -13818,7 +14636,7 @@
           <w:rFonts w:ascii="Consolas" w:hAnsi="Consolas" w:eastAsia="Microsoft YaHei" w:cs="Microsoft YaHei"/>
           <w:sz w:val="21"/>
         </w:rPr>
-        <w:t>docs/目标期刊AI披露政策表.md</w:t>
+        <w:t>docs/LearnFlow_研究设计与审阅档案.md（§10 目标期刊 AI 披露政策）</w:t>
       </w:r>
       <w:r>
         <w:rPr>
@@ -13902,7 +14720,1558 @@
           <w:rFonts w:ascii="Calibri" w:hAnsi="Calibri" w:eastAsia="Microsoft YaHei" w:cs="Microsoft YaHei"/>
           <w:sz w:val="32"/>
         </w:rPr>
-        <w:t>11 参考文献</w:t>
+        <w:t>11 实验设计摘要：以 RQ2 为中心的随机分配实验</w:t>
+      </w:r>
+    </w:p>
+    <w:p>
+      <w:pPr>
+        <w:spacing w:before="40" w:after="40"/>
+        <w:ind w:left="360"/>
+        <w:pBdr>
+          <w:left w:val="single" w:sz="12" w:space="6" w:color="888888"/>
+        </w:pBdr>
+      </w:pPr>
+      <w:r>
+        <w:rPr>
+          <w:rFonts w:ascii="Calibri" w:hAnsi="Calibri" w:eastAsia="Microsoft YaHei" w:cs="Microsoft YaHei"/>
+          <w:b/>
+          <w:i/>
+          <w:color w:val="555555"/>
+          <w:sz w:val="19"/>
+        </w:rPr>
+        <w:t>本节依导师 2026-09-29 第二次审阅意见 §11 写入，性质为设计摘要；最终方案在 10 月 6 日面谈中确定。</w:t>
+      </w:r>
+      <w:r>
+        <w:rPr>
+          <w:rFonts w:ascii="Calibri" w:hAnsi="Calibri" w:eastAsia="Microsoft YaHei" w:cs="Microsoft YaHei"/>
+          <w:i/>
+          <w:color w:val="555555"/>
+          <w:sz w:val="19"/>
+        </w:rPr>
+        <w:t xml:space="preserve"> 起点为本计划配套的 </w:t>
+      </w:r>
+      <w:r>
+        <w:rPr>
+          <w:rFonts w:ascii="Consolas" w:hAnsi="Consolas" w:eastAsia="Microsoft YaHei" w:cs="Microsoft YaHei"/>
+          <w:i/>
+          <w:color w:val="555555"/>
+          <w:sz w:val="19"/>
+        </w:rPr>
+        <w:t>docs/LearnFlow_研究设计与审阅档案.md（§9 第二阶段人类被试计划表）</w:t>
+      </w:r>
+      <w:r>
+        <w:rPr>
+          <w:rFonts w:ascii="Calibri" w:hAnsi="Calibri" w:eastAsia="Microsoft YaHei" w:cs="Microsoft YaHei"/>
+          <w:i/>
+          <w:color w:val="555555"/>
+          <w:sz w:val="19"/>
+        </w:rPr>
+        <w:t>（K12 学校以班级为单位的聚类随机，每臂 154~241 人，仅测知觉指标时），合作学校尚未确定。 本节把"必须有真实对象才能确立"的结论收敛为一个实验，并用其产生的资料同时验证其余三条链。</w:t>
+      </w:r>
+    </w:p>
+    <w:p>
+      <w:pPr>
+        <w:pStyle w:val="Heading2"/>
+        <w:spacing w:before="120" w:after="80"/>
+      </w:pPr>
+      <w:r>
+        <w:rPr>
+          <w:rFonts w:ascii="Calibri" w:hAnsi="Calibri" w:eastAsia="Microsoft YaHei" w:cs="Microsoft YaHei"/>
+          <w:sz w:val="27"/>
+        </w:rPr>
+        <w:t>11.1 必须有人参与的结论只有一个</w:t>
+      </w:r>
+    </w:p>
+    <w:tbl>
+      <w:tblPr>
+        <w:tblW w:type="auto" w:w="0"/>
+        <w:jc w:val="center"/>
+        <w:tblLook w:firstColumn="1" w:firstRow="1" w:lastColumn="0" w:lastRow="0" w:noHBand="0" w:noVBand="1" w:val="04A0"/>
+        <w:tblBorders>
+          <w:top w:val="single" w:sz="4" w:space="0" w:color="888888"/>
+          <w:left w:val="single" w:sz="4" w:space="0" w:color="888888"/>
+          <w:bottom w:val="single" w:sz="4" w:space="0" w:color="888888"/>
+          <w:right w:val="single" w:sz="4" w:space="0" w:color="888888"/>
+          <w:insideH w:val="single" w:sz="4" w:space="0" w:color="888888"/>
+          <w:insideV w:val="single" w:sz="4" w:space="0" w:color="888888"/>
+        </w:tblBorders>
+      </w:tblPr>
+      <w:tblGrid>
+        <w:gridCol w:w="4413"/>
+        <w:gridCol w:w="4413"/>
+        <w:gridCol w:w="4413"/>
+      </w:tblGrid>
+      <w:tr>
+        <w:tc>
+          <w:tcPr>
+            <w:tcW w:type="dxa" w:w="4413"/>
+            <w:shd w:val="clear" w:color="auto" w:fill="DDDDDD"/>
+          </w:tcPr>
+          <w:p>
+            <w:r>
+              <w:rPr>
+                <w:b/>
+              </w:rPr>
+            </w:r>
+            <w:r>
+              <w:rPr>
+                <w:rFonts w:ascii="Calibri" w:hAnsi="Calibri" w:eastAsia="Microsoft YaHei" w:cs="Microsoft YaHei"/>
+                <w:b/>
+                <w:sz w:val="19"/>
+              </w:rPr>
+              <w:t>问题</w:t>
+            </w:r>
+          </w:p>
+        </w:tc>
+        <w:tc>
+          <w:tcPr>
+            <w:tcW w:type="dxa" w:w="4413"/>
+            <w:shd w:val="clear" w:color="auto" w:fill="DDDDDD"/>
+          </w:tcPr>
+          <w:p>
+            <w:r>
+              <w:rPr>
+                <w:b/>
+              </w:rPr>
+            </w:r>
+            <w:r>
+              <w:rPr>
+                <w:rFonts w:ascii="Calibri" w:hAnsi="Calibri" w:eastAsia="Microsoft YaHei" w:cs="Microsoft YaHei"/>
+                <w:b/>
+                <w:sz w:val="19"/>
+              </w:rPr>
+              <w:t>是否需要真实对象</w:t>
+            </w:r>
+          </w:p>
+        </w:tc>
+        <w:tc>
+          <w:tcPr>
+            <w:tcW w:type="dxa" w:w="4413"/>
+            <w:shd w:val="clear" w:color="auto" w:fill="DDDDDD"/>
+          </w:tcPr>
+          <w:p>
+            <w:r>
+              <w:rPr>
+                <w:b/>
+              </w:rPr>
+            </w:r>
+            <w:r>
+              <w:rPr>
+                <w:rFonts w:ascii="Calibri" w:hAnsi="Calibri" w:eastAsia="Microsoft YaHei" w:cs="Microsoft YaHei"/>
+                <w:b/>
+                <w:sz w:val="19"/>
+              </w:rPr>
+              <w:t>确立结论的方法</w:t>
+            </w:r>
+          </w:p>
+        </w:tc>
+      </w:tr>
+      <w:tr>
+        <w:tc>
+          <w:tcPr>
+            <w:tcW w:type="dxa" w:w="4413"/>
+          </w:tcPr>
+          <w:p>
+            <w:r/>
+            <w:r>
+              <w:rPr>
+                <w:rFonts w:ascii="Calibri" w:hAnsi="Calibri" w:eastAsia="Microsoft YaHei" w:cs="Microsoft YaHei"/>
+                <w:sz w:val="19"/>
+              </w:rPr>
+              <w:t>RQ1 测量（M1）</w:t>
+            </w:r>
+          </w:p>
+        </w:tc>
+        <w:tc>
+          <w:tcPr>
+            <w:tcW w:type="dxa" w:w="4413"/>
+          </w:tcPr>
+          <w:p>
+            <w:r/>
+            <w:r>
+              <w:rPr>
+                <w:rFonts w:ascii="Calibri" w:hAnsi="Calibri" w:eastAsia="Microsoft YaHei" w:cs="Microsoft YaHei"/>
+                <w:sz w:val="19"/>
+              </w:rPr>
+              <w:t>不需要</w:t>
+            </w:r>
+          </w:p>
+        </w:tc>
+        <w:tc>
+          <w:tcPr>
+            <w:tcW w:type="dxa" w:w="4413"/>
+          </w:tcPr>
+          <w:p>
+            <w:r/>
+            <w:r>
+              <w:rPr>
+                <w:rFonts w:ascii="Calibri" w:hAnsi="Calibri" w:eastAsia="Microsoft YaHei" w:cs="Microsoft YaHei"/>
+                <w:sz w:val="19"/>
+              </w:rPr>
+              <w:t>公开日志足够。人类实验中只作辅助验证</w:t>
+            </w:r>
+          </w:p>
+        </w:tc>
+      </w:tr>
+      <w:tr>
+        <w:tc>
+          <w:tcPr>
+            <w:tcW w:type="dxa" w:w="4413"/>
+          </w:tcPr>
+          <w:p>
+            <w:r/>
+            <w:r>
+              <w:rPr>
+                <w:rFonts w:ascii="Calibri" w:hAnsi="Calibri" w:eastAsia="Microsoft YaHei" w:cs="Microsoft YaHei"/>
+                <w:sz w:val="19"/>
+              </w:rPr>
+              <w:t>RQ2 85% 规则</w:t>
+            </w:r>
+          </w:p>
+        </w:tc>
+        <w:tc>
+          <w:tcPr>
+            <w:tcW w:type="dxa" w:w="4413"/>
+          </w:tcPr>
+          <w:p>
+            <w:r/>
+            <w:r>
+              <w:rPr>
+                <w:rFonts w:ascii="Calibri" w:hAnsi="Calibri" w:eastAsia="Microsoft YaHei" w:cs="Microsoft YaHei"/>
+                <w:b/>
+                <w:sz w:val="19"/>
+              </w:rPr>
+              <w:t>需要</w:t>
+            </w:r>
+          </w:p>
+        </w:tc>
+        <w:tc>
+          <w:tcPr>
+            <w:tcW w:type="dxa" w:w="4413"/>
+          </w:tcPr>
+          <w:p>
+            <w:r/>
+            <w:r>
+              <w:rPr>
+                <w:rFonts w:ascii="Calibri" w:hAnsi="Calibri" w:eastAsia="Microsoft YaHei" w:cs="Microsoft YaHei"/>
+                <w:sz w:val="19"/>
+              </w:rPr>
+              <w:t>观察日志无法建立识别（§4.5 与本计划 §3.2）。除随机分配难度的实验，别无他路</w:t>
+            </w:r>
+          </w:p>
+        </w:tc>
+      </w:tr>
+      <w:tr>
+        <w:tc>
+          <w:tcPr>
+            <w:tcW w:type="dxa" w:w="4413"/>
+          </w:tcPr>
+          <w:p>
+            <w:r/>
+            <w:r>
+              <w:rPr>
+                <w:rFonts w:ascii="Calibri" w:hAnsi="Calibri" w:eastAsia="Microsoft YaHei" w:cs="Microsoft YaHei"/>
+                <w:sz w:val="19"/>
+              </w:rPr>
+              <w:t>RQ3 LLM 难度先验（M3）</w:t>
+            </w:r>
+          </w:p>
+        </w:tc>
+        <w:tc>
+          <w:tcPr>
+            <w:tcW w:type="dxa" w:w="4413"/>
+          </w:tcPr>
+          <w:p>
+            <w:r/>
+            <w:r>
+              <w:rPr>
+                <w:rFonts w:ascii="Calibri" w:hAnsi="Calibri" w:eastAsia="Microsoft YaHei" w:cs="Microsoft YaHei"/>
+                <w:sz w:val="19"/>
+              </w:rPr>
+              <w:t>不需要</w:t>
+            </w:r>
+          </w:p>
+        </w:tc>
+        <w:tc>
+          <w:tcPr>
+            <w:tcW w:type="dxa" w:w="4413"/>
+          </w:tcPr>
+          <w:p>
+            <w:r/>
+            <w:r>
+              <w:rPr>
+                <w:rFonts w:ascii="Calibri" w:hAnsi="Calibri" w:eastAsia="Microsoft YaHei" w:cs="Microsoft YaHei"/>
+                <w:sz w:val="19"/>
+              </w:rPr>
+              <w:t>但若人类实验中收集到新编题目的真实正确率，就能用 LLM 训练时从未见过的题目来验证</w:t>
+            </w:r>
+          </w:p>
+        </w:tc>
+      </w:tr>
+      <w:tr>
+        <w:tc>
+          <w:tcPr>
+            <w:tcW w:type="dxa" w:w="4413"/>
+          </w:tcPr>
+          <w:p>
+            <w:r/>
+            <w:r>
+              <w:rPr>
+                <w:rFonts w:ascii="Calibri" w:hAnsi="Calibri" w:eastAsia="Microsoft YaHei" w:cs="Microsoft YaHei"/>
+                <w:sz w:val="19"/>
+              </w:rPr>
+              <w:t>RQ4 冲突（M2）</w:t>
+            </w:r>
+          </w:p>
+        </w:tc>
+        <w:tc>
+          <w:tcPr>
+            <w:tcW w:type="dxa" w:w="4413"/>
+          </w:tcPr>
+          <w:p>
+            <w:r/>
+            <w:r>
+              <w:rPr>
+                <w:rFonts w:ascii="Calibri" w:hAnsi="Calibri" w:eastAsia="Microsoft YaHei" w:cs="Microsoft YaHei"/>
+                <w:sz w:val="19"/>
+              </w:rPr>
+              <w:t>可选</w:t>
+            </w:r>
+          </w:p>
+        </w:tc>
+        <w:tc>
+          <w:tcPr>
+            <w:tcW w:type="dxa" w:w="4413"/>
+          </w:tcPr>
+          <w:p>
+            <w:r/>
+            <w:r>
+              <w:rPr>
+                <w:rFonts w:ascii="Calibri" w:hAnsi="Calibri" w:eastAsia="Microsoft YaHei" w:cs="Microsoft YaHei"/>
+                <w:sz w:val="19"/>
+              </w:rPr>
+              <w:t>在只开启具备真实逻辑功能的小规模部署中收集账本记录</w:t>
+            </w:r>
+          </w:p>
+        </w:tc>
+      </w:tr>
+    </w:tbl>
+    <w:p/>
+    <w:p>
+      <w:pPr>
+        <w:spacing w:after="120"/>
+      </w:pPr>
+      <w:r>
+        <w:rPr>
+          <w:rFonts w:ascii="Calibri" w:hAnsi="Calibri" w:eastAsia="Microsoft YaHei" w:cs="Microsoft YaHei"/>
+          <w:sz w:val="21"/>
+        </w:rPr>
+        <w:t>因此以 RQ2 为中心设计一个实验，并用其产生的资料同时验证 RQ1 与 RQ3。</w:t>
+      </w:r>
+    </w:p>
+    <w:p>
+      <w:pPr>
+        <w:pStyle w:val="Heading2"/>
+        <w:spacing w:before="120" w:after="80"/>
+      </w:pPr>
+      <w:r>
+        <w:rPr>
+          <w:rFonts w:ascii="Calibri" w:hAnsi="Calibri" w:eastAsia="Microsoft YaHei" w:cs="Microsoft YaHei"/>
+          <w:sz w:val="27"/>
+        </w:rPr>
+        <w:t>11.2 RQ2 主实验设计</w:t>
+      </w:r>
+    </w:p>
+    <w:tbl>
+      <w:tblPr>
+        <w:tblW w:type="auto" w:w="0"/>
+        <w:jc w:val="center"/>
+        <w:tblLook w:firstColumn="1" w:firstRow="1" w:lastColumn="0" w:lastRow="0" w:noHBand="0" w:noVBand="1" w:val="04A0"/>
+        <w:tblBorders>
+          <w:top w:val="single" w:sz="4" w:space="0" w:color="888888"/>
+          <w:left w:val="single" w:sz="4" w:space="0" w:color="888888"/>
+          <w:bottom w:val="single" w:sz="4" w:space="0" w:color="888888"/>
+          <w:right w:val="single" w:sz="4" w:space="0" w:color="888888"/>
+          <w:insideH w:val="single" w:sz="4" w:space="0" w:color="888888"/>
+          <w:insideV w:val="single" w:sz="4" w:space="0" w:color="888888"/>
+        </w:tblBorders>
+      </w:tblPr>
+      <w:tblGrid>
+        <w:gridCol w:w="4413"/>
+        <w:gridCol w:w="4413"/>
+        <w:gridCol w:w="4413"/>
+      </w:tblGrid>
+      <w:tr>
+        <w:tc>
+          <w:tcPr>
+            <w:tcW w:type="dxa" w:w="4413"/>
+            <w:shd w:val="clear" w:color="auto" w:fill="DDDDDD"/>
+          </w:tcPr>
+          <w:p>
+            <w:r>
+              <w:rPr>
+                <w:b/>
+              </w:rPr>
+            </w:r>
+            <w:r>
+              <w:rPr>
+                <w:rFonts w:ascii="Calibri" w:hAnsi="Calibri" w:eastAsia="Microsoft YaHei" w:cs="Microsoft YaHei"/>
+                <w:b/>
+                <w:sz w:val="19"/>
+              </w:rPr>
+              <w:t>项目</w:t>
+            </w:r>
+          </w:p>
+        </w:tc>
+        <w:tc>
+          <w:tcPr>
+            <w:tcW w:type="dxa" w:w="4413"/>
+            <w:shd w:val="clear" w:color="auto" w:fill="DDDDDD"/>
+          </w:tcPr>
+          <w:p>
+            <w:r>
+              <w:rPr>
+                <w:b/>
+              </w:rPr>
+            </w:r>
+            <w:r>
+              <w:rPr>
+                <w:rFonts w:ascii="Calibri" w:hAnsi="Calibri" w:eastAsia="Microsoft YaHei" w:cs="Microsoft YaHei"/>
+                <w:b/>
+                <w:sz w:val="19"/>
+              </w:rPr>
+              <w:t>设计</w:t>
+            </w:r>
+          </w:p>
+        </w:tc>
+        <w:tc>
+          <w:tcPr>
+            <w:tcW w:type="dxa" w:w="4413"/>
+            <w:shd w:val="clear" w:color="auto" w:fill="DDDDDD"/>
+          </w:tcPr>
+          <w:p>
+            <w:r>
+              <w:rPr>
+                <w:b/>
+              </w:rPr>
+            </w:r>
+            <w:r>
+              <w:rPr>
+                <w:rFonts w:ascii="Calibri" w:hAnsi="Calibri" w:eastAsia="Microsoft YaHei" w:cs="Microsoft YaHei"/>
+                <w:b/>
+                <w:sz w:val="19"/>
+              </w:rPr>
+              <w:t>理由</w:t>
+            </w:r>
+          </w:p>
+        </w:tc>
+      </w:tr>
+      <w:tr>
+        <w:tc>
+          <w:tcPr>
+            <w:tcW w:type="dxa" w:w="4413"/>
+          </w:tcPr>
+          <w:p>
+            <w:r/>
+            <w:r>
+              <w:rPr>
+                <w:rFonts w:ascii="Calibri" w:hAnsi="Calibri" w:eastAsia="Microsoft YaHei" w:cs="Microsoft YaHei"/>
+                <w:sz w:val="19"/>
+              </w:rPr>
+              <w:t>对象</w:t>
+            </w:r>
+          </w:p>
+        </w:tc>
+        <w:tc>
+          <w:tcPr>
+            <w:tcW w:type="dxa" w:w="4413"/>
+          </w:tcPr>
+          <w:p>
+            <w:r/>
+            <w:r>
+              <w:rPr>
+                <w:rFonts w:ascii="Calibri" w:hAnsi="Calibri" w:eastAsia="Microsoft YaHei" w:cs="Microsoft YaHei"/>
+                <w:sz w:val="19"/>
+              </w:rPr>
+              <w:t>先从成年大学生开始，以个人为单位随机分配</w:t>
+            </w:r>
+          </w:p>
+        </w:tc>
+        <w:tc>
+          <w:tcPr>
+            <w:tcW w:type="dxa" w:w="4413"/>
+          </w:tcPr>
+          <w:p>
+            <w:r/>
+            <w:r>
+              <w:rPr>
+                <w:rFonts w:ascii="Calibri" w:hAnsi="Calibri" w:eastAsia="Microsoft YaHei" w:cs="Microsoft YaHei"/>
+                <w:sz w:val="19"/>
+              </w:rPr>
+              <w:t>K12 需合作学校与监护人同意，又是聚类设计，每臂需 154~241 人（那还是知觉指标的标准，若测学习提升需要更多）。成年人按个人分配时，两组比较（d = 0.4）每组约 100 人</w:t>
+            </w:r>
+          </w:p>
+        </w:tc>
+      </w:tr>
+      <w:tr>
+        <w:tc>
+          <w:tcPr>
+            <w:tcW w:type="dxa" w:w="4413"/>
+          </w:tcPr>
+          <w:p>
+            <w:r/>
+            <w:r>
+              <w:rPr>
+                <w:rFonts w:ascii="Calibri" w:hAnsi="Calibri" w:eastAsia="Microsoft YaHei" w:cs="Microsoft YaHei"/>
+                <w:sz w:val="19"/>
+              </w:rPr>
+              <w:t>任务</w:t>
+            </w:r>
+          </w:p>
+        </w:tc>
+        <w:tc>
+          <w:tcPr>
+            <w:tcW w:type="dxa" w:w="4413"/>
+          </w:tcPr>
+          <w:p>
+            <w:r/>
+            <w:r>
+              <w:rPr>
+                <w:rFonts w:ascii="Calibri" w:hAnsi="Calibri" w:eastAsia="Microsoft YaHei" w:cs="Microsoft YaHei"/>
+                <w:sz w:val="19"/>
+              </w:rPr>
+              <w:t>能大量编制自动评分题目的科目。例：分数·概率计算、"这条 Linux 命令的输出是什么？"</w:t>
+            </w:r>
+          </w:p>
+        </w:tc>
+        <w:tc>
+          <w:tcPr>
+            <w:tcW w:type="dxa" w:w="4413"/>
+          </w:tcPr>
+          <w:p>
+            <w:r/>
+            <w:r>
+              <w:rPr>
+                <w:rFonts w:ascii="Calibri" w:hAnsi="Calibri" w:eastAsia="Microsoft YaHei" w:cs="Microsoft YaHei"/>
+                <w:sz w:val="19"/>
+              </w:rPr>
+              <w:t>题目要多才能对准目标难度；新编题目也不用担心混入 LLM 训练数据</w:t>
+            </w:r>
+          </w:p>
+        </w:tc>
+      </w:tr>
+      <w:tr>
+        <w:tc>
+          <w:tcPr>
+            <w:tcW w:type="dxa" w:w="4413"/>
+          </w:tcPr>
+          <w:p>
+            <w:r/>
+            <w:r>
+              <w:rPr>
+                <w:rFonts w:ascii="Calibri" w:hAnsi="Calibri" w:eastAsia="Microsoft YaHei" w:cs="Microsoft YaHei"/>
+                <w:sz w:val="19"/>
+              </w:rPr>
+              <w:t>处理（操纵）</w:t>
+            </w:r>
+          </w:p>
+        </w:tc>
+        <w:tc>
+          <w:tcPr>
+            <w:tcW w:type="dxa" w:w="4413"/>
+          </w:tcPr>
+          <w:p>
+            <w:r/>
+            <w:r>
+              <w:rPr>
+                <w:rFonts w:ascii="Calibri" w:hAnsi="Calibri" w:eastAsia="Microsoft YaHei" w:cs="Microsoft YaHei"/>
+                <w:sz w:val="19"/>
+              </w:rPr>
+              <w:t>目标正确率 65% / 75% / 85% / 95%。应用用学生能力估计与题目难度计算预测正确率，给出最接近目标的题目</w:t>
+            </w:r>
+          </w:p>
+        </w:tc>
+        <w:tc>
+          <w:tcPr>
+            <w:tcW w:type="dxa" w:w="4413"/>
+          </w:tcPr>
+          <w:p>
+            <w:r/>
+            <w:r>
+              <w:rPr>
+                <w:rFonts w:ascii="Calibri" w:hAnsi="Calibri" w:eastAsia="Microsoft YaHei" w:cs="Microsoft YaHei"/>
+                <w:sz w:val="19"/>
+              </w:rPr>
+              <w:t>"系统所选的难度"就是处理，正是 85% 规则所说的那个量。由于随机分配，不会出现 §4.5 第 1 版 AIPW 那样的识别问题</w:t>
+            </w:r>
+          </w:p>
+        </w:tc>
+      </w:tr>
+      <w:tr>
+        <w:tc>
+          <w:tcPr>
+            <w:tcW w:type="dxa" w:w="4413"/>
+          </w:tcPr>
+          <w:p>
+            <w:r/>
+            <w:r>
+              <w:rPr>
+                <w:rFonts w:ascii="Calibri" w:hAnsi="Calibri" w:eastAsia="Microsoft YaHei" w:cs="Microsoft YaHei"/>
+                <w:sz w:val="19"/>
+              </w:rPr>
+              <w:t>设计</w:t>
+            </w:r>
+          </w:p>
+        </w:tc>
+        <w:tc>
+          <w:tcPr>
+            <w:tcW w:type="dxa" w:w="4413"/>
+          </w:tcPr>
+          <w:p>
+            <w:r/>
+            <w:r>
+              <w:rPr>
+                <w:rFonts w:ascii="Calibri" w:hAnsi="Calibri" w:eastAsia="Microsoft YaHei" w:cs="Microsoft YaHei"/>
+                <w:sz w:val="19"/>
+              </w:rPr>
+              <w:t>被试内设计。一名学生用不同目标难度练习 4 个相互独立的主题，主题与顺序的组合用拉丁方平衡。另设一个不练习的第五个主题</w:t>
+            </w:r>
+          </w:p>
+        </w:tc>
+        <w:tc>
+          <w:tcPr>
+            <w:tcW w:type="dxa" w:w="4413"/>
+          </w:tcPr>
+          <w:p>
+            <w:r/>
+            <w:r>
+              <w:rPr>
+                <w:rFonts w:ascii="Calibri" w:hAnsi="Calibri" w:eastAsia="Microsoft YaHei" w:cs="Microsoft YaHei"/>
+                <w:sz w:val="19"/>
+              </w:rPr>
+              <w:t>学生成为自己的对照组，样本减少。两条件配对比较（d_z = 0.4）约 50 人</w:t>
+            </w:r>
+          </w:p>
+        </w:tc>
+      </w:tr>
+      <w:tr>
+        <w:tc>
+          <w:tcPr>
+            <w:tcW w:type="dxa" w:w="4413"/>
+          </w:tcPr>
+          <w:p>
+            <w:r/>
+            <w:r>
+              <w:rPr>
+                <w:rFonts w:ascii="Calibri" w:hAnsi="Calibri" w:eastAsia="Microsoft YaHei" w:cs="Microsoft YaHei"/>
+                <w:sz w:val="19"/>
+              </w:rPr>
+              <w:t>结局测量</w:t>
+            </w:r>
+          </w:p>
+        </w:tc>
+        <w:tc>
+          <w:tcPr>
+            <w:tcW w:type="dxa" w:w="4413"/>
+          </w:tcPr>
+          <w:p>
+            <w:r/>
+            <w:r>
+              <w:rPr>
+                <w:rFonts w:ascii="Calibri" w:hAnsi="Calibri" w:eastAsia="Microsoft YaHei" w:cs="Microsoft YaHei"/>
+                <w:sz w:val="19"/>
+              </w:rPr>
+              <w:t>前测 → 各主题练习（20~30 分钟）→ 即时测验 → 1 周后延迟测验。与练习题不重叠的平行题</w:t>
+            </w:r>
+          </w:p>
+        </w:tc>
+        <w:tc>
+          <w:tcPr>
+            <w:tcW w:type="dxa" w:w="4413"/>
+          </w:tcPr>
+          <w:p>
+            <w:r/>
+            <w:r>
+              <w:rPr>
+                <w:rFonts w:ascii="Calibri" w:hAnsi="Calibri" w:eastAsia="Microsoft YaHei" w:cs="Microsoft YaHei"/>
+                <w:sz w:val="19"/>
+              </w:rPr>
+              <w:t>练习正确率是被操纵的变量，不能作结局。学习用另外的测验来测</w:t>
+            </w:r>
+          </w:p>
+        </w:tc>
+      </w:tr>
+      <w:tr>
+        <w:tc>
+          <w:tcPr>
+            <w:tcW w:type="dxa" w:w="4413"/>
+          </w:tcPr>
+          <w:p>
+            <w:r/>
+            <w:r>
+              <w:rPr>
+                <w:rFonts w:ascii="Calibri" w:hAnsi="Calibri" w:eastAsia="Microsoft YaHei" w:cs="Microsoft YaHei"/>
+                <w:sz w:val="19"/>
+              </w:rPr>
+              <w:t>操纵检查</w:t>
+            </w:r>
+          </w:p>
+        </w:tc>
+        <w:tc>
+          <w:tcPr>
+            <w:tcW w:type="dxa" w:w="4413"/>
+          </w:tcPr>
+          <w:p>
+            <w:r/>
+            <w:r>
+              <w:rPr>
+                <w:rFonts w:ascii="Calibri" w:hAnsi="Calibri" w:eastAsia="Microsoft YaHei" w:cs="Microsoft YaHei"/>
+                <w:sz w:val="19"/>
+              </w:rPr>
+              <w:t>看实际练习正确率是否按目标分开（目标 ±3 个百分点）</w:t>
+            </w:r>
+          </w:p>
+        </w:tc>
+        <w:tc>
+          <w:tcPr>
+            <w:tcW w:type="dxa" w:w="4413"/>
+          </w:tcPr>
+          <w:p>
+            <w:r/>
+            <w:r>
+              <w:rPr>
+                <w:rFonts w:ascii="Calibri" w:hAnsi="Calibri" w:eastAsia="Microsoft YaHei" w:cs="Microsoft YaHei"/>
+                <w:sz w:val="19"/>
+              </w:rPr>
+              <w:t>若题目难度校准有误，会在这里暴露</w:t>
+            </w:r>
+          </w:p>
+        </w:tc>
+      </w:tr>
+      <w:tr>
+        <w:tc>
+          <w:tcPr>
+            <w:tcW w:type="dxa" w:w="4413"/>
+          </w:tcPr>
+          <w:p>
+            <w:r/>
+            <w:r>
+              <w:rPr>
+                <w:rFonts w:ascii="Calibri" w:hAnsi="Calibri" w:eastAsia="Microsoft YaHei" w:cs="Microsoft YaHei"/>
+                <w:sz w:val="19"/>
+              </w:rPr>
+              <w:t>阳性对照</w:t>
+            </w:r>
+          </w:p>
+        </w:tc>
+        <w:tc>
+          <w:tcPr>
+            <w:tcW w:type="dxa" w:w="4413"/>
+          </w:tcPr>
+          <w:p>
+            <w:r/>
+            <w:r>
+              <w:rPr>
+                <w:rFonts w:ascii="Calibri" w:hAnsi="Calibri" w:eastAsia="Microsoft YaHei" w:cs="Microsoft YaHei"/>
+                <w:sz w:val="19"/>
+              </w:rPr>
+              <w:t>练习过的主题比未练习的主题提高得多</w:t>
+            </w:r>
+          </w:p>
+        </w:tc>
+        <w:tc>
+          <w:tcPr>
+            <w:tcW w:type="dxa" w:w="4413"/>
+          </w:tcPr>
+          <w:p>
+            <w:r/>
+            <w:r>
+              <w:rPr>
+                <w:rFonts w:ascii="Calibri" w:hAnsi="Calibri" w:eastAsia="Microsoft YaHei" w:cs="Microsoft YaHei"/>
+                <w:sz w:val="19"/>
+              </w:rPr>
+              <w:t>练习效应是已知效应，不像第 1 版的 P-pos-1 那样以待检验假设为前提</w:t>
+            </w:r>
+          </w:p>
+        </w:tc>
+      </w:tr>
+      <w:tr>
+        <w:tc>
+          <w:tcPr>
+            <w:tcW w:type="dxa" w:w="4413"/>
+          </w:tcPr>
+          <w:p>
+            <w:r/>
+            <w:r>
+              <w:rPr>
+                <w:rFonts w:ascii="Calibri" w:hAnsi="Calibri" w:eastAsia="Microsoft YaHei" w:cs="Microsoft YaHei"/>
+                <w:sz w:val="19"/>
+              </w:rPr>
+              <w:t>阴性对照</w:t>
+            </w:r>
+          </w:p>
+        </w:tc>
+        <w:tc>
+          <w:tcPr>
+            <w:tcW w:type="dxa" w:w="4413"/>
+          </w:tcPr>
+          <w:p>
+            <w:r/>
+            <w:r>
+              <w:rPr>
+                <w:rFonts w:ascii="Calibri" w:hAnsi="Calibri" w:eastAsia="Microsoft YaHei" w:cs="Microsoft YaHei"/>
+                <w:sz w:val="19"/>
+              </w:rPr>
+              <w:t>未练习主题的分数不应随条件变化</w:t>
+            </w:r>
+          </w:p>
+        </w:tc>
+        <w:tc>
+          <w:tcPr>
+            <w:tcW w:type="dxa" w:w="4413"/>
+          </w:tcPr>
+          <w:p>
+            <w:r/>
+            <w:r>
+              <w:rPr>
+                <w:rFonts w:ascii="Calibri" w:hAnsi="Calibri" w:eastAsia="Microsoft YaHei" w:cs="Microsoft YaHei"/>
+                <w:sz w:val="19"/>
+              </w:rPr>
+              <w:t>检查条件之间是否有其他途径渗漏</w:t>
+            </w:r>
+          </w:p>
+        </w:tc>
+      </w:tr>
+      <w:tr>
+        <w:tc>
+          <w:tcPr>
+            <w:tcW w:type="dxa" w:w="4413"/>
+          </w:tcPr>
+          <w:p>
+            <w:r/>
+            <w:r>
+              <w:rPr>
+                <w:rFonts w:ascii="Calibri" w:hAnsi="Calibri" w:eastAsia="Microsoft YaHei" w:cs="Microsoft YaHei"/>
+                <w:sz w:val="19"/>
+              </w:rPr>
+              <w:t>预注册</w:t>
+            </w:r>
+          </w:p>
+        </w:tc>
+        <w:tc>
+          <w:tcPr>
+            <w:tcW w:type="dxa" w:w="4413"/>
+          </w:tcPr>
+          <w:p>
+            <w:r/>
+            <w:r>
+              <w:rPr>
+                <w:rFonts w:ascii="Calibri" w:hAnsi="Calibri" w:eastAsia="Microsoft YaHei" w:cs="Microsoft YaHei"/>
+                <w:sz w:val="19"/>
+              </w:rPr>
+              <w:t>把假设、分析模型、排除标准上传 OSF 并打 git tag 后再执行</w:t>
+            </w:r>
+          </w:p>
+        </w:tc>
+        <w:tc>
+          <w:tcPr>
+            <w:tcW w:type="dxa" w:w="4413"/>
+          </w:tcPr>
+          <w:p>
+            <w:r/>
+            <w:r>
+              <w:rPr>
+                <w:rFonts w:ascii="Calibri" w:hAnsi="Calibri" w:eastAsia="Microsoft YaHei" w:cs="Microsoft YaHei"/>
+                <w:sz w:val="19"/>
+              </w:rPr>
+              <w:t>从一开始就解决 §4.5 中成问题的先后证明</w:t>
+            </w:r>
+          </w:p>
+        </w:tc>
+      </w:tr>
+      <w:tr>
+        <w:tc>
+          <w:tcPr>
+            <w:tcW w:type="dxa" w:w="4413"/>
+          </w:tcPr>
+          <w:p>
+            <w:r/>
+            <w:r>
+              <w:rPr>
+                <w:rFonts w:ascii="Calibri" w:hAnsi="Calibri" w:eastAsia="Microsoft YaHei" w:cs="Microsoft YaHei"/>
+                <w:sz w:val="19"/>
+              </w:rPr>
+              <w:t>分析</w:t>
+            </w:r>
+          </w:p>
+        </w:tc>
+        <w:tc>
+          <w:tcPr>
+            <w:tcW w:type="dxa" w:w="4413"/>
+          </w:tcPr>
+          <w:p>
+            <w:r/>
+            <w:r>
+              <w:rPr>
+                <w:rFonts w:ascii="Calibri" w:hAnsi="Calibri" w:eastAsia="Microsoft YaHei" w:cs="Microsoft YaHei"/>
+                <w:sz w:val="19"/>
+              </w:rPr>
+              <w:t>以学生与主题为随机效应的混合模型。用目标正确率的二次项检验倒 U 形</w:t>
+            </w:r>
+          </w:p>
+        </w:tc>
+        <w:tc>
+          <w:tcPr>
+            <w:tcW w:type="dxa" w:w="4413"/>
+          </w:tcPr>
+          <w:p>
+            <w:r/>
+            <w:r>
+              <w:rPr>
+                <w:rFonts w:ascii="Calibri" w:hAnsi="Calibri" w:eastAsia="Microsoft YaHei" w:cs="Microsoft YaHei"/>
+                <w:sz w:val="19"/>
+              </w:rPr>
+              <w:t>在一个模型里同时看四档比较与曲线形状</w:t>
+            </w:r>
+          </w:p>
+        </w:tc>
+      </w:tr>
+      <w:tr>
+        <w:tc>
+          <w:tcPr>
+            <w:tcW w:type="dxa" w:w="4413"/>
+          </w:tcPr>
+          <w:p>
+            <w:r/>
+            <w:r>
+              <w:rPr>
+                <w:rFonts w:ascii="Calibri" w:hAnsi="Calibri" w:eastAsia="Microsoft YaHei" w:cs="Microsoft YaHei"/>
+                <w:sz w:val="19"/>
+              </w:rPr>
+              <w:t>样本确定</w:t>
+            </w:r>
+          </w:p>
+        </w:tc>
+        <w:tc>
+          <w:tcPr>
+            <w:tcW w:type="dxa" w:w="4413"/>
+          </w:tcPr>
+          <w:p>
+            <w:r/>
+            <w:r>
+              <w:rPr>
+                <w:rFonts w:ascii="Calibri" w:hAnsi="Calibri" w:eastAsia="Microsoft YaHei" w:cs="Microsoft YaHei"/>
+                <w:sz w:val="19"/>
+              </w:rPr>
+              <w:t>先用 10~15 人的预调查测效应量与学生间变异，再以功效分析确定</w:t>
+            </w:r>
+          </w:p>
+        </w:tc>
+        <w:tc>
+          <w:tcPr>
+            <w:tcW w:type="dxa" w:w="4413"/>
+          </w:tcPr>
+          <w:p>
+            <w:r/>
+            <w:r>
+              <w:rPr>
+                <w:rFonts w:ascii="Calibri" w:hAnsi="Calibri" w:eastAsia="Microsoft YaHei" w:cs="Microsoft YaHei"/>
+                <w:sz w:val="19"/>
+              </w:rPr>
+              <w:t>上面的约 50 人·约 100 人是假设 d = 0.4 的值</w:t>
+            </w:r>
+          </w:p>
+        </w:tc>
+      </w:tr>
+    </w:tbl>
+    <w:p/>
+    <w:p>
+      <w:pPr>
+        <w:spacing w:after="120"/>
+      </w:pPr>
+      <w:r>
+        <w:rPr>
+          <w:rFonts w:ascii="Calibri" w:hAnsi="Calibri" w:eastAsia="Microsoft YaHei" w:cs="Microsoft YaHei"/>
+          <w:b/>
+          <w:sz w:val="21"/>
+        </w:rPr>
+        <w:t>预先写明每种结果下要说的话，使论文无论出现哪种结果都能成立。</w:t>
+      </w:r>
+    </w:p>
+    <w:tbl>
+      <w:tblPr>
+        <w:tblW w:type="auto" w:w="0"/>
+        <w:jc w:val="center"/>
+        <w:tblLook w:firstColumn="1" w:firstRow="1" w:lastColumn="0" w:lastRow="0" w:noHBand="0" w:noVBand="1" w:val="04A0"/>
+        <w:tblBorders>
+          <w:top w:val="single" w:sz="4" w:space="0" w:color="888888"/>
+          <w:left w:val="single" w:sz="4" w:space="0" w:color="888888"/>
+          <w:bottom w:val="single" w:sz="4" w:space="0" w:color="888888"/>
+          <w:right w:val="single" w:sz="4" w:space="0" w:color="888888"/>
+          <w:insideH w:val="single" w:sz="4" w:space="0" w:color="888888"/>
+          <w:insideV w:val="single" w:sz="4" w:space="0" w:color="888888"/>
+        </w:tblBorders>
+      </w:tblPr>
+      <w:tblGrid>
+        <w:gridCol w:w="6620"/>
+        <w:gridCol w:w="6620"/>
+      </w:tblGrid>
+      <w:tr>
+        <w:tc>
+          <w:tcPr>
+            <w:tcW w:type="dxa" w:w="6620"/>
+            <w:shd w:val="clear" w:color="auto" w:fill="DDDDDD"/>
+          </w:tcPr>
+          <w:p>
+            <w:r>
+              <w:rPr>
+                <w:b/>
+              </w:rPr>
+            </w:r>
+            <w:r>
+              <w:rPr>
+                <w:rFonts w:ascii="Calibri" w:hAnsi="Calibri" w:eastAsia="Microsoft YaHei" w:cs="Microsoft YaHei"/>
+                <w:b/>
+                <w:sz w:val="19"/>
+              </w:rPr>
+              <w:t>结果若是这样</w:t>
+            </w:r>
+          </w:p>
+        </w:tc>
+        <w:tc>
+          <w:tcPr>
+            <w:tcW w:type="dxa" w:w="6620"/>
+            <w:shd w:val="clear" w:color="auto" w:fill="DDDDDD"/>
+          </w:tcPr>
+          <w:p>
+            <w:r>
+              <w:rPr>
+                <w:b/>
+              </w:rPr>
+            </w:r>
+            <w:r>
+              <w:rPr>
+                <w:rFonts w:ascii="Calibri" w:hAnsi="Calibri" w:eastAsia="Microsoft YaHei" w:cs="Microsoft YaHei"/>
+                <w:b/>
+                <w:sz w:val="19"/>
+              </w:rPr>
+              <w:t>论文将要说的</w:t>
+            </w:r>
+          </w:p>
+        </w:tc>
+      </w:tr>
+      <w:tr>
+        <w:tc>
+          <w:tcPr>
+            <w:tcW w:type="dxa" w:w="6620"/>
+          </w:tcPr>
+          <w:p>
+            <w:r/>
+            <w:r>
+              <w:rPr>
+                <w:rFonts w:ascii="Calibri" w:hAnsi="Calibri" w:eastAsia="Microsoft YaHei" w:cs="Microsoft YaHei"/>
+                <w:sz w:val="19"/>
+              </w:rPr>
+              <w:t>85% 条件下延迟测验提升最大，呈倒 U 形</w:t>
+            </w:r>
+          </w:p>
+        </w:tc>
+        <w:tc>
+          <w:tcPr>
+            <w:tcW w:type="dxa" w:w="6620"/>
+          </w:tcPr>
+          <w:p>
+            <w:r/>
+            <w:r>
+              <w:rPr>
+                <w:rFonts w:ascii="Calibri" w:hAnsi="Calibri" w:eastAsia="Microsoft YaHei" w:cs="Microsoft YaHei"/>
+                <w:sz w:val="19"/>
+              </w:rPr>
+              <w:t>85% 规则在该任务·对象上成立</w:t>
+            </w:r>
+          </w:p>
+        </w:tc>
+      </w:tr>
+      <w:tr>
+        <w:tc>
+          <w:tcPr>
+            <w:tcW w:type="dxa" w:w="6620"/>
+          </w:tcPr>
+          <w:p>
+            <w:r/>
+            <w:r>
+              <w:rPr>
+                <w:rFonts w:ascii="Calibri" w:hAnsi="Calibri" w:eastAsia="Microsoft YaHei" w:cs="Microsoft YaHei"/>
+                <w:sz w:val="19"/>
+              </w:rPr>
+              <w:t>最优在 75% 等其他档</w:t>
+            </w:r>
+          </w:p>
+        </w:tc>
+        <w:tc>
+          <w:tcPr>
+            <w:tcW w:type="dxa" w:w="6620"/>
+          </w:tcPr>
+          <w:p>
+            <w:r/>
+            <w:r>
+              <w:rPr>
+                <w:rFonts w:ascii="Calibri" w:hAnsi="Calibri" w:eastAsia="Microsoft YaHei" w:cs="Microsoft YaHei"/>
+                <w:sz w:val="19"/>
+              </w:rPr>
+              <w:t>人类学习的最优低于该规则。与先行研究的 80.7% 比较</w:t>
+            </w:r>
+          </w:p>
+        </w:tc>
+      </w:tr>
+      <w:tr>
+        <w:tc>
+          <w:tcPr>
+            <w:tcW w:type="dxa" w:w="6620"/>
+          </w:tcPr>
+          <w:p>
+            <w:r/>
+            <w:r>
+              <w:rPr>
+                <w:rFonts w:ascii="Calibri" w:hAnsi="Calibri" w:eastAsia="Microsoft YaHei" w:cs="Microsoft YaHei"/>
+                <w:sz w:val="19"/>
+              </w:rPr>
+              <w:t>越容易越好，或条件间无差异</w:t>
+            </w:r>
+          </w:p>
+        </w:tc>
+        <w:tc>
+          <w:tcPr>
+            <w:tcW w:type="dxa" w:w="6620"/>
+          </w:tcPr>
+          <w:p>
+            <w:r/>
+            <w:r>
+              <w:rPr>
+                <w:rFonts w:ascii="Calibri" w:hAnsi="Calibri" w:eastAsia="Microsoft YaHei" w:cs="Microsoft YaHei"/>
+                <w:sz w:val="19"/>
+              </w:rPr>
+              <w:t>在此范围内目标正确率区分不了学习速度。同时写明统计功效</w:t>
+            </w:r>
+          </w:p>
+        </w:tc>
+      </w:tr>
+      <w:tr>
+        <w:tc>
+          <w:tcPr>
+            <w:tcW w:type="dxa" w:w="6620"/>
+          </w:tcPr>
+          <w:p>
+            <w:r/>
+            <w:r>
+              <w:rPr>
+                <w:rFonts w:ascii="Calibri" w:hAnsi="Calibri" w:eastAsia="Microsoft YaHei" w:cs="Microsoft YaHei"/>
+                <w:sz w:val="19"/>
+              </w:rPr>
+              <w:t>即时测验与延迟测验的最优不同</w:t>
+            </w:r>
+          </w:p>
+        </w:tc>
+        <w:tc>
+          <w:tcPr>
+            <w:tcW w:type="dxa" w:w="6620"/>
+          </w:tcPr>
+          <w:p>
+            <w:r/>
+            <w:r>
+              <w:rPr>
+                <w:rFonts w:ascii="Calibri" w:hAnsi="Calibri" w:eastAsia="Microsoft YaHei" w:cs="Microsoft YaHei"/>
+                <w:sz w:val="19"/>
+              </w:rPr>
+              <w:t>学得快的难度与留得久的难度不同</w:t>
+            </w:r>
+          </w:p>
+        </w:tc>
+      </w:tr>
+    </w:tbl>
+    <w:p/>
+    <w:p>
+      <w:pPr>
+        <w:pStyle w:val="Heading2"/>
+        <w:spacing w:before="120" w:after="80"/>
+      </w:pPr>
+      <w:r>
+        <w:rPr>
+          <w:rFonts w:ascii="Calibri" w:hAnsi="Calibri" w:eastAsia="Microsoft YaHei" w:cs="Microsoft YaHei"/>
+          <w:sz w:val="27"/>
+        </w:rPr>
+        <w:t>11.3 用同一实验验证其他链</w:t>
+      </w:r>
+    </w:p>
+    <w:p>
+      <w:pPr>
+        <w:pStyle w:val="ListBullet"/>
+        <w:spacing w:after="40"/>
+      </w:pPr>
+      <w:r>
+        <w:rPr>
+          <w:rFonts w:ascii="Calibri" w:hAnsi="Calibri" w:eastAsia="Microsoft YaHei" w:cs="Microsoft YaHei"/>
+          <w:b/>
+          <w:sz w:val="21"/>
+        </w:rPr>
+        <w:t>RQ1（M1）</w:t>
+      </w:r>
+      <w:r>
+        <w:rPr>
+          <w:rFonts w:ascii="Calibri" w:hAnsi="Calibri" w:eastAsia="Microsoft YaHei" w:cs="Microsoft YaHei"/>
+          <w:sz w:val="21"/>
+        </w:rPr>
+        <w:t>。用 M1 的方法（排序尺度合成）预先校准实验题目的难度。操纵检查若吻合，就是 M1 可用于实际运营的证据。</w:t>
+      </w:r>
+    </w:p>
+    <w:p>
+      <w:pPr>
+        <w:pStyle w:val="ListBullet"/>
+        <w:spacing w:after="40"/>
+      </w:pPr>
+      <w:r>
+        <w:rPr>
+          <w:rFonts w:ascii="Calibri" w:hAnsi="Calibri" w:eastAsia="Microsoft YaHei" w:cs="Microsoft YaHei"/>
+          <w:b/>
+          <w:sz w:val="21"/>
+        </w:rPr>
+        <w:t>RQ3（M3）</w:t>
+      </w:r>
+      <w:r>
+        <w:rPr>
+          <w:rFonts w:ascii="Calibri" w:hAnsi="Calibri" w:eastAsia="Microsoft YaHei" w:cs="Microsoft YaHei"/>
+          <w:sz w:val="21"/>
+        </w:rPr>
+        <w:t>。让前沿 API 模型与本地模型分别为同一批新题目评定难度，再与实验中收集的真实正确率比较。不给被试增加负担。</w:t>
+      </w:r>
+    </w:p>
+    <w:p>
+      <w:pPr>
+        <w:pStyle w:val="ListBullet"/>
+        <w:spacing w:after="40"/>
+      </w:pPr>
+      <w:r>
+        <w:rPr>
+          <w:rFonts w:ascii="Calibri" w:hAnsi="Calibri" w:eastAsia="Microsoft YaHei" w:cs="Microsoft YaHei"/>
+          <w:b/>
+          <w:sz w:val="21"/>
+        </w:rPr>
+        <w:t>RQ4（M2）</w:t>
+      </w:r>
+      <w:r>
+        <w:rPr>
+          <w:rFonts w:ascii="Calibri" w:hAnsi="Calibri" w:eastAsia="Microsoft YaHei" w:cs="Microsoft YaHei"/>
+          <w:sz w:val="21"/>
+        </w:rPr>
+        <w:t>。主实验中关闭游戏化功能，开启会与难度效应混在一起。冲突观察另行在只开启少数具备真实逻辑功能的小规模部署中进行。</w:t>
+      </w:r>
+      <w:r>
+        <w:rPr>
+          <w:rFonts w:ascii="Consolas" w:hAnsi="Consolas" w:eastAsia="Microsoft YaHei" w:cs="Microsoft YaHei"/>
+          <w:sz w:val="21"/>
+        </w:rPr>
+        <w:t>deep_addiction_engine</w:t>
+      </w:r>
+      <w:r>
+        <w:rPr>
+          <w:rFonts w:ascii="Calibri" w:hAnsi="Calibri" w:eastAsia="Microsoft YaHei" w:cs="Microsoft YaHei"/>
+          <w:sz w:val="21"/>
+        </w:rPr>
+        <w:t>（FOMO 提醒）这类功能不开启，光模块名称就会在审查中成为问题。</w:t>
+      </w:r>
+    </w:p>
+    <w:p>
+      <w:pPr>
+        <w:spacing w:after="120"/>
+      </w:pPr>
+      <w:r>
+        <w:rPr>
+          <w:rFonts w:ascii="Calibri" w:hAnsi="Calibri" w:eastAsia="Microsoft YaHei" w:cs="Microsoft YaHei"/>
+          <w:sz w:val="21"/>
+        </w:rPr>
+        <w:t>这样就是用测量（M1）得出的难度去实验目标（RQ2），并用同一批资料检验决策（M3）的先验。学位论文串联四条链的意图，在一个实验中真正连接起来。</w:t>
+      </w:r>
+    </w:p>
+    <w:p>
+      <w:pPr>
+        <w:pStyle w:val="Heading2"/>
+        <w:spacing w:before="120" w:after="80"/>
+      </w:pPr>
+      <w:r>
+        <w:rPr>
+          <w:rFonts w:ascii="Calibri" w:hAnsi="Calibri" w:eastAsia="Microsoft YaHei" w:cs="Microsoft YaHei"/>
+          <w:sz w:val="27"/>
+        </w:rPr>
+        <w:t>11.4 日程与面谈中要决定的事</w:t>
+      </w:r>
+    </w:p>
+    <w:tbl>
+      <w:tblPr>
+        <w:tblW w:type="auto" w:w="0"/>
+        <w:jc w:val="center"/>
+        <w:tblLook w:firstColumn="1" w:firstRow="1" w:lastColumn="0" w:lastRow="0" w:noHBand="0" w:noVBand="1" w:val="04A0"/>
+        <w:tblBorders>
+          <w:top w:val="single" w:sz="4" w:space="0" w:color="888888"/>
+          <w:left w:val="single" w:sz="4" w:space="0" w:color="888888"/>
+          <w:bottom w:val="single" w:sz="4" w:space="0" w:color="888888"/>
+          <w:right w:val="single" w:sz="4" w:space="0" w:color="888888"/>
+          <w:insideH w:val="single" w:sz="4" w:space="0" w:color="888888"/>
+          <w:insideV w:val="single" w:sz="4" w:space="0" w:color="888888"/>
+        </w:tblBorders>
+      </w:tblPr>
+      <w:tblGrid>
+        <w:gridCol w:w="6620"/>
+        <w:gridCol w:w="6620"/>
+      </w:tblGrid>
+      <w:tr>
+        <w:tc>
+          <w:tcPr>
+            <w:tcW w:type="dxa" w:w="6620"/>
+            <w:shd w:val="clear" w:color="auto" w:fill="DDDDDD"/>
+          </w:tcPr>
+          <w:p>
+            <w:r>
+              <w:rPr>
+                <w:b/>
+              </w:rPr>
+            </w:r>
+            <w:r>
+              <w:rPr>
+                <w:rFonts w:ascii="Calibri" w:hAnsi="Calibri" w:eastAsia="Microsoft YaHei" w:cs="Microsoft YaHei"/>
+                <w:b/>
+                <w:sz w:val="19"/>
+              </w:rPr>
+              <w:t>时期</w:t>
+            </w:r>
+          </w:p>
+        </w:tc>
+        <w:tc>
+          <w:tcPr>
+            <w:tcW w:type="dxa" w:w="6620"/>
+            <w:shd w:val="clear" w:color="auto" w:fill="DDDDDD"/>
+          </w:tcPr>
+          <w:p>
+            <w:r>
+              <w:rPr>
+                <w:b/>
+              </w:rPr>
+            </w:r>
+            <w:r>
+              <w:rPr>
+                <w:rFonts w:ascii="Calibri" w:hAnsi="Calibri" w:eastAsia="Microsoft YaHei" w:cs="Microsoft YaHei"/>
+                <w:b/>
+                <w:sz w:val="19"/>
+              </w:rPr>
+              <w:t>要做的事</w:t>
+            </w:r>
+          </w:p>
+        </w:tc>
+      </w:tr>
+      <w:tr>
+        <w:tc>
+          <w:tcPr>
+            <w:tcW w:type="dxa" w:w="6620"/>
+          </w:tcPr>
+          <w:p>
+            <w:r/>
+            <w:r>
+              <w:rPr>
+                <w:rFonts w:ascii="Calibri" w:hAnsi="Calibri" w:eastAsia="Microsoft YaHei" w:cs="Microsoft YaHei"/>
+                <w:sz w:val="19"/>
+              </w:rPr>
+              <w:t>2026-10-20</w:t>
+            </w:r>
+          </w:p>
+        </w:tc>
+        <w:tc>
+          <w:tcPr>
+            <w:tcW w:type="dxa" w:w="6620"/>
+          </w:tcPr>
+          <w:p>
+            <w:r/>
+            <w:r>
+              <w:rPr>
+                <w:rFonts w:ascii="Calibri" w:hAnsi="Calibri" w:eastAsia="Microsoft YaHei" w:cs="Microsoft YaHei"/>
+                <w:sz w:val="19"/>
+              </w:rPr>
+              <w:t>在计划书 v1.1 中加入本设计摘要（与因果侧识别策略第 2 版一起）</w:t>
+            </w:r>
+          </w:p>
+        </w:tc>
+      </w:tr>
+      <w:tr>
+        <w:tc>
+          <w:tcPr>
+            <w:tcW w:type="dxa" w:w="6620"/>
+          </w:tcPr>
+          <w:p>
+            <w:r/>
+            <w:r>
+              <w:rPr>
+                <w:rFonts w:ascii="Calibri" w:hAnsi="Calibri" w:eastAsia="Microsoft YaHei" w:cs="Microsoft YaHei"/>
+                <w:sz w:val="19"/>
+              </w:rPr>
+              <w:t>2026-11 ~ 12</w:t>
+            </w:r>
+          </w:p>
+        </w:tc>
+        <w:tc>
+          <w:tcPr>
+            <w:tcW w:type="dxa" w:w="6620"/>
+          </w:tcPr>
+          <w:p>
+            <w:r/>
+            <w:r>
+              <w:rPr>
+                <w:rFonts w:ascii="Calibri" w:hAnsi="Calibri" w:eastAsia="Microsoft YaHei" w:cs="Microsoft YaHei"/>
+                <w:sz w:val="19"/>
+              </w:rPr>
+              <w:t>编制题库，申请永山大学 IRB（预调查与主实验一并申请）。批准之前不收集任何人类资料</w:t>
+            </w:r>
+          </w:p>
+        </w:tc>
+      </w:tr>
+      <w:tr>
+        <w:tc>
+          <w:tcPr>
+            <w:tcW w:type="dxa" w:w="6620"/>
+          </w:tcPr>
+          <w:p>
+            <w:r/>
+            <w:r>
+              <w:rPr>
+                <w:rFonts w:ascii="Calibri" w:hAnsi="Calibri" w:eastAsia="Microsoft YaHei" w:cs="Microsoft YaHei"/>
+                <w:sz w:val="19"/>
+              </w:rPr>
+              <w:t>2027-01 ~ 02</w:t>
+            </w:r>
+          </w:p>
+        </w:tc>
+        <w:tc>
+          <w:tcPr>
+            <w:tcW w:type="dxa" w:w="6620"/>
+          </w:tcPr>
+          <w:p>
+            <w:r/>
+            <w:r>
+              <w:rPr>
+                <w:rFonts w:ascii="Calibri" w:hAnsi="Calibri" w:eastAsia="Microsoft YaHei" w:cs="Microsoft YaHei"/>
+                <w:sz w:val="19"/>
+              </w:rPr>
+              <w:t>批准后进行 10~15 人预调查，以功效重算确定样本</w:t>
+            </w:r>
+          </w:p>
+        </w:tc>
+      </w:tr>
+      <w:tr>
+        <w:tc>
+          <w:tcPr>
+            <w:tcW w:type="dxa" w:w="6620"/>
+          </w:tcPr>
+          <w:p>
+            <w:r/>
+            <w:r>
+              <w:rPr>
+                <w:rFonts w:ascii="Calibri" w:hAnsi="Calibri" w:eastAsia="Microsoft YaHei" w:cs="Microsoft YaHei"/>
+                <w:sz w:val="19"/>
+              </w:rPr>
+              <w:t>2027-03 ~ 06</w:t>
+            </w:r>
+          </w:p>
+        </w:tc>
+        <w:tc>
+          <w:tcPr>
+            <w:tcW w:type="dxa" w:w="6620"/>
+          </w:tcPr>
+          <w:p>
+            <w:r/>
+            <w:r>
+              <w:rPr>
+                <w:rFonts w:ascii="Calibri" w:hAnsi="Calibri" w:eastAsia="Microsoft YaHei" w:cs="Microsoft YaHei"/>
+                <w:sz w:val="19"/>
+              </w:rPr>
+              <w:t>主实验（第 1 学期）</w:t>
+            </w:r>
+          </w:p>
+        </w:tc>
+      </w:tr>
+      <w:tr>
+        <w:tc>
+          <w:tcPr>
+            <w:tcW w:type="dxa" w:w="6620"/>
+          </w:tcPr>
+          <w:p>
+            <w:r/>
+            <w:r>
+              <w:rPr>
+                <w:rFonts w:ascii="Calibri" w:hAnsi="Calibri" w:eastAsia="Microsoft YaHei" w:cs="Microsoft YaHei"/>
+                <w:sz w:val="19"/>
+              </w:rPr>
+              <w:t>2027 年夏</w:t>
+            </w:r>
+          </w:p>
+        </w:tc>
+        <w:tc>
+          <w:tcPr>
+            <w:tcW w:type="dxa" w:w="6620"/>
+          </w:tcPr>
+          <w:p>
+            <w:r/>
+            <w:r>
+              <w:rPr>
+                <w:rFonts w:ascii="Calibri" w:hAnsi="Calibri" w:eastAsia="Microsoft YaHei" w:cs="Microsoft YaHei"/>
+                <w:sz w:val="19"/>
+              </w:rPr>
+              <w:t>分析与论文撰写</w:t>
+            </w:r>
+          </w:p>
+        </w:tc>
+      </w:tr>
+      <w:tr>
+        <w:tc>
+          <w:tcPr>
+            <w:tcW w:type="dxa" w:w="6620"/>
+          </w:tcPr>
+          <w:p>
+            <w:r/>
+            <w:r>
+              <w:rPr>
+                <w:rFonts w:ascii="Calibri" w:hAnsi="Calibri" w:eastAsia="Microsoft YaHei" w:cs="Microsoft YaHei"/>
+                <w:sz w:val="19"/>
+              </w:rPr>
+              <w:t>之后</w:t>
+            </w:r>
+          </w:p>
+        </w:tc>
+        <w:tc>
+          <w:tcPr>
+            <w:tcW w:type="dxa" w:w="6620"/>
+          </w:tcPr>
+          <w:p>
+            <w:r/>
+            <w:r>
+              <w:rPr>
+                <w:rFonts w:ascii="Calibri" w:hAnsi="Calibri" w:eastAsia="Microsoft YaHei" w:cs="Microsoft YaHei"/>
+                <w:sz w:val="19"/>
+              </w:rPr>
+              <w:t>合作学校确定后扩展到 K12</w:t>
+            </w:r>
+          </w:p>
+        </w:tc>
+      </w:tr>
+    </w:tbl>
+    <w:p/>
+    <w:p>
+      <w:pPr>
+        <w:spacing w:after="120"/>
+      </w:pPr>
+      <w:r>
+        <w:rPr>
+          <w:rFonts w:ascii="Calibri" w:hAnsi="Calibri" w:eastAsia="Microsoft YaHei" w:cs="Microsoft YaHei"/>
+          <w:b/>
+          <w:sz w:val="21"/>
+        </w:rPr>
+        <w:t>以下四件事在 10 月 6 日面谈中与导师商定。</w:t>
       </w:r>
     </w:p>
     <w:p>
@@ -13913,24 +16282,17 @@
       <w:r>
         <w:rPr>
           <w:rFonts w:ascii="Calibri" w:hAnsi="Calibri" w:eastAsia="Microsoft YaHei" w:cs="Microsoft YaHei"/>
-          <w:sz w:val="21"/>
-        </w:rPr>
-        <w:t xml:space="preserve">Wilson, R. C., Shenhav, A., Straccia, M., &amp; Cohen, J. D. (2019). The Eighty Five Percent Rule for optimal learning. </w:t>
-      </w:r>
-      <w:r>
-        <w:rPr>
-          <w:rFonts w:ascii="Calibri" w:hAnsi="Calibri" w:eastAsia="Microsoft YaHei" w:cs="Microsoft YaHei"/>
-          <w:i/>
-          <w:sz w:val="21"/>
-        </w:rPr>
-        <w:t>Nature Communications</w:t>
-      </w:r>
-      <w:r>
-        <w:rPr>
-          <w:rFonts w:ascii="Calibri" w:hAnsi="Calibri" w:eastAsia="Microsoft YaHei" w:cs="Microsoft YaHei"/>
-          <w:sz w:val="21"/>
-        </w:rPr>
-        <w:t>, 10, 4646. DOI: 10.1038/s41467-019-12552-4.（适用边界见 Discussion 第 2、4、5 段，本文 §1.3 已按段落级引用更正）</w:t>
+          <w:b/>
+          <w:sz w:val="21"/>
+        </w:rPr>
+        <w:t>招募对象</w:t>
+      </w:r>
+      <w:r>
+        <w:rPr>
+          <w:rFonts w:ascii="Calibri" w:hAnsi="Calibri" w:eastAsia="Microsoft YaHei" w:cs="Microsoft YaHei"/>
+          <w:sz w:val="21"/>
+        </w:rPr>
+        <w:t>。若招募导师所授课程的学生，这是难以拒绝的结构，审查中会出现强迫问题。考虑改为其他课程或公开招募，并写明与成绩无关。</w:t>
       </w:r>
     </w:p>
     <w:p>
@@ -13941,24 +16303,17 @@
       <w:r>
         <w:rPr>
           <w:rFonts w:ascii="Calibri" w:hAnsi="Calibri" w:eastAsia="Microsoft YaHei" w:cs="Microsoft YaHei"/>
-          <w:sz w:val="21"/>
-        </w:rPr>
-        <w:t xml:space="preserve">Liu, Q., et al. (2025). Deep Learning Based Knowledge Tracing: A Review, a Tool and Empirical Studies. </w:t>
-      </w:r>
-      <w:r>
-        <w:rPr>
-          <w:rFonts w:ascii="Calibri" w:hAnsi="Calibri" w:eastAsia="Microsoft YaHei" w:cs="Microsoft YaHei"/>
-          <w:i/>
-          <w:sz w:val="21"/>
-        </w:rPr>
-        <w:t>IEEE Transactions on Knowledge and Data Engineering</w:t>
-      </w:r>
-      <w:r>
-        <w:rPr>
-          <w:rFonts w:ascii="Calibri" w:hAnsi="Calibri" w:eastAsia="Microsoft YaHei" w:cs="Microsoft YaHei"/>
-          <w:sz w:val="21"/>
-        </w:rPr>
-        <w:t>, 37(8), 4512–4536. DOI 10.1109/TKDE.2025.3552759</w:t>
+          <w:b/>
+          <w:sz w:val="21"/>
+        </w:rPr>
+        <w:t>任务科目</w:t>
+      </w:r>
+      <w:r>
+        <w:rPr>
+          <w:rFonts w:ascii="Calibri" w:hAnsi="Calibri" w:eastAsia="Microsoft YaHei" w:cs="Microsoft YaHei"/>
+          <w:sz w:val="21"/>
+        </w:rPr>
+        <w:t>。韩语负担越少的科目，越便于学生亲自运行。</w:t>
       </w:r>
     </w:p>
     <w:p>
@@ -13969,24 +16324,17 @@
       <w:r>
         <w:rPr>
           <w:rFonts w:ascii="Calibri" w:hAnsi="Calibri" w:eastAsia="Microsoft YaHei" w:cs="Microsoft YaHei"/>
-          <w:sz w:val="21"/>
-        </w:rPr>
-        <w:t xml:space="preserve">Ye, J., et al. (2022). A Stochastic Shortest Path Algorithm for Optimizing Spaced Repetition Scheduling. </w:t>
-      </w:r>
-      <w:r>
-        <w:rPr>
-          <w:rFonts w:ascii="Calibri" w:hAnsi="Calibri" w:eastAsia="Microsoft YaHei" w:cs="Microsoft YaHei"/>
-          <w:i/>
-          <w:sz w:val="21"/>
-        </w:rPr>
-        <w:t>Proceedings of ACM SIGKDD (KDD 2022)</w:t>
-      </w:r>
-      <w:r>
-        <w:rPr>
-          <w:rFonts w:ascii="Calibri" w:hAnsi="Calibri" w:eastAsia="Microsoft YaHei" w:cs="Microsoft YaHei"/>
-          <w:sz w:val="21"/>
-        </w:rPr>
-        <w:t>.</w:t>
+          <w:b/>
+          <w:sz w:val="21"/>
+        </w:rPr>
+        <w:t>参与报酬与预算</w:t>
+      </w:r>
+      <w:r>
+        <w:rPr>
+          <w:rFonts w:ascii="Calibri" w:hAnsi="Calibri" w:eastAsia="Microsoft YaHei" w:cs="Microsoft YaHei"/>
+          <w:sz w:val="21"/>
+        </w:rPr>
+        <w:t>。</w:t>
       </w:r>
     </w:p>
     <w:p>
@@ -13997,54 +16345,30 @@
       <w:r>
         <w:rPr>
           <w:rFonts w:ascii="Calibri" w:hAnsi="Calibri" w:eastAsia="Microsoft YaHei" w:cs="Microsoft YaHei"/>
-          <w:sz w:val="21"/>
-        </w:rPr>
-        <w:t xml:space="preserve">Castleman, B., Macar, U., &amp; Salleb-Aouissi, A. (2024). </w:t>
-      </w:r>
-      <w:r>
-        <w:rPr>
-          <w:rFonts w:ascii="Calibri" w:hAnsi="Calibri" w:eastAsia="Microsoft YaHei" w:cs="Microsoft YaHei"/>
           <w:b/>
           <w:sz w:val="21"/>
         </w:rPr>
-        <w:t>Hierarchical Multi-Armed Bandits for the Concurrent Intelligent Tutoring of Concepts and Problems of Varying Difficulty Levels</w:t>
-      </w:r>
-      <w:r>
-        <w:rPr>
-          <w:rFonts w:ascii="Calibri" w:hAnsi="Calibri" w:eastAsia="Microsoft YaHei" w:cs="Microsoft YaHei"/>
-          <w:sz w:val="21"/>
-        </w:rPr>
-        <w:t xml:space="preserve">. </w:t>
-      </w:r>
-      <w:r>
-        <w:rPr>
-          <w:rFonts w:ascii="Calibri" w:hAnsi="Calibri" w:eastAsia="Microsoft YaHei" w:cs="Microsoft YaHei"/>
-          <w:i/>
-          <w:sz w:val="21"/>
-        </w:rPr>
-        <w:t>Deployable RL: From Research to Practice @ Reinforcement Learning Conference (RLC) 2024</w:t>
-      </w:r>
-      <w:r>
-        <w:rPr>
-          <w:rFonts w:ascii="Calibri" w:hAnsi="Calibri" w:eastAsia="Microsoft YaHei" w:cs="Microsoft YaHei"/>
-          <w:sz w:val="21"/>
-        </w:rPr>
-        <w:t>. arXiv:2408.07208.【</w:t>
-      </w:r>
-      <w:r>
-        <w:rPr>
-          <w:rFonts w:ascii="Calibri" w:hAnsi="Calibri" w:eastAsia="Microsoft YaHei" w:cs="Microsoft YaHei"/>
-          <w:b/>
-          <w:sz w:val="21"/>
-        </w:rPr>
-        <w:t>v1.1 更正</w:t>
-      </w:r>
-      <w:r>
-        <w:rPr>
-          <w:rFonts w:ascii="Calibri" w:hAnsi="Calibri" w:eastAsia="Microsoft YaHei" w:cs="Microsoft YaHei"/>
-          <w:sz w:val="21"/>
-        </w:rPr>
-        <w:t>：v1.0 的题名 "Reinforcement Learning for Adaptive Tutoring" 有误；该文为 RLC 2024 的 Deployable RL 研讨会论文，模拟规模为三组各 500 名学生（合计 1,500），非期刊长文】</w:t>
+        <w:t>K12 是纳入学位论文范围，还是留作后续研究</w:t>
+      </w:r>
+      <w:r>
+        <w:rPr>
+          <w:rFonts w:ascii="Calibri" w:hAnsi="Calibri" w:eastAsia="Microsoft YaHei" w:cs="Microsoft YaHei"/>
+          <w:sz w:val="21"/>
+        </w:rPr>
+        <w:t>。</w:t>
+      </w:r>
+    </w:p>
+    <w:p>
+      <w:pPr>
+        <w:pStyle w:val="Heading1"/>
+        <w:spacing w:before="200" w:after="80"/>
+      </w:pPr>
+      <w:r>
+        <w:rPr>
+          <w:rFonts w:ascii="Calibri" w:hAnsi="Calibri" w:eastAsia="Microsoft YaHei" w:cs="Microsoft YaHei"/>
+          <w:sz w:val="32"/>
+        </w:rPr>
+        <w:t>12 参考文献</w:t>
       </w:r>
     </w:p>
     <w:p>
@@ -14057,22 +16381,7 @@
           <w:rFonts w:ascii="Calibri" w:hAnsi="Calibri" w:eastAsia="Microsoft YaHei" w:cs="Microsoft YaHei"/>
           <w:sz w:val="21"/>
         </w:rPr>
-        <w:t>Podimata, C., &amp; Slivkins, A. (</w:t>
-      </w:r>
-      <w:r>
-        <w:rPr>
-          <w:rFonts w:ascii="Calibri" w:hAnsi="Calibri" w:eastAsia="Microsoft YaHei" w:cs="Microsoft YaHei"/>
-          <w:b/>
-          <w:sz w:val="21"/>
-        </w:rPr>
-        <w:t>2021</w:t>
-      </w:r>
-      <w:r>
-        <w:rPr>
-          <w:rFonts w:ascii="Calibri" w:hAnsi="Calibri" w:eastAsia="Microsoft YaHei" w:cs="Microsoft YaHei"/>
-          <w:sz w:val="21"/>
-        </w:rPr>
-        <w:t xml:space="preserve">). Adversarial Lipschitz Bandits. </w:t>
+        <w:t xml:space="preserve">Wilson, R. C., Shenhav, A., Straccia, M., &amp; Cohen, J. D. (2019). The Eighty Five Percent Rule for optimal learning. </w:t>
       </w:r>
       <w:r>
         <w:rPr>
@@ -14080,44 +16389,14 @@
           <w:i/>
           <w:sz w:val="21"/>
         </w:rPr>
-        <w:t>Conference on Learning Theory (COLT) 2021</w:t>
-      </w:r>
-      <w:r>
-        <w:rPr>
-          <w:rFonts w:ascii="Calibri" w:hAnsi="Calibri" w:eastAsia="Microsoft YaHei" w:cs="Microsoft YaHei"/>
-          <w:sz w:val="21"/>
-        </w:rPr>
-        <w:t>. arXiv:2006.12367.【</w:t>
-      </w:r>
-      <w:r>
-        <w:rPr>
-          <w:rFonts w:ascii="Calibri" w:hAnsi="Calibri" w:eastAsia="Microsoft YaHei" w:cs="Microsoft YaHei"/>
-          <w:b/>
-          <w:sz w:val="21"/>
-        </w:rPr>
-        <w:t>v1.1 更正</w:t>
-      </w:r>
-      <w:r>
-        <w:rPr>
-          <w:rFonts w:ascii="Calibri" w:hAnsi="Calibri" w:eastAsia="Microsoft YaHei" w:cs="Microsoft YaHei"/>
-          <w:sz w:val="21"/>
-        </w:rPr>
-        <w:t>：v1.0 标 2025；2025 是 arXiv v3 的更新年份，</w:t>
-      </w:r>
-      <w:r>
-        <w:rPr>
-          <w:rFonts w:ascii="Calibri" w:hAnsi="Calibri" w:eastAsia="Microsoft YaHei" w:cs="Microsoft YaHei"/>
-          <w:b/>
-          <w:sz w:val="21"/>
-        </w:rPr>
-        <w:t>不是会议年份</w:t>
-      </w:r>
-      <w:r>
-        <w:rPr>
-          <w:rFonts w:ascii="Calibri" w:hAnsi="Calibri" w:eastAsia="Microsoft YaHei" w:cs="Microsoft YaHei"/>
-          <w:sz w:val="21"/>
-        </w:rPr>
-        <w:t>。需要时并列 arXiv v3】</w:t>
+        <w:t>Nature Communications</w:t>
+      </w:r>
+      <w:r>
+        <w:rPr>
+          <w:rFonts w:ascii="Calibri" w:hAnsi="Calibri" w:eastAsia="Microsoft YaHei" w:cs="Microsoft YaHei"/>
+          <w:sz w:val="21"/>
+        </w:rPr>
+        <w:t>, 10, 4646. DOI: 10.1038/s41467-019-12552-4.（适用边界见 Discussion 第 2、4、5 段，本文 §1.3 已按段落级引用更正）</w:t>
       </w:r>
     </w:p>
     <w:p>
@@ -14130,22 +16409,7 @@
           <w:rFonts w:ascii="Calibri" w:hAnsi="Calibri" w:eastAsia="Microsoft YaHei" w:cs="Microsoft YaHei"/>
           <w:sz w:val="21"/>
         </w:rPr>
-        <w:t>Nguyen, T., Gaucher, P., &amp; Vernade, C. (</w:t>
-      </w:r>
-      <w:r>
-        <w:rPr>
-          <w:rFonts w:ascii="Calibri" w:hAnsi="Calibri" w:eastAsia="Microsoft YaHei" w:cs="Microsoft YaHei"/>
-          <w:b/>
-          <w:sz w:val="21"/>
-        </w:rPr>
-        <w:t>2025</w:t>
-      </w:r>
-      <w:r>
-        <w:rPr>
-          <w:rFonts w:ascii="Calibri" w:hAnsi="Calibri" w:eastAsia="Microsoft YaHei" w:cs="Microsoft YaHei"/>
-          <w:sz w:val="21"/>
-        </w:rPr>
-        <w:t xml:space="preserve">). Non-Stationary Lipschitz Bandits. </w:t>
+        <w:t xml:space="preserve">Liu, Q., et al. (2025). Deep Learning Based Knowledge Tracing: A Review, a Tool and Empirical Studies. </w:t>
       </w:r>
       <w:r>
         <w:rPr>
@@ -14153,29 +16417,14 @@
           <w:i/>
           <w:sz w:val="21"/>
         </w:rPr>
-        <w:t>Advances in Neural Information Processing Systems (NeurIPS) 2025</w:t>
-      </w:r>
-      <w:r>
-        <w:rPr>
-          <w:rFonts w:ascii="Calibri" w:hAnsi="Calibri" w:eastAsia="Microsoft YaHei" w:cs="Microsoft YaHei"/>
-          <w:sz w:val="21"/>
-        </w:rPr>
-        <w:t>. arXiv:2505.18871.【</w:t>
-      </w:r>
-      <w:r>
-        <w:rPr>
-          <w:rFonts w:ascii="Calibri" w:hAnsi="Calibri" w:eastAsia="Microsoft YaHei" w:cs="Microsoft YaHei"/>
-          <w:b/>
-          <w:sz w:val="21"/>
-        </w:rPr>
-        <w:t>v1.1 更正</w:t>
-      </w:r>
-      <w:r>
-        <w:rPr>
-          <w:rFonts w:ascii="Calibri" w:hAnsi="Calibri" w:eastAsia="Microsoft YaHei" w:cs="Microsoft YaHei"/>
-          <w:sz w:val="21"/>
-        </w:rPr>
-        <w:t>：v1.0 标 ICLR 2025；实为 NeurIPS 2025】</w:t>
+        <w:t>IEEE Transactions on Knowledge and Data Engineering</w:t>
+      </w:r>
+      <w:r>
+        <w:rPr>
+          <w:rFonts w:ascii="Calibri" w:hAnsi="Calibri" w:eastAsia="Microsoft YaHei" w:cs="Microsoft YaHei"/>
+          <w:sz w:val="21"/>
+        </w:rPr>
+        <w:t>, 37(8), 4512–4536. DOI 10.1109/TKDE.2025.3552759</w:t>
       </w:r>
     </w:p>
     <w:p>
@@ -14188,7 +16437,7 @@
           <w:rFonts w:ascii="Calibri" w:hAnsi="Calibri" w:eastAsia="Microsoft YaHei" w:cs="Microsoft YaHei"/>
           <w:sz w:val="21"/>
         </w:rPr>
-        <w:t xml:space="preserve">Xue, B., et al. (2025). Lexicographic Lipschitz Bandits. </w:t>
+        <w:t xml:space="preserve">Ye, J., et al. (2022). A Stochastic Shortest Path Algorithm for Optimizing Spaced Repetition Scheduling. </w:t>
       </w:r>
       <w:r>
         <w:rPr>
@@ -14196,14 +16445,14 @@
           <w:i/>
           <w:sz w:val="21"/>
         </w:rPr>
-        <w:t>Journal of Machine Learning Research</w:t>
-      </w:r>
-      <w:r>
-        <w:rPr>
-          <w:rFonts w:ascii="Calibri" w:hAnsi="Calibri" w:eastAsia="Microsoft YaHei" w:cs="Microsoft YaHei"/>
-          <w:sz w:val="21"/>
-        </w:rPr>
-        <w:t>, 26.</w:t>
+        <w:t>Proceedings of ACM SIGKDD (KDD 2022)</w:t>
+      </w:r>
+      <w:r>
+        <w:rPr>
+          <w:rFonts w:ascii="Calibri" w:hAnsi="Calibri" w:eastAsia="Microsoft YaHei" w:cs="Microsoft YaHei"/>
+          <w:sz w:val="21"/>
+        </w:rPr>
+        <w:t>.</w:t>
       </w:r>
     </w:p>
     <w:p>
@@ -14216,7 +16465,22 @@
           <w:rFonts w:ascii="Calibri" w:hAnsi="Calibri" w:eastAsia="Microsoft YaHei" w:cs="Microsoft YaHei"/>
           <w:sz w:val="21"/>
         </w:rPr>
-        <w:t xml:space="preserve">Chang, H.-S., Hsu, H.-J., &amp; Chen, K.-T. (2015). Modeling Exercise Relationships in E-Learning: A Unified Approach. </w:t>
+        <w:t xml:space="preserve">Castleman, B., Macar, U., &amp; Salleb-Aouissi, A. (2024). </w:t>
+      </w:r>
+      <w:r>
+        <w:rPr>
+          <w:rFonts w:ascii="Calibri" w:hAnsi="Calibri" w:eastAsia="Microsoft YaHei" w:cs="Microsoft YaHei"/>
+          <w:b/>
+          <w:sz w:val="21"/>
+        </w:rPr>
+        <w:t>Hierarchical Multi-Armed Bandits for the Concurrent Intelligent Tutoring of Concepts and Problems of Varying Difficulty Levels</w:t>
+      </w:r>
+      <w:r>
+        <w:rPr>
+          <w:rFonts w:ascii="Calibri" w:hAnsi="Calibri" w:eastAsia="Microsoft YaHei" w:cs="Microsoft YaHei"/>
+          <w:sz w:val="21"/>
+        </w:rPr>
+        <w:t xml:space="preserve">. </w:t>
       </w:r>
       <w:r>
         <w:rPr>
@@ -14224,14 +16488,29 @@
           <w:i/>
           <w:sz w:val="21"/>
         </w:rPr>
-        <w:t>EDM 2015</w:t>
-      </w:r>
-      <w:r>
-        <w:rPr>
-          <w:rFonts w:ascii="Calibri" w:hAnsi="Calibri" w:eastAsia="Microsoft YaHei" w:cs="Microsoft YaHei"/>
-          <w:sz w:val="21"/>
-        </w:rPr>
-        <w:t>. （Junyi 数据集引用义务）</w:t>
+        <w:t>Deployable RL: From Research to Practice @ Reinforcement Learning Conference (RLC) 2024</w:t>
+      </w:r>
+      <w:r>
+        <w:rPr>
+          <w:rFonts w:ascii="Calibri" w:hAnsi="Calibri" w:eastAsia="Microsoft YaHei" w:cs="Microsoft YaHei"/>
+          <w:sz w:val="21"/>
+        </w:rPr>
+        <w:t>. arXiv:2408.07208.【</w:t>
+      </w:r>
+      <w:r>
+        <w:rPr>
+          <w:rFonts w:ascii="Calibri" w:hAnsi="Calibri" w:eastAsia="Microsoft YaHei" w:cs="Microsoft YaHei"/>
+          <w:b/>
+          <w:sz w:val="21"/>
+        </w:rPr>
+        <w:t>v1.1 更正</w:t>
+      </w:r>
+      <w:r>
+        <w:rPr>
+          <w:rFonts w:ascii="Calibri" w:hAnsi="Calibri" w:eastAsia="Microsoft YaHei" w:cs="Microsoft YaHei"/>
+          <w:sz w:val="21"/>
+        </w:rPr>
+        <w:t>：v1.0 的题名 "Reinforcement Learning for Adaptive Tutoring" 有误；该文为 RLC 2024 的 Deployable RL 研讨会论文，模拟规模为三组各 500 名学生（合计 1,500），非期刊长文】</w:t>
       </w:r>
     </w:p>
     <w:p>
@@ -14244,7 +16523,375 @@
           <w:rFonts w:ascii="Calibri" w:hAnsi="Calibri" w:eastAsia="Microsoft YaHei" w:cs="Microsoft YaHei"/>
           <w:sz w:val="21"/>
         </w:rPr>
-        <w:t xml:space="preserve">Abdelrahman, G., et al. (2022). DBE-KT22: A Knowledge Tracing Dataset Based on Online Student Evaluation. </w:t>
+        <w:t>Podimata, C., &amp; Slivkins, A. (</w:t>
+      </w:r>
+      <w:r>
+        <w:rPr>
+          <w:rFonts w:ascii="Calibri" w:hAnsi="Calibri" w:eastAsia="Microsoft YaHei" w:cs="Microsoft YaHei"/>
+          <w:b/>
+          <w:sz w:val="21"/>
+        </w:rPr>
+        <w:t>2021</w:t>
+      </w:r>
+      <w:r>
+        <w:rPr>
+          <w:rFonts w:ascii="Calibri" w:hAnsi="Calibri" w:eastAsia="Microsoft YaHei" w:cs="Microsoft YaHei"/>
+          <w:sz w:val="21"/>
+        </w:rPr>
+        <w:t xml:space="preserve">). </w:t>
+      </w:r>
+      <w:r>
+        <w:rPr>
+          <w:rFonts w:ascii="Calibri" w:hAnsi="Calibri" w:eastAsia="Microsoft YaHei" w:cs="Microsoft YaHei"/>
+          <w:b/>
+          <w:sz w:val="21"/>
+        </w:rPr>
+        <w:t>Adaptive Discretization for Adversarial Lipschitz Bandits</w:t>
+      </w:r>
+      <w:r>
+        <w:rPr>
+          <w:rFonts w:ascii="Calibri" w:hAnsi="Calibri" w:eastAsia="Microsoft YaHei" w:cs="Microsoft YaHei"/>
+          <w:sz w:val="21"/>
+        </w:rPr>
+        <w:t xml:space="preserve">. </w:t>
+      </w:r>
+      <w:r>
+        <w:rPr>
+          <w:rFonts w:ascii="Calibri" w:hAnsi="Calibri" w:eastAsia="Microsoft YaHei" w:cs="Microsoft YaHei"/>
+          <w:i/>
+          <w:sz w:val="21"/>
+        </w:rPr>
+        <w:t>Proceedings of the 34th Conference on Learning Theory (COLT 2021)</w:t>
+      </w:r>
+      <w:r>
+        <w:rPr>
+          <w:rFonts w:ascii="Calibri" w:hAnsi="Calibri" w:eastAsia="Microsoft YaHei" w:cs="Microsoft YaHei"/>
+          <w:sz w:val="21"/>
+        </w:rPr>
+        <w:t>, PMLR 134, 3788–3805. arXiv:2006.12367（v4, 2025）。【</w:t>
+      </w:r>
+      <w:r>
+        <w:rPr>
+          <w:rFonts w:ascii="Calibri" w:hAnsi="Calibri" w:eastAsia="Microsoft YaHei" w:cs="Microsoft YaHei"/>
+          <w:b/>
+          <w:sz w:val="21"/>
+        </w:rPr>
+        <w:t>v1.1 更正</w:t>
+      </w:r>
+      <w:r>
+        <w:rPr>
+          <w:rFonts w:ascii="Calibri" w:hAnsi="Calibri" w:eastAsia="Microsoft YaHei" w:cs="Microsoft YaHei"/>
+          <w:sz w:val="21"/>
+        </w:rPr>
+        <w:t>：v1.0 标 2025；2025 是 arXiv v4 的更新年份，</w:t>
+      </w:r>
+      <w:r>
+        <w:rPr>
+          <w:rFonts w:ascii="Calibri" w:hAnsi="Calibri" w:eastAsia="Microsoft YaHei" w:cs="Microsoft YaHei"/>
+          <w:b/>
+          <w:sz w:val="21"/>
+        </w:rPr>
+        <w:t>不是会议年份</w:t>
+      </w:r>
+      <w:r>
+        <w:rPr>
+          <w:rFonts w:ascii="Calibri" w:hAnsi="Calibri" w:eastAsia="Microsoft YaHei" w:cs="Microsoft YaHei"/>
+          <w:sz w:val="21"/>
+        </w:rPr>
+        <w:t xml:space="preserve">。需要时并列 arXiv v4。⚠️ </w:t>
+      </w:r>
+      <w:r>
+        <w:rPr>
+          <w:rFonts w:ascii="Calibri" w:hAnsi="Calibri" w:eastAsia="Microsoft YaHei" w:cs="Microsoft YaHei"/>
+          <w:b/>
+          <w:sz w:val="21"/>
+        </w:rPr>
+        <w:t>题名须与载体一致</w:t>
+      </w:r>
+      <w:r>
+        <w:rPr>
+          <w:rFonts w:ascii="Calibri" w:hAnsi="Calibri" w:eastAsia="Microsoft YaHei" w:cs="Microsoft YaHei"/>
+          <w:sz w:val="21"/>
+        </w:rPr>
+        <w:t xml:space="preserve">：本条著录为 COLT 2021 </w:t>
+      </w:r>
+      <w:r>
+        <w:rPr>
+          <w:rFonts w:ascii="Calibri" w:hAnsi="Calibri" w:eastAsia="Microsoft YaHei" w:cs="Microsoft YaHei"/>
+          <w:b/>
+          <w:sz w:val="21"/>
+        </w:rPr>
+        <w:t>会议版</w:t>
+      </w:r>
+      <w:r>
+        <w:rPr>
+          <w:rFonts w:ascii="Calibri" w:hAnsi="Calibri" w:eastAsia="Microsoft YaHei" w:cs="Microsoft YaHei"/>
+          <w:sz w:val="21"/>
+        </w:rPr>
+        <w:t xml:space="preserve">，会议版题名为 </w:t>
+      </w:r>
+      <w:r>
+        <w:rPr>
+          <w:rFonts w:ascii="Calibri" w:hAnsi="Calibri" w:eastAsia="Microsoft YaHei" w:cs="Microsoft YaHei"/>
+          <w:i/>
+          <w:sz w:val="21"/>
+        </w:rPr>
+        <w:t xml:space="preserve">Adaptive Discretization </w:t>
+      </w:r>
+      <w:r>
+        <w:rPr>
+          <w:rFonts w:ascii="Calibri" w:hAnsi="Calibri" w:eastAsia="Microsoft YaHei" w:cs="Microsoft YaHei"/>
+          <w:i/>
+          <w:sz w:val="21"/>
+        </w:rPr>
+        <w:t>for</w:t>
+      </w:r>
+      <w:r>
+        <w:rPr>
+          <w:rFonts w:ascii="Calibri" w:hAnsi="Calibri" w:eastAsia="Microsoft YaHei" w:cs="Microsoft YaHei"/>
+          <w:i/>
+          <w:sz w:val="21"/>
+        </w:rPr>
+        <w:t xml:space="preserve"> Adversarial Lipschitz Bandits</w:t>
+      </w:r>
+      <w:r>
+        <w:rPr>
+          <w:rFonts w:ascii="Calibri" w:hAnsi="Calibri" w:eastAsia="Microsoft YaHei" w:cs="Microsoft YaHei"/>
+          <w:sz w:val="21"/>
+        </w:rPr>
+        <w:t>，与 arXiv 长题名（</w:t>
+      </w:r>
+      <w:r>
+        <w:rPr>
+          <w:rFonts w:ascii="Calibri" w:hAnsi="Calibri" w:eastAsia="Microsoft YaHei" w:cs="Microsoft YaHei"/>
+          <w:i/>
+          <w:sz w:val="21"/>
+        </w:rPr>
+        <w:t>…against an Adversary: Lipschitz Bandits, Dynamic Pricing, and Auction Tuning</w:t>
+      </w:r>
+      <w:r>
+        <w:rPr>
+          <w:rFonts w:ascii="Calibri" w:hAnsi="Calibri" w:eastAsia="Microsoft YaHei" w:cs="Microsoft YaHei"/>
+          <w:sz w:val="21"/>
+        </w:rPr>
+        <w:t>）</w:t>
+      </w:r>
+      <w:r>
+        <w:rPr>
+          <w:rFonts w:ascii="Calibri" w:hAnsi="Calibri" w:eastAsia="Microsoft YaHei" w:cs="Microsoft YaHei"/>
+          <w:b/>
+          <w:sz w:val="21"/>
+        </w:rPr>
+        <w:t>不同</w:t>
+      </w:r>
+      <w:r>
+        <w:rPr>
+          <w:rFonts w:ascii="Calibri" w:hAnsi="Calibri" w:eastAsia="Microsoft YaHei" w:cs="Microsoft YaHei"/>
+          <w:sz w:val="21"/>
+        </w:rPr>
+        <w:t>，不得混用；2026-09-25 补 PMLR 卷号 134 与页码 3788–3805，与 M3 参考文献 [2] 对齐】</w:t>
+      </w:r>
+    </w:p>
+    <w:p>
+      <w:pPr>
+        <w:pStyle w:val="ListNumber"/>
+        <w:spacing w:after="40"/>
+      </w:pPr>
+      <w:r>
+        <w:rPr>
+          <w:rFonts w:ascii="Calibri" w:hAnsi="Calibri" w:eastAsia="Microsoft YaHei" w:cs="Microsoft YaHei"/>
+          <w:sz w:val="21"/>
+        </w:rPr>
+        <w:t xml:space="preserve">Nguyen, </w:t>
+      </w:r>
+      <w:r>
+        <w:rPr>
+          <w:rFonts w:ascii="Calibri" w:hAnsi="Calibri" w:eastAsia="Microsoft YaHei" w:cs="Microsoft YaHei"/>
+          <w:b/>
+          <w:sz w:val="21"/>
+        </w:rPr>
+        <w:t>N.</w:t>
+      </w:r>
+      <w:r>
+        <w:rPr>
+          <w:rFonts w:ascii="Calibri" w:hAnsi="Calibri" w:eastAsia="Microsoft YaHei" w:cs="Microsoft YaHei"/>
+          <w:sz w:val="21"/>
+        </w:rPr>
+        <w:t xml:space="preserve">, Gaucher, </w:t>
+      </w:r>
+      <w:r>
+        <w:rPr>
+          <w:rFonts w:ascii="Calibri" w:hAnsi="Calibri" w:eastAsia="Microsoft YaHei" w:cs="Microsoft YaHei"/>
+          <w:b/>
+          <w:sz w:val="21"/>
+        </w:rPr>
+        <w:t>S.</w:t>
+      </w:r>
+      <w:r>
+        <w:rPr>
+          <w:rFonts w:ascii="Calibri" w:hAnsi="Calibri" w:eastAsia="Microsoft YaHei" w:cs="Microsoft YaHei"/>
+          <w:sz w:val="21"/>
+        </w:rPr>
+        <w:t>, &amp; Vernade, C. (</w:t>
+      </w:r>
+      <w:r>
+        <w:rPr>
+          <w:rFonts w:ascii="Calibri" w:hAnsi="Calibri" w:eastAsia="Microsoft YaHei" w:cs="Microsoft YaHei"/>
+          <w:b/>
+          <w:sz w:val="21"/>
+        </w:rPr>
+        <w:t>2025</w:t>
+      </w:r>
+      <w:r>
+        <w:rPr>
+          <w:rFonts w:ascii="Calibri" w:hAnsi="Calibri" w:eastAsia="Microsoft YaHei" w:cs="Microsoft YaHei"/>
+          <w:sz w:val="21"/>
+        </w:rPr>
+        <w:t xml:space="preserve">). Non-Stationary Lipschitz Bandits. </w:t>
+      </w:r>
+      <w:r>
+        <w:rPr>
+          <w:rFonts w:ascii="Calibri" w:hAnsi="Calibri" w:eastAsia="Microsoft YaHei" w:cs="Microsoft YaHei"/>
+          <w:i/>
+          <w:sz w:val="21"/>
+        </w:rPr>
+        <w:t>Advances in Neural Information Processing Systems (NeurIPS) 2025</w:t>
+      </w:r>
+      <w:r>
+        <w:rPr>
+          <w:rFonts w:ascii="Calibri" w:hAnsi="Calibri" w:eastAsia="Microsoft YaHei" w:cs="Microsoft YaHei"/>
+          <w:sz w:val="21"/>
+        </w:rPr>
+        <w:t>, 38, 16937–16988. DOI: 10.52202/085713-0509. arXiv:2505.18871。【</w:t>
+      </w:r>
+      <w:r>
+        <w:rPr>
+          <w:rFonts w:ascii="Calibri" w:hAnsi="Calibri" w:eastAsia="Microsoft YaHei" w:cs="Microsoft YaHei"/>
+          <w:b/>
+          <w:sz w:val="21"/>
+        </w:rPr>
+        <w:t>v1.1 更正</w:t>
+      </w:r>
+      <w:r>
+        <w:rPr>
+          <w:rFonts w:ascii="Calibri" w:hAnsi="Calibri" w:eastAsia="Microsoft YaHei" w:cs="Microsoft YaHei"/>
+          <w:sz w:val="21"/>
+        </w:rPr>
+        <w:t>：v1.0 标 ICLR 2025；实为 NeurIPS 2025。</w:t>
+      </w:r>
+      <w:r>
+        <w:rPr>
+          <w:rFonts w:ascii="Calibri" w:hAnsi="Calibri" w:eastAsia="Microsoft YaHei" w:cs="Microsoft YaHei"/>
+          <w:b/>
+          <w:sz w:val="21"/>
+        </w:rPr>
+        <w:t>2026-09-25 再更正</w:t>
+      </w:r>
+      <w:r>
+        <w:rPr>
+          <w:rFonts w:ascii="Calibri" w:hAnsi="Calibri" w:eastAsia="Microsoft YaHei" w:cs="Microsoft YaHei"/>
+          <w:sz w:val="21"/>
+        </w:rPr>
+        <w:t xml:space="preserve">：v1.1 版作者名首字母误作 T. / P.，经核为 </w:t>
+      </w:r>
+      <w:r>
+        <w:rPr>
+          <w:rFonts w:ascii="Calibri" w:hAnsi="Calibri" w:eastAsia="Microsoft YaHei" w:cs="Microsoft YaHei"/>
+          <w:b/>
+          <w:sz w:val="21"/>
+        </w:rPr>
+        <w:t>Nicolas Nguyen</w:t>
+      </w:r>
+      <w:r>
+        <w:rPr>
+          <w:rFonts w:ascii="Calibri" w:hAnsi="Calibri" w:eastAsia="Microsoft YaHei" w:cs="Microsoft YaHei"/>
+          <w:sz w:val="21"/>
+        </w:rPr>
+        <w:t xml:space="preserve"> 与 </w:t>
+      </w:r>
+      <w:r>
+        <w:rPr>
+          <w:rFonts w:ascii="Calibri" w:hAnsi="Calibri" w:eastAsia="Microsoft YaHei" w:cs="Microsoft YaHei"/>
+          <w:b/>
+          <w:sz w:val="21"/>
+        </w:rPr>
+        <w:t>Solenne Gaucher</w:t>
+      </w:r>
+      <w:r>
+        <w:rPr>
+          <w:rFonts w:ascii="Calibri" w:hAnsi="Calibri" w:eastAsia="Microsoft YaHei" w:cs="Microsoft YaHei"/>
+          <w:sz w:val="21"/>
+        </w:rPr>
+        <w:t>（首字母 N. / S.），已与 M3 参考文献 [3] 对齐；并补卷期 38、页码 16937–16988 与 DOI】</w:t>
+      </w:r>
+    </w:p>
+    <w:p>
+      <w:pPr>
+        <w:pStyle w:val="ListNumber"/>
+        <w:spacing w:after="40"/>
+      </w:pPr>
+      <w:r>
+        <w:rPr>
+          <w:rFonts w:ascii="Calibri" w:hAnsi="Calibri" w:eastAsia="Microsoft YaHei" w:cs="Microsoft YaHei"/>
+          <w:sz w:val="21"/>
+        </w:rPr>
+        <w:t xml:space="preserve">Xue, B., et al. (2025). Lexicographic Lipschitz Bandits. </w:t>
+      </w:r>
+      <w:r>
+        <w:rPr>
+          <w:rFonts w:ascii="Calibri" w:hAnsi="Calibri" w:eastAsia="Microsoft YaHei" w:cs="Microsoft YaHei"/>
+          <w:i/>
+          <w:sz w:val="21"/>
+        </w:rPr>
+        <w:t>Journal of Machine Learning Research</w:t>
+      </w:r>
+      <w:r>
+        <w:rPr>
+          <w:rFonts w:ascii="Calibri" w:hAnsi="Calibri" w:eastAsia="Microsoft YaHei" w:cs="Microsoft YaHei"/>
+          <w:sz w:val="21"/>
+        </w:rPr>
+        <w:t>, 26.</w:t>
+      </w:r>
+    </w:p>
+    <w:p>
+      <w:pPr>
+        <w:pStyle w:val="ListNumber"/>
+        <w:spacing w:after="40"/>
+      </w:pPr>
+      <w:r>
+        <w:rPr>
+          <w:rFonts w:ascii="Calibri" w:hAnsi="Calibri" w:eastAsia="Microsoft YaHei" w:cs="Microsoft YaHei"/>
+          <w:sz w:val="21"/>
+        </w:rPr>
+        <w:t xml:space="preserve">Chang, H.-S., Hsu, H.-J., &amp; Chen, K.-T. (2015). Modeling Exercise Relationships in E-Learning: A Unified Approach. </w:t>
+      </w:r>
+      <w:r>
+        <w:rPr>
+          <w:rFonts w:ascii="Calibri" w:hAnsi="Calibri" w:eastAsia="Microsoft YaHei" w:cs="Microsoft YaHei"/>
+          <w:i/>
+          <w:sz w:val="21"/>
+        </w:rPr>
+        <w:t>EDM 2015</w:t>
+      </w:r>
+      <w:r>
+        <w:rPr>
+          <w:rFonts w:ascii="Calibri" w:hAnsi="Calibri" w:eastAsia="Microsoft YaHei" w:cs="Microsoft YaHei"/>
+          <w:sz w:val="21"/>
+        </w:rPr>
+        <w:t>. （Junyi 数据集引用义务）</w:t>
+      </w:r>
+    </w:p>
+    <w:p>
+      <w:pPr>
+        <w:pStyle w:val="ListNumber"/>
+        <w:spacing w:after="40"/>
+      </w:pPr>
+      <w:r>
+        <w:rPr>
+          <w:rFonts w:ascii="Calibri" w:hAnsi="Calibri" w:eastAsia="Microsoft YaHei" w:cs="Microsoft YaHei"/>
+          <w:sz w:val="21"/>
+        </w:rPr>
+        <w:t xml:space="preserve">Abdelrahman, G., et al. (2022). DBE-KT22: A Knowledge Tracing Dataset Based on Database Systems Exercises. </w:t>
       </w:r>
       <w:r>
         <w:rPr>
@@ -15944,7 +18591,7 @@
                 <w:rFonts w:ascii="Consolas" w:hAnsi="Consolas" w:eastAsia="Microsoft YaHei" w:cs="Microsoft YaHei"/>
                 <w:sz w:val="19"/>
               </w:rPr>
-              <w:t>docs/因果侧识别策略.md</w:t>
+              <w:t>docs/LearnFlow_研究设计与审阅档案.md（§2 因果侧识别策略）</w:t>
             </w:r>
             <w:r>
               <w:rPr>
@@ -16535,7 +19182,7 @@
                 <w:rFonts w:ascii="Calibri" w:hAnsi="Calibri" w:eastAsia="Microsoft YaHei" w:cs="Microsoft YaHei"/>
                 <w:sz w:val="19"/>
               </w:rPr>
-              <w:t>§11 [6]</w:t>
+              <w:t>§12 [6]</w:t>
             </w:r>
           </w:p>
         </w:tc>
@@ -16597,7 +19244,7 @@
                 <w:rFonts w:ascii="Calibri" w:hAnsi="Calibri" w:eastAsia="Microsoft YaHei" w:cs="Microsoft YaHei"/>
                 <w:sz w:val="19"/>
               </w:rPr>
-              <w:t>更正为 COLT 2021（2025 为 arXiv v3 年份）</w:t>
+              <w:t>更正为 COLT 2021（2025 为 arXiv v4 年份）</w:t>
             </w:r>
           </w:p>
         </w:tc>
@@ -16612,7 +19259,7 @@
                 <w:rFonts w:ascii="Calibri" w:hAnsi="Calibri" w:eastAsia="Microsoft YaHei" w:cs="Microsoft YaHei"/>
                 <w:sz w:val="19"/>
               </w:rPr>
-              <w:t>§11 [5]</w:t>
+              <w:t>§12 [5]</w:t>
             </w:r>
           </w:p>
         </w:tc>
@@ -16689,7 +19336,7 @@
                 <w:rFonts w:ascii="Calibri" w:hAnsi="Calibri" w:eastAsia="Microsoft YaHei" w:cs="Microsoft YaHei"/>
                 <w:sz w:val="19"/>
               </w:rPr>
-              <w:t>§11 [4]</w:t>
+              <w:t>§12 [4]</w:t>
             </w:r>
           </w:p>
         </w:tc>
@@ -16918,7 +19565,7 @@
           <w:color w:val="555555"/>
           <w:sz w:val="19"/>
         </w:rPr>
-        <w:t xml:space="preserve">：逐条映射与未闭环项汇总见 </w:t>
+        <w:t xml:space="preserve">：审阅意见的逐条映射与未闭环项汇总（内部工作文档，按审阅意见 §2.4 已于 2026-09-29 撤出公开仓库，备份存于作者本地工作副本）；M2 的路线 A/B 决策材料见 </w:t>
       </w:r>
       <w:r>
         <w:rPr>
@@ -16927,7 +19574,7 @@
           <w:color w:val="555555"/>
           <w:sz w:val="19"/>
         </w:rPr>
-        <w:t>docs/审阅意见整改清单.md</w:t>
+        <w:t>docs/LearnFlow_研究设计与审阅档案.md（§5 M2 路线 A/B 决策备忘）</w:t>
       </w:r>
       <w:r>
         <w:rPr>
@@ -16936,7 +19583,7 @@
           <w:color w:val="555555"/>
           <w:sz w:val="19"/>
         </w:rPr>
-        <w:t xml:space="preserve">；M2 的路线 A/B 决策材料见 </w:t>
+        <w:t>。公开仓库中可直接复核的依据为：各篇稿件正文内的更正说明段、</w:t>
       </w:r>
       <w:r>
         <w:rPr>
@@ -16945,7 +19592,7 @@
           <w:color w:val="555555"/>
           <w:sz w:val="19"/>
         </w:rPr>
-        <w:t>docs/M2_路线A_B决策备忘.md</w:t>
+        <w:t>docs/references.bib</w:t>
       </w:r>
       <w:r>
         <w:rPr>
@@ -16954,7 +19601,7 @@
           <w:color w:val="555555"/>
           <w:sz w:val="19"/>
         </w:rPr>
-        <w:t>。</w:t>
+        <w:t>，以及本节更正表逐行所列的公开来源（含 Scopus 来源 ID）。</w:t>
       </w:r>
     </w:p>
     <w:sectPr>

--- a/docs/研究计划_中文版.docx
+++ b/docs/研究计划_中文版.docx
@@ -1399,7 +1399,7 @@
           <w:b/>
           <w:sz w:val="21"/>
         </w:rPr>
-        <w:t>92 个文件 / 26,782 行</w:t>
+        <w:t>92 个文件 / 26,749 行</w:t>
       </w:r>
       <w:r>
         <w:rPr>
@@ -6306,7 +6306,7 @@
                 <w:b/>
                 <w:sz w:val="19"/>
               </w:rPr>
-              <w:t>92 个文件 / 26,782 行</w:t>
+              <w:t>92 个文件 / 26,749 行</w:t>
             </w:r>
           </w:p>
         </w:tc>

--- a/docs/研究计划_中文版.docx
+++ b/docs/研究计划_中文版.docx
@@ -11,780 +11,10 @@
           <w:rFonts w:ascii="Calibri" w:hAnsi="Calibri" w:eastAsia="Microsoft YaHei" w:cs="Microsoft YaHei"/>
           <w:sz w:val="44"/>
         </w:rPr>
-        <w:t>自适应学习中"难度"的可测量化与可治理化</w:t>
+        <w:t>——博士学位论文研究计划</w:t>
       </w:r>
     </w:p>
     <w:p/>
-    <w:p>
-      <w:pPr>
-        <w:jc w:val="center"/>
-      </w:pPr>
-      <w:r>
-        <w:rPr>
-          <w:rFonts w:ascii="Calibri" w:hAnsi="Calibri" w:eastAsia="Microsoft YaHei" w:cs="Microsoft YaHei"/>
-          <w:b/>
-          <w:sz w:val="30"/>
-        </w:rPr>
-        <w:t>目录</w:t>
-      </w:r>
-    </w:p>
-    <w:p>
-      <w:pPr>
-        <w:spacing w:after="40"/>
-        <w:ind w:left="360"/>
-      </w:pPr>
-      <w:r>
-        <w:rPr>
-          <w:rFonts w:ascii="Calibri" w:hAnsi="Calibri" w:eastAsia="Microsoft YaHei" w:cs="Microsoft YaHei"/>
-          <w:sz w:val="21"/>
-        </w:rPr>
-        <w:t>——博士学位论文研究计划</w:t>
-      </w:r>
-    </w:p>
-    <w:p>
-      <w:pPr>
-        <w:spacing w:after="40"/>
-        <w:ind w:left="360"/>
-      </w:pPr>
-      <w:r>
-        <w:rPr>
-          <w:rFonts w:ascii="Calibri" w:hAnsi="Calibri" w:eastAsia="Microsoft YaHei" w:cs="Microsoft YaHei"/>
-          <w:sz w:val="21"/>
-        </w:rPr>
-        <w:t>摘要</w:t>
-      </w:r>
-    </w:p>
-    <w:p>
-      <w:pPr>
-        <w:spacing w:after="40"/>
-        <w:ind w:left="360"/>
-      </w:pPr>
-      <w:r>
-        <w:rPr>
-          <w:rFonts w:ascii="Calibri" w:hAnsi="Calibri" w:eastAsia="Microsoft YaHei" w:cs="Microsoft YaHei"/>
-          <w:sz w:val="21"/>
-        </w:rPr>
-        <w:t>1 研究背景与问题意识</w:t>
-      </w:r>
-    </w:p>
-    <w:p>
-      <w:pPr>
-        <w:spacing w:after="40"/>
-        <w:ind w:left="720"/>
-      </w:pPr>
-      <w:r>
-        <w:rPr>
-          <w:rFonts w:ascii="Calibri" w:hAnsi="Calibri" w:eastAsia="Microsoft YaHei" w:cs="Microsoft YaHei"/>
-          <w:sz w:val="21"/>
-        </w:rPr>
-        <w:t>1.1 领域背景：预测精度赛道的收窄</w:t>
-      </w:r>
-    </w:p>
-    <w:p>
-      <w:pPr>
-        <w:spacing w:after="40"/>
-        <w:ind w:left="720"/>
-      </w:pPr>
-      <w:r>
-        <w:rPr>
-          <w:rFonts w:ascii="Calibri" w:hAnsi="Calibri" w:eastAsia="Microsoft YaHei" w:cs="Microsoft YaHei"/>
-          <w:sz w:val="21"/>
-        </w:rPr>
-        <w:t>1.2 第一处被跳过的前提：难度是否可公度</w:t>
-      </w:r>
-    </w:p>
-    <w:p>
-      <w:pPr>
-        <w:spacing w:after="40"/>
-        <w:ind w:left="720"/>
-      </w:pPr>
-      <w:r>
-        <w:rPr>
-          <w:rFonts w:ascii="Calibri" w:hAnsi="Calibri" w:eastAsia="Microsoft YaHei" w:cs="Microsoft YaHei"/>
-          <w:sz w:val="21"/>
-        </w:rPr>
-        <w:t>1.3 第二处被跳过的前提：目标值与先验来源</w:t>
-      </w:r>
-    </w:p>
-    <w:p>
-      <w:pPr>
-        <w:spacing w:after="40"/>
-        <w:ind w:left="720"/>
-      </w:pPr>
-      <w:r>
-        <w:rPr>
-          <w:rFonts w:ascii="Calibri" w:hAnsi="Calibri" w:eastAsia="Microsoft YaHei" w:cs="Microsoft YaHei"/>
-          <w:sz w:val="21"/>
-        </w:rPr>
-        <w:t>1.4 第三处被跳过的问题：多干预并存时的治理</w:t>
-      </w:r>
-    </w:p>
-    <w:p>
-      <w:pPr>
-        <w:spacing w:after="40"/>
-        <w:ind w:left="720"/>
-      </w:pPr>
-      <w:r>
-        <w:rPr>
-          <w:rFonts w:ascii="Calibri" w:hAnsi="Calibri" w:eastAsia="Microsoft YaHei" w:cs="Microsoft YaHei"/>
-          <w:sz w:val="21"/>
-        </w:rPr>
-        <w:t>1.5 问题意识的收敛</w:t>
-      </w:r>
-    </w:p>
-    <w:p>
-      <w:pPr>
-        <w:spacing w:after="40"/>
-        <w:ind w:left="360"/>
-      </w:pPr>
-      <w:r>
-        <w:rPr>
-          <w:rFonts w:ascii="Calibri" w:hAnsi="Calibri" w:eastAsia="Microsoft YaHei" w:cs="Microsoft YaHei"/>
-          <w:sz w:val="21"/>
-        </w:rPr>
-        <w:t>2 文献基础与研究缺口</w:t>
-      </w:r>
-    </w:p>
-    <w:p>
-      <w:pPr>
-        <w:spacing w:after="40"/>
-        <w:ind w:left="720"/>
-      </w:pPr>
-      <w:r>
-        <w:rPr>
-          <w:rFonts w:ascii="Calibri" w:hAnsi="Calibri" w:eastAsia="Microsoft YaHei" w:cs="Microsoft YaHei"/>
-          <w:sz w:val="21"/>
-        </w:rPr>
-        <w:t>2.1 已核实的竞争格局事实</w:t>
-      </w:r>
-    </w:p>
-    <w:p>
-      <w:pPr>
-        <w:spacing w:after="40"/>
-        <w:ind w:left="720"/>
-      </w:pPr>
-      <w:r>
-        <w:rPr>
-          <w:rFonts w:ascii="Calibri" w:hAnsi="Calibri" w:eastAsia="Microsoft YaHei" w:cs="Microsoft YaHei"/>
-          <w:sz w:val="21"/>
-        </w:rPr>
-        <w:t>2.2 三个可发表缺口</w:t>
-      </w:r>
-    </w:p>
-    <w:p>
-      <w:pPr>
-        <w:spacing w:after="40"/>
-        <w:ind w:left="360"/>
-      </w:pPr>
-      <w:r>
-        <w:rPr>
-          <w:rFonts w:ascii="Calibri" w:hAnsi="Calibri" w:eastAsia="Microsoft YaHei" w:cs="Microsoft YaHei"/>
-          <w:sz w:val="21"/>
-        </w:rPr>
-        <w:t>3 研究问题与研究目标</w:t>
-      </w:r>
-    </w:p>
-    <w:p>
-      <w:pPr>
-        <w:spacing w:after="40"/>
-        <w:ind w:left="720"/>
-      </w:pPr>
-      <w:r>
-        <w:rPr>
-          <w:rFonts w:ascii="Calibri" w:hAnsi="Calibri" w:eastAsia="Microsoft YaHei" w:cs="Microsoft YaHei"/>
-          <w:sz w:val="21"/>
-        </w:rPr>
-        <w:t>3.1 总论点</w:t>
-      </w:r>
-    </w:p>
-    <w:p>
-      <w:pPr>
-        <w:spacing w:after="40"/>
-        <w:ind w:left="720"/>
-      </w:pPr>
-      <w:r>
-        <w:rPr>
-          <w:rFonts w:ascii="Calibri" w:hAnsi="Calibri" w:eastAsia="Microsoft YaHei" w:cs="Microsoft YaHei"/>
-          <w:sz w:val="21"/>
-        </w:rPr>
-        <w:t>3.2 四项研究问题与判据</w:t>
-      </w:r>
-    </w:p>
-    <w:p>
-      <w:pPr>
-        <w:spacing w:after="40"/>
-        <w:ind w:left="720"/>
-      </w:pPr>
-      <w:r>
-        <w:rPr>
-          <w:rFonts w:ascii="Calibri" w:hAnsi="Calibri" w:eastAsia="Microsoft YaHei" w:cs="Microsoft YaHei"/>
-          <w:sz w:val="21"/>
-        </w:rPr>
-        <w:t>3.3 不主张清单</w:t>
-      </w:r>
-    </w:p>
-    <w:p>
-      <w:pPr>
-        <w:spacing w:after="40"/>
-        <w:ind w:left="360"/>
-      </w:pPr>
-      <w:r>
-        <w:rPr>
-          <w:rFonts w:ascii="Calibri" w:hAnsi="Calibri" w:eastAsia="Microsoft YaHei" w:cs="Microsoft YaHei"/>
-          <w:sz w:val="21"/>
-        </w:rPr>
-        <w:t>4 研究方法与技术路线</w:t>
-      </w:r>
-    </w:p>
-    <w:p>
-      <w:pPr>
-        <w:spacing w:after="40"/>
-        <w:ind w:left="720"/>
-      </w:pPr>
-      <w:r>
-        <w:rPr>
-          <w:rFonts w:ascii="Calibri" w:hAnsi="Calibri" w:eastAsia="Microsoft YaHei" w:cs="Microsoft YaHei"/>
-          <w:sz w:val="21"/>
-        </w:rPr>
-        <w:t>4.1 统一研究叙事</w:t>
-      </w:r>
-    </w:p>
-    <w:p>
-      <w:pPr>
-        <w:spacing w:after="40"/>
-        <w:ind w:left="720"/>
-      </w:pPr>
-      <w:r>
-        <w:rPr>
-          <w:rFonts w:ascii="Calibri" w:hAnsi="Calibri" w:eastAsia="Microsoft YaHei" w:cs="Microsoft YaHei"/>
-          <w:sz w:val="21"/>
-        </w:rPr>
-        <w:t>4.2 四条链的分工</w:t>
-      </w:r>
-    </w:p>
-    <w:p>
-      <w:pPr>
-        <w:spacing w:after="40"/>
-        <w:ind w:left="720"/>
-      </w:pPr>
-      <w:r>
-        <w:rPr>
-          <w:rFonts w:ascii="Calibri" w:hAnsi="Calibri" w:eastAsia="Microsoft YaHei" w:cs="Microsoft YaHei"/>
-          <w:sz w:val="21"/>
-        </w:rPr>
-        <w:t>4.3 数据集与证据制度</w:t>
-      </w:r>
-    </w:p>
-    <w:p>
-      <w:pPr>
-        <w:spacing w:after="40"/>
-        <w:ind w:left="720"/>
-      </w:pPr>
-      <w:r>
-        <w:rPr>
-          <w:rFonts w:ascii="Calibri" w:hAnsi="Calibri" w:eastAsia="Microsoft YaHei" w:cs="Microsoft YaHei"/>
-          <w:sz w:val="21"/>
-        </w:rPr>
-        <w:t>4.4 方法论工具</w:t>
-      </w:r>
-    </w:p>
-    <w:p>
-      <w:pPr>
-        <w:spacing w:after="40"/>
-        <w:ind w:left="720"/>
-      </w:pPr>
-      <w:r>
-        <w:rPr>
-          <w:rFonts w:ascii="Calibri" w:hAnsi="Calibri" w:eastAsia="Microsoft YaHei" w:cs="Microsoft YaHei"/>
-          <w:sz w:val="21"/>
-        </w:rPr>
-        <w:t>4.5 因果侧识别策略（须在接触结局变量前冻结）</w:t>
-      </w:r>
-    </w:p>
-    <w:p>
-      <w:pPr>
-        <w:spacing w:after="40"/>
-        <w:ind w:left="360"/>
-      </w:pPr>
-      <w:r>
-        <w:rPr>
-          <w:rFonts w:ascii="Calibri" w:hAnsi="Calibri" w:eastAsia="Microsoft YaHei" w:cs="Microsoft YaHei"/>
-          <w:sz w:val="21"/>
-        </w:rPr>
-        <w:t>5 研究基础与前期成果</w:t>
-      </w:r>
-    </w:p>
-    <w:p>
-      <w:pPr>
-        <w:spacing w:after="40"/>
-        <w:ind w:left="720"/>
-      </w:pPr>
-      <w:r>
-        <w:rPr>
-          <w:rFonts w:ascii="Calibri" w:hAnsi="Calibri" w:eastAsia="Microsoft YaHei" w:cs="Microsoft YaHei"/>
-          <w:sz w:val="21"/>
-        </w:rPr>
-        <w:t>5.1 研究依托系统</w:t>
-      </w:r>
-    </w:p>
-    <w:p>
-      <w:pPr>
-        <w:spacing w:after="40"/>
-        <w:ind w:left="720"/>
-      </w:pPr>
-      <w:r>
-        <w:rPr>
-          <w:rFonts w:ascii="Calibri" w:hAnsi="Calibri" w:eastAsia="Microsoft YaHei" w:cs="Microsoft YaHei"/>
-          <w:sz w:val="21"/>
-        </w:rPr>
-        <w:t>5.2 三篇支撑性论文的实测结论</w:t>
-      </w:r>
-    </w:p>
-    <w:p>
-      <w:pPr>
-        <w:spacing w:after="40"/>
-        <w:ind w:left="720"/>
-      </w:pPr>
-      <w:r>
-        <w:rPr>
-          <w:rFonts w:ascii="Calibri" w:hAnsi="Calibri" w:eastAsia="Microsoft YaHei" w:cs="Microsoft YaHei"/>
-          <w:sz w:val="21"/>
-        </w:rPr>
-        <w:t>5.3 算法优化与工程落地</w:t>
-      </w:r>
-    </w:p>
-    <w:p>
-      <w:pPr>
-        <w:spacing w:after="40"/>
-        <w:ind w:left="360"/>
-      </w:pPr>
-      <w:r>
-        <w:rPr>
-          <w:rFonts w:ascii="Calibri" w:hAnsi="Calibri" w:eastAsia="Microsoft YaHei" w:cs="Microsoft YaHei"/>
-          <w:sz w:val="21"/>
-        </w:rPr>
-        <w:t>6 研究日程与阶段划分</w:t>
-      </w:r>
-    </w:p>
-    <w:p>
-      <w:pPr>
-        <w:spacing w:after="40"/>
-        <w:ind w:left="720"/>
-      </w:pPr>
-      <w:r>
-        <w:rPr>
-          <w:rFonts w:ascii="Calibri" w:hAnsi="Calibri" w:eastAsia="Microsoft YaHei" w:cs="Microsoft YaHei"/>
-          <w:sz w:val="21"/>
-        </w:rPr>
-        <w:t>6.1 真实日历日程</w:t>
-      </w:r>
-    </w:p>
-    <w:p>
-      <w:pPr>
-        <w:spacing w:after="40"/>
-        <w:ind w:left="720"/>
-      </w:pPr>
-      <w:r>
-        <w:rPr>
-          <w:rFonts w:ascii="Calibri" w:hAnsi="Calibri" w:eastAsia="Microsoft YaHei" w:cs="Microsoft YaHei"/>
-          <w:sz w:val="21"/>
-        </w:rPr>
-        <w:t>6.2 关于仓库可见的 git 历史（据实说明）</w:t>
-      </w:r>
-    </w:p>
-    <w:p>
-      <w:pPr>
-        <w:spacing w:after="40"/>
-        <w:ind w:left="720"/>
-      </w:pPr>
-      <w:r>
-        <w:rPr>
-          <w:rFonts w:ascii="Calibri" w:hAnsi="Calibri" w:eastAsia="Microsoft YaHei" w:cs="Microsoft YaHei"/>
-          <w:sz w:val="21"/>
-        </w:rPr>
-        <w:t>6.3 与另一课题（EEG 域泛化）的关系</w:t>
-      </w:r>
-    </w:p>
-    <w:p>
-      <w:pPr>
-        <w:spacing w:after="40"/>
-        <w:ind w:left="720"/>
-      </w:pPr>
-      <w:r>
-        <w:rPr>
-          <w:rFonts w:ascii="Calibri" w:hAnsi="Calibri" w:eastAsia="Microsoft YaHei" w:cs="Microsoft YaHei"/>
-          <w:sz w:val="21"/>
-        </w:rPr>
-        <w:t>6.4 关键路径与前置事项</w:t>
-      </w:r>
-    </w:p>
-    <w:p>
-      <w:pPr>
-        <w:spacing w:after="40"/>
-        <w:ind w:left="360"/>
-      </w:pPr>
-      <w:r>
-        <w:rPr>
-          <w:rFonts w:ascii="Calibri" w:hAnsi="Calibri" w:eastAsia="Microsoft YaHei" w:cs="Microsoft YaHei"/>
-          <w:sz w:val="21"/>
-        </w:rPr>
-        <w:t>7 预期成果与发表计划</w:t>
-      </w:r>
-    </w:p>
-    <w:p>
-      <w:pPr>
-        <w:spacing w:after="40"/>
-        <w:ind w:left="720"/>
-      </w:pPr>
-      <w:r>
-        <w:rPr>
-          <w:rFonts w:ascii="Calibri" w:hAnsi="Calibri" w:eastAsia="Microsoft YaHei" w:cs="Microsoft YaHei"/>
-          <w:sz w:val="21"/>
-        </w:rPr>
-        <w:t>7.1 论文组合与目标期刊（v1.1：英文 Scopus 第一顺位）</w:t>
-      </w:r>
-    </w:p>
-    <w:p>
-      <w:pPr>
-        <w:spacing w:after="40"/>
-        <w:ind w:left="720"/>
-      </w:pPr>
-      <w:r>
-        <w:rPr>
-          <w:rFonts w:ascii="Calibri" w:hAnsi="Calibri" w:eastAsia="Microsoft YaHei" w:cs="Microsoft YaHei"/>
-          <w:sz w:val="21"/>
-        </w:rPr>
-        <w:t>7.2 拆分方案的英文刊目标为何一度改为中文刊（v1.1 新增说明）</w:t>
-      </w:r>
-    </w:p>
-    <w:p>
-      <w:pPr>
-        <w:spacing w:after="40"/>
-        <w:ind w:left="720"/>
-      </w:pPr>
-      <w:r>
-        <w:rPr>
-          <w:rFonts w:ascii="Calibri" w:hAnsi="Calibri" w:eastAsia="Microsoft YaHei" w:cs="Microsoft YaHei"/>
-          <w:sz w:val="21"/>
-        </w:rPr>
-        <w:t>7.3 学位论文的整合方式</w:t>
-      </w:r>
-    </w:p>
-    <w:p>
-      <w:pPr>
-        <w:spacing w:after="40"/>
-        <w:ind w:left="720"/>
-      </w:pPr>
-      <w:r>
-        <w:rPr>
-          <w:rFonts w:ascii="Calibri" w:hAnsi="Calibri" w:eastAsia="Microsoft YaHei" w:cs="Microsoft YaHei"/>
-          <w:sz w:val="21"/>
-        </w:rPr>
-        <w:t>7.4 投稿前的前置条件（v1.1 新增）</w:t>
-      </w:r>
-    </w:p>
-    <w:p>
-      <w:pPr>
-        <w:spacing w:after="40"/>
-        <w:ind w:left="720"/>
-      </w:pPr>
-      <w:r>
-        <w:rPr>
-          <w:rFonts w:ascii="Calibri" w:hAnsi="Calibri" w:eastAsia="Microsoft YaHei" w:cs="Microsoft YaHei"/>
-          <w:sz w:val="21"/>
-        </w:rPr>
-        <w:t>7.5 可复用 artifact 的处置</w:t>
-      </w:r>
-    </w:p>
-    <w:p>
-      <w:pPr>
-        <w:spacing w:after="40"/>
-        <w:ind w:left="360"/>
-      </w:pPr>
-      <w:r>
-        <w:rPr>
-          <w:rFonts w:ascii="Calibri" w:hAnsi="Calibri" w:eastAsia="Microsoft YaHei" w:cs="Microsoft YaHei"/>
-          <w:sz w:val="21"/>
-        </w:rPr>
-        <w:t>8 伦理审查与数据合规</w:t>
-      </w:r>
-    </w:p>
-    <w:p>
-      <w:pPr>
-        <w:spacing w:after="40"/>
-        <w:ind w:left="720"/>
-      </w:pPr>
-      <w:r>
-        <w:rPr>
-          <w:rFonts w:ascii="Calibri" w:hAnsi="Calibri" w:eastAsia="Microsoft YaHei" w:cs="Microsoft YaHei"/>
-          <w:sz w:val="21"/>
-        </w:rPr>
-        <w:t>8.1 伦理约束</w:t>
-      </w:r>
-    </w:p>
-    <w:p>
-      <w:pPr>
-        <w:spacing w:after="40"/>
-        <w:ind w:left="720"/>
-      </w:pPr>
-      <w:r>
-        <w:rPr>
-          <w:rFonts w:ascii="Calibri" w:hAnsi="Calibri" w:eastAsia="Microsoft YaHei" w:cs="Microsoft YaHei"/>
-          <w:sz w:val="21"/>
-        </w:rPr>
-        <w:t>8.2 数据边界</w:t>
-      </w:r>
-    </w:p>
-    <w:p>
-      <w:pPr>
-        <w:spacing w:after="40"/>
-        <w:ind w:left="720"/>
-      </w:pPr>
-      <w:r>
-        <w:rPr>
-          <w:rFonts w:ascii="Calibri" w:hAnsi="Calibri" w:eastAsia="Microsoft YaHei" w:cs="Microsoft YaHei"/>
-          <w:sz w:val="21"/>
-        </w:rPr>
-        <w:t>8.3 测量工具的效度声明（强制）</w:t>
-      </w:r>
-    </w:p>
-    <w:p>
-      <w:pPr>
-        <w:spacing w:after="40"/>
-        <w:ind w:left="360"/>
-      </w:pPr>
-      <w:r>
-        <w:rPr>
-          <w:rFonts w:ascii="Calibri" w:hAnsi="Calibri" w:eastAsia="Microsoft YaHei" w:cs="Microsoft YaHei"/>
-          <w:sz w:val="21"/>
-        </w:rPr>
-        <w:t>9 风险与应对</w:t>
-      </w:r>
-    </w:p>
-    <w:p>
-      <w:pPr>
-        <w:spacing w:after="40"/>
-        <w:ind w:left="360"/>
-      </w:pPr>
-      <w:r>
-        <w:rPr>
-          <w:rFonts w:ascii="Calibri" w:hAnsi="Calibri" w:eastAsia="Microsoft YaHei" w:cs="Microsoft YaHei"/>
-          <w:sz w:val="21"/>
-        </w:rPr>
-        <w:t>10 研究执行与稿件写作中的角色与工具</w:t>
-      </w:r>
-    </w:p>
-    <w:p>
-      <w:pPr>
-        <w:spacing w:after="40"/>
-        <w:ind w:left="720"/>
-      </w:pPr>
-      <w:r>
-        <w:rPr>
-          <w:rFonts w:ascii="Calibri" w:hAnsi="Calibri" w:eastAsia="Microsoft YaHei" w:cs="Microsoft YaHei"/>
-          <w:sz w:val="21"/>
-        </w:rPr>
-        <w:t>10.1 角色与工具对照表</w:t>
-      </w:r>
-    </w:p>
-    <w:p>
-      <w:pPr>
-        <w:spacing w:after="40"/>
-        <w:ind w:left="720"/>
-      </w:pPr>
-      <w:r>
-        <w:rPr>
-          <w:rFonts w:ascii="Calibri" w:hAnsi="Calibri" w:eastAsia="Microsoft YaHei" w:cs="Microsoft YaHei"/>
-          <w:sz w:val="21"/>
-        </w:rPr>
-        <w:t>10.2 可在仓库中核验的"工具使用痕迹"</w:t>
-      </w:r>
-    </w:p>
-    <w:p>
-      <w:pPr>
-        <w:spacing w:after="40"/>
-        <w:ind w:left="720"/>
-      </w:pPr>
-      <w:r>
-        <w:rPr>
-          <w:rFonts w:ascii="Calibri" w:hAnsi="Calibri" w:eastAsia="Microsoft YaHei" w:cs="Microsoft YaHei"/>
-          <w:sz w:val="21"/>
-        </w:rPr>
-        <w:t>10.3 工具使用的边界（本人对答辩的承诺）</w:t>
-      </w:r>
-    </w:p>
-    <w:p>
-      <w:pPr>
-        <w:spacing w:after="40"/>
-        <w:ind w:left="720"/>
-      </w:pPr>
-      <w:r>
-        <w:rPr>
-          <w:rFonts w:ascii="Calibri" w:hAnsi="Calibri" w:eastAsia="Microsoft YaHei" w:cs="Microsoft YaHei"/>
-          <w:sz w:val="21"/>
-        </w:rPr>
-        <w:t>10.4 目标期刊的 AI 使用披露政策调查（</w:t>
-      </w:r>
-      <w:r>
-        <w:rPr>
-          <w:rFonts w:ascii="Calibri" w:hAnsi="Calibri" w:eastAsia="Microsoft YaHei" w:cs="Microsoft YaHei"/>
-          <w:b/>
-          <w:sz w:val="21"/>
-        </w:rPr>
-        <w:t>v1.1 已于 2026-09-23 完成核验</w:t>
-      </w:r>
-      <w:r>
-        <w:rPr>
-          <w:rFonts w:ascii="Calibri" w:hAnsi="Calibri" w:eastAsia="Microsoft YaHei" w:cs="Microsoft YaHei"/>
-          <w:sz w:val="21"/>
-        </w:rPr>
-        <w:t>）</w:t>
-      </w:r>
-    </w:p>
-    <w:p>
-      <w:pPr>
-        <w:spacing w:after="40"/>
-        <w:ind w:left="720"/>
-      </w:pPr>
-      <w:r>
-        <w:rPr>
-          <w:rFonts w:ascii="Calibri" w:hAnsi="Calibri" w:eastAsia="Microsoft YaHei" w:cs="Microsoft YaHei"/>
-          <w:sz w:val="21"/>
-        </w:rPr>
-        <w:t>10.5 中文撰写 → 英文翻译的流程与披露（v1.1 新增）</w:t>
-      </w:r>
-    </w:p>
-    <w:p>
-      <w:pPr>
-        <w:spacing w:after="40"/>
-        <w:ind w:left="360"/>
-      </w:pPr>
-      <w:r>
-        <w:rPr>
-          <w:rFonts w:ascii="Calibri" w:hAnsi="Calibri" w:eastAsia="Microsoft YaHei" w:cs="Microsoft YaHei"/>
-          <w:sz w:val="21"/>
-        </w:rPr>
-        <w:t>11 实验设计摘要：以 RQ2 为中心的随机分配实验</w:t>
-      </w:r>
-    </w:p>
-    <w:p>
-      <w:pPr>
-        <w:spacing w:after="40"/>
-        <w:ind w:left="720"/>
-      </w:pPr>
-      <w:r>
-        <w:rPr>
-          <w:rFonts w:ascii="Calibri" w:hAnsi="Calibri" w:eastAsia="Microsoft YaHei" w:cs="Microsoft YaHei"/>
-          <w:sz w:val="21"/>
-        </w:rPr>
-        <w:t>11.1 必须有人参与的结论只有一个</w:t>
-      </w:r>
-    </w:p>
-    <w:p>
-      <w:pPr>
-        <w:spacing w:after="40"/>
-        <w:ind w:left="720"/>
-      </w:pPr>
-      <w:r>
-        <w:rPr>
-          <w:rFonts w:ascii="Calibri" w:hAnsi="Calibri" w:eastAsia="Microsoft YaHei" w:cs="Microsoft YaHei"/>
-          <w:sz w:val="21"/>
-        </w:rPr>
-        <w:t>11.2 RQ2 主实验设计</w:t>
-      </w:r>
-    </w:p>
-    <w:p>
-      <w:pPr>
-        <w:spacing w:after="40"/>
-        <w:ind w:left="720"/>
-      </w:pPr>
-      <w:r>
-        <w:rPr>
-          <w:rFonts w:ascii="Calibri" w:hAnsi="Calibri" w:eastAsia="Microsoft YaHei" w:cs="Microsoft YaHei"/>
-          <w:sz w:val="21"/>
-        </w:rPr>
-        <w:t>11.3 用同一实验验证其他链</w:t>
-      </w:r>
-    </w:p>
-    <w:p>
-      <w:pPr>
-        <w:spacing w:after="40"/>
-        <w:ind w:left="720"/>
-      </w:pPr>
-      <w:r>
-        <w:rPr>
-          <w:rFonts w:ascii="Calibri" w:hAnsi="Calibri" w:eastAsia="Microsoft YaHei" w:cs="Microsoft YaHei"/>
-          <w:sz w:val="21"/>
-        </w:rPr>
-        <w:t>11.4 日程与面谈中要决定的事</w:t>
-      </w:r>
-    </w:p>
-    <w:p>
-      <w:pPr>
-        <w:spacing w:after="40"/>
-        <w:ind w:left="360"/>
-      </w:pPr>
-      <w:r>
-        <w:rPr>
-          <w:rFonts w:ascii="Calibri" w:hAnsi="Calibri" w:eastAsia="Microsoft YaHei" w:cs="Microsoft YaHei"/>
-          <w:sz w:val="21"/>
-        </w:rPr>
-        <w:t>12 参考文献</w:t>
-      </w:r>
-    </w:p>
-    <w:p>
-      <w:pPr>
-        <w:spacing w:after="40"/>
-        <w:ind w:left="360"/>
-      </w:pPr>
-      <w:r>
-        <w:rPr>
-          <w:rFonts w:ascii="Calibri" w:hAnsi="Calibri" w:eastAsia="Microsoft YaHei" w:cs="Microsoft YaHei"/>
-          <w:sz w:val="21"/>
-        </w:rPr>
-        <w:t>附录 A 术语与口径对照</w:t>
-      </w:r>
-    </w:p>
-    <w:p>
-      <w:pPr>
-        <w:spacing w:after="40"/>
-        <w:ind w:left="360"/>
-      </w:pPr>
-      <w:r>
-        <w:rPr>
-          <w:rFonts w:ascii="Calibri" w:hAnsi="Calibri" w:eastAsia="Microsoft YaHei" w:cs="Microsoft YaHei"/>
-          <w:sz w:val="21"/>
-        </w:rPr>
-        <w:t>附录 B 复算命令清单（v1.1 扩充）</w:t>
-      </w:r>
-    </w:p>
-    <w:p>
-      <w:pPr>
-        <w:spacing w:after="40"/>
-        <w:ind w:left="360"/>
-      </w:pPr>
-      <w:r>
-        <w:rPr>
-          <w:rFonts w:ascii="Calibri" w:hAnsi="Calibri" w:eastAsia="Microsoft YaHei" w:cs="Microsoft YaHei"/>
-          <w:sz w:val="21"/>
-        </w:rPr>
-        <w:t>附录 C v1.1 修订留痕（回应审阅意见 §2 与 §4）</w:t>
-      </w:r>
-    </w:p>
-    <w:p/>
-    <w:p>
-      <w:pPr>
-        <w:pStyle w:val="Heading1"/>
-        <w:spacing w:before="200" w:after="80"/>
-      </w:pPr>
-      <w:r>
-        <w:rPr>
-          <w:rFonts w:ascii="Calibri" w:hAnsi="Calibri" w:eastAsia="Microsoft YaHei" w:cs="Microsoft YaHei"/>
-          <w:sz w:val="32"/>
-        </w:rPr>
-        <w:t>——博士学位论文研究计划</w:t>
-      </w:r>
-    </w:p>
     <w:p>
       <w:pPr>
         <w:spacing w:before="40" w:after="40"/>
@@ -1327,13 +557,27 @@
     </w:p>
     <w:p>
       <w:pPr>
-        <w:pStyle w:val="Heading1"/>
-        <w:spacing w:before="200" w:after="80"/>
+        <w:jc w:val="center"/>
       </w:pPr>
       <w:r>
         <w:rPr>
           <w:rFonts w:ascii="Calibri" w:hAnsi="Calibri" w:eastAsia="Microsoft YaHei" w:cs="Microsoft YaHei"/>
-          <w:sz w:val="32"/>
+          <w:b/>
+          <w:sz w:val="30"/>
+        </w:rPr>
+        <w:t>目录</w:t>
+      </w:r>
+    </w:p>
+    <w:p/>
+    <w:p>
+      <w:pPr>
+        <w:pStyle w:val="Heading3"/>
+        <w:spacing w:before="120" w:after="80"/>
+      </w:pPr>
+      <w:r>
+        <w:rPr>
+          <w:rFonts w:ascii="Calibri" w:hAnsi="Calibri" w:eastAsia="Microsoft YaHei" w:cs="Microsoft YaHei"/>
+          <w:sz w:val="24"/>
         </w:rPr>
         <w:t>摘要</w:t>
       </w:r>
@@ -1469,13 +713,13 @@
     </w:p>
     <w:p>
       <w:pPr>
-        <w:pStyle w:val="Heading1"/>
-        <w:spacing w:before="200" w:after="80"/>
+        <w:pStyle w:val="Heading3"/>
+        <w:spacing w:before="120" w:after="80"/>
       </w:pPr>
       <w:r>
         <w:rPr>
           <w:rFonts w:ascii="Calibri" w:hAnsi="Calibri" w:eastAsia="Microsoft YaHei" w:cs="Microsoft YaHei"/>
-          <w:sz w:val="32"/>
+          <w:sz w:val="24"/>
         </w:rPr>
         <w:t>1 研究背景与问题意识</w:t>
       </w:r>
@@ -1502,13 +746,13 @@
     </w:p>
     <w:p>
       <w:pPr>
-        <w:pStyle w:val="Heading2"/>
+        <w:pStyle w:val="Heading4"/>
         <w:spacing w:before="120" w:after="80"/>
       </w:pPr>
       <w:r>
         <w:rPr>
           <w:rFonts w:ascii="Calibri" w:hAnsi="Calibri" w:eastAsia="Microsoft YaHei" w:cs="Microsoft YaHei"/>
-          <w:sz w:val="27"/>
+          <w:sz w:val="22"/>
         </w:rPr>
         <w:t>1.1 领域背景：预测精度赛道的收窄</w:t>
       </w:r>
@@ -1581,13 +825,13 @@
     </w:p>
     <w:p>
       <w:pPr>
-        <w:pStyle w:val="Heading2"/>
+        <w:pStyle w:val="Heading4"/>
         <w:spacing w:before="120" w:after="80"/>
       </w:pPr>
       <w:r>
         <w:rPr>
           <w:rFonts w:ascii="Calibri" w:hAnsi="Calibri" w:eastAsia="Microsoft YaHei" w:cs="Microsoft YaHei"/>
-          <w:sz w:val="27"/>
+          <w:sz w:val="22"/>
         </w:rPr>
         <w:t>1.2 第一处被跳过的前提：难度是否可公度</w:t>
       </w:r>
@@ -1675,13 +919,13 @@
     </w:p>
     <w:p>
       <w:pPr>
-        <w:pStyle w:val="Heading2"/>
+        <w:pStyle w:val="Heading4"/>
         <w:spacing w:before="120" w:after="80"/>
       </w:pPr>
       <w:r>
         <w:rPr>
           <w:rFonts w:ascii="Calibri" w:hAnsi="Calibri" w:eastAsia="Microsoft YaHei" w:cs="Microsoft YaHei"/>
-          <w:sz w:val="27"/>
+          <w:sz w:val="22"/>
         </w:rPr>
         <w:t>1.3 第二处被跳过的前提：目标值与先验来源</w:t>
       </w:r>
@@ -1999,13 +1243,13 @@
     </w:p>
     <w:p>
       <w:pPr>
-        <w:pStyle w:val="Heading2"/>
+        <w:pStyle w:val="Heading4"/>
         <w:spacing w:before="120" w:after="80"/>
       </w:pPr>
       <w:r>
         <w:rPr>
           <w:rFonts w:ascii="Calibri" w:hAnsi="Calibri" w:eastAsia="Microsoft YaHei" w:cs="Microsoft YaHei"/>
-          <w:sz w:val="27"/>
+          <w:sz w:val="22"/>
         </w:rPr>
         <w:t>1.4 第三处被跳过的问题：多干预并存时的治理</w:t>
       </w:r>
@@ -2051,13 +1295,13 @@
     </w:p>
     <w:p>
       <w:pPr>
-        <w:pStyle w:val="Heading2"/>
+        <w:pStyle w:val="Heading4"/>
         <w:spacing w:before="120" w:after="80"/>
       </w:pPr>
       <w:r>
         <w:rPr>
           <w:rFonts w:ascii="Calibri" w:hAnsi="Calibri" w:eastAsia="Microsoft YaHei" w:cs="Microsoft YaHei"/>
-          <w:sz w:val="27"/>
+          <w:sz w:val="22"/>
         </w:rPr>
         <w:t>1.5 问题意识的收敛</w:t>
       </w:r>
@@ -2084,13 +1328,13 @@
     </w:p>
     <w:p>
       <w:pPr>
-        <w:pStyle w:val="Heading1"/>
-        <w:spacing w:before="200" w:after="80"/>
+        <w:pStyle w:val="Heading3"/>
+        <w:spacing w:before="120" w:after="80"/>
       </w:pPr>
       <w:r>
         <w:rPr>
           <w:rFonts w:ascii="Calibri" w:hAnsi="Calibri" w:eastAsia="Microsoft YaHei" w:cs="Microsoft YaHei"/>
-          <w:sz w:val="32"/>
+          <w:sz w:val="24"/>
         </w:rPr>
         <w:t>2 文献基础与研究缺口</w:t>
       </w:r>
@@ -2117,13 +1361,13 @@
     </w:p>
     <w:p>
       <w:pPr>
-        <w:pStyle w:val="Heading2"/>
+        <w:pStyle w:val="Heading4"/>
         <w:spacing w:before="120" w:after="80"/>
       </w:pPr>
       <w:r>
         <w:rPr>
           <w:rFonts w:ascii="Calibri" w:hAnsi="Calibri" w:eastAsia="Microsoft YaHei" w:cs="Microsoft YaHei"/>
-          <w:sz w:val="27"/>
+          <w:sz w:val="22"/>
         </w:rPr>
         <w:t>2.1 已核实的竞争格局事实</w:t>
       </w:r>
@@ -2744,13 +1988,13 @@
     <w:p/>
     <w:p>
       <w:pPr>
-        <w:pStyle w:val="Heading2"/>
+        <w:pStyle w:val="Heading4"/>
         <w:spacing w:before="120" w:after="80"/>
       </w:pPr>
       <w:r>
         <w:rPr>
           <w:rFonts w:ascii="Calibri" w:hAnsi="Calibri" w:eastAsia="Microsoft YaHei" w:cs="Microsoft YaHei"/>
-          <w:sz w:val="27"/>
+          <w:sz w:val="22"/>
         </w:rPr>
         <w:t>2.2 三个可发表缺口</w:t>
       </w:r>
@@ -2825,13 +2069,13 @@
     </w:p>
     <w:p>
       <w:pPr>
-        <w:pStyle w:val="Heading1"/>
-        <w:spacing w:before="200" w:after="80"/>
+        <w:pStyle w:val="Heading3"/>
+        <w:spacing w:before="120" w:after="80"/>
       </w:pPr>
       <w:r>
         <w:rPr>
           <w:rFonts w:ascii="Calibri" w:hAnsi="Calibri" w:eastAsia="Microsoft YaHei" w:cs="Microsoft YaHei"/>
-          <w:sz w:val="32"/>
+          <w:sz w:val="24"/>
         </w:rPr>
         <w:t>3 研究问题与研究目标</w:t>
       </w:r>
@@ -2858,13 +2102,13 @@
     </w:p>
     <w:p>
       <w:pPr>
-        <w:pStyle w:val="Heading2"/>
+        <w:pStyle w:val="Heading4"/>
         <w:spacing w:before="120" w:after="80"/>
       </w:pPr>
       <w:r>
         <w:rPr>
           <w:rFonts w:ascii="Calibri" w:hAnsi="Calibri" w:eastAsia="Microsoft YaHei" w:cs="Microsoft YaHei"/>
-          <w:sz w:val="27"/>
+          <w:sz w:val="22"/>
         </w:rPr>
         <w:t>3.1 总论点</w:t>
       </w:r>
@@ -2909,13 +2153,13 @@
     </w:p>
     <w:p>
       <w:pPr>
-        <w:pStyle w:val="Heading2"/>
+        <w:pStyle w:val="Heading4"/>
         <w:spacing w:before="120" w:after="80"/>
       </w:pPr>
       <w:r>
         <w:rPr>
           <w:rFonts w:ascii="Calibri" w:hAnsi="Calibri" w:eastAsia="Microsoft YaHei" w:cs="Microsoft YaHei"/>
-          <w:sz w:val="27"/>
+          <w:sz w:val="22"/>
         </w:rPr>
         <w:t>3.2 四项研究问题与判据</w:t>
       </w:r>
@@ -3633,13 +2877,13 @@
     <w:p/>
     <w:p>
       <w:pPr>
-        <w:pStyle w:val="Heading2"/>
+        <w:pStyle w:val="Heading4"/>
         <w:spacing w:before="120" w:after="80"/>
       </w:pPr>
       <w:r>
         <w:rPr>
           <w:rFonts w:ascii="Calibri" w:hAnsi="Calibri" w:eastAsia="Microsoft YaHei" w:cs="Microsoft YaHei"/>
-          <w:sz w:val="27"/>
+          <w:sz w:val="22"/>
         </w:rPr>
         <w:t>3.3 不主张清单</w:t>
       </w:r>
@@ -3771,13 +3015,13 @@
     </w:p>
     <w:p>
       <w:pPr>
-        <w:pStyle w:val="Heading1"/>
-        <w:spacing w:before="200" w:after="80"/>
+        <w:pStyle w:val="Heading3"/>
+        <w:spacing w:before="120" w:after="80"/>
       </w:pPr>
       <w:r>
         <w:rPr>
           <w:rFonts w:ascii="Calibri" w:hAnsi="Calibri" w:eastAsia="Microsoft YaHei" w:cs="Microsoft YaHei"/>
-          <w:sz w:val="32"/>
+          <w:sz w:val="24"/>
         </w:rPr>
         <w:t>4 研究方法与技术路线</w:t>
       </w:r>
@@ -3804,13 +3048,13 @@
     </w:p>
     <w:p>
       <w:pPr>
-        <w:pStyle w:val="Heading2"/>
+        <w:pStyle w:val="Heading4"/>
         <w:spacing w:before="120" w:after="80"/>
       </w:pPr>
       <w:r>
         <w:rPr>
           <w:rFonts w:ascii="Calibri" w:hAnsi="Calibri" w:eastAsia="Microsoft YaHei" w:cs="Microsoft YaHei"/>
-          <w:sz w:val="27"/>
+          <w:sz w:val="22"/>
         </w:rPr>
         <w:t>4.1 统一研究叙事</w:t>
       </w:r>
@@ -4016,13 +3260,13 @@
     </w:p>
     <w:p>
       <w:pPr>
-        <w:pStyle w:val="Heading2"/>
+        <w:pStyle w:val="Heading4"/>
         <w:spacing w:before="120" w:after="80"/>
       </w:pPr>
       <w:r>
         <w:rPr>
           <w:rFonts w:ascii="Calibri" w:hAnsi="Calibri" w:eastAsia="Microsoft YaHei" w:cs="Microsoft YaHei"/>
-          <w:sz w:val="27"/>
+          <w:sz w:val="22"/>
         </w:rPr>
         <w:t>4.2 四条链的分工</w:t>
       </w:r>
@@ -4347,13 +3591,13 @@
     </w:p>
     <w:p>
       <w:pPr>
-        <w:pStyle w:val="Heading2"/>
+        <w:pStyle w:val="Heading4"/>
         <w:spacing w:before="120" w:after="80"/>
       </w:pPr>
       <w:r>
         <w:rPr>
           <w:rFonts w:ascii="Calibri" w:hAnsi="Calibri" w:eastAsia="Microsoft YaHei" w:cs="Microsoft YaHei"/>
-          <w:sz w:val="27"/>
+          <w:sz w:val="22"/>
         </w:rPr>
         <w:t>4.3 数据集与证据制度</w:t>
       </w:r>
@@ -4886,13 +4130,13 @@
     </w:p>
     <w:p>
       <w:pPr>
-        <w:pStyle w:val="Heading2"/>
+        <w:pStyle w:val="Heading4"/>
         <w:spacing w:before="120" w:after="80"/>
       </w:pPr>
       <w:r>
         <w:rPr>
           <w:rFonts w:ascii="Calibri" w:hAnsi="Calibri" w:eastAsia="Microsoft YaHei" w:cs="Microsoft YaHei"/>
-          <w:sz w:val="27"/>
+          <w:sz w:val="22"/>
         </w:rPr>
         <w:t>4.4 方法论工具</w:t>
       </w:r>
@@ -4926,13 +4170,13 @@
     </w:p>
     <w:p>
       <w:pPr>
-        <w:pStyle w:val="Heading2"/>
+        <w:pStyle w:val="Heading4"/>
         <w:spacing w:before="120" w:after="80"/>
       </w:pPr>
       <w:r>
         <w:rPr>
           <w:rFonts w:ascii="Calibri" w:hAnsi="Calibri" w:eastAsia="Microsoft YaHei" w:cs="Microsoft YaHei"/>
-          <w:sz w:val="27"/>
+          <w:sz w:val="22"/>
         </w:rPr>
         <w:t>4.5 因果侧识别策略（须在接触结局变量前冻结）</w:t>
       </w:r>
@@ -5729,13 +4973,13 @@
     </w:p>
     <w:p>
       <w:pPr>
-        <w:pStyle w:val="Heading1"/>
-        <w:spacing w:before="200" w:after="80"/>
+        <w:pStyle w:val="Heading3"/>
+        <w:spacing w:before="120" w:after="80"/>
       </w:pPr>
       <w:r>
         <w:rPr>
           <w:rFonts w:ascii="Calibri" w:hAnsi="Calibri" w:eastAsia="Microsoft YaHei" w:cs="Microsoft YaHei"/>
-          <w:sz w:val="32"/>
+          <w:sz w:val="24"/>
         </w:rPr>
         <w:t>5 研究基础与前期成果</w:t>
       </w:r>
@@ -5762,13 +5006,13 @@
     </w:p>
     <w:p>
       <w:pPr>
-        <w:pStyle w:val="Heading2"/>
+        <w:pStyle w:val="Heading4"/>
         <w:spacing w:before="120" w:after="80"/>
       </w:pPr>
       <w:r>
         <w:rPr>
           <w:rFonts w:ascii="Calibri" w:hAnsi="Calibri" w:eastAsia="Microsoft YaHei" w:cs="Microsoft YaHei"/>
-          <w:sz w:val="27"/>
+          <w:sz w:val="22"/>
         </w:rPr>
         <w:t>5.1 研究依托系统</w:t>
       </w:r>
@@ -6631,13 +5875,13 @@
     </w:p>
     <w:p>
       <w:pPr>
-        <w:pStyle w:val="Heading2"/>
+        <w:pStyle w:val="Heading4"/>
         <w:spacing w:before="120" w:after="80"/>
       </w:pPr>
       <w:r>
         <w:rPr>
           <w:rFonts w:ascii="Calibri" w:hAnsi="Calibri" w:eastAsia="Microsoft YaHei" w:cs="Microsoft YaHei"/>
-          <w:sz w:val="27"/>
+          <w:sz w:val="22"/>
         </w:rPr>
         <w:t>5.2 三篇支撑性论文的实测结论</w:t>
       </w:r>
@@ -7203,13 +6447,13 @@
     </w:p>
     <w:p>
       <w:pPr>
-        <w:pStyle w:val="Heading2"/>
+        <w:pStyle w:val="Heading4"/>
         <w:spacing w:before="120" w:after="80"/>
       </w:pPr>
       <w:r>
         <w:rPr>
           <w:rFonts w:ascii="Calibri" w:hAnsi="Calibri" w:eastAsia="Microsoft YaHei" w:cs="Microsoft YaHei"/>
-          <w:sz w:val="27"/>
+          <w:sz w:val="22"/>
         </w:rPr>
         <w:t>5.3 算法优化与工程落地</w:t>
       </w:r>
@@ -7540,13 +6784,13 @@
     </w:p>
     <w:p>
       <w:pPr>
-        <w:pStyle w:val="Heading1"/>
-        <w:spacing w:before="200" w:after="80"/>
+        <w:pStyle w:val="Heading3"/>
+        <w:spacing w:before="120" w:after="80"/>
       </w:pPr>
       <w:r>
         <w:rPr>
           <w:rFonts w:ascii="Calibri" w:hAnsi="Calibri" w:eastAsia="Microsoft YaHei" w:cs="Microsoft YaHei"/>
-          <w:sz w:val="32"/>
+          <w:sz w:val="24"/>
         </w:rPr>
         <w:t>6 研究日程与阶段划分</w:t>
       </w:r>
@@ -7588,13 +6832,13 @@
     </w:p>
     <w:p>
       <w:pPr>
-        <w:pStyle w:val="Heading2"/>
+        <w:pStyle w:val="Heading4"/>
         <w:spacing w:before="120" w:after="80"/>
       </w:pPr>
       <w:r>
         <w:rPr>
           <w:rFonts w:ascii="Calibri" w:hAnsi="Calibri" w:eastAsia="Microsoft YaHei" w:cs="Microsoft YaHei"/>
-          <w:sz w:val="27"/>
+          <w:sz w:val="22"/>
         </w:rPr>
         <w:t>6.1 真实日历日程</w:t>
       </w:r>
@@ -8161,13 +7405,13 @@
     <w:p/>
     <w:p>
       <w:pPr>
-        <w:pStyle w:val="Heading2"/>
+        <w:pStyle w:val="Heading4"/>
         <w:spacing w:before="120" w:after="80"/>
       </w:pPr>
       <w:r>
         <w:rPr>
           <w:rFonts w:ascii="Calibri" w:hAnsi="Calibri" w:eastAsia="Microsoft YaHei" w:cs="Microsoft YaHei"/>
-          <w:sz w:val="27"/>
+          <w:sz w:val="22"/>
         </w:rPr>
         <w:t>6.2 关于仓库可见的 git 历史（据实说明）</w:t>
       </w:r>
@@ -8400,13 +7644,13 @@
     </w:p>
     <w:p>
       <w:pPr>
-        <w:pStyle w:val="Heading2"/>
+        <w:pStyle w:val="Heading4"/>
         <w:spacing w:before="120" w:after="80"/>
       </w:pPr>
       <w:r>
         <w:rPr>
           <w:rFonts w:ascii="Calibri" w:hAnsi="Calibri" w:eastAsia="Microsoft YaHei" w:cs="Microsoft YaHei"/>
-          <w:sz w:val="27"/>
+          <w:sz w:val="22"/>
         </w:rPr>
         <w:t>6.3 与另一课题（EEG 域泛化）的关系</w:t>
       </w:r>
@@ -8520,13 +7764,13 @@
     </w:p>
     <w:p>
       <w:pPr>
-        <w:pStyle w:val="Heading2"/>
+        <w:pStyle w:val="Heading4"/>
         <w:spacing w:before="120" w:after="80"/>
       </w:pPr>
       <w:r>
         <w:rPr>
           <w:rFonts w:ascii="Calibri" w:hAnsi="Calibri" w:eastAsia="Microsoft YaHei" w:cs="Microsoft YaHei"/>
-          <w:sz w:val="27"/>
+          <w:sz w:val="22"/>
         </w:rPr>
         <w:t>6.4 关键路径与前置事项</w:t>
       </w:r>
@@ -8737,13 +7981,13 @@
     </w:p>
     <w:p>
       <w:pPr>
-        <w:pStyle w:val="Heading1"/>
-        <w:spacing w:before="200" w:after="80"/>
+        <w:pStyle w:val="Heading3"/>
+        <w:spacing w:before="120" w:after="80"/>
       </w:pPr>
       <w:r>
         <w:rPr>
           <w:rFonts w:ascii="Calibri" w:hAnsi="Calibri" w:eastAsia="Microsoft YaHei" w:cs="Microsoft YaHei"/>
-          <w:sz w:val="32"/>
+          <w:sz w:val="24"/>
         </w:rPr>
         <w:t>7 预期成果与发表计划</w:t>
       </w:r>
@@ -8770,13 +8014,13 @@
     </w:p>
     <w:p>
       <w:pPr>
-        <w:pStyle w:val="Heading2"/>
+        <w:pStyle w:val="Heading4"/>
         <w:spacing w:before="120" w:after="80"/>
       </w:pPr>
       <w:r>
         <w:rPr>
           <w:rFonts w:ascii="Calibri" w:hAnsi="Calibri" w:eastAsia="Microsoft YaHei" w:cs="Microsoft YaHei"/>
-          <w:sz w:val="27"/>
+          <w:sz w:val="22"/>
         </w:rPr>
         <w:t>7.1 论文组合与目标期刊（v1.1：英文 Scopus 第一顺位）</w:t>
       </w:r>
@@ -9823,13 +9067,13 @@
     </w:p>
     <w:p>
       <w:pPr>
-        <w:pStyle w:val="Heading2"/>
+        <w:pStyle w:val="Heading4"/>
         <w:spacing w:before="120" w:after="80"/>
       </w:pPr>
       <w:r>
         <w:rPr>
           <w:rFonts w:ascii="Calibri" w:hAnsi="Calibri" w:eastAsia="Microsoft YaHei" w:cs="Microsoft YaHei"/>
-          <w:sz w:val="27"/>
+          <w:sz w:val="22"/>
         </w:rPr>
         <w:t>7.2 拆分方案的英文刊目标为何一度改为中文刊（v1.1 新增说明）</w:t>
       </w:r>
@@ -9978,13 +9222,13 @@
     </w:p>
     <w:p>
       <w:pPr>
-        <w:pStyle w:val="Heading2"/>
+        <w:pStyle w:val="Heading4"/>
         <w:spacing w:before="120" w:after="80"/>
       </w:pPr>
       <w:r>
         <w:rPr>
           <w:rFonts w:ascii="Calibri" w:hAnsi="Calibri" w:eastAsia="Microsoft YaHei" w:cs="Microsoft YaHei"/>
-          <w:sz w:val="27"/>
+          <w:sz w:val="22"/>
         </w:rPr>
         <w:t>7.3 学位论文的整合方式</w:t>
       </w:r>
@@ -10018,13 +9262,13 @@
     </w:p>
     <w:p>
       <w:pPr>
-        <w:pStyle w:val="Heading2"/>
+        <w:pStyle w:val="Heading4"/>
         <w:spacing w:before="120" w:after="80"/>
       </w:pPr>
       <w:r>
         <w:rPr>
           <w:rFonts w:ascii="Calibri" w:hAnsi="Calibri" w:eastAsia="Microsoft YaHei" w:cs="Microsoft YaHei"/>
-          <w:sz w:val="27"/>
+          <w:sz w:val="22"/>
         </w:rPr>
         <w:t>7.4 投稿前的前置条件（v1.1 新增）</w:t>
       </w:r>
@@ -10648,13 +9892,13 @@
     <w:p/>
     <w:p>
       <w:pPr>
-        <w:pStyle w:val="Heading2"/>
+        <w:pStyle w:val="Heading4"/>
         <w:spacing w:before="120" w:after="80"/>
       </w:pPr>
       <w:r>
         <w:rPr>
           <w:rFonts w:ascii="Calibri" w:hAnsi="Calibri" w:eastAsia="Microsoft YaHei" w:cs="Microsoft YaHei"/>
-          <w:sz w:val="27"/>
+          <w:sz w:val="22"/>
         </w:rPr>
         <w:t>7.5 可复用 artifact 的处置</w:t>
       </w:r>
@@ -10725,13 +9969,13 @@
     </w:p>
     <w:p>
       <w:pPr>
-        <w:pStyle w:val="Heading1"/>
-        <w:spacing w:before="200" w:after="80"/>
+        <w:pStyle w:val="Heading3"/>
+        <w:spacing w:before="120" w:after="80"/>
       </w:pPr>
       <w:r>
         <w:rPr>
           <w:rFonts w:ascii="Calibri" w:hAnsi="Calibri" w:eastAsia="Microsoft YaHei" w:cs="Microsoft YaHei"/>
-          <w:sz w:val="32"/>
+          <w:sz w:val="24"/>
         </w:rPr>
         <w:t>8 伦理审查与数据合规</w:t>
       </w:r>
@@ -10758,13 +10002,13 @@
     </w:p>
     <w:p>
       <w:pPr>
-        <w:pStyle w:val="Heading2"/>
+        <w:pStyle w:val="Heading4"/>
         <w:spacing w:before="120" w:after="80"/>
       </w:pPr>
       <w:r>
         <w:rPr>
           <w:rFonts w:ascii="Calibri" w:hAnsi="Calibri" w:eastAsia="Microsoft YaHei" w:cs="Microsoft YaHei"/>
-          <w:sz w:val="27"/>
+          <w:sz w:val="22"/>
         </w:rPr>
         <w:t>8.1 伦理约束</w:t>
       </w:r>
@@ -10884,13 +10128,13 @@
     </w:p>
     <w:p>
       <w:pPr>
-        <w:pStyle w:val="Heading2"/>
+        <w:pStyle w:val="Heading4"/>
         <w:spacing w:before="120" w:after="80"/>
       </w:pPr>
       <w:r>
         <w:rPr>
           <w:rFonts w:ascii="Calibri" w:hAnsi="Calibri" w:eastAsia="Microsoft YaHei" w:cs="Microsoft YaHei"/>
-          <w:sz w:val="27"/>
+          <w:sz w:val="22"/>
         </w:rPr>
         <w:t>8.2 数据边界</w:t>
       </w:r>
@@ -11277,13 +10521,13 @@
     </w:p>
     <w:p>
       <w:pPr>
-        <w:pStyle w:val="Heading2"/>
+        <w:pStyle w:val="Heading4"/>
         <w:spacing w:before="120" w:after="80"/>
       </w:pPr>
       <w:r>
         <w:rPr>
           <w:rFonts w:ascii="Calibri" w:hAnsi="Calibri" w:eastAsia="Microsoft YaHei" w:cs="Microsoft YaHei"/>
-          <w:sz w:val="27"/>
+          <w:sz w:val="22"/>
         </w:rPr>
         <w:t>8.3 测量工具的效度声明（强制）</w:t>
       </w:r>
@@ -11496,13 +10740,13 @@
     </w:p>
     <w:p>
       <w:pPr>
-        <w:pStyle w:val="Heading1"/>
-        <w:spacing w:before="200" w:after="80"/>
+        <w:pStyle w:val="Heading3"/>
+        <w:spacing w:before="120" w:after="80"/>
       </w:pPr>
       <w:r>
         <w:rPr>
           <w:rFonts w:ascii="Calibri" w:hAnsi="Calibri" w:eastAsia="Microsoft YaHei" w:cs="Microsoft YaHei"/>
-          <w:sz w:val="32"/>
+          <w:sz w:val="24"/>
         </w:rPr>
         <w:t>9 风险与应对</w:t>
       </w:r>
@@ -11815,13 +11059,13 @@
     </w:p>
     <w:p>
       <w:pPr>
-        <w:pStyle w:val="Heading1"/>
-        <w:spacing w:before="200" w:after="80"/>
+        <w:pStyle w:val="Heading3"/>
+        <w:spacing w:before="120" w:after="80"/>
       </w:pPr>
       <w:r>
         <w:rPr>
           <w:rFonts w:ascii="Calibri" w:hAnsi="Calibri" w:eastAsia="Microsoft YaHei" w:cs="Microsoft YaHei"/>
-          <w:sz w:val="32"/>
+          <w:sz w:val="24"/>
         </w:rPr>
         <w:t>10 研究执行与稿件写作中的角色与工具</w:t>
       </w:r>
@@ -11962,13 +11206,13 @@
     </w:p>
     <w:p>
       <w:pPr>
-        <w:pStyle w:val="Heading2"/>
+        <w:pStyle w:val="Heading4"/>
         <w:spacing w:before="120" w:after="80"/>
       </w:pPr>
       <w:r>
         <w:rPr>
           <w:rFonts w:ascii="Calibri" w:hAnsi="Calibri" w:eastAsia="Microsoft YaHei" w:cs="Microsoft YaHei"/>
-          <w:sz w:val="27"/>
+          <w:sz w:val="22"/>
         </w:rPr>
         <w:t>10.1 角色与工具对照表</w:t>
       </w:r>
@@ -12879,13 +12123,13 @@
     <w:p/>
     <w:p>
       <w:pPr>
-        <w:pStyle w:val="Heading2"/>
+        <w:pStyle w:val="Heading4"/>
         <w:spacing w:before="120" w:after="80"/>
       </w:pPr>
       <w:r>
         <w:rPr>
           <w:rFonts w:ascii="Calibri" w:hAnsi="Calibri" w:eastAsia="Microsoft YaHei" w:cs="Microsoft YaHei"/>
-          <w:sz w:val="27"/>
+          <w:sz w:val="22"/>
         </w:rPr>
         <w:t>10.2 可在仓库中核验的"工具使用痕迹"</w:t>
       </w:r>
@@ -13329,13 +12573,13 @@
     <w:p/>
     <w:p>
       <w:pPr>
-        <w:pStyle w:val="Heading2"/>
+        <w:pStyle w:val="Heading4"/>
         <w:spacing w:before="120" w:after="80"/>
       </w:pPr>
       <w:r>
         <w:rPr>
           <w:rFonts w:ascii="Calibri" w:hAnsi="Calibri" w:eastAsia="Microsoft YaHei" w:cs="Microsoft YaHei"/>
-          <w:sz w:val="27"/>
+          <w:sz w:val="22"/>
         </w:rPr>
         <w:t>10.3 工具使用的边界（本人对答辩的承诺）</w:t>
       </w:r>
@@ -13405,13 +12649,13 @@
     </w:p>
     <w:p>
       <w:pPr>
-        <w:pStyle w:val="Heading2"/>
+        <w:pStyle w:val="Heading4"/>
         <w:spacing w:before="120" w:after="80"/>
       </w:pPr>
       <w:r>
         <w:rPr>
           <w:rFonts w:ascii="Calibri" w:hAnsi="Calibri" w:eastAsia="Microsoft YaHei" w:cs="Microsoft YaHei"/>
-          <w:sz w:val="27"/>
+          <w:sz w:val="22"/>
         </w:rPr>
         <w:t>10.4 目标期刊的 AI 使用披露政策调查（</w:t>
       </w:r>
@@ -13419,14 +12663,14 @@
         <w:rPr>
           <w:rFonts w:ascii="Calibri" w:hAnsi="Calibri" w:eastAsia="Microsoft YaHei" w:cs="Microsoft YaHei"/>
           <w:b/>
-          <w:sz w:val="27"/>
+          <w:sz w:val="22"/>
         </w:rPr>
         <w:t>v1.1 已于 2026-09-23 完成核验</w:t>
       </w:r>
       <w:r>
         <w:rPr>
           <w:rFonts w:ascii="Calibri" w:hAnsi="Calibri" w:eastAsia="Microsoft YaHei" w:cs="Microsoft YaHei"/>
-          <w:sz w:val="27"/>
+          <w:sz w:val="22"/>
         </w:rPr>
         <w:t>）</w:t>
       </w:r>
@@ -14389,13 +13633,13 @@
     </w:p>
     <w:p>
       <w:pPr>
-        <w:pStyle w:val="Heading2"/>
+        <w:pStyle w:val="Heading4"/>
         <w:spacing w:before="120" w:after="80"/>
       </w:pPr>
       <w:r>
         <w:rPr>
           <w:rFonts w:ascii="Calibri" w:hAnsi="Calibri" w:eastAsia="Microsoft YaHei" w:cs="Microsoft YaHei"/>
-          <w:sz w:val="27"/>
+          <w:sz w:val="22"/>
         </w:rPr>
         <w:t>10.5 中文撰写 → 英文翻译的流程与披露（v1.1 新增）</w:t>
       </w:r>
@@ -14712,13 +13956,13 @@
     </w:p>
     <w:p>
       <w:pPr>
-        <w:pStyle w:val="Heading1"/>
-        <w:spacing w:before="200" w:after="80"/>
+        <w:pStyle w:val="Heading3"/>
+        <w:spacing w:before="120" w:after="80"/>
       </w:pPr>
       <w:r>
         <w:rPr>
           <w:rFonts w:ascii="Calibri" w:hAnsi="Calibri" w:eastAsia="Microsoft YaHei" w:cs="Microsoft YaHei"/>
-          <w:sz w:val="32"/>
+          <w:sz w:val="24"/>
         </w:rPr>
         <w:t>11 实验设计摘要：以 RQ2 为中心的随机分配实验</w:t>
       </w:r>
@@ -14771,13 +14015,13 @@
     </w:p>
     <w:p>
       <w:pPr>
-        <w:pStyle w:val="Heading2"/>
+        <w:pStyle w:val="Heading4"/>
         <w:spacing w:before="120" w:after="80"/>
       </w:pPr>
       <w:r>
         <w:rPr>
           <w:rFonts w:ascii="Calibri" w:hAnsi="Calibri" w:eastAsia="Microsoft YaHei" w:cs="Microsoft YaHei"/>
-          <w:sz w:val="27"/>
+          <w:sz w:val="22"/>
         </w:rPr>
         <w:t>11.1 必须有人参与的结论只有一个</w:t>
       </w:r>
@@ -15071,13 +14315,13 @@
     </w:p>
     <w:p>
       <w:pPr>
-        <w:pStyle w:val="Heading2"/>
+        <w:pStyle w:val="Heading4"/>
         <w:spacing w:before="120" w:after="80"/>
       </w:pPr>
       <w:r>
         <w:rPr>
           <w:rFonts w:ascii="Calibri" w:hAnsi="Calibri" w:eastAsia="Microsoft YaHei" w:cs="Microsoft YaHei"/>
-          <w:sz w:val="27"/>
+          <w:sz w:val="22"/>
         </w:rPr>
         <w:t>11.2 RQ2 主实验设计</w:t>
       </w:r>
@@ -15892,13 +15136,13 @@
     <w:p/>
     <w:p>
       <w:pPr>
-        <w:pStyle w:val="Heading2"/>
+        <w:pStyle w:val="Heading4"/>
         <w:spacing w:before="120" w:after="80"/>
       </w:pPr>
       <w:r>
         <w:rPr>
           <w:rFonts w:ascii="Calibri" w:hAnsi="Calibri" w:eastAsia="Microsoft YaHei" w:cs="Microsoft YaHei"/>
-          <w:sz w:val="27"/>
+          <w:sz w:val="22"/>
         </w:rPr>
         <w:t>11.3 用同一实验验证其他链</w:t>
       </w:r>
@@ -15994,13 +15238,13 @@
     </w:p>
     <w:p>
       <w:pPr>
-        <w:pStyle w:val="Heading2"/>
+        <w:pStyle w:val="Heading4"/>
         <w:spacing w:before="120" w:after="80"/>
       </w:pPr>
       <w:r>
         <w:rPr>
           <w:rFonts w:ascii="Calibri" w:hAnsi="Calibri" w:eastAsia="Microsoft YaHei" w:cs="Microsoft YaHei"/>
-          <w:sz w:val="27"/>
+          <w:sz w:val="22"/>
         </w:rPr>
         <w:t>11.4 日程与面谈中要决定的事</w:t>
       </w:r>
@@ -16360,13 +15604,13 @@
     </w:p>
     <w:p>
       <w:pPr>
-        <w:pStyle w:val="Heading1"/>
-        <w:spacing w:before="200" w:after="80"/>
+        <w:pStyle w:val="Heading3"/>
+        <w:spacing w:before="120" w:after="80"/>
       </w:pPr>
       <w:r>
         <w:rPr>
           <w:rFonts w:ascii="Calibri" w:hAnsi="Calibri" w:eastAsia="Microsoft YaHei" w:cs="Microsoft YaHei"/>
-          <w:sz w:val="32"/>
+          <w:sz w:val="24"/>
         </w:rPr>
         <w:t>12 参考文献</w:t>
       </w:r>
@@ -17029,13 +16273,13 @@
     </w:p>
     <w:p>
       <w:pPr>
-        <w:pStyle w:val="Heading1"/>
-        <w:spacing w:before="200" w:after="80"/>
+        <w:pStyle w:val="Heading3"/>
+        <w:spacing w:before="120" w:after="80"/>
       </w:pPr>
       <w:r>
         <w:rPr>
           <w:rFonts w:ascii="Calibri" w:hAnsi="Calibri" w:eastAsia="Microsoft YaHei" w:cs="Microsoft YaHei"/>
-          <w:sz w:val="32"/>
+          <w:sz w:val="24"/>
         </w:rPr>
         <w:t>附录 A 术语与口径对照</w:t>
       </w:r>
@@ -17504,13 +16748,13 @@
     <w:p/>
     <w:p>
       <w:pPr>
-        <w:pStyle w:val="Heading1"/>
-        <w:spacing w:before="200" w:after="80"/>
+        <w:pStyle w:val="Heading3"/>
+        <w:spacing w:before="120" w:after="80"/>
       </w:pPr>
       <w:r>
         <w:rPr>
           <w:rFonts w:ascii="Calibri" w:hAnsi="Calibri" w:eastAsia="Microsoft YaHei" w:cs="Microsoft YaHei"/>
-          <w:sz w:val="32"/>
+          <w:sz w:val="24"/>
         </w:rPr>
         <w:t>附录 B 复算命令清单（v1.1 扩充）</w:t>
       </w:r>
@@ -17939,13 +17183,13 @@
     <w:p/>
     <w:p>
       <w:pPr>
-        <w:pStyle w:val="Heading1"/>
-        <w:spacing w:before="200" w:after="80"/>
+        <w:pStyle w:val="Heading3"/>
+        <w:spacing w:before="120" w:after="80"/>
       </w:pPr>
       <w:r>
         <w:rPr>
           <w:rFonts w:ascii="Calibri" w:hAnsi="Calibri" w:eastAsia="Microsoft YaHei" w:cs="Microsoft YaHei"/>
-          <w:sz w:val="32"/>
+          <w:sz w:val="24"/>
         </w:rPr>
         <w:t>附录 C v1.1 修订留痕（回应审阅意见 §2 与 §4）</w:t>
       </w:r>
@@ -19603,6 +18847,14 @@
         </w:rPr>
         <w:t>，以及本节更正表逐行所列的公开来源（含 Scopus 来源 ID）。</w:t>
       </w:r>
+    </w:p>
+    <w:p>
+      <w:pPr>
+        <w:pBdr>
+          <w:bottom w:val="single" w:sz="6" w:space="1" w:color="999999"/>
+        </w:pBdr>
+        <w:spacing w:after="40"/>
+      </w:pPr>
     </w:p>
     <w:sectPr>
       <w:pgSz w:w="16840" w:h="23820"/>

--- a/docs/研究计划_中文版.docx
+++ b/docs/研究计划_中文版.docx
@@ -329,7 +329,7 @@
           <w:color w:val="555555"/>
           <w:sz w:val="19"/>
         </w:rPr>
-        <w:t>docs/LearnFlow_研究设计与审阅档案.md（§1 权威事实基线与写作体例）</w:t>
+        <w:t>`LearnFlow_研究设计与审阅档案.md</w:t>
       </w:r>
       <w:r>
         <w:rPr>
@@ -338,7 +338,7 @@
           <w:color w:val="555555"/>
           <w:sz w:val="19"/>
         </w:rPr>
-        <w:t>。凡与权威基线冲突的数字即为不合格表述。</w:t>
+        <w:t>（</w:t>
       </w:r>
       <w:r>
         <w:rPr>
@@ -348,7 +348,7 @@
           <w:color w:val="555555"/>
           <w:sz w:val="19"/>
         </w:rPr>
-        <w:t>机制计数一律并列三元组：登记 54 / 效果生产 2 / 成熟度 complete 9·partial 37·placeholder 8</w:t>
+        <w:t>其内容即本档第七部</w:t>
       </w:r>
       <w:r>
         <w:rPr>
@@ -357,7 +357,7 @@
           <w:color w:val="555555"/>
           <w:sz w:val="19"/>
         </w:rPr>
-        <w:t>（复算：</w:t>
+        <w:t>，本档为二者的合并产物）（§1 权威事实基线与写作体例）</w:t>
       </w:r>
       <w:r>
         <w:rPr>
@@ -366,7 +366,7 @@
           <w:color w:val="555555"/>
           <w:sz w:val="19"/>
         </w:rPr>
-        <w:t>python learnflow-backend/scripts/verify_counts.py</w:t>
+        <w:t>。凡与权威基线冲突的数字即为不合格表述。**机制计数一律并列三元组：登记 54 / 效果生产 2 / 成熟度 complete 9·partial 37·placeholder 8**（复算：</w:t>
       </w:r>
       <w:r>
         <w:rPr>
@@ -375,83 +375,7 @@
           <w:color w:val="555555"/>
           <w:sz w:val="19"/>
         </w:rPr>
-        <w:t xml:space="preserve">）。  </w:t>
-      </w:r>
-      <w:r>
-        <w:rPr>
-          <w:rFonts w:ascii="Calibri" w:hAnsi="Calibri" w:eastAsia="Microsoft YaHei" w:cs="Microsoft YaHei"/>
-          <w:b/>
-          <w:i/>
-          <w:color w:val="555555"/>
-          <w:sz w:val="19"/>
-        </w:rPr>
-        <w:t>研究主题的单一性声明（回应审阅意见 §2.1，必须置于正文首页）</w:t>
-      </w:r>
-      <w:r>
-        <w:rPr>
-          <w:rFonts w:ascii="Calibri" w:hAnsi="Calibri" w:eastAsia="Microsoft YaHei" w:cs="Microsoft YaHei"/>
-          <w:i/>
-          <w:color w:val="555555"/>
-          <w:sz w:val="19"/>
-        </w:rPr>
-        <w:t>：本学位论文</w:t>
-      </w:r>
-      <w:r>
-        <w:rPr>
-          <w:rFonts w:ascii="Calibri" w:hAnsi="Calibri" w:eastAsia="Microsoft YaHei" w:cs="Microsoft YaHei"/>
-          <w:b/>
-          <w:i/>
-          <w:color w:val="555555"/>
-          <w:sz w:val="19"/>
-        </w:rPr>
-        <w:t>只有一个主题</w:t>
-      </w:r>
-      <w:r>
-        <w:rPr>
-          <w:rFonts w:ascii="Calibri" w:hAnsi="Calibri" w:eastAsia="Microsoft YaHei" w:cs="Microsoft YaHei"/>
-          <w:i/>
-          <w:color w:val="555555"/>
-          <w:sz w:val="19"/>
-        </w:rPr>
-        <w:t>——适应性学习中"难度"的可测量化与可治理化（RQ1 测量 / RQ2 目标 / RQ3 决策 / RQ4 治理）。仓库与本 artifact 中另有一个"学习成瘾指数（LAI）"测量层，其题项为自编、</w:t>
-      </w:r>
-      <w:r>
-        <w:rPr>
-          <w:rFonts w:ascii="Calibri" w:hAnsi="Calibri" w:eastAsia="Microsoft YaHei" w:cs="Microsoft YaHei"/>
-          <w:b/>
-          <w:i/>
-          <w:color w:val="555555"/>
-          <w:sz w:val="19"/>
-        </w:rPr>
-        <w:t>未经信效度验证、无用户数据</w:t>
-      </w:r>
-      <w:r>
-        <w:rPr>
-          <w:rFonts w:ascii="Calibri" w:hAnsi="Calibri" w:eastAsia="Microsoft YaHei" w:cs="Microsoft YaHei"/>
-          <w:i/>
-          <w:color w:val="555555"/>
-          <w:sz w:val="19"/>
-        </w:rPr>
-        <w:t>，现明确降级为</w:t>
-      </w:r>
-      <w:r>
-        <w:rPr>
-          <w:rFonts w:ascii="Calibri" w:hAnsi="Calibri" w:eastAsia="Microsoft YaHei" w:cs="Microsoft YaHei"/>
-          <w:b/>
-          <w:i/>
-          <w:color w:val="555555"/>
-          <w:sz w:val="19"/>
-        </w:rPr>
-        <w:t>附属模块·未验证</w:t>
-      </w:r>
-      <w:r>
-        <w:rPr>
-          <w:rFonts w:ascii="Calibri" w:hAnsi="Calibri" w:eastAsia="Microsoft YaHei" w:cs="Microsoft YaHei"/>
-          <w:i/>
-          <w:color w:val="555555"/>
-          <w:sz w:val="19"/>
-        </w:rPr>
-        <w:t>，不进入本论文任何一条研究链，也不作为本 artifact 的测量贡献。</w:t>
+        <w:t>python learnflow-backend/scripts/verify_counts.py</w:t>
       </w:r>
       <w:r>
         <w:rPr>
@@ -460,7 +384,7 @@
           <w:color w:val="555555"/>
           <w:sz w:val="19"/>
         </w:rPr>
-        <w:t>CITATION.cff</w:t>
+        <w:t>）。  **研究主题的单一性声明（回应审阅意见 §2.1，必须置于正文首页）**：本学位论文**只有一个主题**——适应性学习中"难度"的可测量化与可治理化（RQ1 测量 / RQ2 目标 / RQ3 决策 / RQ4 治理）。仓库与本 artifact 中另有一个"学习成瘾指数（LAI）"测量层，其题项为自编、**未经信效度验证、无用户数据**，现明确降级为**附属模块·未验证**，不进入本论文任何一条研究链，也不作为本 artifact 的测量贡献。</w:t>
       </w:r>
       <w:r>
         <w:rPr>
@@ -469,7 +393,7 @@
           <w:color w:val="555555"/>
           <w:sz w:val="19"/>
         </w:rPr>
-        <w:t>、</w:t>
+        <w:t>CITATION.cff</w:t>
       </w:r>
       <w:r>
         <w:rPr>
@@ -478,7 +402,7 @@
           <w:color w:val="555555"/>
           <w:sz w:val="19"/>
         </w:rPr>
-        <w:t>README.md</w:t>
+        <w:t>、</w:t>
       </w:r>
       <w:r>
         <w:rPr>
@@ -487,7 +411,7 @@
           <w:color w:val="555555"/>
           <w:sz w:val="19"/>
         </w:rPr>
-        <w:t xml:space="preserve"> 与 Zenodo 元数据（v0.2.0）均已按此口径统一。此前 v0.1.0 的 Zenodo 记录标题为"学习成瘾测量工具"，与本文主线不一致，v0.2.0 发布后即统一。  </w:t>
+        <w:t xml:space="preserve">README.md` 与 Zenodo 元数据（v0.2.0）均已按此口径统一。此前 v0.1.0 的 Zenodo 记录标题为"学习成瘾测量工具"，与本文主线不一致，v0.2.0 发布后即统一。  </w:t>
       </w:r>
       <w:r>
         <w:rPr>
@@ -4220,14 +4144,29 @@
           <w:rFonts w:ascii="Consolas" w:hAnsi="Consolas" w:eastAsia="Microsoft YaHei" w:cs="Microsoft YaHei"/>
           <w:sz w:val="21"/>
         </w:rPr>
-        <w:t>docs/LearnFlow_研究设计与审阅档案.md（§2 因果侧识别策略）</w:t>
-      </w:r>
-      <w:r>
-        <w:rPr>
-          <w:rFonts w:ascii="Calibri" w:hAnsi="Calibri" w:eastAsia="Microsoft YaHei" w:cs="Microsoft YaHei"/>
-          <w:sz w:val="21"/>
-        </w:rPr>
-        <w:t>，其要素如下表。</w:t>
+        <w:t>`LearnFlow_研究设计与审阅档案.md</w:t>
+      </w:r>
+      <w:r>
+        <w:rPr>
+          <w:rFonts w:ascii="Calibri" w:hAnsi="Calibri" w:eastAsia="Microsoft YaHei" w:cs="Microsoft YaHei"/>
+          <w:sz w:val="21"/>
+        </w:rPr>
+        <w:t>（</w:t>
+      </w:r>
+      <w:r>
+        <w:rPr>
+          <w:rFonts w:ascii="Calibri" w:hAnsi="Calibri" w:eastAsia="Microsoft YaHei" w:cs="Microsoft YaHei"/>
+          <w:b/>
+          <w:sz w:val="21"/>
+        </w:rPr>
+        <w:t>其内容即本档第七部</w:t>
+      </w:r>
+      <w:r>
+        <w:rPr>
+          <w:rFonts w:ascii="Calibri" w:hAnsi="Calibri" w:eastAsia="Microsoft YaHei" w:cs="Microsoft YaHei"/>
+          <w:sz w:val="21"/>
+        </w:rPr>
+        <w:t>，本档为二者的合并产物）（§2 因果侧识别策略）`，其要素如下表。</w:t>
       </w:r>
     </w:p>
     <w:tbl>
@@ -4653,14 +4592,29 @@
           <w:rFonts w:ascii="Consolas" w:hAnsi="Consolas" w:eastAsia="Microsoft YaHei" w:cs="Microsoft YaHei"/>
           <w:sz w:val="21"/>
         </w:rPr>
-        <w:t>docs/LearnFlow_研究设计与审阅档案.md（§9 第二阶段人类被试计划表）</w:t>
-      </w:r>
-      <w:r>
-        <w:rPr>
-          <w:rFonts w:ascii="Calibri" w:hAnsi="Calibri" w:eastAsia="Microsoft YaHei" w:cs="Microsoft YaHei"/>
-          <w:sz w:val="21"/>
-        </w:rPr>
-        <w:t>：</w:t>
+        <w:t>`LearnFlow_研究设计与审阅档案.md</w:t>
+      </w:r>
+      <w:r>
+        <w:rPr>
+          <w:rFonts w:ascii="Calibri" w:hAnsi="Calibri" w:eastAsia="Microsoft YaHei" w:cs="Microsoft YaHei"/>
+          <w:sz w:val="21"/>
+        </w:rPr>
+        <w:t>（</w:t>
+      </w:r>
+      <w:r>
+        <w:rPr>
+          <w:rFonts w:ascii="Calibri" w:hAnsi="Calibri" w:eastAsia="Microsoft YaHei" w:cs="Microsoft YaHei"/>
+          <w:b/>
+          <w:sz w:val="21"/>
+        </w:rPr>
+        <w:t>其内容即本档第七部</w:t>
+      </w:r>
+      <w:r>
+        <w:rPr>
+          <w:rFonts w:ascii="Calibri" w:hAnsi="Calibri" w:eastAsia="Microsoft YaHei" w:cs="Microsoft YaHei"/>
+          <w:sz w:val="21"/>
+        </w:rPr>
+        <w:t>，本档为二者的合并产物）（§9 第二阶段人类被试计划表）`：</w:t>
       </w:r>
     </w:p>
     <w:tbl>
@@ -6208,7 +6162,7 @@
           <w:color w:val="555555"/>
           <w:sz w:val="19"/>
         </w:rPr>
-        <w:t>docs/LearnFlow_研究设计与审阅档案.md（§5 M2 路线 A/B 决策备忘）</w:t>
+        <w:t>`LearnFlow_研究设计与审阅档案.md</w:t>
       </w:r>
       <w:r>
         <w:rPr>
@@ -6217,7 +6171,26 @@
           <w:color w:val="555555"/>
           <w:sz w:val="19"/>
         </w:rPr>
-        <w:t>。</w:t>
+        <w:t>（</w:t>
+      </w:r>
+      <w:r>
+        <w:rPr>
+          <w:rFonts w:ascii="Calibri" w:hAnsi="Calibri" w:eastAsia="Microsoft YaHei" w:cs="Microsoft YaHei"/>
+          <w:b/>
+          <w:i/>
+          <w:color w:val="555555"/>
+          <w:sz w:val="19"/>
+        </w:rPr>
+        <w:t>其内容即本档第七部</w:t>
+      </w:r>
+      <w:r>
+        <w:rPr>
+          <w:rFonts w:ascii="Calibri" w:hAnsi="Calibri" w:eastAsia="Microsoft YaHei" w:cs="Microsoft YaHei"/>
+          <w:i/>
+          <w:color w:val="555555"/>
+          <w:sz w:val="19"/>
+        </w:rPr>
+        <w:t>，本档为二者的合并产物）（§5 M2 路线 A/B 决策备忘）`。</w:t>
       </w:r>
     </w:p>
     <w:p>
@@ -7866,14 +7839,29 @@
           <w:rFonts w:ascii="Consolas" w:hAnsi="Consolas" w:eastAsia="Microsoft YaHei" w:cs="Microsoft YaHei"/>
           <w:sz w:val="21"/>
         </w:rPr>
-        <w:t>docs/LearnFlow_研究设计与审阅档案.md（§2 因果侧识别策略）</w:t>
-      </w:r>
-      <w:r>
-        <w:rPr>
-          <w:rFonts w:ascii="Calibri" w:hAnsi="Calibri" w:eastAsia="Microsoft YaHei" w:cs="Microsoft YaHei"/>
-          <w:sz w:val="21"/>
-        </w:rPr>
-        <w:t>，要素见 §4.5），冻结时点声明"尚未接触结局变量"。</w:t>
+        <w:t>`LearnFlow_研究设计与审阅档案.md</w:t>
+      </w:r>
+      <w:r>
+        <w:rPr>
+          <w:rFonts w:ascii="Calibri" w:hAnsi="Calibri" w:eastAsia="Microsoft YaHei" w:cs="Microsoft YaHei"/>
+          <w:sz w:val="21"/>
+        </w:rPr>
+        <w:t>（</w:t>
+      </w:r>
+      <w:r>
+        <w:rPr>
+          <w:rFonts w:ascii="Calibri" w:hAnsi="Calibri" w:eastAsia="Microsoft YaHei" w:cs="Microsoft YaHei"/>
+          <w:b/>
+          <w:sz w:val="21"/>
+        </w:rPr>
+        <w:t>其内容即本档第七部</w:t>
+      </w:r>
+      <w:r>
+        <w:rPr>
+          <w:rFonts w:ascii="Calibri" w:hAnsi="Calibri" w:eastAsia="Microsoft YaHei" w:cs="Microsoft YaHei"/>
+          <w:sz w:val="21"/>
+        </w:rPr>
+        <w:t>，本档为二者的合并产物）（§2 因果侧识别策略）`，要素见 §4.5），冻结时点声明"尚未接触结局变量"。</w:t>
       </w:r>
     </w:p>
     <w:p>
@@ -7916,14 +7904,29 @@
           <w:rFonts w:ascii="Consolas" w:hAnsi="Consolas" w:eastAsia="Microsoft YaHei" w:cs="Microsoft YaHei"/>
           <w:sz w:val="21"/>
         </w:rPr>
-        <w:t>docs/LearnFlow_研究设计与审阅档案.md（§5 M2 路线 A/B 决策备忘）</w:t>
-      </w:r>
-      <w:r>
-        <w:rPr>
-          <w:rFonts w:ascii="Calibri" w:hAnsi="Calibri" w:eastAsia="Microsoft YaHei" w:cs="Microsoft YaHei"/>
-          <w:sz w:val="21"/>
-        </w:rPr>
-        <w:t xml:space="preserve">）；M3 在完成 </w:t>
+        <w:t>`LearnFlow_研究设计与审阅档案.md</w:t>
+      </w:r>
+      <w:r>
+        <w:rPr>
+          <w:rFonts w:ascii="Calibri" w:hAnsi="Calibri" w:eastAsia="Microsoft YaHei" w:cs="Microsoft YaHei"/>
+          <w:sz w:val="21"/>
+        </w:rPr>
+        <w:t>（</w:t>
+      </w:r>
+      <w:r>
+        <w:rPr>
+          <w:rFonts w:ascii="Calibri" w:hAnsi="Calibri" w:eastAsia="Microsoft YaHei" w:cs="Microsoft YaHei"/>
+          <w:b/>
+          <w:sz w:val="21"/>
+        </w:rPr>
+        <w:t>其内容即本档第七部</w:t>
+      </w:r>
+      <w:r>
+        <w:rPr>
+          <w:rFonts w:ascii="Calibri" w:hAnsi="Calibri" w:eastAsia="Microsoft YaHei" w:cs="Microsoft YaHei"/>
+          <w:sz w:val="21"/>
+        </w:rPr>
+        <w:t xml:space="preserve">，本档为二者的合并产物）（§5 M2 路线 A/B 决策备忘）`）；M3 在完成 </w:t>
       </w:r>
       <w:r>
         <w:rPr>
@@ -9100,14 +9103,14 @@
           <w:rFonts w:ascii="Consolas" w:hAnsi="Consolas" w:eastAsia="Microsoft YaHei" w:cs="Microsoft YaHei"/>
           <w:sz w:val="21"/>
         </w:rPr>
-        <w:t>docs/LearnFlow_期刊论文拆分方案.md</w:t>
-      </w:r>
-      <w:r>
-        <w:rPr>
-          <w:rFonts w:ascii="Calibri" w:hAnsi="Calibri" w:eastAsia="Microsoft YaHei" w:cs="Microsoft YaHei"/>
-          <w:sz w:val="21"/>
-        </w:rPr>
-        <w:t xml:space="preserve">（v2.0）曾把论文组合的英文刊目标写为 </w:t>
+        <w:t>`LearnFlow_期刊论文拆分方案.md</w:t>
+      </w:r>
+      <w:r>
+        <w:rPr>
+          <w:rFonts w:ascii="Calibri" w:hAnsi="Calibri" w:eastAsia="Microsoft YaHei" w:cs="Microsoft YaHei"/>
+          <w:sz w:val="21"/>
+        </w:rPr>
+        <w:t xml:space="preserve">（已并入本档第五部）`（v2.0）曾把论文组合的英文刊目标写为 </w:t>
       </w:r>
       <w:r>
         <w:rPr>
@@ -12099,7 +12102,22 @@
                 <w:b/>
                 <w:sz w:val="19"/>
               </w:rPr>
-              <w:t>中文→英文翻译（若由 LLM/AI 工具执行，属须披露的 AI 使用，见 §10.4 与 `docs/LearnFlow_研究设计与审阅档案.md（§10 目标期刊 AI 披露政策）`）</w:t>
+              <w:t>中文→英文翻译（若由 LLM/AI 工具执行，属须披露的 AI 使用，见 §10.4 与 ``LearnFlow_研究设计与审阅档案.md`（</w:t>
+            </w:r>
+            <w:r>
+              <w:rPr>
+                <w:rFonts w:ascii="Calibri" w:hAnsi="Calibri" w:eastAsia="Microsoft YaHei" w:cs="Microsoft YaHei"/>
+                <w:sz w:val="19"/>
+              </w:rPr>
+              <w:t>其内容即本档第七部</w:t>
+            </w:r>
+            <w:r>
+              <w:rPr>
+                <w:rFonts w:ascii="Calibri" w:hAnsi="Calibri" w:eastAsia="Microsoft YaHei" w:cs="Microsoft YaHei"/>
+                <w:b/>
+                <w:sz w:val="19"/>
+              </w:rPr>
+              <w:t>，本档为二者的合并产物）（§10 目标期刊 AI 披露政策）`）</w:t>
             </w:r>
           </w:p>
         </w:tc>
@@ -12368,7 +12386,29 @@
                 <w:rFonts w:ascii="Consolas" w:hAnsi="Consolas" w:eastAsia="Microsoft YaHei" w:cs="Microsoft YaHei"/>
                 <w:sz w:val="19"/>
               </w:rPr>
-              <w:t>docs/LearnFlow_研究设计与审阅档案.md（§1 权威事实基线与写作体例）</w:t>
+              <w:t>`LearnFlow_研究设计与审阅档案.md</w:t>
+            </w:r>
+            <w:r>
+              <w:rPr>
+                <w:rFonts w:ascii="Calibri" w:hAnsi="Calibri" w:eastAsia="Microsoft YaHei" w:cs="Microsoft YaHei"/>
+                <w:sz w:val="19"/>
+              </w:rPr>
+              <w:t>（</w:t>
+            </w:r>
+            <w:r>
+              <w:rPr>
+                <w:rFonts w:ascii="Calibri" w:hAnsi="Calibri" w:eastAsia="Microsoft YaHei" w:cs="Microsoft YaHei"/>
+                <w:b/>
+                <w:sz w:val="19"/>
+              </w:rPr>
+              <w:t>其内容即本档第七部</w:t>
+            </w:r>
+            <w:r>
+              <w:rPr>
+                <w:rFonts w:ascii="Calibri" w:hAnsi="Calibri" w:eastAsia="Microsoft YaHei" w:cs="Microsoft YaHei"/>
+                <w:sz w:val="19"/>
+              </w:rPr>
+              <w:t>，本档为二者的合并产物）（§1 权威事实基线与写作体例）`</w:t>
             </w:r>
           </w:p>
         </w:tc>
@@ -12714,14 +12754,29 @@
           <w:rFonts w:ascii="Consolas" w:hAnsi="Consolas" w:eastAsia="Microsoft YaHei" w:cs="Microsoft YaHei"/>
           <w:sz w:val="21"/>
         </w:rPr>
-        <w:t>docs/LearnFlow_研究设计与审阅档案.md（§10 目标期刊 AI 披露政策）</w:t>
-      </w:r>
-      <w:r>
-        <w:rPr>
-          <w:rFonts w:ascii="Calibri" w:hAnsi="Calibri" w:eastAsia="Microsoft YaHei" w:cs="Microsoft YaHei"/>
-          <w:sz w:val="21"/>
-        </w:rPr>
-        <w:t>）。政策会更新，</w:t>
+        <w:t>`LearnFlow_研究设计与审阅档案.md</w:t>
+      </w:r>
+      <w:r>
+        <w:rPr>
+          <w:rFonts w:ascii="Calibri" w:hAnsi="Calibri" w:eastAsia="Microsoft YaHei" w:cs="Microsoft YaHei"/>
+          <w:sz w:val="21"/>
+        </w:rPr>
+        <w:t>（</w:t>
+      </w:r>
+      <w:r>
+        <w:rPr>
+          <w:rFonts w:ascii="Calibri" w:hAnsi="Calibri" w:eastAsia="Microsoft YaHei" w:cs="Microsoft YaHei"/>
+          <w:b/>
+          <w:sz w:val="21"/>
+        </w:rPr>
+        <w:t>其内容即本档第七部</w:t>
+      </w:r>
+      <w:r>
+        <w:rPr>
+          <w:rFonts w:ascii="Calibri" w:hAnsi="Calibri" w:eastAsia="Microsoft YaHei" w:cs="Microsoft YaHei"/>
+          <w:sz w:val="21"/>
+        </w:rPr>
+        <w:t>，本档为二者的合并产物）（§10 目标期刊 AI 披露政策）`）。政策会更新，</w:t>
       </w:r>
       <w:r>
         <w:rPr>
@@ -13880,14 +13935,29 @@
           <w:rFonts w:ascii="Consolas" w:hAnsi="Consolas" w:eastAsia="Microsoft YaHei" w:cs="Microsoft YaHei"/>
           <w:sz w:val="21"/>
         </w:rPr>
-        <w:t>docs/LearnFlow_研究设计与审阅档案.md（§10 目标期刊 AI 披露政策）</w:t>
-      </w:r>
-      <w:r>
-        <w:rPr>
-          <w:rFonts w:ascii="Calibri" w:hAnsi="Calibri" w:eastAsia="Microsoft YaHei" w:cs="Microsoft YaHei"/>
-          <w:sz w:val="21"/>
-        </w:rPr>
-        <w:t>。</w:t>
+        <w:t>`LearnFlow_研究设计与审阅档案.md</w:t>
+      </w:r>
+      <w:r>
+        <w:rPr>
+          <w:rFonts w:ascii="Calibri" w:hAnsi="Calibri" w:eastAsia="Microsoft YaHei" w:cs="Microsoft YaHei"/>
+          <w:sz w:val="21"/>
+        </w:rPr>
+        <w:t>（</w:t>
+      </w:r>
+      <w:r>
+        <w:rPr>
+          <w:rFonts w:ascii="Calibri" w:hAnsi="Calibri" w:eastAsia="Microsoft YaHei" w:cs="Microsoft YaHei"/>
+          <w:b/>
+          <w:sz w:val="21"/>
+        </w:rPr>
+        <w:t>其内容即本档第七部</w:t>
+      </w:r>
+      <w:r>
+        <w:rPr>
+          <w:rFonts w:ascii="Calibri" w:hAnsi="Calibri" w:eastAsia="Microsoft YaHei" w:cs="Microsoft YaHei"/>
+          <w:sz w:val="21"/>
+        </w:rPr>
+        <w:t>，本档为二者的合并产物）（§10 目标期刊 AI 披露政策）`。</w:t>
       </w:r>
     </w:p>
     <w:p>
@@ -14001,7 +14071,7 @@
           <w:color w:val="555555"/>
           <w:sz w:val="19"/>
         </w:rPr>
-        <w:t>docs/LearnFlow_研究设计与审阅档案.md（§9 第二阶段人类被试计划表）</w:t>
+        <w:t>`LearnFlow_研究设计与审阅档案.md</w:t>
       </w:r>
       <w:r>
         <w:rPr>
@@ -14010,7 +14080,26 @@
           <w:color w:val="555555"/>
           <w:sz w:val="19"/>
         </w:rPr>
-        <w:t>（K12 学校以班级为单位的聚类随机，每臂 154~241 人，仅测知觉指标时），合作学校尚未确定。 本节把"必须有真实对象才能确立"的结论收敛为一个实验，并用其产生的资料同时验证其余三条链。</w:t>
+        <w:t>（</w:t>
+      </w:r>
+      <w:r>
+        <w:rPr>
+          <w:rFonts w:ascii="Calibri" w:hAnsi="Calibri" w:eastAsia="Microsoft YaHei" w:cs="Microsoft YaHei"/>
+          <w:b/>
+          <w:i/>
+          <w:color w:val="555555"/>
+          <w:sz w:val="19"/>
+        </w:rPr>
+        <w:t>其内容即本档第七部</w:t>
+      </w:r>
+      <w:r>
+        <w:rPr>
+          <w:rFonts w:ascii="Calibri" w:hAnsi="Calibri" w:eastAsia="Microsoft YaHei" w:cs="Microsoft YaHei"/>
+          <w:i/>
+          <w:color w:val="555555"/>
+          <w:sz w:val="19"/>
+        </w:rPr>
+        <w:t>，本档为二者的合并产物）（§9 第二阶段人类被试计划表）`（K12 学校以班级为单位的聚类随机，每臂 154~241 人，仅测知觉指标时），合作学校尚未确定。 本节把"必须有真实对象才能确立"的结论收敛为一个实验，并用其产生的资料同时验证其余三条链。</w:t>
       </w:r>
     </w:p>
     <w:p>
@@ -17835,14 +17924,29 @@
                 <w:rFonts w:ascii="Consolas" w:hAnsi="Consolas" w:eastAsia="Microsoft YaHei" w:cs="Microsoft YaHei"/>
                 <w:sz w:val="19"/>
               </w:rPr>
-              <w:t>docs/LearnFlow_研究设计与审阅档案.md（§2 因果侧识别策略）</w:t>
-            </w:r>
-            <w:r>
-              <w:rPr>
-                <w:rFonts w:ascii="Calibri" w:hAnsi="Calibri" w:eastAsia="Microsoft YaHei" w:cs="Microsoft YaHei"/>
-                <w:sz w:val="19"/>
-              </w:rPr>
-              <w:t xml:space="preserve">（处理 / 结局 / 估计量 / 混杂清单 / 阳性·阴性对照 / 五前提分解 / </w:t>
+              <w:t>`LearnFlow_研究设计与审阅档案.md</w:t>
+            </w:r>
+            <w:r>
+              <w:rPr>
+                <w:rFonts w:ascii="Calibri" w:hAnsi="Calibri" w:eastAsia="Microsoft YaHei" w:cs="Microsoft YaHei"/>
+                <w:sz w:val="19"/>
+              </w:rPr>
+              <w:t>（</w:t>
+            </w:r>
+            <w:r>
+              <w:rPr>
+                <w:rFonts w:ascii="Calibri" w:hAnsi="Calibri" w:eastAsia="Microsoft YaHei" w:cs="Microsoft YaHei"/>
+                <w:b/>
+                <w:sz w:val="19"/>
+              </w:rPr>
+              <w:t>其内容即本档第七部</w:t>
+            </w:r>
+            <w:r>
+              <w:rPr>
+                <w:rFonts w:ascii="Calibri" w:hAnsi="Calibri" w:eastAsia="Microsoft YaHei" w:cs="Microsoft YaHei"/>
+                <w:sz w:val="19"/>
+              </w:rPr>
+              <w:t xml:space="preserve">，本档为二者的合并产物）（§2 因果侧识别策略）`（处理 / 结局 / 估计量 / 混杂清单 / 阳性·阴性对照 / 五前提分解 / </w:t>
             </w:r>
             <w:r>
               <w:rPr>
@@ -18818,7 +18922,7 @@
           <w:color w:val="555555"/>
           <w:sz w:val="19"/>
         </w:rPr>
-        <w:t>docs/LearnFlow_研究设计与审阅档案.md（§5 M2 路线 A/B 决策备忘）</w:t>
+        <w:t>`LearnFlow_研究设计与审阅档案.md</w:t>
       </w:r>
       <w:r>
         <w:rPr>
@@ -18827,7 +18931,26 @@
           <w:color w:val="555555"/>
           <w:sz w:val="19"/>
         </w:rPr>
-        <w:t>。公开仓库中可直接复核的依据为：各篇稿件正文内的更正说明段、</w:t>
+        <w:t>（</w:t>
+      </w:r>
+      <w:r>
+        <w:rPr>
+          <w:rFonts w:ascii="Calibri" w:hAnsi="Calibri" w:eastAsia="Microsoft YaHei" w:cs="Microsoft YaHei"/>
+          <w:b/>
+          <w:i/>
+          <w:color w:val="555555"/>
+          <w:sz w:val="19"/>
+        </w:rPr>
+        <w:t>其内容即本档第七部</w:t>
+      </w:r>
+      <w:r>
+        <w:rPr>
+          <w:rFonts w:ascii="Calibri" w:hAnsi="Calibri" w:eastAsia="Microsoft YaHei" w:cs="Microsoft YaHei"/>
+          <w:i/>
+          <w:color w:val="555555"/>
+          <w:sz w:val="19"/>
+        </w:rPr>
+        <w:t>，本档为二者的合并产物）（§5 M2 路线 A/B 决策备忘）</w:t>
       </w:r>
       <w:r>
         <w:rPr>
@@ -18836,7 +18959,7 @@
           <w:color w:val="555555"/>
           <w:sz w:val="19"/>
         </w:rPr>
-        <w:t>docs/references.bib</w:t>
+        <w:t>。公开仓库中可直接复核的依据为：各篇稿件正文内的更正说明段、</w:t>
       </w:r>
       <w:r>
         <w:rPr>
@@ -18845,7 +18968,7 @@
           <w:color w:val="555555"/>
           <w:sz w:val="19"/>
         </w:rPr>
-        <w:t>，以及本节更正表逐行所列的公开来源（含 Scopus 来源 ID）。</w:t>
+        <w:t>docs/references.bib`，以及本节更正表逐行所列的公开来源（含 Scopus 来源 ID）。</w:t>
       </w:r>
     </w:p>
     <w:p>

--- a/docs/研究计划_中文版.docx
+++ b/docs/研究计划_中文版.docx
@@ -11,715 +11,10 @@
           <w:rFonts w:ascii="Calibri" w:hAnsi="Calibri" w:eastAsia="Microsoft YaHei" w:cs="Microsoft YaHei"/>
           <w:sz w:val="44"/>
         </w:rPr>
-        <w:t>自适应学习中"难度"的可测量化与可治理化</w:t>
+        <w:t>——博士学位论文研究计划</w:t>
       </w:r>
     </w:p>
     <w:p/>
-    <w:p>
-      <w:pPr>
-        <w:jc w:val="center"/>
-      </w:pPr>
-      <w:r>
-        <w:rPr>
-          <w:rFonts w:ascii="Calibri" w:hAnsi="Calibri" w:eastAsia="Microsoft YaHei" w:cs="Microsoft YaHei"/>
-          <w:b/>
-          <w:sz w:val="30"/>
-        </w:rPr>
-        <w:t>目录</w:t>
-      </w:r>
-    </w:p>
-    <w:p>
-      <w:pPr>
-        <w:spacing w:after="40"/>
-        <w:ind w:left="360"/>
-      </w:pPr>
-      <w:r>
-        <w:rPr>
-          <w:rFonts w:ascii="Calibri" w:hAnsi="Calibri" w:eastAsia="Microsoft YaHei" w:cs="Microsoft YaHei"/>
-          <w:sz w:val="21"/>
-        </w:rPr>
-        <w:t>——博士学位论文研究计划</w:t>
-      </w:r>
-    </w:p>
-    <w:p>
-      <w:pPr>
-        <w:spacing w:after="40"/>
-        <w:ind w:left="360"/>
-      </w:pPr>
-      <w:r>
-        <w:rPr>
-          <w:rFonts w:ascii="Calibri" w:hAnsi="Calibri" w:eastAsia="Microsoft YaHei" w:cs="Microsoft YaHei"/>
-          <w:sz w:val="21"/>
-        </w:rPr>
-        <w:t>摘要</w:t>
-      </w:r>
-    </w:p>
-    <w:p>
-      <w:pPr>
-        <w:spacing w:after="40"/>
-        <w:ind w:left="360"/>
-      </w:pPr>
-      <w:r>
-        <w:rPr>
-          <w:rFonts w:ascii="Calibri" w:hAnsi="Calibri" w:eastAsia="Microsoft YaHei" w:cs="Microsoft YaHei"/>
-          <w:sz w:val="21"/>
-        </w:rPr>
-        <w:t>1 研究背景与问题意识</w:t>
-      </w:r>
-    </w:p>
-    <w:p>
-      <w:pPr>
-        <w:spacing w:after="40"/>
-        <w:ind w:left="720"/>
-      </w:pPr>
-      <w:r>
-        <w:rPr>
-          <w:rFonts w:ascii="Calibri" w:hAnsi="Calibri" w:eastAsia="Microsoft YaHei" w:cs="Microsoft YaHei"/>
-          <w:sz w:val="21"/>
-        </w:rPr>
-        <w:t>1.1 领域背景：预测精度赛道的收窄</w:t>
-      </w:r>
-    </w:p>
-    <w:p>
-      <w:pPr>
-        <w:spacing w:after="40"/>
-        <w:ind w:left="720"/>
-      </w:pPr>
-      <w:r>
-        <w:rPr>
-          <w:rFonts w:ascii="Calibri" w:hAnsi="Calibri" w:eastAsia="Microsoft YaHei" w:cs="Microsoft YaHei"/>
-          <w:sz w:val="21"/>
-        </w:rPr>
-        <w:t>1.2 第一处被跳过的前提：难度是否可公度</w:t>
-      </w:r>
-    </w:p>
-    <w:p>
-      <w:pPr>
-        <w:spacing w:after="40"/>
-        <w:ind w:left="720"/>
-      </w:pPr>
-      <w:r>
-        <w:rPr>
-          <w:rFonts w:ascii="Calibri" w:hAnsi="Calibri" w:eastAsia="Microsoft YaHei" w:cs="Microsoft YaHei"/>
-          <w:sz w:val="21"/>
-        </w:rPr>
-        <w:t>1.3 第二处被跳过的前提：目标值与先验来源</w:t>
-      </w:r>
-    </w:p>
-    <w:p>
-      <w:pPr>
-        <w:spacing w:after="40"/>
-        <w:ind w:left="720"/>
-      </w:pPr>
-      <w:r>
-        <w:rPr>
-          <w:rFonts w:ascii="Calibri" w:hAnsi="Calibri" w:eastAsia="Microsoft YaHei" w:cs="Microsoft YaHei"/>
-          <w:sz w:val="21"/>
-        </w:rPr>
-        <w:t>1.4 第三处被跳过的问题：多干预并存时的治理</w:t>
-      </w:r>
-    </w:p>
-    <w:p>
-      <w:pPr>
-        <w:spacing w:after="40"/>
-        <w:ind w:left="720"/>
-      </w:pPr>
-      <w:r>
-        <w:rPr>
-          <w:rFonts w:ascii="Calibri" w:hAnsi="Calibri" w:eastAsia="Microsoft YaHei" w:cs="Microsoft YaHei"/>
-          <w:sz w:val="21"/>
-        </w:rPr>
-        <w:t>1.5 问题意识的收敛</w:t>
-      </w:r>
-    </w:p>
-    <w:p>
-      <w:pPr>
-        <w:spacing w:after="40"/>
-        <w:ind w:left="360"/>
-      </w:pPr>
-      <w:r>
-        <w:rPr>
-          <w:rFonts w:ascii="Calibri" w:hAnsi="Calibri" w:eastAsia="Microsoft YaHei" w:cs="Microsoft YaHei"/>
-          <w:sz w:val="21"/>
-        </w:rPr>
-        <w:t>2 文献基础与研究缺口</w:t>
-      </w:r>
-    </w:p>
-    <w:p>
-      <w:pPr>
-        <w:spacing w:after="40"/>
-        <w:ind w:left="720"/>
-      </w:pPr>
-      <w:r>
-        <w:rPr>
-          <w:rFonts w:ascii="Calibri" w:hAnsi="Calibri" w:eastAsia="Microsoft YaHei" w:cs="Microsoft YaHei"/>
-          <w:sz w:val="21"/>
-        </w:rPr>
-        <w:t>2.1 已核实的竞争格局事实</w:t>
-      </w:r>
-    </w:p>
-    <w:p>
-      <w:pPr>
-        <w:spacing w:after="40"/>
-        <w:ind w:left="720"/>
-      </w:pPr>
-      <w:r>
-        <w:rPr>
-          <w:rFonts w:ascii="Calibri" w:hAnsi="Calibri" w:eastAsia="Microsoft YaHei" w:cs="Microsoft YaHei"/>
-          <w:sz w:val="21"/>
-        </w:rPr>
-        <w:t>2.2 三个可发表缺口</w:t>
-      </w:r>
-    </w:p>
-    <w:p>
-      <w:pPr>
-        <w:spacing w:after="40"/>
-        <w:ind w:left="360"/>
-      </w:pPr>
-      <w:r>
-        <w:rPr>
-          <w:rFonts w:ascii="Calibri" w:hAnsi="Calibri" w:eastAsia="Microsoft YaHei" w:cs="Microsoft YaHei"/>
-          <w:sz w:val="21"/>
-        </w:rPr>
-        <w:t>3 研究问题与研究目标</w:t>
-      </w:r>
-    </w:p>
-    <w:p>
-      <w:pPr>
-        <w:spacing w:after="40"/>
-        <w:ind w:left="720"/>
-      </w:pPr>
-      <w:r>
-        <w:rPr>
-          <w:rFonts w:ascii="Calibri" w:hAnsi="Calibri" w:eastAsia="Microsoft YaHei" w:cs="Microsoft YaHei"/>
-          <w:sz w:val="21"/>
-        </w:rPr>
-        <w:t>3.1 总论点</w:t>
-      </w:r>
-    </w:p>
-    <w:p>
-      <w:pPr>
-        <w:spacing w:after="40"/>
-        <w:ind w:left="720"/>
-      </w:pPr>
-      <w:r>
-        <w:rPr>
-          <w:rFonts w:ascii="Calibri" w:hAnsi="Calibri" w:eastAsia="Microsoft YaHei" w:cs="Microsoft YaHei"/>
-          <w:sz w:val="21"/>
-        </w:rPr>
-        <w:t>3.2 四项研究问题与判据</w:t>
-      </w:r>
-    </w:p>
-    <w:p>
-      <w:pPr>
-        <w:spacing w:after="40"/>
-        <w:ind w:left="720"/>
-      </w:pPr>
-      <w:r>
-        <w:rPr>
-          <w:rFonts w:ascii="Calibri" w:hAnsi="Calibri" w:eastAsia="Microsoft YaHei" w:cs="Microsoft YaHei"/>
-          <w:sz w:val="21"/>
-        </w:rPr>
-        <w:t>3.3 不主张清单</w:t>
-      </w:r>
-    </w:p>
-    <w:p>
-      <w:pPr>
-        <w:spacing w:after="40"/>
-        <w:ind w:left="360"/>
-      </w:pPr>
-      <w:r>
-        <w:rPr>
-          <w:rFonts w:ascii="Calibri" w:hAnsi="Calibri" w:eastAsia="Microsoft YaHei" w:cs="Microsoft YaHei"/>
-          <w:sz w:val="21"/>
-        </w:rPr>
-        <w:t>4 研究方法与技术路线</w:t>
-      </w:r>
-    </w:p>
-    <w:p>
-      <w:pPr>
-        <w:spacing w:after="40"/>
-        <w:ind w:left="720"/>
-      </w:pPr>
-      <w:r>
-        <w:rPr>
-          <w:rFonts w:ascii="Calibri" w:hAnsi="Calibri" w:eastAsia="Microsoft YaHei" w:cs="Microsoft YaHei"/>
-          <w:sz w:val="21"/>
-        </w:rPr>
-        <w:t>4.1 统一研究叙事</w:t>
-      </w:r>
-    </w:p>
-    <w:p>
-      <w:pPr>
-        <w:spacing w:after="40"/>
-        <w:ind w:left="720"/>
-      </w:pPr>
-      <w:r>
-        <w:rPr>
-          <w:rFonts w:ascii="Calibri" w:hAnsi="Calibri" w:eastAsia="Microsoft YaHei" w:cs="Microsoft YaHei"/>
-          <w:sz w:val="21"/>
-        </w:rPr>
-        <w:t>4.2 四条链的分工</w:t>
-      </w:r>
-    </w:p>
-    <w:p>
-      <w:pPr>
-        <w:spacing w:after="40"/>
-        <w:ind w:left="720"/>
-      </w:pPr>
-      <w:r>
-        <w:rPr>
-          <w:rFonts w:ascii="Calibri" w:hAnsi="Calibri" w:eastAsia="Microsoft YaHei" w:cs="Microsoft YaHei"/>
-          <w:sz w:val="21"/>
-        </w:rPr>
-        <w:t>4.3 数据集与证据制度</w:t>
-      </w:r>
-    </w:p>
-    <w:p>
-      <w:pPr>
-        <w:spacing w:after="40"/>
-        <w:ind w:left="720"/>
-      </w:pPr>
-      <w:r>
-        <w:rPr>
-          <w:rFonts w:ascii="Calibri" w:hAnsi="Calibri" w:eastAsia="Microsoft YaHei" w:cs="Microsoft YaHei"/>
-          <w:sz w:val="21"/>
-        </w:rPr>
-        <w:t>4.4 方法论工具</w:t>
-      </w:r>
-    </w:p>
-    <w:p>
-      <w:pPr>
-        <w:spacing w:after="40"/>
-        <w:ind w:left="720"/>
-      </w:pPr>
-      <w:r>
-        <w:rPr>
-          <w:rFonts w:ascii="Calibri" w:hAnsi="Calibri" w:eastAsia="Microsoft YaHei" w:cs="Microsoft YaHei"/>
-          <w:sz w:val="21"/>
-        </w:rPr>
-        <w:t>4.5 因果侧识别策略（须在接触结局变量前冻结）</w:t>
-      </w:r>
-    </w:p>
-    <w:p>
-      <w:pPr>
-        <w:spacing w:after="40"/>
-        <w:ind w:left="360"/>
-      </w:pPr>
-      <w:r>
-        <w:rPr>
-          <w:rFonts w:ascii="Calibri" w:hAnsi="Calibri" w:eastAsia="Microsoft YaHei" w:cs="Microsoft YaHei"/>
-          <w:sz w:val="21"/>
-        </w:rPr>
-        <w:t>5 研究基础与前期成果</w:t>
-      </w:r>
-    </w:p>
-    <w:p>
-      <w:pPr>
-        <w:spacing w:after="40"/>
-        <w:ind w:left="720"/>
-      </w:pPr>
-      <w:r>
-        <w:rPr>
-          <w:rFonts w:ascii="Calibri" w:hAnsi="Calibri" w:eastAsia="Microsoft YaHei" w:cs="Microsoft YaHei"/>
-          <w:sz w:val="21"/>
-        </w:rPr>
-        <w:t>5.1 研究依托系统</w:t>
-      </w:r>
-    </w:p>
-    <w:p>
-      <w:pPr>
-        <w:spacing w:after="40"/>
-        <w:ind w:left="720"/>
-      </w:pPr>
-      <w:r>
-        <w:rPr>
-          <w:rFonts w:ascii="Calibri" w:hAnsi="Calibri" w:eastAsia="Microsoft YaHei" w:cs="Microsoft YaHei"/>
-          <w:sz w:val="21"/>
-        </w:rPr>
-        <w:t>5.2 三篇支撑性论文的实测结论</w:t>
-      </w:r>
-    </w:p>
-    <w:p>
-      <w:pPr>
-        <w:spacing w:after="40"/>
-        <w:ind w:left="720"/>
-      </w:pPr>
-      <w:r>
-        <w:rPr>
-          <w:rFonts w:ascii="Calibri" w:hAnsi="Calibri" w:eastAsia="Microsoft YaHei" w:cs="Microsoft YaHei"/>
-          <w:sz w:val="21"/>
-        </w:rPr>
-        <w:t>5.3 算法优化与工程落地</w:t>
-      </w:r>
-    </w:p>
-    <w:p>
-      <w:pPr>
-        <w:spacing w:after="40"/>
-        <w:ind w:left="360"/>
-      </w:pPr>
-      <w:r>
-        <w:rPr>
-          <w:rFonts w:ascii="Calibri" w:hAnsi="Calibri" w:eastAsia="Microsoft YaHei" w:cs="Microsoft YaHei"/>
-          <w:sz w:val="21"/>
-        </w:rPr>
-        <w:t>6 研究日程与阶段划分</w:t>
-      </w:r>
-    </w:p>
-    <w:p>
-      <w:pPr>
-        <w:spacing w:after="40"/>
-        <w:ind w:left="720"/>
-      </w:pPr>
-      <w:r>
-        <w:rPr>
-          <w:rFonts w:ascii="Calibri" w:hAnsi="Calibri" w:eastAsia="Microsoft YaHei" w:cs="Microsoft YaHei"/>
-          <w:sz w:val="21"/>
-        </w:rPr>
-        <w:t>6.1 真实日历日程</w:t>
-      </w:r>
-    </w:p>
-    <w:p>
-      <w:pPr>
-        <w:spacing w:after="40"/>
-        <w:ind w:left="720"/>
-      </w:pPr>
-      <w:r>
-        <w:rPr>
-          <w:rFonts w:ascii="Calibri" w:hAnsi="Calibri" w:eastAsia="Microsoft YaHei" w:cs="Microsoft YaHei"/>
-          <w:sz w:val="21"/>
-        </w:rPr>
-        <w:t>6.2 关于仓库可见的 git 历史（据实说明）</w:t>
-      </w:r>
-    </w:p>
-    <w:p>
-      <w:pPr>
-        <w:spacing w:after="40"/>
-        <w:ind w:left="720"/>
-      </w:pPr>
-      <w:r>
-        <w:rPr>
-          <w:rFonts w:ascii="Calibri" w:hAnsi="Calibri" w:eastAsia="Microsoft YaHei" w:cs="Microsoft YaHei"/>
-          <w:sz w:val="21"/>
-        </w:rPr>
-        <w:t>6.3 与另一课题（EEG 域泛化）的关系</w:t>
-      </w:r>
-    </w:p>
-    <w:p>
-      <w:pPr>
-        <w:spacing w:after="40"/>
-        <w:ind w:left="720"/>
-      </w:pPr>
-      <w:r>
-        <w:rPr>
-          <w:rFonts w:ascii="Calibri" w:hAnsi="Calibri" w:eastAsia="Microsoft YaHei" w:cs="Microsoft YaHei"/>
-          <w:sz w:val="21"/>
-        </w:rPr>
-        <w:t>6.4 关键路径与前置事项</w:t>
-      </w:r>
-    </w:p>
-    <w:p>
-      <w:pPr>
-        <w:spacing w:after="40"/>
-        <w:ind w:left="360"/>
-      </w:pPr>
-      <w:r>
-        <w:rPr>
-          <w:rFonts w:ascii="Calibri" w:hAnsi="Calibri" w:eastAsia="Microsoft YaHei" w:cs="Microsoft YaHei"/>
-          <w:sz w:val="21"/>
-        </w:rPr>
-        <w:t>7 预期成果与发表计划</w:t>
-      </w:r>
-    </w:p>
-    <w:p>
-      <w:pPr>
-        <w:spacing w:after="40"/>
-        <w:ind w:left="720"/>
-      </w:pPr>
-      <w:r>
-        <w:rPr>
-          <w:rFonts w:ascii="Calibri" w:hAnsi="Calibri" w:eastAsia="Microsoft YaHei" w:cs="Microsoft YaHei"/>
-          <w:sz w:val="21"/>
-        </w:rPr>
-        <w:t>7.1 论文组合与目标期刊（v1.1：英文 Scopus 第一顺位）</w:t>
-      </w:r>
-    </w:p>
-    <w:p>
-      <w:pPr>
-        <w:spacing w:after="40"/>
-        <w:ind w:left="720"/>
-      </w:pPr>
-      <w:r>
-        <w:rPr>
-          <w:rFonts w:ascii="Calibri" w:hAnsi="Calibri" w:eastAsia="Microsoft YaHei" w:cs="Microsoft YaHei"/>
-          <w:sz w:val="21"/>
-        </w:rPr>
-        <w:t>7.2 拆分方案的英文刊目标为何一度改为中文刊（v1.1 新增说明）</w:t>
-      </w:r>
-    </w:p>
-    <w:p>
-      <w:pPr>
-        <w:spacing w:after="40"/>
-        <w:ind w:left="720"/>
-      </w:pPr>
-      <w:r>
-        <w:rPr>
-          <w:rFonts w:ascii="Calibri" w:hAnsi="Calibri" w:eastAsia="Microsoft YaHei" w:cs="Microsoft YaHei"/>
-          <w:sz w:val="21"/>
-        </w:rPr>
-        <w:t>7.3 学位论文的整合方式</w:t>
-      </w:r>
-    </w:p>
-    <w:p>
-      <w:pPr>
-        <w:spacing w:after="40"/>
-        <w:ind w:left="720"/>
-      </w:pPr>
-      <w:r>
-        <w:rPr>
-          <w:rFonts w:ascii="Calibri" w:hAnsi="Calibri" w:eastAsia="Microsoft YaHei" w:cs="Microsoft YaHei"/>
-          <w:sz w:val="21"/>
-        </w:rPr>
-        <w:t>7.4 投稿前的前置条件（v1.1 新增）</w:t>
-      </w:r>
-    </w:p>
-    <w:p>
-      <w:pPr>
-        <w:spacing w:after="40"/>
-        <w:ind w:left="720"/>
-      </w:pPr>
-      <w:r>
-        <w:rPr>
-          <w:rFonts w:ascii="Calibri" w:hAnsi="Calibri" w:eastAsia="Microsoft YaHei" w:cs="Microsoft YaHei"/>
-          <w:sz w:val="21"/>
-        </w:rPr>
-        <w:t>7.5 可复用 artifact 的处置</w:t>
-      </w:r>
-    </w:p>
-    <w:p>
-      <w:pPr>
-        <w:spacing w:after="40"/>
-        <w:ind w:left="360"/>
-      </w:pPr>
-      <w:r>
-        <w:rPr>
-          <w:rFonts w:ascii="Calibri" w:hAnsi="Calibri" w:eastAsia="Microsoft YaHei" w:cs="Microsoft YaHei"/>
-          <w:sz w:val="21"/>
-        </w:rPr>
-        <w:t>8 伦理审查与数据合规</w:t>
-      </w:r>
-    </w:p>
-    <w:p>
-      <w:pPr>
-        <w:spacing w:after="40"/>
-        <w:ind w:left="720"/>
-      </w:pPr>
-      <w:r>
-        <w:rPr>
-          <w:rFonts w:ascii="Calibri" w:hAnsi="Calibri" w:eastAsia="Microsoft YaHei" w:cs="Microsoft YaHei"/>
-          <w:sz w:val="21"/>
-        </w:rPr>
-        <w:t>8.1 伦理约束</w:t>
-      </w:r>
-    </w:p>
-    <w:p>
-      <w:pPr>
-        <w:spacing w:after="40"/>
-        <w:ind w:left="720"/>
-      </w:pPr>
-      <w:r>
-        <w:rPr>
-          <w:rFonts w:ascii="Calibri" w:hAnsi="Calibri" w:eastAsia="Microsoft YaHei" w:cs="Microsoft YaHei"/>
-          <w:sz w:val="21"/>
-        </w:rPr>
-        <w:t>8.2 数据边界</w:t>
-      </w:r>
-    </w:p>
-    <w:p>
-      <w:pPr>
-        <w:spacing w:after="40"/>
-        <w:ind w:left="720"/>
-      </w:pPr>
-      <w:r>
-        <w:rPr>
-          <w:rFonts w:ascii="Calibri" w:hAnsi="Calibri" w:eastAsia="Microsoft YaHei" w:cs="Microsoft YaHei"/>
-          <w:sz w:val="21"/>
-        </w:rPr>
-        <w:t>8.3 测量工具的效度声明（强制）</w:t>
-      </w:r>
-    </w:p>
-    <w:p>
-      <w:pPr>
-        <w:spacing w:after="40"/>
-        <w:ind w:left="360"/>
-      </w:pPr>
-      <w:r>
-        <w:rPr>
-          <w:rFonts w:ascii="Calibri" w:hAnsi="Calibri" w:eastAsia="Microsoft YaHei" w:cs="Microsoft YaHei"/>
-          <w:sz w:val="21"/>
-        </w:rPr>
-        <w:t>9 风险与应对</w:t>
-      </w:r>
-    </w:p>
-    <w:p>
-      <w:pPr>
-        <w:spacing w:after="40"/>
-        <w:ind w:left="360"/>
-      </w:pPr>
-      <w:r>
-        <w:rPr>
-          <w:rFonts w:ascii="Calibri" w:hAnsi="Calibri" w:eastAsia="Microsoft YaHei" w:cs="Microsoft YaHei"/>
-          <w:sz w:val="21"/>
-        </w:rPr>
-        <w:t>10 研究执行与稿件写作中的角色与工具</w:t>
-      </w:r>
-    </w:p>
-    <w:p>
-      <w:pPr>
-        <w:spacing w:after="40"/>
-        <w:ind w:left="720"/>
-      </w:pPr>
-      <w:r>
-        <w:rPr>
-          <w:rFonts w:ascii="Calibri" w:hAnsi="Calibri" w:eastAsia="Microsoft YaHei" w:cs="Microsoft YaHei"/>
-          <w:sz w:val="21"/>
-        </w:rPr>
-        <w:t>10.1 角色与工具对照表</w:t>
-      </w:r>
-    </w:p>
-    <w:p>
-      <w:pPr>
-        <w:spacing w:after="40"/>
-        <w:ind w:left="720"/>
-      </w:pPr>
-      <w:r>
-        <w:rPr>
-          <w:rFonts w:ascii="Calibri" w:hAnsi="Calibri" w:eastAsia="Microsoft YaHei" w:cs="Microsoft YaHei"/>
-          <w:sz w:val="21"/>
-        </w:rPr>
-        <w:t>10.2 可在仓库中核验的"工具使用痕迹"</w:t>
-      </w:r>
-    </w:p>
-    <w:p>
-      <w:pPr>
-        <w:spacing w:after="40"/>
-        <w:ind w:left="720"/>
-      </w:pPr>
-      <w:r>
-        <w:rPr>
-          <w:rFonts w:ascii="Calibri" w:hAnsi="Calibri" w:eastAsia="Microsoft YaHei" w:cs="Microsoft YaHei"/>
-          <w:sz w:val="21"/>
-        </w:rPr>
-        <w:t>10.3 工具使用的边界（本人对答辩的承诺）</w:t>
-      </w:r>
-    </w:p>
-    <w:p>
-      <w:pPr>
-        <w:spacing w:after="40"/>
-        <w:ind w:left="720"/>
-      </w:pPr>
-      <w:r>
-        <w:rPr>
-          <w:rFonts w:ascii="Calibri" w:hAnsi="Calibri" w:eastAsia="Microsoft YaHei" w:cs="Microsoft YaHei"/>
-          <w:sz w:val="21"/>
-        </w:rPr>
-        <w:t>10.4 目标期刊的 AI 使用披露政策调查（</w:t>
-      </w:r>
-      <w:r>
-        <w:rPr>
-          <w:rFonts w:ascii="Calibri" w:hAnsi="Calibri" w:eastAsia="Microsoft YaHei" w:cs="Microsoft YaHei"/>
-          <w:b/>
-          <w:sz w:val="21"/>
-        </w:rPr>
-        <w:t>v1.1 已于 2026-09-23 完成核验</w:t>
-      </w:r>
-      <w:r>
-        <w:rPr>
-          <w:rFonts w:ascii="Calibri" w:hAnsi="Calibri" w:eastAsia="Microsoft YaHei" w:cs="Microsoft YaHei"/>
-          <w:sz w:val="21"/>
-        </w:rPr>
-        <w:t>）</w:t>
-      </w:r>
-    </w:p>
-    <w:p>
-      <w:pPr>
-        <w:spacing w:after="40"/>
-        <w:ind w:left="720"/>
-      </w:pPr>
-      <w:r>
-        <w:rPr>
-          <w:rFonts w:ascii="Calibri" w:hAnsi="Calibri" w:eastAsia="Microsoft YaHei" w:cs="Microsoft YaHei"/>
-          <w:sz w:val="21"/>
-        </w:rPr>
-        <w:t>10.5 中文撰写 → 英文翻译的流程与披露（v1.1 新增）</w:t>
-      </w:r>
-    </w:p>
-    <w:p>
-      <w:pPr>
-        <w:spacing w:after="40"/>
-        <w:ind w:left="360"/>
-      </w:pPr>
-      <w:r>
-        <w:rPr>
-          <w:rFonts w:ascii="Calibri" w:hAnsi="Calibri" w:eastAsia="Microsoft YaHei" w:cs="Microsoft YaHei"/>
-          <w:sz w:val="21"/>
-        </w:rPr>
-        <w:t>11 参考文献</w:t>
-      </w:r>
-    </w:p>
-    <w:p>
-      <w:pPr>
-        <w:spacing w:after="40"/>
-        <w:ind w:left="360"/>
-      </w:pPr>
-      <w:r>
-        <w:rPr>
-          <w:rFonts w:ascii="Calibri" w:hAnsi="Calibri" w:eastAsia="Microsoft YaHei" w:cs="Microsoft YaHei"/>
-          <w:sz w:val="21"/>
-        </w:rPr>
-        <w:t>附录 A 术语与口径对照</w:t>
-      </w:r>
-    </w:p>
-    <w:p>
-      <w:pPr>
-        <w:spacing w:after="40"/>
-        <w:ind w:left="360"/>
-      </w:pPr>
-      <w:r>
-        <w:rPr>
-          <w:rFonts w:ascii="Calibri" w:hAnsi="Calibri" w:eastAsia="Microsoft YaHei" w:cs="Microsoft YaHei"/>
-          <w:sz w:val="21"/>
-        </w:rPr>
-        <w:t>附录 B 复算命令清单（v1.1 扩充）</w:t>
-      </w:r>
-    </w:p>
-    <w:p>
-      <w:pPr>
-        <w:spacing w:after="40"/>
-        <w:ind w:left="360"/>
-      </w:pPr>
-      <w:r>
-        <w:rPr>
-          <w:rFonts w:ascii="Calibri" w:hAnsi="Calibri" w:eastAsia="Microsoft YaHei" w:cs="Microsoft YaHei"/>
-          <w:sz w:val="21"/>
-        </w:rPr>
-        <w:t>附录 C v1.1 修订留痕（回应审阅意见 §2 与 §4）</w:t>
-      </w:r>
-    </w:p>
-    <w:p/>
-    <w:p>
-      <w:pPr>
-        <w:pStyle w:val="Heading1"/>
-        <w:spacing w:before="200" w:after="80"/>
-      </w:pPr>
-      <w:r>
-        <w:rPr>
-          <w:rFonts w:ascii="Calibri" w:hAnsi="Calibri" w:eastAsia="Microsoft YaHei" w:cs="Microsoft YaHei"/>
-          <w:sz w:val="32"/>
-        </w:rPr>
-        <w:t>——博士学位论文研究计划</w:t>
-      </w:r>
-    </w:p>
     <w:p>
       <w:pPr>
         <w:spacing w:before="40" w:after="40"/>
@@ -820,7 +115,7 @@
           <w:color w:val="555555"/>
           <w:sz w:val="19"/>
         </w:rPr>
-        <w:t xml:space="preserve">（2026-09-22），编制基线 commit </w:t>
+        <w:t xml:space="preserve">（2026-09-22；2026-09-29 按第二次审阅意见修订），编制基线 commit </w:t>
       </w:r>
       <w:r>
         <w:rPr>
@@ -838,7 +133,7 @@
           <w:color w:val="555555"/>
           <w:sz w:val="19"/>
         </w:rPr>
-        <w:t xml:space="preserve">；v1.0 于 2026-09 提交，本版按导师审阅意见（2026-09-22）第 2 节五项与第 4 节更正表修订。 </w:t>
+        <w:t xml:space="preserve">。  </w:t>
       </w:r>
       <w:r>
         <w:rPr>
@@ -848,7 +143,7 @@
           <w:color w:val="555555"/>
           <w:sz w:val="19"/>
         </w:rPr>
-        <w:t>数字口径</w:t>
+        <w:t>⚠ 时点统一（审阅意见 2.1，2026-09-29）。</w:t>
       </w:r>
       <w:r>
         <w:rPr>
@@ -857,7 +152,26 @@
           <w:color w:val="555555"/>
           <w:sz w:val="19"/>
         </w:rPr>
-        <w:t xml:space="preserve">：本文所涉系统规模、机制计数、实验数值一律取自可复算脚本的实测输出，权威基线见 </w:t>
+        <w:t xml:space="preserve"> 本计划书与进展报告、四篇稿件</w:t>
+      </w:r>
+      <w:r>
+        <w:rPr>
+          <w:rFonts w:ascii="Calibri" w:hAnsi="Calibri" w:eastAsia="Microsoft YaHei" w:cs="Microsoft YaHei"/>
+          <w:b/>
+          <w:i/>
+          <w:color w:val="555555"/>
+          <w:sz w:val="19"/>
+        </w:rPr>
+        <w:t>此前记录的是不同时点</w:t>
+      </w:r>
+      <w:r>
+        <w:rPr>
+          <w:rFonts w:ascii="Calibri" w:hAnsi="Calibri" w:eastAsia="Microsoft YaHei" w:cs="Microsoft YaHei"/>
+          <w:i/>
+          <w:color w:val="555555"/>
+          <w:sz w:val="19"/>
+        </w:rPr>
+        <w:t xml:space="preserve">：计划书与报告停在 9 月 22~23 日的状态（基准 </w:t>
       </w:r>
       <w:r>
         <w:rPr>
@@ -866,7 +180,7 @@
           <w:color w:val="555555"/>
           <w:sz w:val="19"/>
         </w:rPr>
-        <w:t>docs/_重写规范_事实基线与学术体例.md</w:t>
+        <w:t>0bee572</w:t>
       </w:r>
       <w:r>
         <w:rPr>
@@ -875,7 +189,25 @@
           <w:color w:val="555555"/>
           <w:sz w:val="19"/>
         </w:rPr>
-        <w:t>。凡与权威基线冲突的数字即为不合格表述。</w:t>
+        <w:t xml:space="preserve">），而稿件与仓库已是 9 月 29 日的状态（HEAD </w:t>
+      </w:r>
+      <w:r>
+        <w:rPr>
+          <w:rFonts w:ascii="Consolas" w:hAnsi="Consolas" w:eastAsia="Microsoft YaHei" w:cs="Microsoft YaHei"/>
+          <w:i/>
+          <w:color w:val="555555"/>
+          <w:sz w:val="19"/>
+        </w:rPr>
+        <w:t>b41a76a</w:t>
+      </w:r>
+      <w:r>
+        <w:rPr>
+          <w:rFonts w:ascii="Calibri" w:hAnsi="Calibri" w:eastAsia="Microsoft YaHei" w:cs="Microsoft YaHei"/>
+          <w:i/>
+          <w:color w:val="555555"/>
+          <w:sz w:val="19"/>
+        </w:rPr>
+        <w:t xml:space="preserve">）。照此提交，等于把已经做完的事当作将来要做的事来批准。 </w:t>
       </w:r>
       <w:r>
         <w:rPr>
@@ -885,7 +217,7 @@
           <w:color w:val="555555"/>
           <w:sz w:val="19"/>
         </w:rPr>
-        <w:t>机制计数一律并列三元组：登记 54 / 效果生产 2 / 成熟度 complete 9·partial 37·placeholder 8</w:t>
+        <w:t>处理</w:t>
       </w:r>
       <w:r>
         <w:rPr>
@@ -894,7 +226,45 @@
           <w:color w:val="555555"/>
           <w:sz w:val="19"/>
         </w:rPr>
-        <w:t>（复算：</w:t>
+        <w:t>：① 10 月 20 日的提交件</w:t>
+      </w:r>
+      <w:r>
+        <w:rPr>
+          <w:rFonts w:ascii="Calibri" w:hAnsi="Calibri" w:eastAsia="Microsoft YaHei" w:cs="Microsoft YaHei"/>
+          <w:b/>
+          <w:i/>
+          <w:color w:val="555555"/>
+          <w:sz w:val="19"/>
+        </w:rPr>
+        <w:t>全部以一个 git tag（如 `v1.1-submit`）为基准撰写</w:t>
+      </w:r>
+      <w:r>
+        <w:rPr>
+          <w:rFonts w:ascii="Calibri" w:hAnsi="Calibri" w:eastAsia="Microsoft YaHei" w:cs="Microsoft YaHei"/>
+          <w:i/>
+          <w:color w:val="555555"/>
+          <w:sz w:val="19"/>
+        </w:rPr>
+        <w:t>，并在文首写明该 tag 与 commit；② 该 tag 之后的工作不进入提交件；③ 门禁须新增脚本，把计划书·报告·四篇稿件的数字汇成一张表相互核对。</w:t>
+      </w:r>
+      <w:r>
+        <w:rPr>
+          <w:rFonts w:ascii="Calibri" w:hAnsi="Calibri" w:eastAsia="Microsoft YaHei" w:cs="Microsoft YaHei"/>
+          <w:b/>
+          <w:i/>
+          <w:color w:val="555555"/>
+          <w:sz w:val="19"/>
+        </w:rPr>
+        <w:t>该 tag 尚未建立</w:t>
+      </w:r>
+      <w:r>
+        <w:rPr>
+          <w:rFonts w:ascii="Calibri" w:hAnsi="Calibri" w:eastAsia="Microsoft YaHei" w:cs="Microsoft YaHei"/>
+          <w:i/>
+          <w:color w:val="555555"/>
+          <w:sz w:val="19"/>
+        </w:rPr>
+        <w:t xml:space="preserve">（本工作副本无 </w:t>
       </w:r>
       <w:r>
         <w:rPr>
@@ -903,7 +273,7 @@
           <w:color w:val="555555"/>
           <w:sz w:val="19"/>
         </w:rPr>
-        <w:t>python learnflow-backend/scripts/verify_counts.py</w:t>
+        <w:t>.git</w:t>
       </w:r>
       <w:r>
         <w:rPr>
@@ -912,7 +282,7 @@
           <w:color w:val="555555"/>
           <w:sz w:val="19"/>
         </w:rPr>
-        <w:t xml:space="preserve">）。  </w:t>
+        <w:t xml:space="preserve"> 目录，须在 GitHub 端执行），</w:t>
       </w:r>
       <w:r>
         <w:rPr>
@@ -922,7 +292,7 @@
           <w:color w:val="555555"/>
           <w:sz w:val="19"/>
         </w:rPr>
-        <w:t>研究主题的单一性声明（回应审阅意见 §2.1，必须置于正文首页）</w:t>
+        <w:t>此处基线暂以占位形式保留，待 tag 建立后替换为真实 tag 名与 commit 哈希</w:t>
       </w:r>
       <w:r>
         <w:rPr>
@@ -931,7 +301,7 @@
           <w:color w:val="555555"/>
           <w:sz w:val="19"/>
         </w:rPr>
-        <w:t>：本学位论文</w:t>
+        <w:t xml:space="preserve">。  v1.0 于 2026-09 提交，本版按导师审阅意见（2026-09-22）第 2 节五项与第 4 节更正表修订。 </w:t>
       </w:r>
       <w:r>
         <w:rPr>
@@ -941,7 +311,7 @@
           <w:color w:val="555555"/>
           <w:sz w:val="19"/>
         </w:rPr>
-        <w:t>只有一个主题</w:t>
+        <w:t>数字口径</w:t>
       </w:r>
       <w:r>
         <w:rPr>
@@ -950,7 +320,25 @@
           <w:color w:val="555555"/>
           <w:sz w:val="19"/>
         </w:rPr>
-        <w:t>——适应性学习中"难度"的可测量化与可治理化（RQ1 测量 / RQ2 目标 / RQ3 决策 / RQ4 治理）。仓库与本 artifact 中另有一个"学习成瘾指数（LAI）"测量层，其题项为自编、</w:t>
+        <w:t xml:space="preserve">：本文所涉系统规模、机制计数、实验数值一律取自可复算脚本的实测输出，权威基线见 </w:t>
+      </w:r>
+      <w:r>
+        <w:rPr>
+          <w:rFonts w:ascii="Consolas" w:hAnsi="Consolas" w:eastAsia="Microsoft YaHei" w:cs="Microsoft YaHei"/>
+          <w:i/>
+          <w:color w:val="555555"/>
+          <w:sz w:val="19"/>
+        </w:rPr>
+        <w:t>`LearnFlow_研究设计与审阅档案.md</w:t>
+      </w:r>
+      <w:r>
+        <w:rPr>
+          <w:rFonts w:ascii="Calibri" w:hAnsi="Calibri" w:eastAsia="Microsoft YaHei" w:cs="Microsoft YaHei"/>
+          <w:i/>
+          <w:color w:val="555555"/>
+          <w:sz w:val="19"/>
+        </w:rPr>
+        <w:t>（</w:t>
       </w:r>
       <w:r>
         <w:rPr>
@@ -960,7 +348,7 @@
           <w:color w:val="555555"/>
           <w:sz w:val="19"/>
         </w:rPr>
-        <w:t>未经信效度验证、无用户数据</w:t>
+        <w:t>其内容即本档第七部</w:t>
       </w:r>
       <w:r>
         <w:rPr>
@@ -969,26 +357,7 @@
           <w:color w:val="555555"/>
           <w:sz w:val="19"/>
         </w:rPr>
-        <w:t>，现明确降级为</w:t>
-      </w:r>
-      <w:r>
-        <w:rPr>
-          <w:rFonts w:ascii="Calibri" w:hAnsi="Calibri" w:eastAsia="Microsoft YaHei" w:cs="Microsoft YaHei"/>
-          <w:b/>
-          <w:i/>
-          <w:color w:val="555555"/>
-          <w:sz w:val="19"/>
-        </w:rPr>
-        <w:t>附属模块·未验证</w:t>
-      </w:r>
-      <w:r>
-        <w:rPr>
-          <w:rFonts w:ascii="Calibri" w:hAnsi="Calibri" w:eastAsia="Microsoft YaHei" w:cs="Microsoft YaHei"/>
-          <w:i/>
-          <w:color w:val="555555"/>
-          <w:sz w:val="19"/>
-        </w:rPr>
-        <w:t>，不进入本论文任何一条研究链，也不作为本 artifact 的测量贡献。</w:t>
+        <w:t>，本档为二者的合并产物）（§1 权威事实基线与写作体例）</w:t>
       </w:r>
       <w:r>
         <w:rPr>
@@ -997,7 +366,7 @@
           <w:color w:val="555555"/>
           <w:sz w:val="19"/>
         </w:rPr>
-        <w:t>CITATION.cff</w:t>
+        <w:t>。凡与权威基线冲突的数字即为不合格表述。**机制计数一律并列三元组：登记 54 / 效果生产 2 / 成熟度 complete 9·partial 37·placeholder 8**（复算：</w:t>
       </w:r>
       <w:r>
         <w:rPr>
@@ -1006,7 +375,7 @@
           <w:color w:val="555555"/>
           <w:sz w:val="19"/>
         </w:rPr>
-        <w:t>、</w:t>
+        <w:t>python learnflow-backend/scripts/verify_counts.py</w:t>
       </w:r>
       <w:r>
         <w:rPr>
@@ -1015,7 +384,7 @@
           <w:color w:val="555555"/>
           <w:sz w:val="19"/>
         </w:rPr>
-        <w:t>README.md</w:t>
+        <w:t>）。  **研究主题的单一性声明（回应审阅意见 §2.1，必须置于正文首页）**：本学位论文**只有一个主题**——适应性学习中"难度"的可测量化与可治理化（RQ1 测量 / RQ2 目标 / RQ3 决策 / RQ4 治理）。仓库与本 artifact 中另有一个"学习成瘾指数（LAI）"测量层，其题项为自编、**未经信效度验证、无用户数据**，现明确降级为**附属模块·未验证**，不进入本论文任何一条研究链，也不作为本 artifact 的测量贡献。</w:t>
       </w:r>
       <w:r>
         <w:rPr>
@@ -1024,7 +393,25 @@
           <w:color w:val="555555"/>
           <w:sz w:val="19"/>
         </w:rPr>
-        <w:t xml:space="preserve"> 与 Zenodo 元数据（v0.2.0）均已按此口径统一。此前 v0.1.0 的 Zenodo 记录标题为"学习成瘾测量工具"，与本文主线不一致，v0.2.0 发布后即统一。  </w:t>
+        <w:t>CITATION.cff</w:t>
+      </w:r>
+      <w:r>
+        <w:rPr>
+          <w:rFonts w:ascii="Consolas" w:hAnsi="Consolas" w:eastAsia="Microsoft YaHei" w:cs="Microsoft YaHei"/>
+          <w:i/>
+          <w:color w:val="555555"/>
+          <w:sz w:val="19"/>
+        </w:rPr>
+        <w:t>、</w:t>
+      </w:r>
+      <w:r>
+        <w:rPr>
+          <w:rFonts w:ascii="Calibri" w:hAnsi="Calibri" w:eastAsia="Microsoft YaHei" w:cs="Microsoft YaHei"/>
+          <w:i/>
+          <w:color w:val="555555"/>
+          <w:sz w:val="19"/>
+        </w:rPr>
+        <w:t xml:space="preserve">README.md` 与 Zenodo 元数据（v0.2.0）均已按此口径统一。此前 v0.1.0 的 Zenodo 记录标题为"学习成瘾测量工具"，与本文主线不一致，v0.2.0 发布后即统一。  </w:t>
       </w:r>
       <w:r>
         <w:rPr>
@@ -1094,13 +481,27 @@
     </w:p>
     <w:p>
       <w:pPr>
-        <w:pStyle w:val="Heading1"/>
-        <w:spacing w:before="200" w:after="80"/>
+        <w:jc w:val="center"/>
       </w:pPr>
       <w:r>
         <w:rPr>
           <w:rFonts w:ascii="Calibri" w:hAnsi="Calibri" w:eastAsia="Microsoft YaHei" w:cs="Microsoft YaHei"/>
-          <w:sz w:val="32"/>
+          <w:b/>
+          <w:sz w:val="30"/>
+        </w:rPr>
+        <w:t>目录</w:t>
+      </w:r>
+    </w:p>
+    <w:p/>
+    <w:p>
+      <w:pPr>
+        <w:pStyle w:val="Heading3"/>
+        <w:spacing w:before="120" w:after="80"/>
+      </w:pPr>
+      <w:r>
+        <w:rPr>
+          <w:rFonts w:ascii="Calibri" w:hAnsi="Calibri" w:eastAsia="Microsoft YaHei" w:cs="Microsoft YaHei"/>
+          <w:sz w:val="24"/>
         </w:rPr>
         <w:t>摘要</w:t>
       </w:r>
@@ -1166,7 +567,7 @@
           <w:b/>
           <w:sz w:val="21"/>
         </w:rPr>
-        <w:t>88 个文件 / 25,795 行</w:t>
+        <w:t>92 个文件 / 26,749 行</w:t>
       </w:r>
       <w:r>
         <w:rPr>
@@ -1181,7 +582,7 @@
           <w:b/>
           <w:sz w:val="21"/>
         </w:rPr>
-        <w:t>936 条通过</w:t>
+        <w:t>972 条通过</w:t>
       </w:r>
       <w:r>
         <w:rPr>
@@ -1236,13 +637,13 @@
     </w:p>
     <w:p>
       <w:pPr>
-        <w:pStyle w:val="Heading1"/>
-        <w:spacing w:before="200" w:after="80"/>
+        <w:pStyle w:val="Heading3"/>
+        <w:spacing w:before="120" w:after="80"/>
       </w:pPr>
       <w:r>
         <w:rPr>
           <w:rFonts w:ascii="Calibri" w:hAnsi="Calibri" w:eastAsia="Microsoft YaHei" w:cs="Microsoft YaHei"/>
-          <w:sz w:val="32"/>
+          <w:sz w:val="24"/>
         </w:rPr>
         <w:t>1 研究背景与问题意识</w:t>
       </w:r>
@@ -1269,13 +670,13 @@
     </w:p>
     <w:p>
       <w:pPr>
-        <w:pStyle w:val="Heading2"/>
+        <w:pStyle w:val="Heading4"/>
         <w:spacing w:before="120" w:after="80"/>
       </w:pPr>
       <w:r>
         <w:rPr>
           <w:rFonts w:ascii="Calibri" w:hAnsi="Calibri" w:eastAsia="Microsoft YaHei" w:cs="Microsoft YaHei"/>
-          <w:sz w:val="27"/>
+          <w:sz w:val="22"/>
         </w:rPr>
         <w:t>1.1 领域背景：预测精度赛道的收窄</w:t>
       </w:r>
@@ -1348,13 +749,13 @@
     </w:p>
     <w:p>
       <w:pPr>
-        <w:pStyle w:val="Heading2"/>
+        <w:pStyle w:val="Heading4"/>
         <w:spacing w:before="120" w:after="80"/>
       </w:pPr>
       <w:r>
         <w:rPr>
           <w:rFonts w:ascii="Calibri" w:hAnsi="Calibri" w:eastAsia="Microsoft YaHei" w:cs="Microsoft YaHei"/>
-          <w:sz w:val="27"/>
+          <w:sz w:val="22"/>
         </w:rPr>
         <w:t>1.2 第一处被跳过的前提：难度是否可公度</w:t>
       </w:r>
@@ -1442,13 +843,13 @@
     </w:p>
     <w:p>
       <w:pPr>
-        <w:pStyle w:val="Heading2"/>
+        <w:pStyle w:val="Heading4"/>
         <w:spacing w:before="120" w:after="80"/>
       </w:pPr>
       <w:r>
         <w:rPr>
           <w:rFonts w:ascii="Calibri" w:hAnsi="Calibri" w:eastAsia="Microsoft YaHei" w:cs="Microsoft YaHei"/>
-          <w:sz w:val="27"/>
+          <w:sz w:val="22"/>
         </w:rPr>
         <w:t>1.3 第二处被跳过的前提：目标值与先验来源</w:t>
       </w:r>
@@ -1561,7 +962,7 @@
           <w:b/>
           <w:sz w:val="21"/>
         </w:rPr>
-        <w:t>Discussion 第 4 段</w:t>
+        <w:t>Discussion 第 5 段</w:t>
       </w:r>
       <w:r>
         <w:rPr>
@@ -1612,7 +1013,7 @@
           <w:b/>
           <w:sz w:val="21"/>
         </w:rPr>
-        <w:t>Discussion 第 5 段</w:t>
+        <w:t>Discussion 第 6 段</w:t>
       </w:r>
       <w:r>
         <w:rPr>
@@ -1634,7 +1035,7 @@
           <w:rFonts w:ascii="Calibri" w:hAnsi="Calibri" w:eastAsia="Microsoft YaHei" w:cs="Microsoft YaHei"/>
           <w:sz w:val="21"/>
         </w:rPr>
-        <w:t>."（并给出理想贝叶斯学习者不受训练顺序影响的反例）</w:t>
+        <w:t>."（并给出具备完美记忆的贝叶斯学习者（a Bayesian learner with a perfect memory）不受训练顺序影响的反例）</w:t>
       </w:r>
     </w:p>
     <w:p>
@@ -1766,13 +1167,13 @@
     </w:p>
     <w:p>
       <w:pPr>
-        <w:pStyle w:val="Heading2"/>
+        <w:pStyle w:val="Heading4"/>
         <w:spacing w:before="120" w:after="80"/>
       </w:pPr>
       <w:r>
         <w:rPr>
           <w:rFonts w:ascii="Calibri" w:hAnsi="Calibri" w:eastAsia="Microsoft YaHei" w:cs="Microsoft YaHei"/>
-          <w:sz w:val="27"/>
+          <w:sz w:val="22"/>
         </w:rPr>
         <w:t>1.4 第三处被跳过的问题：多干预并存时的治理</w:t>
       </w:r>
@@ -1818,13 +1219,13 @@
     </w:p>
     <w:p>
       <w:pPr>
-        <w:pStyle w:val="Heading2"/>
+        <w:pStyle w:val="Heading4"/>
         <w:spacing w:before="120" w:after="80"/>
       </w:pPr>
       <w:r>
         <w:rPr>
           <w:rFonts w:ascii="Calibri" w:hAnsi="Calibri" w:eastAsia="Microsoft YaHei" w:cs="Microsoft YaHei"/>
-          <w:sz w:val="27"/>
+          <w:sz w:val="22"/>
         </w:rPr>
         <w:t>1.5 问题意识的收敛</w:t>
       </w:r>
@@ -1851,13 +1252,13 @@
     </w:p>
     <w:p>
       <w:pPr>
-        <w:pStyle w:val="Heading1"/>
-        <w:spacing w:before="200" w:after="80"/>
+        <w:pStyle w:val="Heading3"/>
+        <w:spacing w:before="120" w:after="80"/>
       </w:pPr>
       <w:r>
         <w:rPr>
           <w:rFonts w:ascii="Calibri" w:hAnsi="Calibri" w:eastAsia="Microsoft YaHei" w:cs="Microsoft YaHei"/>
-          <w:sz w:val="32"/>
+          <w:sz w:val="24"/>
         </w:rPr>
         <w:t>2 文献基础与研究缺口</w:t>
       </w:r>
@@ -1884,13 +1285,13 @@
     </w:p>
     <w:p>
       <w:pPr>
-        <w:pStyle w:val="Heading2"/>
+        <w:pStyle w:val="Heading4"/>
         <w:spacing w:before="120" w:after="80"/>
       </w:pPr>
       <w:r>
         <w:rPr>
           <w:rFonts w:ascii="Calibri" w:hAnsi="Calibri" w:eastAsia="Microsoft YaHei" w:cs="Microsoft YaHei"/>
-          <w:sz w:val="27"/>
+          <w:sz w:val="22"/>
         </w:rPr>
         <w:t>2.1 已核实的竞争格局事实</w:t>
       </w:r>
@@ -2511,13 +1912,13 @@
     <w:p/>
     <w:p>
       <w:pPr>
-        <w:pStyle w:val="Heading2"/>
+        <w:pStyle w:val="Heading4"/>
         <w:spacing w:before="120" w:after="80"/>
       </w:pPr>
       <w:r>
         <w:rPr>
           <w:rFonts w:ascii="Calibri" w:hAnsi="Calibri" w:eastAsia="Microsoft YaHei" w:cs="Microsoft YaHei"/>
-          <w:sz w:val="27"/>
+          <w:sz w:val="22"/>
         </w:rPr>
         <w:t>2.2 三个可发表缺口</w:t>
       </w:r>
@@ -2592,13 +1993,13 @@
     </w:p>
     <w:p>
       <w:pPr>
-        <w:pStyle w:val="Heading1"/>
-        <w:spacing w:before="200" w:after="80"/>
+        <w:pStyle w:val="Heading3"/>
+        <w:spacing w:before="120" w:after="80"/>
       </w:pPr>
       <w:r>
         <w:rPr>
           <w:rFonts w:ascii="Calibri" w:hAnsi="Calibri" w:eastAsia="Microsoft YaHei" w:cs="Microsoft YaHei"/>
-          <w:sz w:val="32"/>
+          <w:sz w:val="24"/>
         </w:rPr>
         <w:t>3 研究问题与研究目标</w:t>
       </w:r>
@@ -2625,13 +2026,13 @@
     </w:p>
     <w:p>
       <w:pPr>
-        <w:pStyle w:val="Heading2"/>
+        <w:pStyle w:val="Heading4"/>
         <w:spacing w:before="120" w:after="80"/>
       </w:pPr>
       <w:r>
         <w:rPr>
           <w:rFonts w:ascii="Calibri" w:hAnsi="Calibri" w:eastAsia="Microsoft YaHei" w:cs="Microsoft YaHei"/>
-          <w:sz w:val="27"/>
+          <w:sz w:val="22"/>
         </w:rPr>
         <w:t>3.1 总论点</w:t>
       </w:r>
@@ -2676,13 +2077,13 @@
     </w:p>
     <w:p>
       <w:pPr>
-        <w:pStyle w:val="Heading2"/>
+        <w:pStyle w:val="Heading4"/>
         <w:spacing w:before="120" w:after="80"/>
       </w:pPr>
       <w:r>
         <w:rPr>
           <w:rFonts w:ascii="Calibri" w:hAnsi="Calibri" w:eastAsia="Microsoft YaHei" w:cs="Microsoft YaHei"/>
-          <w:sz w:val="27"/>
+          <w:sz w:val="22"/>
         </w:rPr>
         <w:t>3.2 四项研究问题与判据</w:t>
       </w:r>
@@ -2965,7 +2366,7 @@
                 <w:rFonts w:ascii="Calibri" w:hAnsi="Calibri" w:eastAsia="Microsoft YaHei" w:cs="Microsoft YaHei"/>
                 <w:sz w:val="19"/>
               </w:rPr>
-              <w:t>）。若该置信集</w:t>
+              <w:t>）。（</w:t>
             </w:r>
             <w:r>
               <w:rPr>
@@ -2973,14 +2374,14 @@
                 <w:b/>
                 <w:sz w:val="19"/>
               </w:rPr>
-              <w:t>不含</w:t>
-            </w:r>
-            <w:r>
-              <w:rPr>
-                <w:rFonts w:ascii="Calibri" w:hAnsi="Calibri" w:eastAsia="Microsoft YaHei" w:cs="Microsoft YaHei"/>
-                <w:sz w:val="19"/>
-              </w:rPr>
-              <w:t xml:space="preserve"> 0.1587（85% 规则）且</w:t>
+              <w:t>2026-09-29 按审阅意见 3.3 废止</w:t>
+            </w:r>
+            <w:r>
+              <w:rPr>
+                <w:rFonts w:ascii="Calibri" w:hAnsi="Calibri" w:eastAsia="Microsoft YaHei" w:cs="Microsoft YaHei"/>
+                <w:sz w:val="19"/>
+              </w:rPr>
+              <w:t>：原规则「若该置信集不含 0.1587 且不含 0.193，则两个候选锚点均不被支持」</w:t>
             </w:r>
             <w:r>
               <w:rPr>
@@ -2988,14 +2389,14 @@
                 <w:b/>
                 <w:sz w:val="19"/>
               </w:rPr>
-              <w:t>不含</w:t>
-            </w:r>
-            <w:r>
-              <w:rPr>
-                <w:rFonts w:ascii="Calibri" w:hAnsi="Calibri" w:eastAsia="Microsoft YaHei" w:cs="Microsoft YaHei"/>
-                <w:sz w:val="19"/>
-              </w:rPr>
-              <w:t xml:space="preserve"> 0.193（先行研究 80.7% 对应的错误率），则两个候选锚点在该数据上</w:t>
+              <w:t>已删除</w:t>
+            </w:r>
+            <w:r>
+              <w:rPr>
+                <w:rFonts w:ascii="Calibri" w:hAnsi="Calibri" w:eastAsia="Microsoft YaHei" w:cs="Microsoft YaHei"/>
+                <w:sz w:val="19"/>
+              </w:rPr>
+              <w:t xml:space="preserve">——支撑点只有 0.05 的倍数，0.1587 与 0.193 </w:t>
             </w:r>
             <w:r>
               <w:rPr>
@@ -3003,7 +2404,44 @@
                 <w:b/>
                 <w:sz w:val="19"/>
               </w:rPr>
-              <w:t>均不被支持</w:t>
+              <w:t>从一开始就不可能落入</w:t>
+            </w:r>
+            <w:r>
+              <w:rPr>
+                <w:rFonts w:ascii="Calibri" w:hAnsi="Calibri" w:eastAsia="Microsoft YaHei" w:cs="Microsoft YaHei"/>
+                <w:sz w:val="19"/>
+              </w:rPr>
+              <w:t>任何由支撑点构成的置信集，该规则无论数据如何都恒给出「反驳」，检验的是支撑点的离散度，不是最优错误率。更根本的是：</w:t>
+            </w:r>
+            <w:r>
+              <w:rPr>
+                <w:rFonts w:ascii="Calibri" w:hAnsi="Calibri" w:eastAsia="Microsoft YaHei" w:cs="Microsoft YaHei"/>
+                <w:b/>
+                <w:sz w:val="19"/>
+              </w:rPr>
+              <w:t>众数不是最优值</w:t>
+            </w:r>
+            <w:r>
+              <w:rPr>
+                <w:rFonts w:ascii="Calibri" w:hAnsi="Calibri" w:eastAsia="Microsoft YaHei" w:cs="Microsoft YaHei"/>
+                <w:sz w:val="19"/>
+              </w:rPr>
+              <w:t>，本分布是「所经历难度」的描述性分布，</w:t>
+            </w:r>
+            <w:r>
+              <w:rPr>
+                <w:rFonts w:ascii="Calibri" w:hAnsi="Calibri" w:eastAsia="Microsoft YaHei" w:cs="Microsoft YaHei"/>
+                <w:b/>
+                <w:sz w:val="19"/>
+              </w:rPr>
+              <w:t>不是对最优值的检验</w:t>
+            </w:r>
+            <w:r>
+              <w:rPr>
+                <w:rFonts w:ascii="Calibri" w:hAnsi="Calibri" w:eastAsia="Microsoft YaHei" w:cs="Microsoft YaHei"/>
+                <w:sz w:val="19"/>
+              </w:rPr>
+              <w:t>）</w:t>
             </w:r>
           </w:p>
         </w:tc>
@@ -3093,7 +2531,7 @@
                 <w:rFonts w:ascii="Calibri" w:hAnsi="Calibri" w:eastAsia="Microsoft YaHei" w:cs="Microsoft YaHei"/>
                 <w:sz w:val="19"/>
               </w:rPr>
-              <w:t>；bootstrap 众数集 {0.25}，两个候选锚点 0.1587 与 0.193 均落在该集之外，故两者在该数据上</w:t>
+              <w:t>；bootstrap 众数集 {0.25}（</w:t>
             </w:r>
             <w:r>
               <w:rPr>
@@ -3101,7 +2539,37 @@
                 <w:b/>
                 <w:sz w:val="19"/>
               </w:rPr>
-              <w:t>均不被支持</w:t>
+              <w:t>200 次留痕 95.5%，蒙特卡洛标准误约 1.5 个百分点</w:t>
+            </w:r>
+            <w:r>
+              <w:rPr>
+                <w:rFonts w:ascii="Calibri" w:hAnsi="Calibri" w:eastAsia="Microsoft YaHei" w:cs="Microsoft YaHei"/>
+                <w:sz w:val="19"/>
+              </w:rPr>
+              <w:t xml:space="preserve">；按审阅 3.3 须增至 </w:t>
+            </w:r>
+            <w:r>
+              <w:rPr>
+                <w:rFonts w:ascii="Calibri" w:hAnsi="Calibri" w:eastAsia="Microsoft YaHei" w:cs="Microsoft YaHei"/>
+                <w:b/>
+                <w:sz w:val="19"/>
+              </w:rPr>
+              <w:t>2,000 次以上</w:t>
+            </w:r>
+            <w:r>
+              <w:rPr>
+                <w:rFonts w:ascii="Calibri" w:hAnsi="Calibri" w:eastAsia="Microsoft YaHei" w:cs="Microsoft YaHei"/>
+                <w:sz w:val="19"/>
+              </w:rPr>
+              <w:t>，重跑待 assist09 原始数据就位）。</w:t>
+            </w:r>
+            <w:r>
+              <w:rPr>
+                <w:rFonts w:ascii="Calibri" w:hAnsi="Calibri" w:eastAsia="Microsoft YaHei" w:cs="Microsoft YaHei"/>
+                <w:b/>
+                <w:sz w:val="19"/>
+              </w:rPr>
+              <w:t>本分布不对 85% 规则（15.87%）或先行研究的 80.7% 作任何方向的支持或反驳判定</w:t>
             </w:r>
             <w:r>
               <w:rPr>
@@ -3333,13 +2801,13 @@
     <w:p/>
     <w:p>
       <w:pPr>
-        <w:pStyle w:val="Heading2"/>
+        <w:pStyle w:val="Heading4"/>
         <w:spacing w:before="120" w:after="80"/>
       </w:pPr>
       <w:r>
         <w:rPr>
           <w:rFonts w:ascii="Calibri" w:hAnsi="Calibri" w:eastAsia="Microsoft YaHei" w:cs="Microsoft YaHei"/>
-          <w:sz w:val="27"/>
+          <w:sz w:val="22"/>
         </w:rPr>
         <w:t>3.3 不主张清单</w:t>
       </w:r>
@@ -3471,13 +2939,13 @@
     </w:p>
     <w:p>
       <w:pPr>
-        <w:pStyle w:val="Heading1"/>
-        <w:spacing w:before="200" w:after="80"/>
+        <w:pStyle w:val="Heading3"/>
+        <w:spacing w:before="120" w:after="80"/>
       </w:pPr>
       <w:r>
         <w:rPr>
           <w:rFonts w:ascii="Calibri" w:hAnsi="Calibri" w:eastAsia="Microsoft YaHei" w:cs="Microsoft YaHei"/>
-          <w:sz w:val="32"/>
+          <w:sz w:val="24"/>
         </w:rPr>
         <w:t>4 研究方法与技术路线</w:t>
       </w:r>
@@ -3504,13 +2972,13 @@
     </w:p>
     <w:p>
       <w:pPr>
-        <w:pStyle w:val="Heading2"/>
+        <w:pStyle w:val="Heading4"/>
         <w:spacing w:before="120" w:after="80"/>
       </w:pPr>
       <w:r>
         <w:rPr>
           <w:rFonts w:ascii="Calibri" w:hAnsi="Calibri" w:eastAsia="Microsoft YaHei" w:cs="Microsoft YaHei"/>
-          <w:sz w:val="27"/>
+          <w:sz w:val="22"/>
         </w:rPr>
         <w:t>4.1 统一研究叙事</w:t>
       </w:r>
@@ -3716,13 +3184,13 @@
     </w:p>
     <w:p>
       <w:pPr>
-        <w:pStyle w:val="Heading2"/>
+        <w:pStyle w:val="Heading4"/>
         <w:spacing w:before="120" w:after="80"/>
       </w:pPr>
       <w:r>
         <w:rPr>
           <w:rFonts w:ascii="Calibri" w:hAnsi="Calibri" w:eastAsia="Microsoft YaHei" w:cs="Microsoft YaHei"/>
-          <w:sz w:val="27"/>
+          <w:sz w:val="22"/>
         </w:rPr>
         <w:t>4.2 四条链的分工</w:t>
       </w:r>
@@ -3764,7 +3232,7 @@
           <w:rFonts w:ascii="Calibri" w:hAnsi="Calibri" w:eastAsia="Microsoft YaHei" w:cs="Microsoft YaHei"/>
           <w:sz w:val="21"/>
         </w:rPr>
-        <w:t>。检验 85% 规则的适用性。方法为在公开学习者日志上构造滑窗错误率分布，考察其</w:t>
+        <w:t>。检验 85% 规则的适用性。方法为在公开学习者日志上构造滑窗错误率分布，报告该分布（窗宽 W = 20 下只有 21 个离散支撑点 k/20）的</w:t>
       </w:r>
       <w:r>
         <w:rPr>
@@ -3772,14 +3240,14 @@
           <w:b/>
           <w:sz w:val="21"/>
         </w:rPr>
-        <w:t>单值众数</w:t>
-      </w:r>
-      <w:r>
-        <w:rPr>
-          <w:rFonts w:ascii="Calibri" w:hAnsi="Calibri" w:eastAsia="Microsoft YaHei" w:cs="Microsoft YaHei"/>
-          <w:sz w:val="21"/>
-        </w:rPr>
-        <w:t>（窗宽 W = 20 下只有 21 个离散支撑点 k/20）与 15.87%（理论值）及 80.7%（先行研究报告值）的相容性。</w:t>
+        <w:t>形状与单值众数</w:t>
+      </w:r>
+      <w:r>
+        <w:rPr>
+          <w:rFonts w:ascii="Calibri" w:hAnsi="Calibri" w:eastAsia="Microsoft YaHei" w:cs="Microsoft YaHei"/>
+          <w:sz w:val="21"/>
+        </w:rPr>
+        <w:t>。</w:t>
       </w:r>
       <w:r>
         <w:rPr>
@@ -3794,7 +3262,7 @@
           <w:rFonts w:ascii="Calibri" w:hAnsi="Calibri" w:eastAsia="Microsoft YaHei" w:cs="Microsoft YaHei"/>
           <w:sz w:val="21"/>
         </w:rPr>
-        <w:t>：原稿"考察其众数</w:t>
+        <w:t>：原稿「考察其众数</w:t>
       </w:r>
       <w:r>
         <w:rPr>
@@ -3809,7 +3277,67 @@
           <w:rFonts w:ascii="Calibri" w:hAnsi="Calibri" w:eastAsia="Microsoft YaHei" w:cs="Microsoft YaHei"/>
           <w:sz w:val="21"/>
         </w:rPr>
-        <w:t>"的说法建立在等宽分箱之上，已改为单值众数 + 按学生重抽样的 bootstrap 众数置信集。该链的</w:t>
+        <w:t>」的说法建立在等宽分箱之上，已改为单值众数 + 按学生重抽样的 bootstrap 众数置信集。</w:t>
+      </w:r>
+      <w:r>
+        <w:rPr>
+          <w:rFonts w:ascii="Calibri" w:hAnsi="Calibri" w:eastAsia="Microsoft YaHei" w:cs="Microsoft YaHei"/>
+          <w:b/>
+          <w:sz w:val="21"/>
+        </w:rPr>
+        <w:t>v1.1.1 更正（审阅意见 3.3，2026-09-29）</w:t>
+      </w:r>
+      <w:r>
+        <w:rPr>
+          <w:rFonts w:ascii="Calibri" w:hAnsi="Calibri" w:eastAsia="Microsoft YaHei" w:cs="Microsoft YaHei"/>
+          <w:sz w:val="21"/>
+        </w:rPr>
+        <w:t>：该分布是</w:t>
+      </w:r>
+      <w:r>
+        <w:rPr>
+          <w:rFonts w:ascii="Calibri" w:hAnsi="Calibri" w:eastAsia="Microsoft YaHei" w:cs="Microsoft YaHei"/>
+          <w:b/>
+          <w:sz w:val="21"/>
+        </w:rPr>
+        <w:t>「所经历难度」的描述性分布，不构成对最优错误率（15.87% 或 80.7%）的检验</w:t>
+      </w:r>
+      <w:r>
+        <w:rPr>
+          <w:rFonts w:ascii="Calibri" w:hAnsi="Calibri" w:eastAsia="Microsoft YaHei" w:cs="Microsoft YaHei"/>
+          <w:sz w:val="21"/>
+        </w:rPr>
+        <w:t>——众数不是最优值，第一名 0.25（30,899 窗）与第二名 0.20（30,061 窗）只差 838 窗（0.29%），0.15~0.35 五个支撑点上平坦地分布着 49.3%；</w:t>
+      </w:r>
+      <w:r>
+        <w:rPr>
+          <w:rFonts w:ascii="Calibri" w:hAnsi="Calibri" w:eastAsia="Microsoft YaHei" w:cs="Microsoft YaHei"/>
+          <w:b/>
+          <w:sz w:val="21"/>
+        </w:rPr>
+        <w:t>关于 85% 规则，本链现在什么都不能说</w:t>
+      </w:r>
+      <w:r>
+        <w:rPr>
+          <w:rFonts w:ascii="Calibri" w:hAnsi="Calibri" w:eastAsia="Microsoft YaHei" w:cs="Microsoft YaHei"/>
+          <w:sz w:val="21"/>
+        </w:rPr>
+        <w:t>。据此，原判定规则（置信集不含 0.1587/0.193 则两候选均不受支持）已废止。</w:t>
+      </w:r>
+      <w:r>
+        <w:rPr>
+          <w:rFonts w:ascii="Calibri" w:hAnsi="Calibri" w:eastAsia="Microsoft YaHei" w:cs="Microsoft YaHei"/>
+          <w:b/>
+          <w:sz w:val="21"/>
+        </w:rPr>
+        <w:t>该结论的确立须依赖随机分配难度的实验</w:t>
+      </w:r>
+      <w:r>
+        <w:rPr>
+          <w:rFonts w:ascii="Calibri" w:hAnsi="Calibri" w:eastAsia="Microsoft YaHei" w:cs="Microsoft YaHei"/>
+          <w:sz w:val="21"/>
+        </w:rPr>
+        <w:t>（见第 11 节设计），观察日志无法建立识别。该链的</w:t>
       </w:r>
       <w:r>
         <w:rPr>
@@ -3987,13 +3515,13 @@
     </w:p>
     <w:p>
       <w:pPr>
-        <w:pStyle w:val="Heading2"/>
+        <w:pStyle w:val="Heading4"/>
         <w:spacing w:before="120" w:after="80"/>
       </w:pPr>
       <w:r>
         <w:rPr>
           <w:rFonts w:ascii="Calibri" w:hAnsi="Calibri" w:eastAsia="Microsoft YaHei" w:cs="Microsoft YaHei"/>
-          <w:sz w:val="27"/>
+          <w:sz w:val="22"/>
         </w:rPr>
         <w:t>4.3 数据集与证据制度</w:t>
       </w:r>
@@ -4526,13 +4054,13 @@
     </w:p>
     <w:p>
       <w:pPr>
-        <w:pStyle w:val="Heading2"/>
+        <w:pStyle w:val="Heading4"/>
         <w:spacing w:before="120" w:after="80"/>
       </w:pPr>
       <w:r>
         <w:rPr>
           <w:rFonts w:ascii="Calibri" w:hAnsi="Calibri" w:eastAsia="Microsoft YaHei" w:cs="Microsoft YaHei"/>
-          <w:sz w:val="27"/>
+          <w:sz w:val="22"/>
         </w:rPr>
         <w:t>4.4 方法论工具</w:t>
       </w:r>
@@ -4566,13 +4094,13 @@
     </w:p>
     <w:p>
       <w:pPr>
-        <w:pStyle w:val="Heading2"/>
+        <w:pStyle w:val="Heading4"/>
         <w:spacing w:before="120" w:after="80"/>
       </w:pPr>
       <w:r>
         <w:rPr>
           <w:rFonts w:ascii="Calibri" w:hAnsi="Calibri" w:eastAsia="Microsoft YaHei" w:cs="Microsoft YaHei"/>
-          <w:sz w:val="27"/>
+          <w:sz w:val="22"/>
         </w:rPr>
         <w:t>4.5 因果侧识别策略（须在接触结局变量前冻结）</w:t>
       </w:r>
@@ -4616,14 +4144,29 @@
           <w:rFonts w:ascii="Consolas" w:hAnsi="Consolas" w:eastAsia="Microsoft YaHei" w:cs="Microsoft YaHei"/>
           <w:sz w:val="21"/>
         </w:rPr>
-        <w:t>docs/因果侧识别策略.md</w:t>
-      </w:r>
-      <w:r>
-        <w:rPr>
-          <w:rFonts w:ascii="Calibri" w:hAnsi="Calibri" w:eastAsia="Microsoft YaHei" w:cs="Microsoft YaHei"/>
-          <w:sz w:val="21"/>
-        </w:rPr>
-        <w:t>，其要素如下表。</w:t>
+        <w:t>`LearnFlow_研究设计与审阅档案.md</w:t>
+      </w:r>
+      <w:r>
+        <w:rPr>
+          <w:rFonts w:ascii="Calibri" w:hAnsi="Calibri" w:eastAsia="Microsoft YaHei" w:cs="Microsoft YaHei"/>
+          <w:sz w:val="21"/>
+        </w:rPr>
+        <w:t>（</w:t>
+      </w:r>
+      <w:r>
+        <w:rPr>
+          <w:rFonts w:ascii="Calibri" w:hAnsi="Calibri" w:eastAsia="Microsoft YaHei" w:cs="Microsoft YaHei"/>
+          <w:b/>
+          <w:sz w:val="21"/>
+        </w:rPr>
+        <w:t>其内容即本档第七部</w:t>
+      </w:r>
+      <w:r>
+        <w:rPr>
+          <w:rFonts w:ascii="Calibri" w:hAnsi="Calibri" w:eastAsia="Microsoft YaHei" w:cs="Microsoft YaHei"/>
+          <w:sz w:val="21"/>
+        </w:rPr>
+        <w:t>，本档为二者的合并产物）（§2 因果侧识别策略）`，其要素如下表。</w:t>
       </w:r>
     </w:p>
     <w:tbl>
@@ -5049,14 +4592,29 @@
           <w:rFonts w:ascii="Consolas" w:hAnsi="Consolas" w:eastAsia="Microsoft YaHei" w:cs="Microsoft YaHei"/>
           <w:sz w:val="21"/>
         </w:rPr>
-        <w:t>docs/第二阶段人类被试计划表.md</w:t>
-      </w:r>
-      <w:r>
-        <w:rPr>
-          <w:rFonts w:ascii="Calibri" w:hAnsi="Calibri" w:eastAsia="Microsoft YaHei" w:cs="Microsoft YaHei"/>
-          <w:sz w:val="21"/>
-        </w:rPr>
-        <w:t>：</w:t>
+        <w:t>`LearnFlow_研究设计与审阅档案.md</w:t>
+      </w:r>
+      <w:r>
+        <w:rPr>
+          <w:rFonts w:ascii="Calibri" w:hAnsi="Calibri" w:eastAsia="Microsoft YaHei" w:cs="Microsoft YaHei"/>
+          <w:sz w:val="21"/>
+        </w:rPr>
+        <w:t>（</w:t>
+      </w:r>
+      <w:r>
+        <w:rPr>
+          <w:rFonts w:ascii="Calibri" w:hAnsi="Calibri" w:eastAsia="Microsoft YaHei" w:cs="Microsoft YaHei"/>
+          <w:b/>
+          <w:sz w:val="21"/>
+        </w:rPr>
+        <w:t>其内容即本档第七部</w:t>
+      </w:r>
+      <w:r>
+        <w:rPr>
+          <w:rFonts w:ascii="Calibri" w:hAnsi="Calibri" w:eastAsia="Microsoft YaHei" w:cs="Microsoft YaHei"/>
+          <w:sz w:val="21"/>
+        </w:rPr>
+        <w:t>，本档为二者的合并产物）（§9 第二阶段人类被试计划表）`：</w:t>
       </w:r>
     </w:p>
     <w:tbl>
@@ -5369,13 +4927,13 @@
     </w:p>
     <w:p>
       <w:pPr>
-        <w:pStyle w:val="Heading1"/>
-        <w:spacing w:before="200" w:after="80"/>
+        <w:pStyle w:val="Heading3"/>
+        <w:spacing w:before="120" w:after="80"/>
       </w:pPr>
       <w:r>
         <w:rPr>
           <w:rFonts w:ascii="Calibri" w:hAnsi="Calibri" w:eastAsia="Microsoft YaHei" w:cs="Microsoft YaHei"/>
-          <w:sz w:val="32"/>
+          <w:sz w:val="24"/>
         </w:rPr>
         <w:t>5 研究基础与前期成果</w:t>
       </w:r>
@@ -5402,13 +4960,13 @@
     </w:p>
     <w:p>
       <w:pPr>
-        <w:pStyle w:val="Heading2"/>
+        <w:pStyle w:val="Heading4"/>
         <w:spacing w:before="120" w:after="80"/>
       </w:pPr>
       <w:r>
         <w:rPr>
           <w:rFonts w:ascii="Calibri" w:hAnsi="Calibri" w:eastAsia="Microsoft YaHei" w:cs="Microsoft YaHei"/>
-          <w:sz w:val="27"/>
+          <w:sz w:val="22"/>
         </w:rPr>
         <w:t>5.1 研究依托系统</w:t>
       </w:r>
@@ -5946,7 +5504,7 @@
                 <w:b/>
                 <w:sz w:val="19"/>
               </w:rPr>
-              <w:t>88 个文件 / 25,795 行</w:t>
+              <w:t>92 个文件 / 26,749 行</w:t>
             </w:r>
           </w:p>
         </w:tc>
@@ -6048,7 +5606,7 @@
                 <w:b/>
                 <w:sz w:val="19"/>
               </w:rPr>
-              <w:t>54 个测试文件 / 936 条通过</w:t>
+              <w:t>56 个测试文件 / 972 条通过</w:t>
             </w:r>
             <w:r>
               <w:rPr>
@@ -6271,13 +5829,13 @@
     </w:p>
     <w:p>
       <w:pPr>
-        <w:pStyle w:val="Heading2"/>
+        <w:pStyle w:val="Heading4"/>
         <w:spacing w:before="120" w:after="80"/>
       </w:pPr>
       <w:r>
         <w:rPr>
           <w:rFonts w:ascii="Calibri" w:hAnsi="Calibri" w:eastAsia="Microsoft YaHei" w:cs="Microsoft YaHei"/>
-          <w:sz w:val="27"/>
+          <w:sz w:val="22"/>
         </w:rPr>
         <w:t>5.2 三篇支撑性论文的实测结论</w:t>
       </w:r>
@@ -6604,7 +6162,7 @@
           <w:color w:val="555555"/>
           <w:sz w:val="19"/>
         </w:rPr>
-        <w:t>docs/M2_路线A_B决策备忘.md</w:t>
+        <w:t>`LearnFlow_研究设计与审阅档案.md</w:t>
       </w:r>
       <w:r>
         <w:rPr>
@@ -6613,7 +6171,26 @@
           <w:color w:val="555555"/>
           <w:sz w:val="19"/>
         </w:rPr>
-        <w:t>。</w:t>
+        <w:t>（</w:t>
+      </w:r>
+      <w:r>
+        <w:rPr>
+          <w:rFonts w:ascii="Calibri" w:hAnsi="Calibri" w:eastAsia="Microsoft YaHei" w:cs="Microsoft YaHei"/>
+          <w:b/>
+          <w:i/>
+          <w:color w:val="555555"/>
+          <w:sz w:val="19"/>
+        </w:rPr>
+        <w:t>其内容即本档第七部</w:t>
+      </w:r>
+      <w:r>
+        <w:rPr>
+          <w:rFonts w:ascii="Calibri" w:hAnsi="Calibri" w:eastAsia="Microsoft YaHei" w:cs="Microsoft YaHei"/>
+          <w:i/>
+          <w:color w:val="555555"/>
+          <w:sz w:val="19"/>
+        </w:rPr>
+        <w:t>，本档为二者的合并产物）（§5 M2 路线 A/B 决策备忘）`。</w:t>
       </w:r>
     </w:p>
     <w:p>
@@ -6843,13 +6420,13 @@
     </w:p>
     <w:p>
       <w:pPr>
-        <w:pStyle w:val="Heading2"/>
+        <w:pStyle w:val="Heading4"/>
         <w:spacing w:before="120" w:after="80"/>
       </w:pPr>
       <w:r>
         <w:rPr>
           <w:rFonts w:ascii="Calibri" w:hAnsi="Calibri" w:eastAsia="Microsoft YaHei" w:cs="Microsoft YaHei"/>
-          <w:sz w:val="27"/>
+          <w:sz w:val="22"/>
         </w:rPr>
         <w:t>5.3 算法优化与工程落地</w:t>
       </w:r>
@@ -7138,7 +6715,7 @@
           <w:rFonts w:ascii="Calibri" w:hAnsi="Calibri" w:eastAsia="Microsoft YaHei" w:cs="Microsoft YaHei"/>
           <w:sz w:val="21"/>
         </w:rPr>
-        <w:t xml:space="preserve">回归测试，全量测试数由 920 增至 934（中间值）；本次审阅整改再新增 2 条机制计数门禁测试后为 </w:t>
+        <w:t xml:space="preserve">回归测试，全量测试数由 920 增至 934（中间值）；本次审阅整改再新增 2 条机制计数门禁测试、并入 learnflow-main 快照后为 </w:t>
       </w:r>
       <w:r>
         <w:rPr>
@@ -7146,7 +6723,7 @@
           <w:b/>
           <w:sz w:val="21"/>
         </w:rPr>
-        <w:t>936</w:t>
+        <w:t>972</w:t>
       </w:r>
       <w:r>
         <w:rPr>
@@ -7180,13 +6757,13 @@
     </w:p>
     <w:p>
       <w:pPr>
-        <w:pStyle w:val="Heading1"/>
-        <w:spacing w:before="200" w:after="80"/>
+        <w:pStyle w:val="Heading3"/>
+        <w:spacing w:before="120" w:after="80"/>
       </w:pPr>
       <w:r>
         <w:rPr>
           <w:rFonts w:ascii="Calibri" w:hAnsi="Calibri" w:eastAsia="Microsoft YaHei" w:cs="Microsoft YaHei"/>
-          <w:sz w:val="32"/>
+          <w:sz w:val="24"/>
         </w:rPr>
         <w:t>6 研究日程与阶段划分</w:t>
       </w:r>
@@ -7228,13 +6805,13 @@
     </w:p>
     <w:p>
       <w:pPr>
-        <w:pStyle w:val="Heading2"/>
+        <w:pStyle w:val="Heading4"/>
         <w:spacing w:before="120" w:after="80"/>
       </w:pPr>
       <w:r>
         <w:rPr>
           <w:rFonts w:ascii="Calibri" w:hAnsi="Calibri" w:eastAsia="Microsoft YaHei" w:cs="Microsoft YaHei"/>
-          <w:sz w:val="27"/>
+          <w:sz w:val="22"/>
         </w:rPr>
         <w:t>6.1 真实日历日程</w:t>
       </w:r>
@@ -7684,7 +7261,7 @@
                 <w:rFonts w:ascii="Calibri" w:hAnsi="Calibri" w:eastAsia="Microsoft YaHei" w:cs="Microsoft YaHei"/>
                 <w:sz w:val="19"/>
               </w:rPr>
-              <w:t>待启动</w:t>
+              <w:t>待启动（注：v1.0 识别策略已于 2026-09-24 按冻结文档执行，但未通过预注册阳性对照标准、实现与冻结文档不一致、结论不可解释，M1 §8.3 已如实记录并拆出转入第四篇论文；此处"阶段二"指 v2.0 识别策略的重新冻结与执行。）</w:t>
             </w:r>
           </w:p>
         </w:tc>
@@ -7801,13 +7378,13 @@
     <w:p/>
     <w:p>
       <w:pPr>
-        <w:pStyle w:val="Heading2"/>
+        <w:pStyle w:val="Heading4"/>
         <w:spacing w:before="120" w:after="80"/>
       </w:pPr>
       <w:r>
         <w:rPr>
           <w:rFonts w:ascii="Calibri" w:hAnsi="Calibri" w:eastAsia="Microsoft YaHei" w:cs="Microsoft YaHei"/>
-          <w:sz w:val="27"/>
+          <w:sz w:val="22"/>
         </w:rPr>
         <w:t>6.2 关于仓库可见的 git 历史（据实说明）</w:t>
       </w:r>
@@ -8040,13 +7617,13 @@
     </w:p>
     <w:p>
       <w:pPr>
-        <w:pStyle w:val="Heading2"/>
+        <w:pStyle w:val="Heading4"/>
         <w:spacing w:before="120" w:after="80"/>
       </w:pPr>
       <w:r>
         <w:rPr>
           <w:rFonts w:ascii="Calibri" w:hAnsi="Calibri" w:eastAsia="Microsoft YaHei" w:cs="Microsoft YaHei"/>
-          <w:sz w:val="27"/>
+          <w:sz w:val="22"/>
         </w:rPr>
         <w:t>6.3 与另一课题（EEG 域泛化）的关系</w:t>
       </w:r>
@@ -8160,13 +7737,13 @@
     </w:p>
     <w:p>
       <w:pPr>
-        <w:pStyle w:val="Heading2"/>
+        <w:pStyle w:val="Heading4"/>
         <w:spacing w:before="120" w:after="80"/>
       </w:pPr>
       <w:r>
         <w:rPr>
           <w:rFonts w:ascii="Calibri" w:hAnsi="Calibri" w:eastAsia="Microsoft YaHei" w:cs="Microsoft YaHei"/>
-          <w:sz w:val="27"/>
+          <w:sz w:val="22"/>
         </w:rPr>
         <w:t>6.4 关键路径与前置事项</w:t>
       </w:r>
@@ -8262,14 +7839,29 @@
           <w:rFonts w:ascii="Consolas" w:hAnsi="Consolas" w:eastAsia="Microsoft YaHei" w:cs="Microsoft YaHei"/>
           <w:sz w:val="21"/>
         </w:rPr>
-        <w:t>docs/因果侧识别策略.md</w:t>
-      </w:r>
-      <w:r>
-        <w:rPr>
-          <w:rFonts w:ascii="Calibri" w:hAnsi="Calibri" w:eastAsia="Microsoft YaHei" w:cs="Microsoft YaHei"/>
-          <w:sz w:val="21"/>
-        </w:rPr>
-        <w:t>，要素见 §4.5），冻结时点声明"尚未接触结局变量"。</w:t>
+        <w:t>`LearnFlow_研究设计与审阅档案.md</w:t>
+      </w:r>
+      <w:r>
+        <w:rPr>
+          <w:rFonts w:ascii="Calibri" w:hAnsi="Calibri" w:eastAsia="Microsoft YaHei" w:cs="Microsoft YaHei"/>
+          <w:sz w:val="21"/>
+        </w:rPr>
+        <w:t>（</w:t>
+      </w:r>
+      <w:r>
+        <w:rPr>
+          <w:rFonts w:ascii="Calibri" w:hAnsi="Calibri" w:eastAsia="Microsoft YaHei" w:cs="Microsoft YaHei"/>
+          <w:b/>
+          <w:sz w:val="21"/>
+        </w:rPr>
+        <w:t>其内容即本档第七部</w:t>
+      </w:r>
+      <w:r>
+        <w:rPr>
+          <w:rFonts w:ascii="Calibri" w:hAnsi="Calibri" w:eastAsia="Microsoft YaHei" w:cs="Microsoft YaHei"/>
+          <w:sz w:val="21"/>
+        </w:rPr>
+        <w:t>，本档为二者的合并产物）（§2 因果侧识别策略）`，要素见 §4.5），冻结时点声明"尚未接触结局变量"。</w:t>
       </w:r>
     </w:p>
     <w:p>
@@ -8312,14 +7904,29 @@
           <w:rFonts w:ascii="Consolas" w:hAnsi="Consolas" w:eastAsia="Microsoft YaHei" w:cs="Microsoft YaHei"/>
           <w:sz w:val="21"/>
         </w:rPr>
-        <w:t>docs/M2_路线A_B决策备忘.md</w:t>
-      </w:r>
-      <w:r>
-        <w:rPr>
-          <w:rFonts w:ascii="Calibri" w:hAnsi="Calibri" w:eastAsia="Microsoft YaHei" w:cs="Microsoft YaHei"/>
-          <w:sz w:val="21"/>
-        </w:rPr>
-        <w:t xml:space="preserve">）；M3 在完成 </w:t>
+        <w:t>`LearnFlow_研究设计与审阅档案.md</w:t>
+      </w:r>
+      <w:r>
+        <w:rPr>
+          <w:rFonts w:ascii="Calibri" w:hAnsi="Calibri" w:eastAsia="Microsoft YaHei" w:cs="Microsoft YaHei"/>
+          <w:sz w:val="21"/>
+        </w:rPr>
+        <w:t>（</w:t>
+      </w:r>
+      <w:r>
+        <w:rPr>
+          <w:rFonts w:ascii="Calibri" w:hAnsi="Calibri" w:eastAsia="Microsoft YaHei" w:cs="Microsoft YaHei"/>
+          <w:b/>
+          <w:sz w:val="21"/>
+        </w:rPr>
+        <w:t>其内容即本档第七部</w:t>
+      </w:r>
+      <w:r>
+        <w:rPr>
+          <w:rFonts w:ascii="Calibri" w:hAnsi="Calibri" w:eastAsia="Microsoft YaHei" w:cs="Microsoft YaHei"/>
+          <w:sz w:val="21"/>
+        </w:rPr>
+        <w:t xml:space="preserve">，本档为二者的合并产物）（§5 M2 路线 A/B 决策备忘）`）；M3 在完成 </w:t>
       </w:r>
       <w:r>
         <w:rPr>
@@ -8377,13 +7984,13 @@
     </w:p>
     <w:p>
       <w:pPr>
-        <w:pStyle w:val="Heading1"/>
-        <w:spacing w:before="200" w:after="80"/>
+        <w:pStyle w:val="Heading3"/>
+        <w:spacing w:before="120" w:after="80"/>
       </w:pPr>
       <w:r>
         <w:rPr>
           <w:rFonts w:ascii="Calibri" w:hAnsi="Calibri" w:eastAsia="Microsoft YaHei" w:cs="Microsoft YaHei"/>
-          <w:sz w:val="32"/>
+          <w:sz w:val="24"/>
         </w:rPr>
         <w:t>7 预期成果与发表计划</w:t>
       </w:r>
@@ -8410,13 +8017,13 @@
     </w:p>
     <w:p>
       <w:pPr>
-        <w:pStyle w:val="Heading2"/>
+        <w:pStyle w:val="Heading4"/>
         <w:spacing w:before="120" w:after="80"/>
       </w:pPr>
       <w:r>
         <w:rPr>
           <w:rFonts w:ascii="Calibri" w:hAnsi="Calibri" w:eastAsia="Microsoft YaHei" w:cs="Microsoft YaHei"/>
-          <w:sz w:val="27"/>
+          <w:sz w:val="22"/>
         </w:rPr>
         <w:t>7.1 论文组合与目标期刊（v1.1：英文 Scopus 第一顺位）</w:t>
       </w:r>
@@ -8465,25 +8072,7 @@
           <w:color w:val="555555"/>
           <w:sz w:val="19"/>
         </w:rPr>
-        <w:t xml:space="preserve">定为中文刊（《开放教育研究》《软件学报》《自动化学报》）。经核验（见 </w:t>
-      </w:r>
-      <w:r>
-        <w:rPr>
-          <w:rFonts w:ascii="Consolas" w:hAnsi="Consolas" w:eastAsia="Microsoft YaHei" w:cs="Microsoft YaHei"/>
-          <w:i/>
-          <w:color w:val="555555"/>
-          <w:sz w:val="19"/>
-        </w:rPr>
-        <w:t>docs/研究生院确认_语言与毕业要求问询清单.md</w:t>
-      </w:r>
-      <w:r>
-        <w:rPr>
-          <w:rFonts w:ascii="Calibri" w:hAnsi="Calibri" w:eastAsia="Microsoft YaHei" w:cs="Microsoft YaHei"/>
-          <w:i/>
-          <w:color w:val="555555"/>
-          <w:sz w:val="19"/>
-        </w:rPr>
-        <w:t xml:space="preserve"> §2）：① </w:t>
+        <w:t xml:space="preserve">定为中文刊（《开放教育研究》《软件学报》《自动化学报》）。经核验（核验过程的原始记录（内部工作文档，按审阅意见 §2.4 已于 2026-09-29 撤出公开仓库，备份存于作者本地工作副本）；下列结论可由公开来源独立复核）：① </w:t>
       </w:r>
       <w:r>
         <w:rPr>
@@ -8853,7 +8442,22 @@
                 <w:rFonts w:ascii="Calibri" w:hAnsi="Calibri" w:eastAsia="Microsoft YaHei" w:cs="Microsoft YaHei"/>
                 <w:sz w:val="19"/>
               </w:rPr>
-              <w:t>难度量纲的可公度性</w:t>
+              <w:t>难度量纲的可公度性（</w:t>
+            </w:r>
+            <w:r>
+              <w:rPr>
+                <w:rFonts w:ascii="Calibri" w:hAnsi="Calibri" w:eastAsia="Microsoft YaHei" w:cs="Microsoft YaHei"/>
+                <w:b/>
+                <w:sz w:val="19"/>
+              </w:rPr>
+              <w:t>投稿稿 = 压缩稿 5,067 词</w:t>
+            </w:r>
+            <w:r>
+              <w:rPr>
+                <w:rFonts w:ascii="Calibri" w:hAnsi="Calibri" w:eastAsia="Microsoft YaHei" w:cs="Microsoft YaHei"/>
+                <w:sz w:val="19"/>
+              </w:rPr>
+              <w:t>；完整稿 20,475 词仅作学位论文材料与数值留档）</w:t>
             </w:r>
           </w:p>
         </w:tc>
@@ -9004,6 +8608,13 @@
             <w:r>
               <w:rPr>
                 <w:rFonts w:ascii="Calibri" w:hAnsi="Calibri" w:eastAsia="Microsoft YaHei" w:cs="Microsoft YaHei"/>
+                <w:sz w:val="19"/>
+              </w:rPr>
+              <w:t>~~</w:t>
+            </w:r>
+            <w:r>
+              <w:rPr>
+                <w:rFonts w:ascii="Calibri" w:hAnsi="Calibri" w:eastAsia="Microsoft YaHei" w:cs="Microsoft YaHei"/>
                 <w:i/>
                 <w:sz w:val="19"/>
               </w:rPr>
@@ -9039,6 +8650,21 @@
               </w:rPr>
               <w:t>Information and Software Technology</w:t>
             </w:r>
+            <w:r>
+              <w:rPr>
+                <w:rFonts w:ascii="Calibri" w:hAnsi="Calibri" w:eastAsia="Microsoft YaHei" w:cs="Microsoft YaHei"/>
+                <w:sz w:val="19"/>
+              </w:rPr>
+              <w:t xml:space="preserve">~~ </w:t>
+            </w:r>
+            <w:r>
+              <w:rPr>
+                <w:rFonts w:ascii="Calibri" w:hAnsi="Calibri" w:eastAsia="Microsoft YaHei" w:cs="Microsoft YaHei"/>
+                <w:b/>
+                <w:sz w:val="19"/>
+              </w:rPr>
+              <w:t>已于 2026-09-29 撤下（转路线 B）</w:t>
+            </w:r>
           </w:p>
         </w:tc>
         <w:tc>
@@ -9075,14 +8701,14 @@
                 <w:b/>
                 <w:sz w:val="19"/>
               </w:rPr>
-              <w:t>路线 A/B 待定，见 §7.4</w:t>
-            </w:r>
-            <w:r>
-              <w:rPr>
-                <w:rFonts w:ascii="Calibri" w:hAnsi="Calibri" w:eastAsia="Microsoft YaHei" w:cs="Microsoft YaHei"/>
-                <w:sz w:val="19"/>
-              </w:rPr>
-              <w:t>）</w:t>
+              <w:t>已定为路线 B</w:t>
+            </w:r>
+            <w:r>
+              <w:rPr>
+                <w:rFonts w:ascii="Calibri" w:hAnsi="Calibri" w:eastAsia="Microsoft YaHei" w:cs="Microsoft YaHei"/>
+                <w:sz w:val="19"/>
+              </w:rPr>
+              <w:t>：整理为学位论文治理章 + 短经验报告，不作期刊立项，见 §7.4）</w:t>
             </w:r>
           </w:p>
         </w:tc>
@@ -9114,7 +8740,7 @@
                 <w:rFonts w:ascii="Calibri" w:hAnsi="Calibri" w:eastAsia="Microsoft YaHei" w:cs="Microsoft YaHei"/>
                 <w:sz w:val="19"/>
               </w:rPr>
-              <w:t>有序难度决策与单一模型难度先验边界</w:t>
+              <w:t>有序难度决策与本地开放权重模型难度先验的可靠性边界</w:t>
             </w:r>
           </w:p>
         </w:tc>
@@ -9198,7 +8824,7 @@
                 <w:b/>
                 <w:sz w:val="19"/>
               </w:rPr>
-              <w:t>≥ 3 模型矩阵为投稿前硬前置条件，见 §7.4</w:t>
+              <w:t>缺前沿 API 模型；跨模型主张已限定为本地开放权重模型（≤47B、4 比特级量化），见 §7.4</w:t>
             </w:r>
             <w:r>
               <w:rPr>
@@ -9237,7 +8863,22 @@
                 <w:rFonts w:ascii="Calibri" w:hAnsi="Calibri" w:eastAsia="Microsoft YaHei" w:cs="Microsoft YaHei"/>
                 <w:sz w:val="19"/>
               </w:rPr>
-              <w:t>85% 规则外部效度的因果识别</w:t>
+              <w:t>85% 规则外部效度的因果识别（</w:t>
+            </w:r>
+            <w:r>
+              <w:rPr>
+                <w:rFonts w:ascii="Calibri" w:hAnsi="Calibri" w:eastAsia="Microsoft YaHei" w:cs="Microsoft YaHei"/>
+                <w:b/>
+                <w:sz w:val="19"/>
+              </w:rPr>
+              <w:t>因果侧，已按审阅 §2.2 从 M1 拆出，本文即为此行</w:t>
+            </w:r>
+            <w:r>
+              <w:rPr>
+                <w:rFonts w:ascii="Calibri" w:hAnsi="Calibri" w:eastAsia="Microsoft YaHei" w:cs="Microsoft YaHei"/>
+                <w:sz w:val="19"/>
+              </w:rPr>
+              <w:t>）</w:t>
             </w:r>
           </w:p>
         </w:tc>
@@ -9295,9 +8936,17 @@
             <w:r>
               <w:rPr>
                 <w:rFonts w:ascii="Calibri" w:hAnsi="Calibri" w:eastAsia="Microsoft YaHei" w:cs="Microsoft YaHei"/>
-                <w:sz w:val="19"/>
-              </w:rPr>
-              <w:t>待执行</w:t>
+                <w:b/>
+                <w:sz w:val="19"/>
+              </w:rPr>
+              <w:t>第 1 版已于 2026-09-24 执行：未通过阳性对照标准（三个数据集均未达脚本的 &gt;0.95 门槛），且实现与冻结文档四处不一致，故结果不可解释</w:t>
+            </w:r>
+            <w:r>
+              <w:rPr>
+                <w:rFonts w:ascii="Calibri" w:hAnsi="Calibri" w:eastAsia="Microsoft YaHei" w:cs="Microsoft YaHei"/>
+                <w:sz w:val="19"/>
+              </w:rPr>
+              <w:t>；第 2 版须在执行前提交并打 tag（§4.5）。若观察日志上始终建立不起识别依据，改走 §11 的随机分配实验</w:t>
             </w:r>
           </w:p>
         </w:tc>
@@ -9421,13 +9070,13 @@
     </w:p>
     <w:p>
       <w:pPr>
-        <w:pStyle w:val="Heading2"/>
+        <w:pStyle w:val="Heading4"/>
         <w:spacing w:before="120" w:after="80"/>
       </w:pPr>
       <w:r>
         <w:rPr>
           <w:rFonts w:ascii="Calibri" w:hAnsi="Calibri" w:eastAsia="Microsoft YaHei" w:cs="Microsoft YaHei"/>
-          <w:sz w:val="27"/>
+          <w:sz w:val="22"/>
         </w:rPr>
         <w:t>7.2 拆分方案的英文刊目标为何一度改为中文刊（v1.1 新增说明）</w:t>
       </w:r>
@@ -9454,14 +9103,14 @@
           <w:rFonts w:ascii="Consolas" w:hAnsi="Consolas" w:eastAsia="Microsoft YaHei" w:cs="Microsoft YaHei"/>
           <w:sz w:val="21"/>
         </w:rPr>
-        <w:t>docs/LearnFlow_期刊论文拆分方案.md</w:t>
-      </w:r>
-      <w:r>
-        <w:rPr>
-          <w:rFonts w:ascii="Calibri" w:hAnsi="Calibri" w:eastAsia="Microsoft YaHei" w:cs="Microsoft YaHei"/>
-          <w:sz w:val="21"/>
-        </w:rPr>
-        <w:t xml:space="preserve">（v2.0）曾把论文组合的英文刊目标写为 </w:t>
+        <w:t>`LearnFlow_期刊论文拆分方案.md</w:t>
+      </w:r>
+      <w:r>
+        <w:rPr>
+          <w:rFonts w:ascii="Calibri" w:hAnsi="Calibri" w:eastAsia="Microsoft YaHei" w:cs="Microsoft YaHei"/>
+          <w:sz w:val="21"/>
+        </w:rPr>
+        <w:t xml:space="preserve">（已并入本档第五部）`（v2.0）曾把论文组合的英文刊目标写为 </w:t>
       </w:r>
       <w:r>
         <w:rPr>
@@ -9576,13 +9225,13 @@
     </w:p>
     <w:p>
       <w:pPr>
-        <w:pStyle w:val="Heading2"/>
+        <w:pStyle w:val="Heading4"/>
         <w:spacing w:before="120" w:after="80"/>
       </w:pPr>
       <w:r>
         <w:rPr>
           <w:rFonts w:ascii="Calibri" w:hAnsi="Calibri" w:eastAsia="Microsoft YaHei" w:cs="Microsoft YaHei"/>
-          <w:sz w:val="27"/>
+          <w:sz w:val="22"/>
         </w:rPr>
         <w:t>7.3 学位论文的整合方式</w:t>
       </w:r>
@@ -9616,13 +9265,13 @@
     </w:p>
     <w:p>
       <w:pPr>
-        <w:pStyle w:val="Heading2"/>
+        <w:pStyle w:val="Heading4"/>
         <w:spacing w:before="120" w:after="80"/>
       </w:pPr>
       <w:r>
         <w:rPr>
           <w:rFonts w:ascii="Calibri" w:hAnsi="Calibri" w:eastAsia="Microsoft YaHei" w:cs="Microsoft YaHei"/>
-          <w:sz w:val="27"/>
+          <w:sz w:val="22"/>
         </w:rPr>
         <w:t>7.4 投稿前的前置条件（v1.1 新增）</w:t>
       </w:r>
@@ -9824,7 +9473,22 @@
                 <w:rFonts w:ascii="Calibri" w:hAnsi="Calibri" w:eastAsia="Microsoft YaHei" w:cs="Microsoft YaHei"/>
                 <w:sz w:val="19"/>
               </w:rPr>
-              <w:t xml:space="preserve"> PASS）；在两类判据完成前，主张须保持"结论取决于判据量的定义"这一收窄表述</w:t>
+              <w:t xml:space="preserve"> PASS）；在两类判据完成前，主张须保持"结论取决于判据量的定义"这一收窄表述；③ </w:t>
+            </w:r>
+            <w:r>
+              <w:rPr>
+                <w:rFonts w:ascii="Calibri" w:hAnsi="Calibri" w:eastAsia="Microsoft YaHei" w:cs="Microsoft YaHei"/>
+                <w:b/>
+                <w:sz w:val="19"/>
+              </w:rPr>
+              <w:t>因果侧（AIPW/DR）已按审阅 §2.2 从 M1 拆出，转入 §7.1 表第 4 行的第四篇论文</w:t>
+            </w:r>
+            <w:r>
+              <w:rPr>
+                <w:rFonts w:ascii="Calibri" w:hAnsi="Calibri" w:eastAsia="Microsoft YaHei" w:cs="Microsoft YaHei"/>
+                <w:sz w:val="19"/>
+              </w:rPr>
+              <w:t>，M1 只保留"未通过阳性对照标准且实现与冻结文档不一致，不可解释"一段</w:t>
             </w:r>
           </w:p>
         </w:tc>
@@ -9839,7 +9503,7 @@
                 <w:rFonts w:ascii="Calibri" w:hAnsi="Calibri" w:eastAsia="Microsoft YaHei" w:cs="Microsoft YaHei"/>
                 <w:sz w:val="19"/>
               </w:rPr>
-              <w:t>审阅 §3.2</w:t>
+              <w:t>审阅 §2.2、§3.2</w:t>
             </w:r>
           </w:p>
         </w:tc>
@@ -9903,7 +9567,7 @@
                 <w:rFonts w:ascii="Calibri" w:hAnsi="Calibri" w:eastAsia="Microsoft YaHei" w:cs="Microsoft YaHei"/>
                 <w:sz w:val="19"/>
               </w:rPr>
-              <w:t>M2</w:t>
+              <w:t>M4</w:t>
             </w:r>
           </w:p>
         </w:tc>
@@ -9916,9 +9580,32 @@
             <w:r>
               <w:rPr>
                 <w:rFonts w:ascii="Calibri" w:hAnsi="Calibri" w:eastAsia="Microsoft YaHei" w:cs="Microsoft YaHei"/>
-                <w:sz w:val="19"/>
-              </w:rPr>
-              <w:t>先择定路线 A 或路线 B（备忘已成，待面谈确认）；若走路线 A，须先完成干预账本落库与合成会话实验</w:t>
+                <w:b/>
+                <w:sz w:val="19"/>
+              </w:rPr>
+              <w:t>不作为独立稿件投出（审阅 §4.4）</w:t>
+            </w:r>
+            <w:r>
+              <w:rPr>
+                <w:rFonts w:ascii="Calibri" w:hAnsi="Calibri" w:eastAsia="Microsoft YaHei" w:cs="Microsoft YaHei"/>
+                <w:sz w:val="19"/>
+              </w:rPr>
+              <w:t>：经验部分与 M1 数据·标签·基线相同，M4-E 系看到失败后在同一数据上做出的修正。是否并入 M1 方法部分一节，或先在新数据集上做预先登记的确认性检验，</w:t>
+            </w:r>
+            <w:r>
+              <w:rPr>
+                <w:rFonts w:ascii="Calibri" w:hAnsi="Calibri" w:eastAsia="Microsoft YaHei" w:cs="Microsoft YaHei"/>
+                <w:b/>
+                <w:sz w:val="19"/>
+              </w:rPr>
+              <w:t>2026-11-03 决定</w:t>
+            </w:r>
+            <w:r>
+              <w:rPr>
+                <w:rFonts w:ascii="Calibri" w:hAnsi="Calibri" w:eastAsia="Microsoft YaHei" w:cs="Microsoft YaHei"/>
+                <w:sz w:val="19"/>
+              </w:rPr>
+              <w:t>；决定前不追加新实验</w:t>
             </w:r>
           </w:p>
         </w:tc>
@@ -9933,7 +9620,7 @@
                 <w:rFonts w:ascii="Calibri" w:hAnsi="Calibri" w:eastAsia="Microsoft YaHei" w:cs="Microsoft YaHei"/>
                 <w:sz w:val="19"/>
               </w:rPr>
-              <w:t>审阅 §6.2</w:t>
+              <w:t>审阅 §4.4</w:t>
             </w:r>
           </w:p>
         </w:tc>
@@ -9950,6 +9637,61 @@
                 <w:rFonts w:ascii="Calibri" w:hAnsi="Calibri" w:eastAsia="Microsoft YaHei" w:cs="Microsoft YaHei"/>
                 <w:sz w:val="19"/>
               </w:rPr>
+              <w:t>M2</w:t>
+            </w:r>
+          </w:p>
+        </w:tc>
+        <w:tc>
+          <w:tcPr>
+            <w:tcW w:type="dxa" w:w="4413"/>
+          </w:tcPr>
+          <w:p>
+            <w:r/>
+            <w:r>
+              <w:rPr>
+                <w:rFonts w:ascii="Calibri" w:hAnsi="Calibri" w:eastAsia="Microsoft YaHei" w:cs="Microsoft YaHei"/>
+                <w:b/>
+                <w:sz w:val="19"/>
+              </w:rPr>
+              <w:t>已于 2026-09-29 定为路线 B（审阅 §5.4）</w:t>
+            </w:r>
+            <w:r>
+              <w:rPr>
+                <w:rFonts w:ascii="Calibri" w:hAnsi="Calibri" w:eastAsia="Microsoft YaHei" w:cs="Microsoft YaHei"/>
+                <w:sz w:val="19"/>
+              </w:rPr>
+              <w:t>：路线 A 的 A2·A3·A4 产出不作为结果接受；只把审计时点封存的内部静态审计与七元组未实现诊断整理为学位论文治理章 + 短经验报告。路线 A 待具备真实机制逻辑的生产者、且两名人类编码者的盲编流程在编码之前登记后再议</w:t>
+            </w:r>
+          </w:p>
+        </w:tc>
+        <w:tc>
+          <w:tcPr>
+            <w:tcW w:type="dxa" w:w="4413"/>
+          </w:tcPr>
+          <w:p>
+            <w:r/>
+            <w:r>
+              <w:rPr>
+                <w:rFonts w:ascii="Calibri" w:hAnsi="Calibri" w:eastAsia="Microsoft YaHei" w:cs="Microsoft YaHei"/>
+                <w:sz w:val="19"/>
+              </w:rPr>
+              <w:t>审阅 §5.4</w:t>
+            </w:r>
+          </w:p>
+        </w:tc>
+      </w:tr>
+      <w:tr>
+        <w:tc>
+          <w:tcPr>
+            <w:tcW w:type="dxa" w:w="4413"/>
+          </w:tcPr>
+          <w:p>
+            <w:r/>
+            <w:r>
+              <w:rPr>
+                <w:rFonts w:ascii="Calibri" w:hAnsi="Calibri" w:eastAsia="Microsoft YaHei" w:cs="Microsoft YaHei"/>
+                <w:sz w:val="19"/>
+              </w:rPr>
               <w:t>M3</w:t>
             </w:r>
           </w:p>
@@ -9966,14 +9708,29 @@
                 <w:b/>
                 <w:sz w:val="19"/>
               </w:rPr>
-              <w:t>≥ 3 种模型族 × ≥ 3 种参数规模 × 同样两种协议（E1-A / E1-B）</w:t>
-            </w:r>
-            <w:r>
-              <w:rPr>
-                <w:rFonts w:ascii="Calibri" w:hAnsi="Calibri" w:eastAsia="Microsoft YaHei" w:cs="Microsoft YaHei"/>
-                <w:sz w:val="19"/>
-              </w:rPr>
-              <w:t>的标注矩阵；在完成前标题须保持"单一模型"限定</w:t>
+              <w:t>审阅原文口径为：本地小型 1 + 开放权重中型 1 + API 前沿 1，同样两种协议（E1-A / E1-B）</w:t>
+            </w:r>
+            <w:r>
+              <w:rPr>
+                <w:rFonts w:ascii="Calibri" w:hAnsi="Calibri" w:eastAsia="Microsoft YaHei" w:cs="Microsoft YaHei"/>
+                <w:sz w:val="19"/>
+              </w:rPr>
+              <w:t>。本计划自设的「≥3 族 × ≥3 档 = 9 格」是</w:t>
+            </w:r>
+            <w:r>
+              <w:rPr>
+                <w:rFonts w:ascii="Calibri" w:hAnsi="Calibri" w:eastAsia="Microsoft YaHei" w:cs="Microsoft YaHei"/>
+                <w:b/>
+                <w:sz w:val="19"/>
+              </w:rPr>
+              <w:t>自设规则，不得以审阅名义引用</w:t>
+            </w:r>
+            <w:r>
+              <w:rPr>
+                <w:rFonts w:ascii="Calibri" w:hAnsi="Calibri" w:eastAsia="Microsoft YaHei" w:cs="Microsoft YaHei"/>
+                <w:sz w:val="19"/>
+              </w:rPr>
+              <w:t>（审阅 §6.1）。前沿 API 模型跑完前，标题与正文须统一限定为"本地开放权重模型（≤47B、4 比特级量化）"</w:t>
             </w:r>
           </w:p>
         </w:tc>
@@ -9988,7 +9745,7 @@
                 <w:rFonts w:ascii="Calibri" w:hAnsi="Calibri" w:eastAsia="Microsoft YaHei" w:cs="Microsoft YaHei"/>
                 <w:sz w:val="19"/>
               </w:rPr>
-              <w:t>审阅 §5.1</w:t>
+              <w:t>审阅 §6.1、§6.2</w:t>
             </w:r>
           </w:p>
         </w:tc>
@@ -10138,13 +9895,13 @@
     <w:p/>
     <w:p>
       <w:pPr>
-        <w:pStyle w:val="Heading2"/>
+        <w:pStyle w:val="Heading4"/>
         <w:spacing w:before="120" w:after="80"/>
       </w:pPr>
       <w:r>
         <w:rPr>
           <w:rFonts w:ascii="Calibri" w:hAnsi="Calibri" w:eastAsia="Microsoft YaHei" w:cs="Microsoft YaHei"/>
-          <w:sz w:val="27"/>
+          <w:sz w:val="22"/>
         </w:rPr>
         <w:t>7.5 可复用 artifact 的处置</w:t>
       </w:r>
@@ -10215,13 +9972,13 @@
     </w:p>
     <w:p>
       <w:pPr>
-        <w:pStyle w:val="Heading1"/>
-        <w:spacing w:before="200" w:after="80"/>
+        <w:pStyle w:val="Heading3"/>
+        <w:spacing w:before="120" w:after="80"/>
       </w:pPr>
       <w:r>
         <w:rPr>
           <w:rFonts w:ascii="Calibri" w:hAnsi="Calibri" w:eastAsia="Microsoft YaHei" w:cs="Microsoft YaHei"/>
-          <w:sz w:val="32"/>
+          <w:sz w:val="24"/>
         </w:rPr>
         <w:t>8 伦理审查与数据合规</w:t>
       </w:r>
@@ -10248,13 +10005,13 @@
     </w:p>
     <w:p>
       <w:pPr>
-        <w:pStyle w:val="Heading2"/>
+        <w:pStyle w:val="Heading4"/>
         <w:spacing w:before="120" w:after="80"/>
       </w:pPr>
       <w:r>
         <w:rPr>
           <w:rFonts w:ascii="Calibri" w:hAnsi="Calibri" w:eastAsia="Microsoft YaHei" w:cs="Microsoft YaHei"/>
-          <w:sz w:val="27"/>
+          <w:sz w:val="22"/>
         </w:rPr>
         <w:t>8.1 伦理约束</w:t>
       </w:r>
@@ -10374,13 +10131,13 @@
     </w:p>
     <w:p>
       <w:pPr>
-        <w:pStyle w:val="Heading2"/>
+        <w:pStyle w:val="Heading4"/>
         <w:spacing w:before="120" w:after="80"/>
       </w:pPr>
       <w:r>
         <w:rPr>
           <w:rFonts w:ascii="Calibri" w:hAnsi="Calibri" w:eastAsia="Microsoft YaHei" w:cs="Microsoft YaHei"/>
-          <w:sz w:val="27"/>
+          <w:sz w:val="22"/>
         </w:rPr>
         <w:t>8.2 数据边界</w:t>
       </w:r>
@@ -10767,13 +10524,13 @@
     </w:p>
     <w:p>
       <w:pPr>
-        <w:pStyle w:val="Heading2"/>
+        <w:pStyle w:val="Heading4"/>
         <w:spacing w:before="120" w:after="80"/>
       </w:pPr>
       <w:r>
         <w:rPr>
           <w:rFonts w:ascii="Calibri" w:hAnsi="Calibri" w:eastAsia="Microsoft YaHei" w:cs="Microsoft YaHei"/>
-          <w:sz w:val="27"/>
+          <w:sz w:val="22"/>
         </w:rPr>
         <w:t>8.3 测量工具的效度声明（强制）</w:t>
       </w:r>
@@ -10986,13 +10743,13 @@
     </w:p>
     <w:p>
       <w:pPr>
-        <w:pStyle w:val="Heading1"/>
-        <w:spacing w:before="200" w:after="80"/>
+        <w:pStyle w:val="Heading3"/>
+        <w:spacing w:before="120" w:after="80"/>
       </w:pPr>
       <w:r>
         <w:rPr>
           <w:rFonts w:ascii="Calibri" w:hAnsi="Calibri" w:eastAsia="Microsoft YaHei" w:cs="Microsoft YaHei"/>
-          <w:sz w:val="32"/>
+          <w:sz w:val="24"/>
         </w:rPr>
         <w:t>9 风险与应对</w:t>
       </w:r>
@@ -11305,13 +11062,13 @@
     </w:p>
     <w:p>
       <w:pPr>
-        <w:pStyle w:val="Heading1"/>
-        <w:spacing w:before="200" w:after="80"/>
+        <w:pStyle w:val="Heading3"/>
+        <w:spacing w:before="120" w:after="80"/>
       </w:pPr>
       <w:r>
         <w:rPr>
           <w:rFonts w:ascii="Calibri" w:hAnsi="Calibri" w:eastAsia="Microsoft YaHei" w:cs="Microsoft YaHei"/>
-          <w:sz w:val="32"/>
+          <w:sz w:val="24"/>
         </w:rPr>
         <w:t>10 研究执行与稿件写作中的角色与工具</w:t>
       </w:r>
@@ -11452,15 +11209,323 @@
     </w:p>
     <w:p>
       <w:pPr>
-        <w:pStyle w:val="Heading2"/>
+        <w:pStyle w:val="Heading4"/>
         <w:spacing w:before="120" w:after="80"/>
       </w:pPr>
       <w:r>
         <w:rPr>
           <w:rFonts w:ascii="Calibri" w:hAnsi="Calibri" w:eastAsia="Microsoft YaHei" w:cs="Microsoft YaHei"/>
-          <w:sz w:val="27"/>
+          <w:sz w:val="22"/>
         </w:rPr>
         <w:t>10.1 角色与工具对照表</w:t>
+      </w:r>
+    </w:p>
+    <w:p>
+      <w:pPr>
+        <w:spacing w:before="40" w:after="40"/>
+        <w:ind w:left="360"/>
+        <w:pBdr>
+          <w:left w:val="single" w:sz="12" w:space="6" w:color="888888"/>
+        </w:pBdr>
+      </w:pPr>
+      <w:r>
+        <w:rPr>
+          <w:rFonts w:ascii="Calibri" w:hAnsi="Calibri" w:eastAsia="Microsoft YaHei" w:cs="Microsoft YaHei"/>
+          <w:b/>
+          <w:i/>
+          <w:color w:val="555555"/>
+          <w:sz w:val="19"/>
+        </w:rPr>
+        <w:t>⚠ 本表须由学生本人重写（审阅意见 2.3 ①，2026-09-29）。</w:t>
+      </w:r>
+      <w:r>
+        <w:rPr>
+          <w:rFonts w:ascii="Calibri" w:hAnsi="Calibri" w:eastAsia="Microsoft YaHei" w:cs="Microsoft YaHei"/>
+          <w:i/>
+          <w:color w:val="555555"/>
+          <w:sz w:val="19"/>
+        </w:rPr>
+        <w:t xml:space="preserve">  导师的说明很清楚：审阅问的</w:t>
+      </w:r>
+      <w:r>
+        <w:rPr>
+          <w:rFonts w:ascii="Calibri" w:hAnsi="Calibri" w:eastAsia="Microsoft YaHei" w:cs="Microsoft YaHei"/>
+          <w:b/>
+          <w:i/>
+          <w:color w:val="555555"/>
+          <w:sz w:val="19"/>
+        </w:rPr>
+        <w:t>不是有没有用工具，而是谁做了什么</w:t>
+      </w:r>
+      <w:r>
+        <w:rPr>
+          <w:rFonts w:ascii="Calibri" w:hAnsi="Calibri" w:eastAsia="Microsoft YaHei" w:cs="Microsoft YaHei"/>
+          <w:i/>
+          <w:color w:val="555555"/>
+          <w:sz w:val="19"/>
+        </w:rPr>
+        <w:t>。本表当前把工具的份额写为「部分样板代码与测试骨架」「脚本样板与图表生成辅助」「分章语言润色」，并写明实验设计与 31 个分析脚本由本人完成——</w:t>
+      </w:r>
+      <w:r>
+        <w:rPr>
+          <w:rFonts w:ascii="Calibri" w:hAnsi="Calibri" w:eastAsia="Microsoft YaHei" w:cs="Microsoft YaHei"/>
+          <w:b/>
+          <w:i/>
+          <w:color w:val="555555"/>
+          <w:sz w:val="19"/>
+        </w:rPr>
+        <w:t>但仓库中可见的痕迹与此不同</w:t>
+      </w:r>
+      <w:r>
+        <w:rPr>
+          <w:rFonts w:ascii="Calibri" w:hAnsi="Calibri" w:eastAsia="Microsoft YaHei" w:cs="Microsoft YaHei"/>
+          <w:i/>
+          <w:color w:val="555555"/>
+          <w:sz w:val="19"/>
+        </w:rPr>
+        <w:t xml:space="preserve">，导师列举的具体痕迹包括：  1. 整改文档以第二人称称呼学生（「发送动作须你执行」「待你发送」「用户决定」「本会话已闭环」「前序会话」「续会话 11」、引用「继续推进，ollama 不行的使用 colibri 跑验证」），读起来是一个接受指令、按会话工作的主体所写报告的文体； 2. 分析脚本与 README 把 </w:t>
+      </w:r>
+      <w:r>
+        <w:rPr>
+          <w:rFonts w:ascii="Consolas" w:hAnsi="Consolas" w:eastAsia="Microsoft YaHei" w:cs="Microsoft YaHei"/>
+          <w:i/>
+          <w:color w:val="555555"/>
+          <w:sz w:val="19"/>
+        </w:rPr>
+        <w:t>…/.workbuddy/binaries/</w:t>
+      </w:r>
+      <w:r>
+        <w:rPr>
+          <w:rFonts w:ascii="Calibri" w:hAnsi="Calibri" w:eastAsia="Microsoft YaHei" w:cs="Microsoft YaHei"/>
+          <w:i/>
+          <w:color w:val="555555"/>
+          <w:sz w:val="19"/>
+        </w:rPr>
+        <w:t xml:space="preserve"> 下的 Python·Node 指定为运行环境，出现 </w:t>
+      </w:r>
+      <w:r>
+        <w:rPr>
+          <w:rFonts w:ascii="Consolas" w:hAnsi="Consolas" w:eastAsia="Microsoft YaHei" w:cs="Microsoft YaHei"/>
+          <w:i/>
+          <w:color w:val="555555"/>
+          <w:sz w:val="19"/>
+        </w:rPr>
+        <w:t>.workbuddy</w:t>
+      </w:r>
+      <w:r>
+        <w:rPr>
+          <w:rFonts w:ascii="Calibri" w:hAnsi="Calibri" w:eastAsia="Microsoft YaHei" w:cs="Microsoft YaHei"/>
+          <w:i/>
+          <w:color w:val="555555"/>
+          <w:sz w:val="19"/>
+        </w:rPr>
+        <w:t xml:space="preserve"> 的文件有 </w:t>
+      </w:r>
+      <w:r>
+        <w:rPr>
+          <w:rFonts w:ascii="Calibri" w:hAnsi="Calibri" w:eastAsia="Microsoft YaHei" w:cs="Microsoft YaHei"/>
+          <w:b/>
+          <w:i/>
+          <w:color w:val="555555"/>
+          <w:sz w:val="19"/>
+        </w:rPr>
+        <w:t>44 个</w:t>
+      </w:r>
+      <w:r>
+        <w:rPr>
+          <w:rFonts w:ascii="Calibri" w:hAnsi="Calibri" w:eastAsia="Microsoft YaHei" w:cs="Microsoft YaHei"/>
+          <w:i/>
+          <w:color w:val="555555"/>
+          <w:sz w:val="19"/>
+        </w:rPr>
+        <w:t xml:space="preserve">； 3. </w:t>
+      </w:r>
+      <w:r>
+        <w:rPr>
+          <w:rFonts w:ascii="Consolas" w:hAnsi="Consolas" w:eastAsia="Microsoft YaHei" w:cs="Microsoft YaHei"/>
+          <w:i/>
+          <w:color w:val="555555"/>
+          <w:sz w:val="19"/>
+        </w:rPr>
+        <w:t>results/m2/a4_kappa_report.md</w:t>
+      </w:r>
+      <w:r>
+        <w:rPr>
+          <w:rFonts w:ascii="Calibri" w:hAnsi="Calibri" w:eastAsia="Microsoft YaHei" w:cs="Microsoft YaHei"/>
+          <w:i/>
+          <w:color w:val="555555"/>
+          <w:sz w:val="19"/>
+        </w:rPr>
+        <w:t xml:space="preserve"> 写着「coderA 侧的映射是我（AI）按 CODEBOOK 提议的」，同文件第 19 行又写「两侧均为人类编码（coderA 侧映射为 AI 提议、待 coderA 复核）」； 4. 9 月 26 日 19:30 至 9 月 29 日 08:30 共 24 次提交，其中 10 次在 9 月 27 日 00:21~03:14 之间，期间新增 113,602 行，产出英文投稿稿 4 篇（M1 20,475 词、M2 17,187 词、M3 24,441 词、M4 7,616 词）与一篇新稿件。  </w:t>
+      </w:r>
+      <w:r>
+        <w:rPr>
+          <w:rFonts w:ascii="Calibri" w:hAnsi="Calibri" w:eastAsia="Microsoft YaHei" w:cs="Microsoft YaHei"/>
+          <w:b/>
+          <w:i/>
+          <w:color w:val="555555"/>
+          <w:sz w:val="19"/>
+        </w:rPr>
+        <w:t>处理要求</w:t>
+      </w:r>
+      <w:r>
+        <w:rPr>
+          <w:rFonts w:ascii="Calibri" w:hAnsi="Calibri" w:eastAsia="Microsoft YaHei" w:cs="Microsoft YaHei"/>
+          <w:i/>
+          <w:color w:val="555555"/>
+          <w:sz w:val="19"/>
+        </w:rPr>
+        <w:t>：① 本表</w:t>
+      </w:r>
+      <w:r>
+        <w:rPr>
+          <w:rFonts w:ascii="Calibri" w:hAnsi="Calibri" w:eastAsia="Microsoft YaHei" w:cs="Microsoft YaHei"/>
+          <w:b/>
+          <w:i/>
+          <w:color w:val="555555"/>
+          <w:sz w:val="19"/>
+        </w:rPr>
+        <w:t>由学生本人用韩文或英文重写</w:t>
+      </w:r>
+      <w:r>
+        <w:rPr>
+          <w:rFonts w:ascii="Calibri" w:hAnsi="Calibri" w:eastAsia="Microsoft YaHei" w:cs="Microsoft YaHei"/>
+          <w:i/>
+          <w:color w:val="555555"/>
+          <w:sz w:val="19"/>
+        </w:rPr>
+        <w:t>，按稿件写明</w:t>
+      </w:r>
+      <w:r>
+        <w:rPr>
+          <w:rFonts w:ascii="Calibri" w:hAnsi="Calibri" w:eastAsia="Microsoft YaHei" w:cs="Microsoft YaHei"/>
+          <w:b/>
+          <w:i/>
+          <w:color w:val="555555"/>
+          <w:sz w:val="19"/>
+        </w:rPr>
+        <w:t>工具名称</w:t>
+      </w:r>
+      <w:r>
+        <w:rPr>
+          <w:rFonts w:ascii="Calibri" w:hAnsi="Calibri" w:eastAsia="Microsoft YaHei" w:cs="Microsoft YaHei"/>
+          <w:i/>
+          <w:color w:val="555555"/>
+          <w:sz w:val="19"/>
+        </w:rPr>
+        <w:t>、</w:t>
+      </w:r>
+      <w:r>
+        <w:rPr>
+          <w:rFonts w:ascii="Calibri" w:hAnsi="Calibri" w:eastAsia="Microsoft YaHei" w:cs="Microsoft YaHei"/>
+          <w:b/>
+          <w:i/>
+          <w:color w:val="555555"/>
+          <w:sz w:val="19"/>
+        </w:rPr>
+        <w:t>交给工具做的事</w:t>
+      </w:r>
+      <w:r>
+        <w:rPr>
+          <w:rFonts w:ascii="Calibri" w:hAnsi="Calibri" w:eastAsia="Microsoft YaHei" w:cs="Microsoft YaHei"/>
+          <w:i/>
+          <w:color w:val="555555"/>
+          <w:sz w:val="19"/>
+        </w:rPr>
+        <w:t>（代码生成／实验执行／稿件初稿／翻译／整改文档撰写）、以及</w:t>
+      </w:r>
+      <w:r>
+        <w:rPr>
+          <w:rFonts w:ascii="Calibri" w:hAnsi="Calibri" w:eastAsia="Microsoft YaHei" w:cs="Microsoft YaHei"/>
+          <w:b/>
+          <w:i/>
+          <w:color w:val="555555"/>
+          <w:sz w:val="19"/>
+        </w:rPr>
+        <w:t>学生本人审阅的范围</w:t>
+      </w:r>
+      <w:r>
+        <w:rPr>
+          <w:rFonts w:ascii="Calibri" w:hAnsi="Calibri" w:eastAsia="Microsoft YaHei" w:cs="Microsoft YaHei"/>
+          <w:i/>
+          <w:color w:val="555555"/>
+          <w:sz w:val="19"/>
+        </w:rPr>
+        <w:t xml:space="preserve">；② 表中 </w:t>
+      </w:r>
+      <w:r>
+        <w:rPr>
+          <w:rFonts w:ascii="Consolas" w:hAnsi="Consolas" w:eastAsia="Microsoft YaHei" w:cs="Microsoft YaHei"/>
+          <w:i/>
+          <w:color w:val="555555"/>
+          <w:sz w:val="19"/>
+        </w:rPr>
+        <w:t>[确认]</w:t>
+      </w:r>
+      <w:r>
+        <w:rPr>
+          <w:rFonts w:ascii="Calibri" w:hAnsi="Calibri" w:eastAsia="Microsoft YaHei" w:cs="Microsoft YaHei"/>
+          <w:i/>
+          <w:color w:val="555555"/>
+          <w:sz w:val="19"/>
+        </w:rPr>
+        <w:t xml:space="preserve"> 标记</w:t>
+      </w:r>
+      <w:r>
+        <w:rPr>
+          <w:rFonts w:ascii="Calibri" w:hAnsi="Calibri" w:eastAsia="Microsoft YaHei" w:cs="Microsoft YaHei"/>
+          <w:b/>
+          <w:i/>
+          <w:color w:val="555555"/>
+          <w:sz w:val="19"/>
+        </w:rPr>
+        <w:t>须在本人逐项核对后移除，不得在本人核对之前由任何工具代填或清除</w:t>
+      </w:r>
+      <w:r>
+        <w:rPr>
+          <w:rFonts w:ascii="Calibri" w:hAnsi="Calibri" w:eastAsia="Microsoft YaHei" w:cs="Microsoft YaHei"/>
+          <w:i/>
+          <w:color w:val="555555"/>
+          <w:sz w:val="19"/>
+        </w:rPr>
+        <w:t xml:space="preserve">——准备提交的这一版中「设计」「写作」两栏仍留着 </w:t>
+      </w:r>
+      <w:r>
+        <w:rPr>
+          <w:rFonts w:ascii="Consolas" w:hAnsi="Consolas" w:eastAsia="Microsoft YaHei" w:cs="Microsoft YaHei"/>
+          <w:i/>
+          <w:color w:val="555555"/>
+          <w:sz w:val="19"/>
+        </w:rPr>
+        <w:t>[确认]</w:t>
+      </w:r>
+      <w:r>
+        <w:rPr>
+          <w:rFonts w:ascii="Calibri" w:hAnsi="Calibri" w:eastAsia="Microsoft YaHei" w:cs="Microsoft YaHei"/>
+          <w:i/>
+          <w:color w:val="555555"/>
+          <w:sz w:val="19"/>
+        </w:rPr>
+        <w:t xml:space="preserve">，可被读作学生尚未核对；③ M1~M4 英文版的 AI 使用声明须与本表一致（该项已于 2026-09-29 同步改写）。  </w:t>
+      </w:r>
+      <w:r>
+        <w:rPr>
+          <w:rFonts w:ascii="Calibri" w:hAnsi="Calibri" w:eastAsia="Microsoft YaHei" w:cs="Microsoft YaHei"/>
+          <w:b/>
+          <w:i/>
+          <w:color w:val="555555"/>
+          <w:sz w:val="19"/>
+        </w:rPr>
+        <w:t>本表当前的 `[确认]` 标记已按上述要求保留原样，等待本人核对。</w:t>
+      </w:r>
+      <w:r>
+        <w:rPr>
+          <w:rFonts w:ascii="Calibri" w:hAnsi="Calibri" w:eastAsia="Microsoft YaHei" w:cs="Microsoft YaHei"/>
+          <w:i/>
+          <w:color w:val="555555"/>
+          <w:sz w:val="19"/>
+        </w:rPr>
+        <w:t xml:space="preserve"> 下表为待重写版本。</w:t>
       </w:r>
     </w:p>
     <w:tbl>
@@ -11703,7 +11768,7 @@
                 <w:rFonts w:ascii="Calibri" w:hAnsi="Calibri" w:eastAsia="Microsoft YaHei" w:cs="Microsoft YaHei"/>
                 <w:sz w:val="19"/>
               </w:rPr>
-              <w:t xml:space="preserve"> 88 文件 / 25,795 行；</w:t>
+              <w:t xml:space="preserve"> 92 文件 / 26,782 行；</w:t>
             </w:r>
             <w:r>
               <w:rPr>
@@ -12037,7 +12102,22 @@
                 <w:b/>
                 <w:sz w:val="19"/>
               </w:rPr>
-              <w:t>中文→英文翻译（若由 LLM/AI 工具执行，属须披露的 AI 使用，见 §10.4 与 `docs/目标期刊AI披露政策表.md`）</w:t>
+              <w:t>中文→英文翻译（若由 LLM/AI 工具执行，属须披露的 AI 使用，见 §10.4 与 ``LearnFlow_研究设计与审阅档案.md`（</w:t>
+            </w:r>
+            <w:r>
+              <w:rPr>
+                <w:rFonts w:ascii="Calibri" w:hAnsi="Calibri" w:eastAsia="Microsoft YaHei" w:cs="Microsoft YaHei"/>
+                <w:sz w:val="19"/>
+              </w:rPr>
+              <w:t>其内容即本档第七部</w:t>
+            </w:r>
+            <w:r>
+              <w:rPr>
+                <w:rFonts w:ascii="Calibri" w:hAnsi="Calibri" w:eastAsia="Microsoft YaHei" w:cs="Microsoft YaHei"/>
+                <w:b/>
+                <w:sz w:val="19"/>
+              </w:rPr>
+              <w:t>，本档为二者的合并产物）（§10 目标期刊 AI 披露政策）`）</w:t>
             </w:r>
           </w:p>
         </w:tc>
@@ -12061,13 +12141,13 @@
     <w:p/>
     <w:p>
       <w:pPr>
-        <w:pStyle w:val="Heading2"/>
+        <w:pStyle w:val="Heading4"/>
         <w:spacing w:before="120" w:after="80"/>
       </w:pPr>
       <w:r>
         <w:rPr>
           <w:rFonts w:ascii="Calibri" w:hAnsi="Calibri" w:eastAsia="Microsoft YaHei" w:cs="Microsoft YaHei"/>
-          <w:sz w:val="27"/>
+          <w:sz w:val="22"/>
         </w:rPr>
         <w:t>10.2 可在仓库中核验的"工具使用痕迹"</w:t>
       </w:r>
@@ -12306,7 +12386,29 @@
                 <w:rFonts w:ascii="Consolas" w:hAnsi="Consolas" w:eastAsia="Microsoft YaHei" w:cs="Microsoft YaHei"/>
                 <w:sz w:val="19"/>
               </w:rPr>
-              <w:t>docs/_重写规范_事实基线与学术体例.md</w:t>
+              <w:t>`LearnFlow_研究设计与审阅档案.md</w:t>
+            </w:r>
+            <w:r>
+              <w:rPr>
+                <w:rFonts w:ascii="Calibri" w:hAnsi="Calibri" w:eastAsia="Microsoft YaHei" w:cs="Microsoft YaHei"/>
+                <w:sz w:val="19"/>
+              </w:rPr>
+              <w:t>（</w:t>
+            </w:r>
+            <w:r>
+              <w:rPr>
+                <w:rFonts w:ascii="Calibri" w:hAnsi="Calibri" w:eastAsia="Microsoft YaHei" w:cs="Microsoft YaHei"/>
+                <w:b/>
+                <w:sz w:val="19"/>
+              </w:rPr>
+              <w:t>其内容即本档第七部</w:t>
+            </w:r>
+            <w:r>
+              <w:rPr>
+                <w:rFonts w:ascii="Calibri" w:hAnsi="Calibri" w:eastAsia="Microsoft YaHei" w:cs="Microsoft YaHei"/>
+                <w:sz w:val="19"/>
+              </w:rPr>
+              <w:t>，本档为二者的合并产物）（§1 权威事实基线与写作体例）`</w:t>
             </w:r>
           </w:p>
         </w:tc>
@@ -12511,13 +12613,13 @@
     <w:p/>
     <w:p>
       <w:pPr>
-        <w:pStyle w:val="Heading2"/>
+        <w:pStyle w:val="Heading4"/>
         <w:spacing w:before="120" w:after="80"/>
       </w:pPr>
       <w:r>
         <w:rPr>
           <w:rFonts w:ascii="Calibri" w:hAnsi="Calibri" w:eastAsia="Microsoft YaHei" w:cs="Microsoft YaHei"/>
-          <w:sz w:val="27"/>
+          <w:sz w:val="22"/>
         </w:rPr>
         <w:t>10.3 工具使用的边界（本人对答辩的承诺）</w:t>
       </w:r>
@@ -12587,13 +12689,13 @@
     </w:p>
     <w:p>
       <w:pPr>
-        <w:pStyle w:val="Heading2"/>
+        <w:pStyle w:val="Heading4"/>
         <w:spacing w:before="120" w:after="80"/>
       </w:pPr>
       <w:r>
         <w:rPr>
           <w:rFonts w:ascii="Calibri" w:hAnsi="Calibri" w:eastAsia="Microsoft YaHei" w:cs="Microsoft YaHei"/>
-          <w:sz w:val="27"/>
+          <w:sz w:val="22"/>
         </w:rPr>
         <w:t>10.4 目标期刊的 AI 使用披露政策调查（</w:t>
       </w:r>
@@ -12601,14 +12703,14 @@
         <w:rPr>
           <w:rFonts w:ascii="Calibri" w:hAnsi="Calibri" w:eastAsia="Microsoft YaHei" w:cs="Microsoft YaHei"/>
           <w:b/>
-          <w:sz w:val="27"/>
+          <w:sz w:val="22"/>
         </w:rPr>
         <w:t>v1.1 已于 2026-09-23 完成核验</w:t>
       </w:r>
       <w:r>
         <w:rPr>
           <w:rFonts w:ascii="Calibri" w:hAnsi="Calibri" w:eastAsia="Microsoft YaHei" w:cs="Microsoft YaHei"/>
-          <w:sz w:val="27"/>
+          <w:sz w:val="22"/>
         </w:rPr>
         <w:t>）</w:t>
       </w:r>
@@ -12652,14 +12754,29 @@
           <w:rFonts w:ascii="Consolas" w:hAnsi="Consolas" w:eastAsia="Microsoft YaHei" w:cs="Microsoft YaHei"/>
           <w:sz w:val="21"/>
         </w:rPr>
-        <w:t>docs/目标期刊AI披露政策表.md</w:t>
-      </w:r>
-      <w:r>
-        <w:rPr>
-          <w:rFonts w:ascii="Calibri" w:hAnsi="Calibri" w:eastAsia="Microsoft YaHei" w:cs="Microsoft YaHei"/>
-          <w:sz w:val="21"/>
-        </w:rPr>
-        <w:t>）。政策会更新，</w:t>
+        <w:t>`LearnFlow_研究设计与审阅档案.md</w:t>
+      </w:r>
+      <w:r>
+        <w:rPr>
+          <w:rFonts w:ascii="Calibri" w:hAnsi="Calibri" w:eastAsia="Microsoft YaHei" w:cs="Microsoft YaHei"/>
+          <w:sz w:val="21"/>
+        </w:rPr>
+        <w:t>（</w:t>
+      </w:r>
+      <w:r>
+        <w:rPr>
+          <w:rFonts w:ascii="Calibri" w:hAnsi="Calibri" w:eastAsia="Microsoft YaHei" w:cs="Microsoft YaHei"/>
+          <w:b/>
+          <w:sz w:val="21"/>
+        </w:rPr>
+        <w:t>其内容即本档第七部</w:t>
+      </w:r>
+      <w:r>
+        <w:rPr>
+          <w:rFonts w:ascii="Calibri" w:hAnsi="Calibri" w:eastAsia="Microsoft YaHei" w:cs="Microsoft YaHei"/>
+          <w:sz w:val="21"/>
+        </w:rPr>
+        <w:t>，本档为二者的合并产物）（§10 目标期刊 AI 披露政策）`）。政策会更新，</w:t>
       </w:r>
       <w:r>
         <w:rPr>
@@ -13571,13 +13688,13 @@
     </w:p>
     <w:p>
       <w:pPr>
-        <w:pStyle w:val="Heading2"/>
+        <w:pStyle w:val="Heading4"/>
         <w:spacing w:before="120" w:after="80"/>
       </w:pPr>
       <w:r>
         <w:rPr>
           <w:rFonts w:ascii="Calibri" w:hAnsi="Calibri" w:eastAsia="Microsoft YaHei" w:cs="Microsoft YaHei"/>
-          <w:sz w:val="27"/>
+          <w:sz w:val="22"/>
         </w:rPr>
         <w:t>10.5 中文撰写 → 英文翻译的流程与披露（v1.1 新增）</w:t>
       </w:r>
@@ -13818,14 +13935,29 @@
           <w:rFonts w:ascii="Consolas" w:hAnsi="Consolas" w:eastAsia="Microsoft YaHei" w:cs="Microsoft YaHei"/>
           <w:sz w:val="21"/>
         </w:rPr>
-        <w:t>docs/目标期刊AI披露政策表.md</w:t>
-      </w:r>
-      <w:r>
-        <w:rPr>
-          <w:rFonts w:ascii="Calibri" w:hAnsi="Calibri" w:eastAsia="Microsoft YaHei" w:cs="Microsoft YaHei"/>
-          <w:sz w:val="21"/>
-        </w:rPr>
-        <w:t>。</w:t>
+        <w:t>`LearnFlow_研究设计与审阅档案.md</w:t>
+      </w:r>
+      <w:r>
+        <w:rPr>
+          <w:rFonts w:ascii="Calibri" w:hAnsi="Calibri" w:eastAsia="Microsoft YaHei" w:cs="Microsoft YaHei"/>
+          <w:sz w:val="21"/>
+        </w:rPr>
+        <w:t>（</w:t>
+      </w:r>
+      <w:r>
+        <w:rPr>
+          <w:rFonts w:ascii="Calibri" w:hAnsi="Calibri" w:eastAsia="Microsoft YaHei" w:cs="Microsoft YaHei"/>
+          <w:b/>
+          <w:sz w:val="21"/>
+        </w:rPr>
+        <w:t>其内容即本档第七部</w:t>
+      </w:r>
+      <w:r>
+        <w:rPr>
+          <w:rFonts w:ascii="Calibri" w:hAnsi="Calibri" w:eastAsia="Microsoft YaHei" w:cs="Microsoft YaHei"/>
+          <w:sz w:val="21"/>
+        </w:rPr>
+        <w:t>，本档为二者的合并产物）（§10 目标期刊 AI 披露政策）`。</w:t>
       </w:r>
     </w:p>
     <w:p>
@@ -13894,428 +14026,15 @@
     </w:p>
     <w:p>
       <w:pPr>
-        <w:pStyle w:val="Heading1"/>
-        <w:spacing w:before="200" w:after="80"/>
+        <w:pStyle w:val="Heading3"/>
+        <w:spacing w:before="120" w:after="80"/>
       </w:pPr>
       <w:r>
         <w:rPr>
           <w:rFonts w:ascii="Calibri" w:hAnsi="Calibri" w:eastAsia="Microsoft YaHei" w:cs="Microsoft YaHei"/>
-          <w:sz w:val="32"/>
-        </w:rPr>
-        <w:t>11 参考文献</w:t>
-      </w:r>
-    </w:p>
-    <w:p>
-      <w:pPr>
-        <w:pStyle w:val="ListNumber"/>
-        <w:spacing w:after="40"/>
-      </w:pPr>
-      <w:r>
-        <w:rPr>
-          <w:rFonts w:ascii="Calibri" w:hAnsi="Calibri" w:eastAsia="Microsoft YaHei" w:cs="Microsoft YaHei"/>
-          <w:sz w:val="21"/>
-        </w:rPr>
-        <w:t xml:space="preserve">Wilson, R. C., Shenhav, A., Straccia, M., &amp; Cohen, J. D. (2019). The Eighty Five Percent Rule for optimal learning. </w:t>
-      </w:r>
-      <w:r>
-        <w:rPr>
-          <w:rFonts w:ascii="Calibri" w:hAnsi="Calibri" w:eastAsia="Microsoft YaHei" w:cs="Microsoft YaHei"/>
-          <w:i/>
-          <w:sz w:val="21"/>
-        </w:rPr>
-        <w:t>Nature Communications</w:t>
-      </w:r>
-      <w:r>
-        <w:rPr>
-          <w:rFonts w:ascii="Calibri" w:hAnsi="Calibri" w:eastAsia="Microsoft YaHei" w:cs="Microsoft YaHei"/>
-          <w:sz w:val="21"/>
-        </w:rPr>
-        <w:t>, 10, 4646. DOI: 10.1038/s41467-019-12552-4.（适用边界见 Discussion 第 2、4、5 段，本文 §1.3 已按段落级引用更正）</w:t>
-      </w:r>
-    </w:p>
-    <w:p>
-      <w:pPr>
-        <w:pStyle w:val="ListNumber"/>
-        <w:spacing w:after="40"/>
-      </w:pPr>
-      <w:r>
-        <w:rPr>
-          <w:rFonts w:ascii="Calibri" w:hAnsi="Calibri" w:eastAsia="Microsoft YaHei" w:cs="Microsoft YaHei"/>
-          <w:sz w:val="21"/>
-        </w:rPr>
-        <w:t xml:space="preserve">Liu, Q., et al. (2025). Deep Learning Based Knowledge Tracing: A Review, a Tool and Empirical Studies. </w:t>
-      </w:r>
-      <w:r>
-        <w:rPr>
-          <w:rFonts w:ascii="Calibri" w:hAnsi="Calibri" w:eastAsia="Microsoft YaHei" w:cs="Microsoft YaHei"/>
-          <w:i/>
-          <w:sz w:val="21"/>
-        </w:rPr>
-        <w:t>IEEE Transactions on Knowledge and Data Engineering</w:t>
-      </w:r>
-      <w:r>
-        <w:rPr>
-          <w:rFonts w:ascii="Calibri" w:hAnsi="Calibri" w:eastAsia="Microsoft YaHei" w:cs="Microsoft YaHei"/>
-          <w:sz w:val="21"/>
-        </w:rPr>
-        <w:t>, 37(8), 4512–4536. DOI 10.1109/TKDE.2025.3552759</w:t>
-      </w:r>
-    </w:p>
-    <w:p>
-      <w:pPr>
-        <w:pStyle w:val="ListNumber"/>
-        <w:spacing w:after="40"/>
-      </w:pPr>
-      <w:r>
-        <w:rPr>
-          <w:rFonts w:ascii="Calibri" w:hAnsi="Calibri" w:eastAsia="Microsoft YaHei" w:cs="Microsoft YaHei"/>
-          <w:sz w:val="21"/>
-        </w:rPr>
-        <w:t xml:space="preserve">Ye, J., et al. (2022). A Stochastic Shortest Path Algorithm for Optimizing Spaced Repetition Scheduling. </w:t>
-      </w:r>
-      <w:r>
-        <w:rPr>
-          <w:rFonts w:ascii="Calibri" w:hAnsi="Calibri" w:eastAsia="Microsoft YaHei" w:cs="Microsoft YaHei"/>
-          <w:i/>
-          <w:sz w:val="21"/>
-        </w:rPr>
-        <w:t>Proceedings of ACM SIGKDD (KDD 2022)</w:t>
-      </w:r>
-      <w:r>
-        <w:rPr>
-          <w:rFonts w:ascii="Calibri" w:hAnsi="Calibri" w:eastAsia="Microsoft YaHei" w:cs="Microsoft YaHei"/>
-          <w:sz w:val="21"/>
-        </w:rPr>
-        <w:t>.</w:t>
-      </w:r>
-    </w:p>
-    <w:p>
-      <w:pPr>
-        <w:pStyle w:val="ListNumber"/>
-        <w:spacing w:after="40"/>
-      </w:pPr>
-      <w:r>
-        <w:rPr>
-          <w:rFonts w:ascii="Calibri" w:hAnsi="Calibri" w:eastAsia="Microsoft YaHei" w:cs="Microsoft YaHei"/>
-          <w:sz w:val="21"/>
-        </w:rPr>
-        <w:t xml:space="preserve">Castleman, B., Macar, U., &amp; Salleb-Aouissi, A. (2024). </w:t>
-      </w:r>
-      <w:r>
-        <w:rPr>
-          <w:rFonts w:ascii="Calibri" w:hAnsi="Calibri" w:eastAsia="Microsoft YaHei" w:cs="Microsoft YaHei"/>
-          <w:b/>
-          <w:sz w:val="21"/>
-        </w:rPr>
-        <w:t>Hierarchical Multi-Armed Bandits for the Concurrent Intelligent Tutoring of Concepts and Problems of Varying Difficulty Levels</w:t>
-      </w:r>
-      <w:r>
-        <w:rPr>
-          <w:rFonts w:ascii="Calibri" w:hAnsi="Calibri" w:eastAsia="Microsoft YaHei" w:cs="Microsoft YaHei"/>
-          <w:sz w:val="21"/>
-        </w:rPr>
-        <w:t xml:space="preserve">. </w:t>
-      </w:r>
-      <w:r>
-        <w:rPr>
-          <w:rFonts w:ascii="Calibri" w:hAnsi="Calibri" w:eastAsia="Microsoft YaHei" w:cs="Microsoft YaHei"/>
-          <w:i/>
-          <w:sz w:val="21"/>
-        </w:rPr>
-        <w:t>Deployable RL: From Research to Practice @ Reinforcement Learning Conference (RLC) 2024</w:t>
-      </w:r>
-      <w:r>
-        <w:rPr>
-          <w:rFonts w:ascii="Calibri" w:hAnsi="Calibri" w:eastAsia="Microsoft YaHei" w:cs="Microsoft YaHei"/>
-          <w:sz w:val="21"/>
-        </w:rPr>
-        <w:t>. arXiv:2408.07208.【</w:t>
-      </w:r>
-      <w:r>
-        <w:rPr>
-          <w:rFonts w:ascii="Calibri" w:hAnsi="Calibri" w:eastAsia="Microsoft YaHei" w:cs="Microsoft YaHei"/>
-          <w:b/>
-          <w:sz w:val="21"/>
-        </w:rPr>
-        <w:t>v1.1 更正</w:t>
-      </w:r>
-      <w:r>
-        <w:rPr>
-          <w:rFonts w:ascii="Calibri" w:hAnsi="Calibri" w:eastAsia="Microsoft YaHei" w:cs="Microsoft YaHei"/>
-          <w:sz w:val="21"/>
-        </w:rPr>
-        <w:t>：v1.0 的题名 "Reinforcement Learning for Adaptive Tutoring" 有误；该文为 RLC 2024 的 Deployable RL 研讨会论文，模拟规模为三组各 500 名学生（合计 1,500），非期刊长文】</w:t>
-      </w:r>
-    </w:p>
-    <w:p>
-      <w:pPr>
-        <w:pStyle w:val="ListNumber"/>
-        <w:spacing w:after="40"/>
-      </w:pPr>
-      <w:r>
-        <w:rPr>
-          <w:rFonts w:ascii="Calibri" w:hAnsi="Calibri" w:eastAsia="Microsoft YaHei" w:cs="Microsoft YaHei"/>
-          <w:sz w:val="21"/>
-        </w:rPr>
-        <w:t>Podimata, C., &amp; Slivkins, A. (</w:t>
-      </w:r>
-      <w:r>
-        <w:rPr>
-          <w:rFonts w:ascii="Calibri" w:hAnsi="Calibri" w:eastAsia="Microsoft YaHei" w:cs="Microsoft YaHei"/>
-          <w:b/>
-          <w:sz w:val="21"/>
-        </w:rPr>
-        <w:t>2021</w:t>
-      </w:r>
-      <w:r>
-        <w:rPr>
-          <w:rFonts w:ascii="Calibri" w:hAnsi="Calibri" w:eastAsia="Microsoft YaHei" w:cs="Microsoft YaHei"/>
-          <w:sz w:val="21"/>
-        </w:rPr>
-        <w:t xml:space="preserve">). Adversarial Lipschitz Bandits. </w:t>
-      </w:r>
-      <w:r>
-        <w:rPr>
-          <w:rFonts w:ascii="Calibri" w:hAnsi="Calibri" w:eastAsia="Microsoft YaHei" w:cs="Microsoft YaHei"/>
-          <w:i/>
-          <w:sz w:val="21"/>
-        </w:rPr>
-        <w:t>Conference on Learning Theory (COLT) 2021</w:t>
-      </w:r>
-      <w:r>
-        <w:rPr>
-          <w:rFonts w:ascii="Calibri" w:hAnsi="Calibri" w:eastAsia="Microsoft YaHei" w:cs="Microsoft YaHei"/>
-          <w:sz w:val="21"/>
-        </w:rPr>
-        <w:t>. arXiv:2006.12367.【</w:t>
-      </w:r>
-      <w:r>
-        <w:rPr>
-          <w:rFonts w:ascii="Calibri" w:hAnsi="Calibri" w:eastAsia="Microsoft YaHei" w:cs="Microsoft YaHei"/>
-          <w:b/>
-          <w:sz w:val="21"/>
-        </w:rPr>
-        <w:t>v1.1 更正</w:t>
-      </w:r>
-      <w:r>
-        <w:rPr>
-          <w:rFonts w:ascii="Calibri" w:hAnsi="Calibri" w:eastAsia="Microsoft YaHei" w:cs="Microsoft YaHei"/>
-          <w:sz w:val="21"/>
-        </w:rPr>
-        <w:t>：v1.0 标 2025；2025 是 arXiv v3 的更新年份，</w:t>
-      </w:r>
-      <w:r>
-        <w:rPr>
-          <w:rFonts w:ascii="Calibri" w:hAnsi="Calibri" w:eastAsia="Microsoft YaHei" w:cs="Microsoft YaHei"/>
-          <w:b/>
-          <w:sz w:val="21"/>
-        </w:rPr>
-        <w:t>不是会议年份</w:t>
-      </w:r>
-      <w:r>
-        <w:rPr>
-          <w:rFonts w:ascii="Calibri" w:hAnsi="Calibri" w:eastAsia="Microsoft YaHei" w:cs="Microsoft YaHei"/>
-          <w:sz w:val="21"/>
-        </w:rPr>
-        <w:t>。需要时并列 arXiv v3】</w:t>
-      </w:r>
-    </w:p>
-    <w:p>
-      <w:pPr>
-        <w:pStyle w:val="ListNumber"/>
-        <w:spacing w:after="40"/>
-      </w:pPr>
-      <w:r>
-        <w:rPr>
-          <w:rFonts w:ascii="Calibri" w:hAnsi="Calibri" w:eastAsia="Microsoft YaHei" w:cs="Microsoft YaHei"/>
-          <w:sz w:val="21"/>
-        </w:rPr>
-        <w:t>Nguyen, T., Gaucher, P., &amp; Vernade, C. (</w:t>
-      </w:r>
-      <w:r>
-        <w:rPr>
-          <w:rFonts w:ascii="Calibri" w:hAnsi="Calibri" w:eastAsia="Microsoft YaHei" w:cs="Microsoft YaHei"/>
-          <w:b/>
-          <w:sz w:val="21"/>
-        </w:rPr>
-        <w:t>2025</w:t>
-      </w:r>
-      <w:r>
-        <w:rPr>
-          <w:rFonts w:ascii="Calibri" w:hAnsi="Calibri" w:eastAsia="Microsoft YaHei" w:cs="Microsoft YaHei"/>
-          <w:sz w:val="21"/>
-        </w:rPr>
-        <w:t xml:space="preserve">). Non-Stationary Lipschitz Bandits. </w:t>
-      </w:r>
-      <w:r>
-        <w:rPr>
-          <w:rFonts w:ascii="Calibri" w:hAnsi="Calibri" w:eastAsia="Microsoft YaHei" w:cs="Microsoft YaHei"/>
-          <w:i/>
-          <w:sz w:val="21"/>
-        </w:rPr>
-        <w:t>Advances in Neural Information Processing Systems (NeurIPS) 2025</w:t>
-      </w:r>
-      <w:r>
-        <w:rPr>
-          <w:rFonts w:ascii="Calibri" w:hAnsi="Calibri" w:eastAsia="Microsoft YaHei" w:cs="Microsoft YaHei"/>
-          <w:sz w:val="21"/>
-        </w:rPr>
-        <w:t>. arXiv:2505.18871.【</w:t>
-      </w:r>
-      <w:r>
-        <w:rPr>
-          <w:rFonts w:ascii="Calibri" w:hAnsi="Calibri" w:eastAsia="Microsoft YaHei" w:cs="Microsoft YaHei"/>
-          <w:b/>
-          <w:sz w:val="21"/>
-        </w:rPr>
-        <w:t>v1.1 更正</w:t>
-      </w:r>
-      <w:r>
-        <w:rPr>
-          <w:rFonts w:ascii="Calibri" w:hAnsi="Calibri" w:eastAsia="Microsoft YaHei" w:cs="Microsoft YaHei"/>
-          <w:sz w:val="21"/>
-        </w:rPr>
-        <w:t>：v1.0 标 ICLR 2025；实为 NeurIPS 2025】</w:t>
-      </w:r>
-    </w:p>
-    <w:p>
-      <w:pPr>
-        <w:pStyle w:val="ListNumber"/>
-        <w:spacing w:after="40"/>
-      </w:pPr>
-      <w:r>
-        <w:rPr>
-          <w:rFonts w:ascii="Calibri" w:hAnsi="Calibri" w:eastAsia="Microsoft YaHei" w:cs="Microsoft YaHei"/>
-          <w:sz w:val="21"/>
-        </w:rPr>
-        <w:t xml:space="preserve">Xue, B., et al. (2025). Lexicographic Lipschitz Bandits. </w:t>
-      </w:r>
-      <w:r>
-        <w:rPr>
-          <w:rFonts w:ascii="Calibri" w:hAnsi="Calibri" w:eastAsia="Microsoft YaHei" w:cs="Microsoft YaHei"/>
-          <w:i/>
-          <w:sz w:val="21"/>
-        </w:rPr>
-        <w:t>Journal of Machine Learning Research</w:t>
-      </w:r>
-      <w:r>
-        <w:rPr>
-          <w:rFonts w:ascii="Calibri" w:hAnsi="Calibri" w:eastAsia="Microsoft YaHei" w:cs="Microsoft YaHei"/>
-          <w:sz w:val="21"/>
-        </w:rPr>
-        <w:t>, 26.</w:t>
-      </w:r>
-    </w:p>
-    <w:p>
-      <w:pPr>
-        <w:pStyle w:val="ListNumber"/>
-        <w:spacing w:after="40"/>
-      </w:pPr>
-      <w:r>
-        <w:rPr>
-          <w:rFonts w:ascii="Calibri" w:hAnsi="Calibri" w:eastAsia="Microsoft YaHei" w:cs="Microsoft YaHei"/>
-          <w:sz w:val="21"/>
-        </w:rPr>
-        <w:t xml:space="preserve">Chang, H.-S., Hsu, H.-J., &amp; Chen, K.-T. (2015). Modeling Exercise Relationships in E-Learning: A Unified Approach. </w:t>
-      </w:r>
-      <w:r>
-        <w:rPr>
-          <w:rFonts w:ascii="Calibri" w:hAnsi="Calibri" w:eastAsia="Microsoft YaHei" w:cs="Microsoft YaHei"/>
-          <w:i/>
-          <w:sz w:val="21"/>
-        </w:rPr>
-        <w:t>EDM 2015</w:t>
-      </w:r>
-      <w:r>
-        <w:rPr>
-          <w:rFonts w:ascii="Calibri" w:hAnsi="Calibri" w:eastAsia="Microsoft YaHei" w:cs="Microsoft YaHei"/>
-          <w:sz w:val="21"/>
-        </w:rPr>
-        <w:t>. （Junyi 数据集引用义务）</w:t>
-      </w:r>
-    </w:p>
-    <w:p>
-      <w:pPr>
-        <w:pStyle w:val="ListNumber"/>
-        <w:spacing w:after="40"/>
-      </w:pPr>
-      <w:r>
-        <w:rPr>
-          <w:rFonts w:ascii="Calibri" w:hAnsi="Calibri" w:eastAsia="Microsoft YaHei" w:cs="Microsoft YaHei"/>
-          <w:sz w:val="21"/>
-        </w:rPr>
-        <w:t xml:space="preserve">Abdelrahman, G., et al. (2022). DBE-KT22: A Knowledge Tracing Dataset Based on Online Student Evaluation. </w:t>
-      </w:r>
-      <w:r>
-        <w:rPr>
-          <w:rFonts w:ascii="Calibri" w:hAnsi="Calibri" w:eastAsia="Microsoft YaHei" w:cs="Microsoft YaHei"/>
-          <w:i/>
-          <w:sz w:val="21"/>
-        </w:rPr>
-        <w:t>arXiv:2208.12651</w:t>
-      </w:r>
-      <w:r>
-        <w:rPr>
-          <w:rFonts w:ascii="Calibri" w:hAnsi="Calibri" w:eastAsia="Microsoft YaHei" w:cs="Microsoft YaHei"/>
-          <w:sz w:val="21"/>
-        </w:rPr>
-        <w:t>. DOI 10.26193/6DZWOH</w:t>
-      </w:r>
-    </w:p>
-    <w:p>
-      <w:pPr>
-        <w:pStyle w:val="ListNumber"/>
-        <w:spacing w:after="40"/>
-      </w:pPr>
-      <w:r>
-        <w:rPr>
-          <w:rFonts w:ascii="Calibri" w:hAnsi="Calibri" w:eastAsia="Microsoft YaHei" w:cs="Microsoft YaHei"/>
-          <w:sz w:val="21"/>
-        </w:rPr>
-        <w:t xml:space="preserve">Liu, Z., et al. (2023). XES3G5M: A Knowledge Tracing Benchmark Dataset with Auxiliary Information. </w:t>
-      </w:r>
-      <w:r>
-        <w:rPr>
-          <w:rFonts w:ascii="Calibri" w:hAnsi="Calibri" w:eastAsia="Microsoft YaHei" w:cs="Microsoft YaHei"/>
-          <w:i/>
-          <w:sz w:val="21"/>
-        </w:rPr>
-        <w:t>NeurIPS 2023 Datasets and Benchmarks</w:t>
-      </w:r>
-      <w:r>
-        <w:rPr>
-          <w:rFonts w:ascii="Calibri" w:hAnsi="Calibri" w:eastAsia="Microsoft YaHei" w:cs="Microsoft YaHei"/>
-          <w:sz w:val="21"/>
-        </w:rPr>
-        <w:t>.</w:t>
-      </w:r>
-    </w:p>
-    <w:p>
-      <w:pPr>
-        <w:pStyle w:val="ListNumber"/>
-        <w:spacing w:after="40"/>
-      </w:pPr>
-      <w:r>
-        <w:rPr>
-          <w:rFonts w:ascii="Calibri" w:hAnsi="Calibri" w:eastAsia="Microsoft YaHei" w:cs="Microsoft YaHei"/>
-          <w:sz w:val="21"/>
-        </w:rPr>
-        <w:t xml:space="preserve">Feng, M., Heffernan, N., &amp; Koedinger, K. (2009). Addressing the assessment challenge in an online system that tutors as it assesses. </w:t>
-      </w:r>
-      <w:r>
-        <w:rPr>
-          <w:rFonts w:ascii="Calibri" w:hAnsi="Calibri" w:eastAsia="Microsoft YaHei" w:cs="Microsoft YaHei"/>
-          <w:i/>
-          <w:sz w:val="21"/>
-        </w:rPr>
-        <w:t>User Modeling and User-Adapted Interaction</w:t>
-      </w:r>
-      <w:r>
-        <w:rPr>
-          <w:rFonts w:ascii="Calibri" w:hAnsi="Calibri" w:eastAsia="Microsoft YaHei" w:cs="Microsoft YaHei"/>
-          <w:sz w:val="21"/>
-        </w:rPr>
-        <w:t>, 19, 243–266.</w:t>
+          <w:sz w:val="24"/>
+        </w:rPr>
+        <w:t>11 实验设计摘要：以 RQ2 为中心的随机分配实验</w:t>
       </w:r>
     </w:p>
     <w:p>
@@ -14329,11 +14048,21 @@
       <w:r>
         <w:rPr>
           <w:rFonts w:ascii="Calibri" w:hAnsi="Calibri" w:eastAsia="Microsoft YaHei" w:cs="Microsoft YaHei"/>
+          <w:b/>
           <w:i/>
           <w:color w:val="555555"/>
           <w:sz w:val="19"/>
         </w:rPr>
-        <w:t xml:space="preserve">完整文献库（BibTeX）见 </w:t>
+        <w:t>本节依导师 2026-09-29 第二次审阅意见 §11 写入，性质为设计摘要；最终方案在 10 月 6 日面谈中确定。</w:t>
+      </w:r>
+      <w:r>
+        <w:rPr>
+          <w:rFonts w:ascii="Calibri" w:hAnsi="Calibri" w:eastAsia="Microsoft YaHei" w:cs="Microsoft YaHei"/>
+          <w:i/>
+          <w:color w:val="555555"/>
+          <w:sz w:val="19"/>
+        </w:rPr>
+        <w:t xml:space="preserve"> 起点为本计划配套的 </w:t>
       </w:r>
       <w:r>
         <w:rPr>
@@ -14342,7 +14071,7 @@
           <w:color w:val="555555"/>
           <w:sz w:val="19"/>
         </w:rPr>
-        <w:t>docs/references.bib</w:t>
+        <w:t>`LearnFlow_研究设计与审阅档案.md</w:t>
       </w:r>
       <w:r>
         <w:rPr>
@@ -14351,16 +14080,17 @@
           <w:color w:val="555555"/>
           <w:sz w:val="19"/>
         </w:rPr>
-        <w:t xml:space="preserve">。凡本计划引用的外部事实，须在稿件中按 </w:t>
-      </w:r>
-      <w:r>
-        <w:rPr>
-          <w:rFonts w:ascii="Consolas" w:hAnsi="Consolas" w:eastAsia="Microsoft YaHei" w:cs="Microsoft YaHei"/>
+        <w:t>（</w:t>
+      </w:r>
+      <w:r>
+        <w:rPr>
+          <w:rFonts w:ascii="Calibri" w:hAnsi="Calibri" w:eastAsia="Microsoft YaHei" w:cs="Microsoft YaHei"/>
+          <w:b/>
           <w:i/>
           <w:color w:val="555555"/>
           <w:sz w:val="19"/>
         </w:rPr>
-        <w:t>[@citekey]</w:t>
+        <w:t>其内容即本档第七部</w:t>
       </w:r>
       <w:r>
         <w:rPr>
@@ -14369,28 +14099,20 @@
           <w:color w:val="555555"/>
           <w:sz w:val="19"/>
         </w:rPr>
-        <w:t xml:space="preserve"> 形式引用，并确保键存在于该文献库。</w:t>
+        <w:t>，本档为二者的合并产物）（§9 第二阶段人类被试计划表）`（K12 学校以班级为单位的聚类随机，每臂 154~241 人，仅测知觉指标时），合作学校尚未确定。 本节把"必须有真实对象才能确立"的结论收敛为一个实验，并用其产生的资料同时验证其余三条链。</w:t>
       </w:r>
     </w:p>
     <w:p>
       <w:pPr>
-        <w:pBdr>
-          <w:bottom w:val="single" w:sz="6" w:space="1" w:color="999999"/>
-        </w:pBdr>
-        <w:spacing w:after="40"/>
+        <w:pStyle w:val="Heading4"/>
+        <w:spacing w:before="120" w:after="80"/>
       </w:pPr>
-    </w:p>
-    <w:p>
-      <w:pPr>
-        <w:pStyle w:val="Heading1"/>
-        <w:spacing w:before="200" w:after="80"/>
-      </w:pPr>
-      <w:r>
-        <w:rPr>
-          <w:rFonts w:ascii="Calibri" w:hAnsi="Calibri" w:eastAsia="Microsoft YaHei" w:cs="Microsoft YaHei"/>
-          <w:sz w:val="32"/>
-        </w:rPr>
-        <w:t>附录 A 术语与口径对照</w:t>
+      <w:r>
+        <w:rPr>
+          <w:rFonts w:ascii="Calibri" w:hAnsi="Calibri" w:eastAsia="Microsoft YaHei" w:cs="Microsoft YaHei"/>
+          <w:sz w:val="22"/>
+        </w:rPr>
+        <w:t>11.1 必须有人参与的结论只有一个</w:t>
       </w:r>
     </w:p>
     <w:tbl>
@@ -14430,7 +14152,7 @@
                 <w:b/>
                 <w:sz w:val="19"/>
               </w:rPr>
-              <w:t>术语</w:t>
+              <w:t>问题</w:t>
             </w:r>
           </w:p>
         </w:tc>
@@ -14451,7 +14173,7 @@
                 <w:b/>
                 <w:sz w:val="19"/>
               </w:rPr>
-              <w:t>英文</w:t>
+              <w:t>是否需要真实对象</w:t>
             </w:r>
           </w:p>
         </w:tc>
@@ -14472,7 +14194,7 @@
                 <w:b/>
                 <w:sz w:val="19"/>
               </w:rPr>
-              <w:t>操作化定义</w:t>
+              <w:t>确立结论的方法</w:t>
             </w:r>
           </w:p>
         </w:tc>
@@ -14489,7 +14211,7 @@
                 <w:rFonts w:ascii="Calibri" w:hAnsi="Calibri" w:eastAsia="Microsoft YaHei" w:cs="Microsoft YaHei"/>
                 <w:sz w:val="19"/>
               </w:rPr>
-              <w:t>难度可公度性</w:t>
+              <w:t>RQ1 测量（M1）</w:t>
             </w:r>
           </w:p>
         </w:tc>
@@ -14504,7 +14226,7 @@
                 <w:rFonts w:ascii="Calibri" w:hAnsi="Calibri" w:eastAsia="Microsoft YaHei" w:cs="Microsoft YaHei"/>
                 <w:sz w:val="19"/>
               </w:rPr>
-              <w:t>commensurability of difficulty</w:t>
+              <w:t>不需要</w:t>
             </w:r>
           </w:p>
         </w:tc>
@@ -14519,7 +14241,7 @@
                 <w:rFonts w:ascii="Calibri" w:hAnsi="Calibri" w:eastAsia="Microsoft YaHei" w:cs="Microsoft YaHei"/>
                 <w:sz w:val="19"/>
               </w:rPr>
-              <w:t>各难度源是否同属一个可作线性组合的量纲类型</w:t>
+              <w:t>公开日志足够。人类实验中只作辅助验证</w:t>
             </w:r>
           </w:p>
         </w:tc>
@@ -14536,7 +14258,7 @@
                 <w:rFonts w:ascii="Calibri" w:hAnsi="Calibri" w:eastAsia="Microsoft YaHei" w:cs="Microsoft YaHei"/>
                 <w:sz w:val="19"/>
               </w:rPr>
-              <w:t>不稳定性命题</w:t>
+              <w:t>RQ2 85% 规则</w:t>
             </w:r>
           </w:p>
         </w:tc>
@@ -14549,9 +14271,10 @@
             <w:r>
               <w:rPr>
                 <w:rFonts w:ascii="Calibri" w:hAnsi="Calibri" w:eastAsia="Microsoft YaHei" w:cs="Microsoft YaHei"/>
-                <w:sz w:val="19"/>
-              </w:rPr>
-              <w:t>instability proposition</w:t>
+                <w:b/>
+                <w:sz w:val="19"/>
+              </w:rPr>
+              <w:t>需要</w:t>
             </w:r>
           </w:p>
         </w:tc>
@@ -14566,7 +14289,7 @@
                 <w:rFonts w:ascii="Calibri" w:hAnsi="Calibri" w:eastAsia="Microsoft YaHei" w:cs="Microsoft YaHei"/>
                 <w:sz w:val="19"/>
               </w:rPr>
-              <w:t>线性 [0,1] 归一化加权下，有效权重随任一源单调重参数化而漂移</w:t>
+              <w:t>观察日志无法建立识别（§4.5 与本计划 §3.2）。除随机分配难度的实验，别无他路</w:t>
             </w:r>
           </w:p>
         </w:tc>
@@ -14583,7 +14306,7 @@
                 <w:rFonts w:ascii="Calibri" w:hAnsi="Calibri" w:eastAsia="Microsoft YaHei" w:cs="Microsoft YaHei"/>
                 <w:sz w:val="19"/>
               </w:rPr>
-              <w:t>有效权重</w:t>
+              <w:t>RQ3 LLM 难度先验（M3）</w:t>
             </w:r>
           </w:p>
         </w:tc>
@@ -14598,7 +14321,7 @@
                 <w:rFonts w:ascii="Calibri" w:hAnsi="Calibri" w:eastAsia="Microsoft YaHei" w:cs="Microsoft YaHei"/>
                 <w:sz w:val="19"/>
               </w:rPr>
-              <w:t>effective weight</w:t>
+              <w:t>不需要</w:t>
             </w:r>
           </w:p>
         </w:tc>
@@ -14613,7 +14336,7 @@
                 <w:rFonts w:ascii="Calibri" w:hAnsi="Calibri" w:eastAsia="Microsoft YaHei" w:cs="Microsoft YaHei"/>
                 <w:sz w:val="19"/>
               </w:rPr>
-              <w:t>由边际贡献而非名义系数定义的权重</w:t>
+              <w:t>但若人类实验中收集到新编题目的真实正确率，就能用 LLM 训练时从未见过的题目来验证</w:t>
             </w:r>
           </w:p>
         </w:tc>
@@ -14630,7 +14353,7 @@
                 <w:rFonts w:ascii="Calibri" w:hAnsi="Calibri" w:eastAsia="Microsoft YaHei" w:cs="Microsoft YaHei"/>
                 <w:sz w:val="19"/>
               </w:rPr>
-              <w:t>分位公制</w:t>
+              <w:t>RQ4 冲突（M2）</w:t>
             </w:r>
           </w:p>
         </w:tc>
@@ -14645,7 +14368,7 @@
                 <w:rFonts w:ascii="Calibri" w:hAnsi="Calibri" w:eastAsia="Microsoft YaHei" w:cs="Microsoft YaHei"/>
                 <w:sz w:val="19"/>
               </w:rPr>
-              <w:t>quantile metric</w:t>
+              <w:t>可选</w:t>
             </w:r>
           </w:p>
         </w:tc>
@@ -14660,195 +14383,7 @@
                 <w:rFonts w:ascii="Calibri" w:hAnsi="Calibri" w:eastAsia="Microsoft YaHei" w:cs="Microsoft YaHei"/>
                 <w:sz w:val="19"/>
               </w:rPr>
-              <w:t>经验 CDF → logit 的分位链接所构造的公共尺度</w:t>
-            </w:r>
-          </w:p>
-        </w:tc>
-      </w:tr>
-      <w:tr>
-        <w:tc>
-          <w:tcPr>
-            <w:tcW w:type="dxa" w:w="4413"/>
-          </w:tcPr>
-          <w:p>
-            <w:r/>
-            <w:r>
-              <w:rPr>
-                <w:rFonts w:ascii="Calibri" w:hAnsi="Calibri" w:eastAsia="Microsoft YaHei" w:cs="Microsoft YaHei"/>
-                <w:sz w:val="19"/>
-              </w:rPr>
-              <w:t>可提取性</w:t>
-            </w:r>
-          </w:p>
-        </w:tc>
-        <w:tc>
-          <w:tcPr>
-            <w:tcW w:type="dxa" w:w="4413"/>
-          </w:tcPr>
-          <w:p>
-            <w:r/>
-            <w:r>
-              <w:rPr>
-                <w:rFonts w:ascii="Calibri" w:hAnsi="Calibri" w:eastAsia="Microsoft YaHei" w:cs="Microsoft YaHei"/>
-                <w:sz w:val="19"/>
-              </w:rPr>
-              <w:t>extractability</w:t>
-            </w:r>
-          </w:p>
-        </w:tc>
-        <w:tc>
-          <w:tcPr>
-            <w:tcW w:type="dxa" w:w="4413"/>
-          </w:tcPr>
-          <w:p>
-            <w:r/>
-            <w:r>
-              <w:rPr>
-                <w:rFonts w:ascii="Calibri" w:hAnsi="Calibri" w:eastAsia="Microsoft YaHei" w:cs="Microsoft YaHei"/>
-                <w:sz w:val="19"/>
-              </w:rPr>
-              <w:t>记忆状态下可召回概率，用于决策状态而非预测目标</w:t>
-            </w:r>
-          </w:p>
-        </w:tc>
-      </w:tr>
-      <w:tr>
-        <w:tc>
-          <w:tcPr>
-            <w:tcW w:type="dxa" w:w="4413"/>
-          </w:tcPr>
-          <w:p>
-            <w:r/>
-            <w:r>
-              <w:rPr>
-                <w:rFonts w:ascii="Calibri" w:hAnsi="Calibri" w:eastAsia="Microsoft YaHei" w:cs="Microsoft YaHei"/>
-                <w:sz w:val="19"/>
-              </w:rPr>
-              <w:t>爬坡摩擦</w:t>
-            </w:r>
-          </w:p>
-        </w:tc>
-        <w:tc>
-          <w:tcPr>
-            <w:tcW w:type="dxa" w:w="4413"/>
-          </w:tcPr>
-          <w:p>
-            <w:r/>
-            <w:r>
-              <w:rPr>
-                <w:rFonts w:ascii="Calibri" w:hAnsi="Calibri" w:eastAsia="Microsoft YaHei" w:cs="Microsoft YaHei"/>
-                <w:sz w:val="19"/>
-              </w:rPr>
-              <w:t>climbing friction</w:t>
-            </w:r>
-          </w:p>
-        </w:tc>
-        <w:tc>
-          <w:tcPr>
-            <w:tcW w:type="dxa" w:w="4413"/>
-          </w:tcPr>
-          <w:p>
-            <w:r/>
-            <w:r>
-              <w:rPr>
-                <w:rFonts w:ascii="Calibri" w:hAnsi="Calibri" w:eastAsia="Microsoft YaHei" w:cs="Microsoft YaHei"/>
-                <w:sz w:val="19"/>
-              </w:rPr>
-              <w:t>下降转移成功率与上升转移成功率之差</w:t>
-            </w:r>
-          </w:p>
-        </w:tc>
-      </w:tr>
-      <w:tr>
-        <w:tc>
-          <w:tcPr>
-            <w:tcW w:type="dxa" w:w="4413"/>
-          </w:tcPr>
-          <w:p>
-            <w:r/>
-            <w:r>
-              <w:rPr>
-                <w:rFonts w:ascii="Calibri" w:hAnsi="Calibri" w:eastAsia="Microsoft YaHei" w:cs="Microsoft YaHei"/>
-                <w:sz w:val="19"/>
-              </w:rPr>
-              <w:t>一致性增益</w:t>
-            </w:r>
-          </w:p>
-        </w:tc>
-        <w:tc>
-          <w:tcPr>
-            <w:tcW w:type="dxa" w:w="4413"/>
-          </w:tcPr>
-          <w:p>
-            <w:r/>
-            <w:r>
-              <w:rPr>
-                <w:rFonts w:ascii="Calibri" w:hAnsi="Calibri" w:eastAsia="Microsoft YaHei" w:cs="Microsoft YaHei"/>
-                <w:sz w:val="19"/>
-              </w:rPr>
-              <w:t>consistency gain</w:t>
-            </w:r>
-          </w:p>
-        </w:tc>
-        <w:tc>
-          <w:tcPr>
-            <w:tcW w:type="dxa" w:w="4413"/>
-          </w:tcPr>
-          <w:p>
-            <w:r/>
-            <w:r>
-              <w:rPr>
-                <w:rFonts w:ascii="Calibri" w:hAnsi="Calibri" w:eastAsia="Microsoft YaHei" w:cs="Microsoft YaHei"/>
-                <w:sz w:val="19"/>
-              </w:rPr>
-              <w:t>融合结果与专家标签的一致度提升，区别于预测力提升</w:t>
-            </w:r>
-          </w:p>
-        </w:tc>
-      </w:tr>
-      <w:tr>
-        <w:tc>
-          <w:tcPr>
-            <w:tcW w:type="dxa" w:w="4413"/>
-          </w:tcPr>
-          <w:p>
-            <w:r/>
-            <w:r>
-              <w:rPr>
-                <w:rFonts w:ascii="Calibri" w:hAnsi="Calibri" w:eastAsia="Microsoft YaHei" w:cs="Microsoft YaHei"/>
-                <w:sz w:val="19"/>
-              </w:rPr>
-              <w:t>诚实缺口</w:t>
-            </w:r>
-          </w:p>
-        </w:tc>
-        <w:tc>
-          <w:tcPr>
-            <w:tcW w:type="dxa" w:w="4413"/>
-          </w:tcPr>
-          <w:p>
-            <w:r/>
-            <w:r>
-              <w:rPr>
-                <w:rFonts w:ascii="Calibri" w:hAnsi="Calibri" w:eastAsia="Microsoft YaHei" w:cs="Microsoft YaHei"/>
-                <w:sz w:val="19"/>
-              </w:rPr>
-              <w:t>honest gap</w:t>
-            </w:r>
-          </w:p>
-        </w:tc>
-        <w:tc>
-          <w:tcPr>
-            <w:tcW w:type="dxa" w:w="4413"/>
-          </w:tcPr>
-          <w:p>
-            <w:r/>
-            <w:r>
-              <w:rPr>
-                <w:rFonts w:ascii="Calibri" w:hAnsi="Calibri" w:eastAsia="Microsoft YaHei" w:cs="Microsoft YaHei"/>
-                <w:sz w:val="19"/>
-              </w:rPr>
-              <w:t>预注册中列明但本轮未执行的分项</w:t>
+              <w:t>在只开启具备真实逻辑功能的小规模部署中收集账本记录</w:t>
             </w:r>
           </w:p>
         </w:tc>
@@ -14857,15 +14392,643 @@
     <w:p/>
     <w:p>
       <w:pPr>
-        <w:pStyle w:val="Heading1"/>
-        <w:spacing w:before="200" w:after="80"/>
+        <w:spacing w:after="120"/>
       </w:pPr>
       <w:r>
         <w:rPr>
           <w:rFonts w:ascii="Calibri" w:hAnsi="Calibri" w:eastAsia="Microsoft YaHei" w:cs="Microsoft YaHei"/>
-          <w:sz w:val="32"/>
-        </w:rPr>
-        <w:t>附录 B 复算命令清单（v1.1 扩充）</w:t>
+          <w:sz w:val="21"/>
+        </w:rPr>
+        <w:t>因此以 RQ2 为中心设计一个实验，并用其产生的资料同时验证 RQ1 与 RQ3。</w:t>
+      </w:r>
+    </w:p>
+    <w:p>
+      <w:pPr>
+        <w:pStyle w:val="Heading4"/>
+        <w:spacing w:before="120" w:after="80"/>
+      </w:pPr>
+      <w:r>
+        <w:rPr>
+          <w:rFonts w:ascii="Calibri" w:hAnsi="Calibri" w:eastAsia="Microsoft YaHei" w:cs="Microsoft YaHei"/>
+          <w:sz w:val="22"/>
+        </w:rPr>
+        <w:t>11.2 RQ2 主实验设计</w:t>
+      </w:r>
+    </w:p>
+    <w:tbl>
+      <w:tblPr>
+        <w:tblW w:type="auto" w:w="0"/>
+        <w:jc w:val="center"/>
+        <w:tblLook w:firstColumn="1" w:firstRow="1" w:lastColumn="0" w:lastRow="0" w:noHBand="0" w:noVBand="1" w:val="04A0"/>
+        <w:tblBorders>
+          <w:top w:val="single" w:sz="4" w:space="0" w:color="888888"/>
+          <w:left w:val="single" w:sz="4" w:space="0" w:color="888888"/>
+          <w:bottom w:val="single" w:sz="4" w:space="0" w:color="888888"/>
+          <w:right w:val="single" w:sz="4" w:space="0" w:color="888888"/>
+          <w:insideH w:val="single" w:sz="4" w:space="0" w:color="888888"/>
+          <w:insideV w:val="single" w:sz="4" w:space="0" w:color="888888"/>
+        </w:tblBorders>
+      </w:tblPr>
+      <w:tblGrid>
+        <w:gridCol w:w="4413"/>
+        <w:gridCol w:w="4413"/>
+        <w:gridCol w:w="4413"/>
+      </w:tblGrid>
+      <w:tr>
+        <w:tc>
+          <w:tcPr>
+            <w:tcW w:type="dxa" w:w="4413"/>
+            <w:shd w:val="clear" w:color="auto" w:fill="DDDDDD"/>
+          </w:tcPr>
+          <w:p>
+            <w:r>
+              <w:rPr>
+                <w:b/>
+              </w:rPr>
+            </w:r>
+            <w:r>
+              <w:rPr>
+                <w:rFonts w:ascii="Calibri" w:hAnsi="Calibri" w:eastAsia="Microsoft YaHei" w:cs="Microsoft YaHei"/>
+                <w:b/>
+                <w:sz w:val="19"/>
+              </w:rPr>
+              <w:t>项目</w:t>
+            </w:r>
+          </w:p>
+        </w:tc>
+        <w:tc>
+          <w:tcPr>
+            <w:tcW w:type="dxa" w:w="4413"/>
+            <w:shd w:val="clear" w:color="auto" w:fill="DDDDDD"/>
+          </w:tcPr>
+          <w:p>
+            <w:r>
+              <w:rPr>
+                <w:b/>
+              </w:rPr>
+            </w:r>
+            <w:r>
+              <w:rPr>
+                <w:rFonts w:ascii="Calibri" w:hAnsi="Calibri" w:eastAsia="Microsoft YaHei" w:cs="Microsoft YaHei"/>
+                <w:b/>
+                <w:sz w:val="19"/>
+              </w:rPr>
+              <w:t>设计</w:t>
+            </w:r>
+          </w:p>
+        </w:tc>
+        <w:tc>
+          <w:tcPr>
+            <w:tcW w:type="dxa" w:w="4413"/>
+            <w:shd w:val="clear" w:color="auto" w:fill="DDDDDD"/>
+          </w:tcPr>
+          <w:p>
+            <w:r>
+              <w:rPr>
+                <w:b/>
+              </w:rPr>
+            </w:r>
+            <w:r>
+              <w:rPr>
+                <w:rFonts w:ascii="Calibri" w:hAnsi="Calibri" w:eastAsia="Microsoft YaHei" w:cs="Microsoft YaHei"/>
+                <w:b/>
+                <w:sz w:val="19"/>
+              </w:rPr>
+              <w:t>理由</w:t>
+            </w:r>
+          </w:p>
+        </w:tc>
+      </w:tr>
+      <w:tr>
+        <w:tc>
+          <w:tcPr>
+            <w:tcW w:type="dxa" w:w="4413"/>
+          </w:tcPr>
+          <w:p>
+            <w:r/>
+            <w:r>
+              <w:rPr>
+                <w:rFonts w:ascii="Calibri" w:hAnsi="Calibri" w:eastAsia="Microsoft YaHei" w:cs="Microsoft YaHei"/>
+                <w:sz w:val="19"/>
+              </w:rPr>
+              <w:t>对象</w:t>
+            </w:r>
+          </w:p>
+        </w:tc>
+        <w:tc>
+          <w:tcPr>
+            <w:tcW w:type="dxa" w:w="4413"/>
+          </w:tcPr>
+          <w:p>
+            <w:r/>
+            <w:r>
+              <w:rPr>
+                <w:rFonts w:ascii="Calibri" w:hAnsi="Calibri" w:eastAsia="Microsoft YaHei" w:cs="Microsoft YaHei"/>
+                <w:sz w:val="19"/>
+              </w:rPr>
+              <w:t>先从成年大学生开始，以个人为单位随机分配</w:t>
+            </w:r>
+          </w:p>
+        </w:tc>
+        <w:tc>
+          <w:tcPr>
+            <w:tcW w:type="dxa" w:w="4413"/>
+          </w:tcPr>
+          <w:p>
+            <w:r/>
+            <w:r>
+              <w:rPr>
+                <w:rFonts w:ascii="Calibri" w:hAnsi="Calibri" w:eastAsia="Microsoft YaHei" w:cs="Microsoft YaHei"/>
+                <w:sz w:val="19"/>
+              </w:rPr>
+              <w:t>K12 需合作学校与监护人同意，又是聚类设计，每臂需 154~241 人（那还是知觉指标的标准，若测学习提升需要更多）。成年人按个人分配时，两组比较（d = 0.4）每组约 100 人</w:t>
+            </w:r>
+          </w:p>
+        </w:tc>
+      </w:tr>
+      <w:tr>
+        <w:tc>
+          <w:tcPr>
+            <w:tcW w:type="dxa" w:w="4413"/>
+          </w:tcPr>
+          <w:p>
+            <w:r/>
+            <w:r>
+              <w:rPr>
+                <w:rFonts w:ascii="Calibri" w:hAnsi="Calibri" w:eastAsia="Microsoft YaHei" w:cs="Microsoft YaHei"/>
+                <w:sz w:val="19"/>
+              </w:rPr>
+              <w:t>任务</w:t>
+            </w:r>
+          </w:p>
+        </w:tc>
+        <w:tc>
+          <w:tcPr>
+            <w:tcW w:type="dxa" w:w="4413"/>
+          </w:tcPr>
+          <w:p>
+            <w:r/>
+            <w:r>
+              <w:rPr>
+                <w:rFonts w:ascii="Calibri" w:hAnsi="Calibri" w:eastAsia="Microsoft YaHei" w:cs="Microsoft YaHei"/>
+                <w:sz w:val="19"/>
+              </w:rPr>
+              <w:t>能大量编制自动评分题目的科目。例：分数·概率计算、"这条 Linux 命令的输出是什么？"</w:t>
+            </w:r>
+          </w:p>
+        </w:tc>
+        <w:tc>
+          <w:tcPr>
+            <w:tcW w:type="dxa" w:w="4413"/>
+          </w:tcPr>
+          <w:p>
+            <w:r/>
+            <w:r>
+              <w:rPr>
+                <w:rFonts w:ascii="Calibri" w:hAnsi="Calibri" w:eastAsia="Microsoft YaHei" w:cs="Microsoft YaHei"/>
+                <w:sz w:val="19"/>
+              </w:rPr>
+              <w:t>题目要多才能对准目标难度；新编题目也不用担心混入 LLM 训练数据</w:t>
+            </w:r>
+          </w:p>
+        </w:tc>
+      </w:tr>
+      <w:tr>
+        <w:tc>
+          <w:tcPr>
+            <w:tcW w:type="dxa" w:w="4413"/>
+          </w:tcPr>
+          <w:p>
+            <w:r/>
+            <w:r>
+              <w:rPr>
+                <w:rFonts w:ascii="Calibri" w:hAnsi="Calibri" w:eastAsia="Microsoft YaHei" w:cs="Microsoft YaHei"/>
+                <w:sz w:val="19"/>
+              </w:rPr>
+              <w:t>处理（操纵）</w:t>
+            </w:r>
+          </w:p>
+        </w:tc>
+        <w:tc>
+          <w:tcPr>
+            <w:tcW w:type="dxa" w:w="4413"/>
+          </w:tcPr>
+          <w:p>
+            <w:r/>
+            <w:r>
+              <w:rPr>
+                <w:rFonts w:ascii="Calibri" w:hAnsi="Calibri" w:eastAsia="Microsoft YaHei" w:cs="Microsoft YaHei"/>
+                <w:sz w:val="19"/>
+              </w:rPr>
+              <w:t>目标正确率 65% / 75% / 85% / 95%。应用用学生能力估计与题目难度计算预测正确率，给出最接近目标的题目</w:t>
+            </w:r>
+          </w:p>
+        </w:tc>
+        <w:tc>
+          <w:tcPr>
+            <w:tcW w:type="dxa" w:w="4413"/>
+          </w:tcPr>
+          <w:p>
+            <w:r/>
+            <w:r>
+              <w:rPr>
+                <w:rFonts w:ascii="Calibri" w:hAnsi="Calibri" w:eastAsia="Microsoft YaHei" w:cs="Microsoft YaHei"/>
+                <w:sz w:val="19"/>
+              </w:rPr>
+              <w:t>"系统所选的难度"就是处理，正是 85% 规则所说的那个量。由于随机分配，不会出现 §4.5 第 1 版 AIPW 那样的识别问题</w:t>
+            </w:r>
+          </w:p>
+        </w:tc>
+      </w:tr>
+      <w:tr>
+        <w:tc>
+          <w:tcPr>
+            <w:tcW w:type="dxa" w:w="4413"/>
+          </w:tcPr>
+          <w:p>
+            <w:r/>
+            <w:r>
+              <w:rPr>
+                <w:rFonts w:ascii="Calibri" w:hAnsi="Calibri" w:eastAsia="Microsoft YaHei" w:cs="Microsoft YaHei"/>
+                <w:sz w:val="19"/>
+              </w:rPr>
+              <w:t>设计</w:t>
+            </w:r>
+          </w:p>
+        </w:tc>
+        <w:tc>
+          <w:tcPr>
+            <w:tcW w:type="dxa" w:w="4413"/>
+          </w:tcPr>
+          <w:p>
+            <w:r/>
+            <w:r>
+              <w:rPr>
+                <w:rFonts w:ascii="Calibri" w:hAnsi="Calibri" w:eastAsia="Microsoft YaHei" w:cs="Microsoft YaHei"/>
+                <w:sz w:val="19"/>
+              </w:rPr>
+              <w:t>被试内设计。一名学生用不同目标难度练习 4 个相互独立的主题，主题与顺序的组合用拉丁方平衡。另设一个不练习的第五个主题</w:t>
+            </w:r>
+          </w:p>
+        </w:tc>
+        <w:tc>
+          <w:tcPr>
+            <w:tcW w:type="dxa" w:w="4413"/>
+          </w:tcPr>
+          <w:p>
+            <w:r/>
+            <w:r>
+              <w:rPr>
+                <w:rFonts w:ascii="Calibri" w:hAnsi="Calibri" w:eastAsia="Microsoft YaHei" w:cs="Microsoft YaHei"/>
+                <w:sz w:val="19"/>
+              </w:rPr>
+              <w:t>学生成为自己的对照组，样本减少。两条件配对比较（d_z = 0.4）约 50 人</w:t>
+            </w:r>
+          </w:p>
+        </w:tc>
+      </w:tr>
+      <w:tr>
+        <w:tc>
+          <w:tcPr>
+            <w:tcW w:type="dxa" w:w="4413"/>
+          </w:tcPr>
+          <w:p>
+            <w:r/>
+            <w:r>
+              <w:rPr>
+                <w:rFonts w:ascii="Calibri" w:hAnsi="Calibri" w:eastAsia="Microsoft YaHei" w:cs="Microsoft YaHei"/>
+                <w:sz w:val="19"/>
+              </w:rPr>
+              <w:t>结局测量</w:t>
+            </w:r>
+          </w:p>
+        </w:tc>
+        <w:tc>
+          <w:tcPr>
+            <w:tcW w:type="dxa" w:w="4413"/>
+          </w:tcPr>
+          <w:p>
+            <w:r/>
+            <w:r>
+              <w:rPr>
+                <w:rFonts w:ascii="Calibri" w:hAnsi="Calibri" w:eastAsia="Microsoft YaHei" w:cs="Microsoft YaHei"/>
+                <w:sz w:val="19"/>
+              </w:rPr>
+              <w:t>前测 → 各主题练习（20~30 分钟）→ 即时测验 → 1 周后延迟测验。与练习题不重叠的平行题</w:t>
+            </w:r>
+          </w:p>
+        </w:tc>
+        <w:tc>
+          <w:tcPr>
+            <w:tcW w:type="dxa" w:w="4413"/>
+          </w:tcPr>
+          <w:p>
+            <w:r/>
+            <w:r>
+              <w:rPr>
+                <w:rFonts w:ascii="Calibri" w:hAnsi="Calibri" w:eastAsia="Microsoft YaHei" w:cs="Microsoft YaHei"/>
+                <w:sz w:val="19"/>
+              </w:rPr>
+              <w:t>练习正确率是被操纵的变量，不能作结局。学习用另外的测验来测</w:t>
+            </w:r>
+          </w:p>
+        </w:tc>
+      </w:tr>
+      <w:tr>
+        <w:tc>
+          <w:tcPr>
+            <w:tcW w:type="dxa" w:w="4413"/>
+          </w:tcPr>
+          <w:p>
+            <w:r/>
+            <w:r>
+              <w:rPr>
+                <w:rFonts w:ascii="Calibri" w:hAnsi="Calibri" w:eastAsia="Microsoft YaHei" w:cs="Microsoft YaHei"/>
+                <w:sz w:val="19"/>
+              </w:rPr>
+              <w:t>操纵检查</w:t>
+            </w:r>
+          </w:p>
+        </w:tc>
+        <w:tc>
+          <w:tcPr>
+            <w:tcW w:type="dxa" w:w="4413"/>
+          </w:tcPr>
+          <w:p>
+            <w:r/>
+            <w:r>
+              <w:rPr>
+                <w:rFonts w:ascii="Calibri" w:hAnsi="Calibri" w:eastAsia="Microsoft YaHei" w:cs="Microsoft YaHei"/>
+                <w:sz w:val="19"/>
+              </w:rPr>
+              <w:t>看实际练习正确率是否按目标分开（目标 ±3 个百分点）</w:t>
+            </w:r>
+          </w:p>
+        </w:tc>
+        <w:tc>
+          <w:tcPr>
+            <w:tcW w:type="dxa" w:w="4413"/>
+          </w:tcPr>
+          <w:p>
+            <w:r/>
+            <w:r>
+              <w:rPr>
+                <w:rFonts w:ascii="Calibri" w:hAnsi="Calibri" w:eastAsia="Microsoft YaHei" w:cs="Microsoft YaHei"/>
+                <w:sz w:val="19"/>
+              </w:rPr>
+              <w:t>若题目难度校准有误，会在这里暴露</w:t>
+            </w:r>
+          </w:p>
+        </w:tc>
+      </w:tr>
+      <w:tr>
+        <w:tc>
+          <w:tcPr>
+            <w:tcW w:type="dxa" w:w="4413"/>
+          </w:tcPr>
+          <w:p>
+            <w:r/>
+            <w:r>
+              <w:rPr>
+                <w:rFonts w:ascii="Calibri" w:hAnsi="Calibri" w:eastAsia="Microsoft YaHei" w:cs="Microsoft YaHei"/>
+                <w:sz w:val="19"/>
+              </w:rPr>
+              <w:t>阳性对照</w:t>
+            </w:r>
+          </w:p>
+        </w:tc>
+        <w:tc>
+          <w:tcPr>
+            <w:tcW w:type="dxa" w:w="4413"/>
+          </w:tcPr>
+          <w:p>
+            <w:r/>
+            <w:r>
+              <w:rPr>
+                <w:rFonts w:ascii="Calibri" w:hAnsi="Calibri" w:eastAsia="Microsoft YaHei" w:cs="Microsoft YaHei"/>
+                <w:sz w:val="19"/>
+              </w:rPr>
+              <w:t>练习过的主题比未练习的主题提高得多</w:t>
+            </w:r>
+          </w:p>
+        </w:tc>
+        <w:tc>
+          <w:tcPr>
+            <w:tcW w:type="dxa" w:w="4413"/>
+          </w:tcPr>
+          <w:p>
+            <w:r/>
+            <w:r>
+              <w:rPr>
+                <w:rFonts w:ascii="Calibri" w:hAnsi="Calibri" w:eastAsia="Microsoft YaHei" w:cs="Microsoft YaHei"/>
+                <w:sz w:val="19"/>
+              </w:rPr>
+              <w:t>练习效应是已知效应，不像第 1 版的 P-pos-1 那样以待检验假设为前提</w:t>
+            </w:r>
+          </w:p>
+        </w:tc>
+      </w:tr>
+      <w:tr>
+        <w:tc>
+          <w:tcPr>
+            <w:tcW w:type="dxa" w:w="4413"/>
+          </w:tcPr>
+          <w:p>
+            <w:r/>
+            <w:r>
+              <w:rPr>
+                <w:rFonts w:ascii="Calibri" w:hAnsi="Calibri" w:eastAsia="Microsoft YaHei" w:cs="Microsoft YaHei"/>
+                <w:sz w:val="19"/>
+              </w:rPr>
+              <w:t>阴性对照</w:t>
+            </w:r>
+          </w:p>
+        </w:tc>
+        <w:tc>
+          <w:tcPr>
+            <w:tcW w:type="dxa" w:w="4413"/>
+          </w:tcPr>
+          <w:p>
+            <w:r/>
+            <w:r>
+              <w:rPr>
+                <w:rFonts w:ascii="Calibri" w:hAnsi="Calibri" w:eastAsia="Microsoft YaHei" w:cs="Microsoft YaHei"/>
+                <w:sz w:val="19"/>
+              </w:rPr>
+              <w:t>未练习主题的分数不应随条件变化</w:t>
+            </w:r>
+          </w:p>
+        </w:tc>
+        <w:tc>
+          <w:tcPr>
+            <w:tcW w:type="dxa" w:w="4413"/>
+          </w:tcPr>
+          <w:p>
+            <w:r/>
+            <w:r>
+              <w:rPr>
+                <w:rFonts w:ascii="Calibri" w:hAnsi="Calibri" w:eastAsia="Microsoft YaHei" w:cs="Microsoft YaHei"/>
+                <w:sz w:val="19"/>
+              </w:rPr>
+              <w:t>检查条件之间是否有其他途径渗漏</w:t>
+            </w:r>
+          </w:p>
+        </w:tc>
+      </w:tr>
+      <w:tr>
+        <w:tc>
+          <w:tcPr>
+            <w:tcW w:type="dxa" w:w="4413"/>
+          </w:tcPr>
+          <w:p>
+            <w:r/>
+            <w:r>
+              <w:rPr>
+                <w:rFonts w:ascii="Calibri" w:hAnsi="Calibri" w:eastAsia="Microsoft YaHei" w:cs="Microsoft YaHei"/>
+                <w:sz w:val="19"/>
+              </w:rPr>
+              <w:t>预注册</w:t>
+            </w:r>
+          </w:p>
+        </w:tc>
+        <w:tc>
+          <w:tcPr>
+            <w:tcW w:type="dxa" w:w="4413"/>
+          </w:tcPr>
+          <w:p>
+            <w:r/>
+            <w:r>
+              <w:rPr>
+                <w:rFonts w:ascii="Calibri" w:hAnsi="Calibri" w:eastAsia="Microsoft YaHei" w:cs="Microsoft YaHei"/>
+                <w:sz w:val="19"/>
+              </w:rPr>
+              <w:t>把假设、分析模型、排除标准上传 OSF 并打 git tag 后再执行</w:t>
+            </w:r>
+          </w:p>
+        </w:tc>
+        <w:tc>
+          <w:tcPr>
+            <w:tcW w:type="dxa" w:w="4413"/>
+          </w:tcPr>
+          <w:p>
+            <w:r/>
+            <w:r>
+              <w:rPr>
+                <w:rFonts w:ascii="Calibri" w:hAnsi="Calibri" w:eastAsia="Microsoft YaHei" w:cs="Microsoft YaHei"/>
+                <w:sz w:val="19"/>
+              </w:rPr>
+              <w:t>从一开始就解决 §4.5 中成问题的先后证明</w:t>
+            </w:r>
+          </w:p>
+        </w:tc>
+      </w:tr>
+      <w:tr>
+        <w:tc>
+          <w:tcPr>
+            <w:tcW w:type="dxa" w:w="4413"/>
+          </w:tcPr>
+          <w:p>
+            <w:r/>
+            <w:r>
+              <w:rPr>
+                <w:rFonts w:ascii="Calibri" w:hAnsi="Calibri" w:eastAsia="Microsoft YaHei" w:cs="Microsoft YaHei"/>
+                <w:sz w:val="19"/>
+              </w:rPr>
+              <w:t>分析</w:t>
+            </w:r>
+          </w:p>
+        </w:tc>
+        <w:tc>
+          <w:tcPr>
+            <w:tcW w:type="dxa" w:w="4413"/>
+          </w:tcPr>
+          <w:p>
+            <w:r/>
+            <w:r>
+              <w:rPr>
+                <w:rFonts w:ascii="Calibri" w:hAnsi="Calibri" w:eastAsia="Microsoft YaHei" w:cs="Microsoft YaHei"/>
+                <w:sz w:val="19"/>
+              </w:rPr>
+              <w:t>以学生与主题为随机效应的混合模型。用目标正确率的二次项检验倒 U 形</w:t>
+            </w:r>
+          </w:p>
+        </w:tc>
+        <w:tc>
+          <w:tcPr>
+            <w:tcW w:type="dxa" w:w="4413"/>
+          </w:tcPr>
+          <w:p>
+            <w:r/>
+            <w:r>
+              <w:rPr>
+                <w:rFonts w:ascii="Calibri" w:hAnsi="Calibri" w:eastAsia="Microsoft YaHei" w:cs="Microsoft YaHei"/>
+                <w:sz w:val="19"/>
+              </w:rPr>
+              <w:t>在一个模型里同时看四档比较与曲线形状</w:t>
+            </w:r>
+          </w:p>
+        </w:tc>
+      </w:tr>
+      <w:tr>
+        <w:tc>
+          <w:tcPr>
+            <w:tcW w:type="dxa" w:w="4413"/>
+          </w:tcPr>
+          <w:p>
+            <w:r/>
+            <w:r>
+              <w:rPr>
+                <w:rFonts w:ascii="Calibri" w:hAnsi="Calibri" w:eastAsia="Microsoft YaHei" w:cs="Microsoft YaHei"/>
+                <w:sz w:val="19"/>
+              </w:rPr>
+              <w:t>样本确定</w:t>
+            </w:r>
+          </w:p>
+        </w:tc>
+        <w:tc>
+          <w:tcPr>
+            <w:tcW w:type="dxa" w:w="4413"/>
+          </w:tcPr>
+          <w:p>
+            <w:r/>
+            <w:r>
+              <w:rPr>
+                <w:rFonts w:ascii="Calibri" w:hAnsi="Calibri" w:eastAsia="Microsoft YaHei" w:cs="Microsoft YaHei"/>
+                <w:sz w:val="19"/>
+              </w:rPr>
+              <w:t>先用 10~15 人的预调查测效应量与学生间变异，再以功效分析确定</w:t>
+            </w:r>
+          </w:p>
+        </w:tc>
+        <w:tc>
+          <w:tcPr>
+            <w:tcW w:type="dxa" w:w="4413"/>
+          </w:tcPr>
+          <w:p>
+            <w:r/>
+            <w:r>
+              <w:rPr>
+                <w:rFonts w:ascii="Calibri" w:hAnsi="Calibri" w:eastAsia="Microsoft YaHei" w:cs="Microsoft YaHei"/>
+                <w:sz w:val="19"/>
+              </w:rPr>
+              <w:t>上面的约 50 人·约 100 人是假设 d = 0.4 的值</w:t>
+            </w:r>
+          </w:p>
+        </w:tc>
+      </w:tr>
+    </w:tbl>
+    <w:p/>
+    <w:p>
+      <w:pPr>
+        <w:spacing w:after="120"/>
+      </w:pPr>
+      <w:r>
+        <w:rPr>
+          <w:rFonts w:ascii="Calibri" w:hAnsi="Calibri" w:eastAsia="Microsoft YaHei" w:cs="Microsoft YaHei"/>
+          <w:b/>
+          <w:sz w:val="21"/>
+        </w:rPr>
+        <w:t>预先写明每种结果下要说的话，使论文无论出现哪种结果都能成立。</w:t>
       </w:r>
     </w:p>
     <w:tbl>
@@ -14904,7 +15067,7 @@
                 <w:b/>
                 <w:sz w:val="19"/>
               </w:rPr>
-              <w:t>项</w:t>
+              <w:t>结果若是这样</w:t>
             </w:r>
           </w:p>
         </w:tc>
@@ -14925,23 +15088,7 @@
                 <w:b/>
                 <w:sz w:val="19"/>
               </w:rPr>
-              <w:t xml:space="preserve">命令（路径均相对仓库根目录 </w:t>
-            </w:r>
-            <w:r>
-              <w:rPr>
-                <w:rFonts w:ascii="Consolas" w:hAnsi="Consolas" w:eastAsia="Microsoft YaHei" w:cs="Microsoft YaHei"/>
-                <w:b/>
-                <w:sz w:val="19"/>
-              </w:rPr>
-              <w:t>E:\learnflow\</w:t>
-            </w:r>
-            <w:r>
-              <w:rPr>
-                <w:rFonts w:ascii="Calibri" w:hAnsi="Calibri" w:eastAsia="Microsoft YaHei" w:cs="Microsoft YaHei"/>
-                <w:b/>
-                <w:sz w:val="19"/>
-              </w:rPr>
-              <w:t>）</w:t>
+              <w:t>论文将要说的</w:t>
             </w:r>
           </w:p>
         </w:tc>
@@ -14958,15 +15105,7 @@
                 <w:rFonts w:ascii="Calibri" w:hAnsi="Calibri" w:eastAsia="Microsoft YaHei" w:cs="Microsoft YaHei"/>
                 <w:sz w:val="19"/>
               </w:rPr>
-              <w:t>机制 / 方法 / 技能树计数、注册表指纹与</w:t>
-            </w:r>
-            <w:r>
-              <w:rPr>
-                <w:rFonts w:ascii="Calibri" w:hAnsi="Calibri" w:eastAsia="Microsoft YaHei" w:cs="Microsoft YaHei"/>
-                <w:b/>
-                <w:sz w:val="19"/>
-              </w:rPr>
-              <w:t>机制计数三元组</w:t>
+              <w:t>85% 条件下延迟测验提升最大，呈倒 U 形</w:t>
             </w:r>
           </w:p>
         </w:tc>
@@ -14978,10 +15117,10 @@
             <w:r/>
             <w:r>
               <w:rPr>
-                <w:rFonts w:ascii="Consolas" w:hAnsi="Consolas" w:eastAsia="Microsoft YaHei" w:cs="Microsoft YaHei"/>
-                <w:sz w:val="19"/>
-              </w:rPr>
-              <w:t>python learnflow-backend/scripts/verify_counts.py</w:t>
+                <w:rFonts w:ascii="Calibri" w:hAnsi="Calibri" w:eastAsia="Microsoft YaHei" w:cs="Microsoft YaHei"/>
+                <w:sz w:val="19"/>
+              </w:rPr>
+              <w:t>85% 规则在该任务·对象上成立</w:t>
             </w:r>
           </w:p>
         </w:tc>
@@ -14998,7 +15137,7 @@
                 <w:rFonts w:ascii="Calibri" w:hAnsi="Calibri" w:eastAsia="Microsoft YaHei" w:cs="Microsoft YaHei"/>
                 <w:sz w:val="19"/>
               </w:rPr>
-              <w:t>代码资产数字与文档一致性门禁</w:t>
+              <w:t>最优在 75% 等其他档</w:t>
             </w:r>
           </w:p>
         </w:tc>
@@ -15010,10 +15149,10 @@
             <w:r/>
             <w:r>
               <w:rPr>
-                <w:rFonts w:ascii="Consolas" w:hAnsi="Consolas" w:eastAsia="Microsoft YaHei" w:cs="Microsoft YaHei"/>
-                <w:sz w:val="19"/>
-              </w:rPr>
-              <w:t>python learnflow-backend/scripts/verify_asset_numbers.py --doc-check</w:t>
+                <w:rFonts w:ascii="Calibri" w:hAnsi="Calibri" w:eastAsia="Microsoft YaHei" w:cs="Microsoft YaHei"/>
+                <w:sz w:val="19"/>
+              </w:rPr>
+              <w:t>人类学习的最优低于该规则。与先行研究的 80.7% 比较</w:t>
             </w:r>
           </w:p>
         </w:tc>
@@ -15030,7 +15169,7 @@
                 <w:rFonts w:ascii="Calibri" w:hAnsi="Calibri" w:eastAsia="Microsoft YaHei" w:cs="Microsoft YaHei"/>
                 <w:sz w:val="19"/>
               </w:rPr>
-              <w:t>机制运行时落地扫描</w:t>
+              <w:t>越容易越好，或条件间无差异</w:t>
             </w:r>
           </w:p>
         </w:tc>
@@ -15042,10 +15181,10 @@
             <w:r/>
             <w:r>
               <w:rPr>
-                <w:rFonts w:ascii="Consolas" w:hAnsi="Consolas" w:eastAsia="Microsoft YaHei" w:cs="Microsoft YaHei"/>
-                <w:sz w:val="19"/>
-              </w:rPr>
-              <w:t>python learnflow-backend/scripts/scan_mechanism_landing.py --quiet</w:t>
+                <w:rFonts w:ascii="Calibri" w:hAnsi="Calibri" w:eastAsia="Microsoft YaHei" w:cs="Microsoft YaHei"/>
+                <w:sz w:val="19"/>
+              </w:rPr>
+              <w:t>在此范围内目标正确率区分不了学习速度。同时写明统计功效</w:t>
             </w:r>
           </w:p>
         </w:tc>
@@ -15062,7 +15201,7 @@
                 <w:rFonts w:ascii="Calibri" w:hAnsi="Calibri" w:eastAsia="Microsoft YaHei" w:cs="Microsoft YaHei"/>
                 <w:sz w:val="19"/>
               </w:rPr>
-              <w:t>全量测试</w:t>
+              <w:t>即时测验与延迟测验的最优不同</w:t>
             </w:r>
           </w:p>
         </w:tc>
@@ -15074,216 +15213,10 @@
             <w:r/>
             <w:r>
               <w:rPr>
-                <w:rFonts w:ascii="Consolas" w:hAnsi="Consolas" w:eastAsia="Microsoft YaHei" w:cs="Microsoft YaHei"/>
-                <w:sz w:val="19"/>
-              </w:rPr>
-              <w:t>cd learnflow-backend &amp;&amp; python -m pytest tests/ -q</w:t>
-            </w:r>
-          </w:p>
-        </w:tc>
-      </w:tr>
-      <w:tr>
-        <w:tc>
-          <w:tcPr>
-            <w:tcW w:type="dxa" w:w="6620"/>
-          </w:tcPr>
-          <w:p>
-            <w:r/>
-            <w:r>
-              <w:rPr>
-                <w:rFonts w:ascii="Calibri" w:hAnsi="Calibri" w:eastAsia="Microsoft YaHei" w:cs="Microsoft YaHei"/>
-                <w:sz w:val="19"/>
-              </w:rPr>
-              <w:t>论文表格与实验 JSON 逐值对账</w:t>
-            </w:r>
-          </w:p>
-        </w:tc>
-        <w:tc>
-          <w:tcPr>
-            <w:tcW w:type="dxa" w:w="6620"/>
-          </w:tcPr>
-          <w:p>
-            <w:r/>
-            <w:r>
-              <w:rPr>
-                <w:rFonts w:ascii="Consolas" w:hAnsi="Consolas" w:eastAsia="Microsoft YaHei" w:cs="Microsoft YaHei"/>
-                <w:sz w:val="19"/>
-              </w:rPr>
-              <w:t>python results/code/reconcile_paper_tables.py</w:t>
-            </w:r>
-          </w:p>
-        </w:tc>
-      </w:tr>
-      <w:tr>
-        <w:tc>
-          <w:tcPr>
-            <w:tcW w:type="dxa" w:w="6620"/>
-          </w:tcPr>
-          <w:p>
-            <w:r/>
-            <w:r>
-              <w:rPr>
-                <w:rFonts w:ascii="Calibri" w:hAnsi="Calibri" w:eastAsia="Microsoft YaHei" w:cs="Microsoft YaHei"/>
-                <w:sz w:val="19"/>
-              </w:rPr>
-              <w:t>滑窗错误率 21 个离散支撑点回归门禁</w:t>
-            </w:r>
-          </w:p>
-        </w:tc>
-        <w:tc>
-          <w:tcPr>
-            <w:tcW w:type="dxa" w:w="6620"/>
-          </w:tcPr>
-          <w:p>
-            <w:r/>
-            <w:r>
-              <w:rPr>
-                <w:rFonts w:ascii="Consolas" w:hAnsi="Consolas" w:eastAsia="Microsoft YaHei" w:cs="Microsoft YaHei"/>
-                <w:sz w:val="19"/>
-              </w:rPr>
-              <w:t>python results/code/verify_window_support.py</w:t>
-            </w:r>
-          </w:p>
-        </w:tc>
-      </w:tr>
-      <w:tr>
-        <w:tc>
-          <w:tcPr>
-            <w:tcW w:type="dxa" w:w="6620"/>
-          </w:tcPr>
-          <w:p>
-            <w:r/>
-            <w:r>
-              <w:rPr>
-                <w:rFonts w:ascii="Calibri" w:hAnsi="Calibri" w:eastAsia="Microsoft YaHei" w:cs="Microsoft YaHei"/>
-                <w:sz w:val="19"/>
-              </w:rPr>
-              <w:t xml:space="preserve">M2 审计时点锚点校验（tag </w:t>
-            </w:r>
-            <w:r>
-              <w:rPr>
-                <w:rFonts w:ascii="Consolas" w:hAnsi="Consolas" w:eastAsia="Microsoft YaHei" w:cs="Microsoft YaHei"/>
-                <w:sz w:val="19"/>
-              </w:rPr>
-              <w:t>audit-m2-20260911</w:t>
-            </w:r>
-            <w:r>
-              <w:rPr>
-                <w:rFonts w:ascii="Calibri" w:hAnsi="Calibri" w:eastAsia="Microsoft YaHei" w:cs="Microsoft YaHei"/>
-                <w:sz w:val="19"/>
-              </w:rPr>
-              <w:t>）</w:t>
-            </w:r>
-          </w:p>
-        </w:tc>
-        <w:tc>
-          <w:tcPr>
-            <w:tcW w:type="dxa" w:w="6620"/>
-          </w:tcPr>
-          <w:p>
-            <w:r/>
-            <w:r>
-              <w:rPr>
-                <w:rFonts w:ascii="Consolas" w:hAnsi="Consolas" w:eastAsia="Microsoft YaHei" w:cs="Microsoft YaHei"/>
-                <w:sz w:val="19"/>
-              </w:rPr>
-              <w:t>python results/m2/verify_m2_anchors.py</w:t>
-            </w:r>
-          </w:p>
-        </w:tc>
-      </w:tr>
-      <w:tr>
-        <w:tc>
-          <w:tcPr>
-            <w:tcW w:type="dxa" w:w="6620"/>
-          </w:tcPr>
-          <w:p>
-            <w:r/>
-            <w:r>
-              <w:rPr>
-                <w:rFonts w:ascii="Calibri" w:hAnsi="Calibri" w:eastAsia="Microsoft YaHei" w:cs="Microsoft YaHei"/>
-                <w:sz w:val="19"/>
-              </w:rPr>
-              <w:t>LLM 模型身份记录</w:t>
-            </w:r>
-          </w:p>
-        </w:tc>
-        <w:tc>
-          <w:tcPr>
-            <w:tcW w:type="dxa" w:w="6620"/>
-          </w:tcPr>
-          <w:p>
-            <w:r/>
-            <w:r>
-              <w:rPr>
-                <w:rFonts w:ascii="Consolas" w:hAnsi="Consolas" w:eastAsia="Microsoft YaHei" w:cs="Microsoft YaHei"/>
-                <w:sz w:val="19"/>
-              </w:rPr>
-              <w:t>python results/code/record_llm_model.py</w:t>
-            </w:r>
-          </w:p>
-        </w:tc>
-      </w:tr>
-      <w:tr>
-        <w:tc>
-          <w:tcPr>
-            <w:tcW w:type="dxa" w:w="6620"/>
-          </w:tcPr>
-          <w:p>
-            <w:r/>
-            <w:r>
-              <w:rPr>
-                <w:rFonts w:ascii="Calibri" w:hAnsi="Calibri" w:eastAsia="Microsoft YaHei" w:cs="Microsoft YaHei"/>
-                <w:sz w:val="19"/>
-              </w:rPr>
-              <w:t>LLM 协议可用性分级与配对 bootstrap</w:t>
-            </w:r>
-          </w:p>
-        </w:tc>
-        <w:tc>
-          <w:tcPr>
-            <w:tcW w:type="dxa" w:w="6620"/>
-          </w:tcPr>
-          <w:p>
-            <w:r/>
-            <w:r>
-              <w:rPr>
-                <w:rFonts w:ascii="Consolas" w:hAnsi="Consolas" w:eastAsia="Microsoft YaHei" w:cs="Microsoft YaHei"/>
-                <w:sz w:val="19"/>
-              </w:rPr>
-              <w:t>python results/code/o13_llm_protocol_audit.py</w:t>
-            </w:r>
-          </w:p>
-        </w:tc>
-      </w:tr>
-      <w:tr>
-        <w:tc>
-          <w:tcPr>
-            <w:tcW w:type="dxa" w:w="6620"/>
-          </w:tcPr>
-          <w:p>
-            <w:r/>
-            <w:r>
-              <w:rPr>
-                <w:rFonts w:ascii="Calibri" w:hAnsi="Calibri" w:eastAsia="Microsoft YaHei" w:cs="Microsoft YaHei"/>
-                <w:sz w:val="19"/>
-              </w:rPr>
-              <w:t>优化估计器落地外部校验</w:t>
-            </w:r>
-          </w:p>
-        </w:tc>
-        <w:tc>
-          <w:tcPr>
-            <w:tcW w:type="dxa" w:w="6620"/>
-          </w:tcPr>
-          <w:p>
-            <w:r/>
-            <w:r>
-              <w:rPr>
-                <w:rFonts w:ascii="Consolas" w:hAnsi="Consolas" w:eastAsia="Microsoft YaHei" w:cs="Microsoft YaHei"/>
-                <w:sz w:val="19"/>
-              </w:rPr>
-              <w:t>python results/code/o11_land_verify.py</w:t>
+                <w:rFonts w:ascii="Calibri" w:hAnsi="Calibri" w:eastAsia="Microsoft YaHei" w:cs="Microsoft YaHei"/>
+                <w:sz w:val="19"/>
+              </w:rPr>
+              <w:t>学得快的难度与留得久的难度不同</w:t>
             </w:r>
           </w:p>
         </w:tc>
@@ -15292,13 +15225,2060 @@
     <w:p/>
     <w:p>
       <w:pPr>
-        <w:pStyle w:val="Heading1"/>
-        <w:spacing w:before="200" w:after="80"/>
+        <w:pStyle w:val="Heading4"/>
+        <w:spacing w:before="120" w:after="80"/>
       </w:pPr>
       <w:r>
         <w:rPr>
           <w:rFonts w:ascii="Calibri" w:hAnsi="Calibri" w:eastAsia="Microsoft YaHei" w:cs="Microsoft YaHei"/>
-          <w:sz w:val="32"/>
+          <w:sz w:val="22"/>
+        </w:rPr>
+        <w:t>11.3 用同一实验验证其他链</w:t>
+      </w:r>
+    </w:p>
+    <w:p>
+      <w:pPr>
+        <w:pStyle w:val="ListBullet"/>
+        <w:spacing w:after="40"/>
+      </w:pPr>
+      <w:r>
+        <w:rPr>
+          <w:rFonts w:ascii="Calibri" w:hAnsi="Calibri" w:eastAsia="Microsoft YaHei" w:cs="Microsoft YaHei"/>
+          <w:b/>
+          <w:sz w:val="21"/>
+        </w:rPr>
+        <w:t>RQ1（M1）</w:t>
+      </w:r>
+      <w:r>
+        <w:rPr>
+          <w:rFonts w:ascii="Calibri" w:hAnsi="Calibri" w:eastAsia="Microsoft YaHei" w:cs="Microsoft YaHei"/>
+          <w:sz w:val="21"/>
+        </w:rPr>
+        <w:t>。用 M1 的方法（排序尺度合成）预先校准实验题目的难度。操纵检查若吻合，就是 M1 可用于实际运营的证据。</w:t>
+      </w:r>
+    </w:p>
+    <w:p>
+      <w:pPr>
+        <w:pStyle w:val="ListBullet"/>
+        <w:spacing w:after="40"/>
+      </w:pPr>
+      <w:r>
+        <w:rPr>
+          <w:rFonts w:ascii="Calibri" w:hAnsi="Calibri" w:eastAsia="Microsoft YaHei" w:cs="Microsoft YaHei"/>
+          <w:b/>
+          <w:sz w:val="21"/>
+        </w:rPr>
+        <w:t>RQ3（M3）</w:t>
+      </w:r>
+      <w:r>
+        <w:rPr>
+          <w:rFonts w:ascii="Calibri" w:hAnsi="Calibri" w:eastAsia="Microsoft YaHei" w:cs="Microsoft YaHei"/>
+          <w:sz w:val="21"/>
+        </w:rPr>
+        <w:t>。让前沿 API 模型与本地模型分别为同一批新题目评定难度，再与实验中收集的真实正确率比较。不给被试增加负担。</w:t>
+      </w:r>
+    </w:p>
+    <w:p>
+      <w:pPr>
+        <w:pStyle w:val="ListBullet"/>
+        <w:spacing w:after="40"/>
+      </w:pPr>
+      <w:r>
+        <w:rPr>
+          <w:rFonts w:ascii="Calibri" w:hAnsi="Calibri" w:eastAsia="Microsoft YaHei" w:cs="Microsoft YaHei"/>
+          <w:b/>
+          <w:sz w:val="21"/>
+        </w:rPr>
+        <w:t>RQ4（M2）</w:t>
+      </w:r>
+      <w:r>
+        <w:rPr>
+          <w:rFonts w:ascii="Calibri" w:hAnsi="Calibri" w:eastAsia="Microsoft YaHei" w:cs="Microsoft YaHei"/>
+          <w:sz w:val="21"/>
+        </w:rPr>
+        <w:t>。主实验中关闭游戏化功能，开启会与难度效应混在一起。冲突观察另行在只开启少数具备真实逻辑功能的小规模部署中进行。</w:t>
+      </w:r>
+      <w:r>
+        <w:rPr>
+          <w:rFonts w:ascii="Consolas" w:hAnsi="Consolas" w:eastAsia="Microsoft YaHei" w:cs="Microsoft YaHei"/>
+          <w:sz w:val="21"/>
+        </w:rPr>
+        <w:t>deep_addiction_engine</w:t>
+      </w:r>
+      <w:r>
+        <w:rPr>
+          <w:rFonts w:ascii="Calibri" w:hAnsi="Calibri" w:eastAsia="Microsoft YaHei" w:cs="Microsoft YaHei"/>
+          <w:sz w:val="21"/>
+        </w:rPr>
+        <w:t>（FOMO 提醒）这类功能不开启，光模块名称就会在审查中成为问题。</w:t>
+      </w:r>
+    </w:p>
+    <w:p>
+      <w:pPr>
+        <w:spacing w:after="120"/>
+      </w:pPr>
+      <w:r>
+        <w:rPr>
+          <w:rFonts w:ascii="Calibri" w:hAnsi="Calibri" w:eastAsia="Microsoft YaHei" w:cs="Microsoft YaHei"/>
+          <w:sz w:val="21"/>
+        </w:rPr>
+        <w:t>这样就是用测量（M1）得出的难度去实验目标（RQ2），并用同一批资料检验决策（M3）的先验。学位论文串联四条链的意图，在一个实验中真正连接起来。</w:t>
+      </w:r>
+    </w:p>
+    <w:p>
+      <w:pPr>
+        <w:pStyle w:val="Heading4"/>
+        <w:spacing w:before="120" w:after="80"/>
+      </w:pPr>
+      <w:r>
+        <w:rPr>
+          <w:rFonts w:ascii="Calibri" w:hAnsi="Calibri" w:eastAsia="Microsoft YaHei" w:cs="Microsoft YaHei"/>
+          <w:sz w:val="22"/>
+        </w:rPr>
+        <w:t>11.4 日程与面谈中要决定的事</w:t>
+      </w:r>
+    </w:p>
+    <w:tbl>
+      <w:tblPr>
+        <w:tblW w:type="auto" w:w="0"/>
+        <w:jc w:val="center"/>
+        <w:tblLook w:firstColumn="1" w:firstRow="1" w:lastColumn="0" w:lastRow="0" w:noHBand="0" w:noVBand="1" w:val="04A0"/>
+        <w:tblBorders>
+          <w:top w:val="single" w:sz="4" w:space="0" w:color="888888"/>
+          <w:left w:val="single" w:sz="4" w:space="0" w:color="888888"/>
+          <w:bottom w:val="single" w:sz="4" w:space="0" w:color="888888"/>
+          <w:right w:val="single" w:sz="4" w:space="0" w:color="888888"/>
+          <w:insideH w:val="single" w:sz="4" w:space="0" w:color="888888"/>
+          <w:insideV w:val="single" w:sz="4" w:space="0" w:color="888888"/>
+        </w:tblBorders>
+      </w:tblPr>
+      <w:tblGrid>
+        <w:gridCol w:w="6620"/>
+        <w:gridCol w:w="6620"/>
+      </w:tblGrid>
+      <w:tr>
+        <w:tc>
+          <w:tcPr>
+            <w:tcW w:type="dxa" w:w="6620"/>
+            <w:shd w:val="clear" w:color="auto" w:fill="DDDDDD"/>
+          </w:tcPr>
+          <w:p>
+            <w:r>
+              <w:rPr>
+                <w:b/>
+              </w:rPr>
+            </w:r>
+            <w:r>
+              <w:rPr>
+                <w:rFonts w:ascii="Calibri" w:hAnsi="Calibri" w:eastAsia="Microsoft YaHei" w:cs="Microsoft YaHei"/>
+                <w:b/>
+                <w:sz w:val="19"/>
+              </w:rPr>
+              <w:t>时期</w:t>
+            </w:r>
+          </w:p>
+        </w:tc>
+        <w:tc>
+          <w:tcPr>
+            <w:tcW w:type="dxa" w:w="6620"/>
+            <w:shd w:val="clear" w:color="auto" w:fill="DDDDDD"/>
+          </w:tcPr>
+          <w:p>
+            <w:r>
+              <w:rPr>
+                <w:b/>
+              </w:rPr>
+            </w:r>
+            <w:r>
+              <w:rPr>
+                <w:rFonts w:ascii="Calibri" w:hAnsi="Calibri" w:eastAsia="Microsoft YaHei" w:cs="Microsoft YaHei"/>
+                <w:b/>
+                <w:sz w:val="19"/>
+              </w:rPr>
+              <w:t>要做的事</w:t>
+            </w:r>
+          </w:p>
+        </w:tc>
+      </w:tr>
+      <w:tr>
+        <w:tc>
+          <w:tcPr>
+            <w:tcW w:type="dxa" w:w="6620"/>
+          </w:tcPr>
+          <w:p>
+            <w:r/>
+            <w:r>
+              <w:rPr>
+                <w:rFonts w:ascii="Calibri" w:hAnsi="Calibri" w:eastAsia="Microsoft YaHei" w:cs="Microsoft YaHei"/>
+                <w:sz w:val="19"/>
+              </w:rPr>
+              <w:t>2026-10-20</w:t>
+            </w:r>
+          </w:p>
+        </w:tc>
+        <w:tc>
+          <w:tcPr>
+            <w:tcW w:type="dxa" w:w="6620"/>
+          </w:tcPr>
+          <w:p>
+            <w:r/>
+            <w:r>
+              <w:rPr>
+                <w:rFonts w:ascii="Calibri" w:hAnsi="Calibri" w:eastAsia="Microsoft YaHei" w:cs="Microsoft YaHei"/>
+                <w:sz w:val="19"/>
+              </w:rPr>
+              <w:t>在计划书 v1.1 中加入本设计摘要（与因果侧识别策略第 2 版一起）</w:t>
+            </w:r>
+          </w:p>
+        </w:tc>
+      </w:tr>
+      <w:tr>
+        <w:tc>
+          <w:tcPr>
+            <w:tcW w:type="dxa" w:w="6620"/>
+          </w:tcPr>
+          <w:p>
+            <w:r/>
+            <w:r>
+              <w:rPr>
+                <w:rFonts w:ascii="Calibri" w:hAnsi="Calibri" w:eastAsia="Microsoft YaHei" w:cs="Microsoft YaHei"/>
+                <w:sz w:val="19"/>
+              </w:rPr>
+              <w:t>2026-11 ~ 12</w:t>
+            </w:r>
+          </w:p>
+        </w:tc>
+        <w:tc>
+          <w:tcPr>
+            <w:tcW w:type="dxa" w:w="6620"/>
+          </w:tcPr>
+          <w:p>
+            <w:r/>
+            <w:r>
+              <w:rPr>
+                <w:rFonts w:ascii="Calibri" w:hAnsi="Calibri" w:eastAsia="Microsoft YaHei" w:cs="Microsoft YaHei"/>
+                <w:sz w:val="19"/>
+              </w:rPr>
+              <w:t>编制题库，申请永山大学 IRB（预调查与主实验一并申请）。批准之前不收集任何人类资料</w:t>
+            </w:r>
+          </w:p>
+        </w:tc>
+      </w:tr>
+      <w:tr>
+        <w:tc>
+          <w:tcPr>
+            <w:tcW w:type="dxa" w:w="6620"/>
+          </w:tcPr>
+          <w:p>
+            <w:r/>
+            <w:r>
+              <w:rPr>
+                <w:rFonts w:ascii="Calibri" w:hAnsi="Calibri" w:eastAsia="Microsoft YaHei" w:cs="Microsoft YaHei"/>
+                <w:sz w:val="19"/>
+              </w:rPr>
+              <w:t>2027-01 ~ 02</w:t>
+            </w:r>
+          </w:p>
+        </w:tc>
+        <w:tc>
+          <w:tcPr>
+            <w:tcW w:type="dxa" w:w="6620"/>
+          </w:tcPr>
+          <w:p>
+            <w:r/>
+            <w:r>
+              <w:rPr>
+                <w:rFonts w:ascii="Calibri" w:hAnsi="Calibri" w:eastAsia="Microsoft YaHei" w:cs="Microsoft YaHei"/>
+                <w:sz w:val="19"/>
+              </w:rPr>
+              <w:t>批准后进行 10~15 人预调查，以功效重算确定样本</w:t>
+            </w:r>
+          </w:p>
+        </w:tc>
+      </w:tr>
+      <w:tr>
+        <w:tc>
+          <w:tcPr>
+            <w:tcW w:type="dxa" w:w="6620"/>
+          </w:tcPr>
+          <w:p>
+            <w:r/>
+            <w:r>
+              <w:rPr>
+                <w:rFonts w:ascii="Calibri" w:hAnsi="Calibri" w:eastAsia="Microsoft YaHei" w:cs="Microsoft YaHei"/>
+                <w:sz w:val="19"/>
+              </w:rPr>
+              <w:t>2027-03 ~ 06</w:t>
+            </w:r>
+          </w:p>
+        </w:tc>
+        <w:tc>
+          <w:tcPr>
+            <w:tcW w:type="dxa" w:w="6620"/>
+          </w:tcPr>
+          <w:p>
+            <w:r/>
+            <w:r>
+              <w:rPr>
+                <w:rFonts w:ascii="Calibri" w:hAnsi="Calibri" w:eastAsia="Microsoft YaHei" w:cs="Microsoft YaHei"/>
+                <w:sz w:val="19"/>
+              </w:rPr>
+              <w:t>主实验（第 1 学期）</w:t>
+            </w:r>
+          </w:p>
+        </w:tc>
+      </w:tr>
+      <w:tr>
+        <w:tc>
+          <w:tcPr>
+            <w:tcW w:type="dxa" w:w="6620"/>
+          </w:tcPr>
+          <w:p>
+            <w:r/>
+            <w:r>
+              <w:rPr>
+                <w:rFonts w:ascii="Calibri" w:hAnsi="Calibri" w:eastAsia="Microsoft YaHei" w:cs="Microsoft YaHei"/>
+                <w:sz w:val="19"/>
+              </w:rPr>
+              <w:t>2027 年夏</w:t>
+            </w:r>
+          </w:p>
+        </w:tc>
+        <w:tc>
+          <w:tcPr>
+            <w:tcW w:type="dxa" w:w="6620"/>
+          </w:tcPr>
+          <w:p>
+            <w:r/>
+            <w:r>
+              <w:rPr>
+                <w:rFonts w:ascii="Calibri" w:hAnsi="Calibri" w:eastAsia="Microsoft YaHei" w:cs="Microsoft YaHei"/>
+                <w:sz w:val="19"/>
+              </w:rPr>
+              <w:t>分析与论文撰写</w:t>
+            </w:r>
+          </w:p>
+        </w:tc>
+      </w:tr>
+      <w:tr>
+        <w:tc>
+          <w:tcPr>
+            <w:tcW w:type="dxa" w:w="6620"/>
+          </w:tcPr>
+          <w:p>
+            <w:r/>
+            <w:r>
+              <w:rPr>
+                <w:rFonts w:ascii="Calibri" w:hAnsi="Calibri" w:eastAsia="Microsoft YaHei" w:cs="Microsoft YaHei"/>
+                <w:sz w:val="19"/>
+              </w:rPr>
+              <w:t>之后</w:t>
+            </w:r>
+          </w:p>
+        </w:tc>
+        <w:tc>
+          <w:tcPr>
+            <w:tcW w:type="dxa" w:w="6620"/>
+          </w:tcPr>
+          <w:p>
+            <w:r/>
+            <w:r>
+              <w:rPr>
+                <w:rFonts w:ascii="Calibri" w:hAnsi="Calibri" w:eastAsia="Microsoft YaHei" w:cs="Microsoft YaHei"/>
+                <w:sz w:val="19"/>
+              </w:rPr>
+              <w:t>合作学校确定后扩展到 K12</w:t>
+            </w:r>
+          </w:p>
+        </w:tc>
+      </w:tr>
+    </w:tbl>
+    <w:p/>
+    <w:p>
+      <w:pPr>
+        <w:spacing w:after="120"/>
+      </w:pPr>
+      <w:r>
+        <w:rPr>
+          <w:rFonts w:ascii="Calibri" w:hAnsi="Calibri" w:eastAsia="Microsoft YaHei" w:cs="Microsoft YaHei"/>
+          <w:b/>
+          <w:sz w:val="21"/>
+        </w:rPr>
+        <w:t>以下四件事在 10 月 6 日面谈中与导师商定。</w:t>
+      </w:r>
+    </w:p>
+    <w:p>
+      <w:pPr>
+        <w:pStyle w:val="ListNumber"/>
+        <w:spacing w:after="40"/>
+      </w:pPr>
+      <w:r>
+        <w:rPr>
+          <w:rFonts w:ascii="Calibri" w:hAnsi="Calibri" w:eastAsia="Microsoft YaHei" w:cs="Microsoft YaHei"/>
+          <w:b/>
+          <w:sz w:val="21"/>
+        </w:rPr>
+        <w:t>招募对象</w:t>
+      </w:r>
+      <w:r>
+        <w:rPr>
+          <w:rFonts w:ascii="Calibri" w:hAnsi="Calibri" w:eastAsia="Microsoft YaHei" w:cs="Microsoft YaHei"/>
+          <w:sz w:val="21"/>
+        </w:rPr>
+        <w:t>。若招募导师所授课程的学生，这是难以拒绝的结构，审查中会出现强迫问题。考虑改为其他课程或公开招募，并写明与成绩无关。</w:t>
+      </w:r>
+    </w:p>
+    <w:p>
+      <w:pPr>
+        <w:pStyle w:val="ListNumber"/>
+        <w:spacing w:after="40"/>
+      </w:pPr>
+      <w:r>
+        <w:rPr>
+          <w:rFonts w:ascii="Calibri" w:hAnsi="Calibri" w:eastAsia="Microsoft YaHei" w:cs="Microsoft YaHei"/>
+          <w:b/>
+          <w:sz w:val="21"/>
+        </w:rPr>
+        <w:t>任务科目</w:t>
+      </w:r>
+      <w:r>
+        <w:rPr>
+          <w:rFonts w:ascii="Calibri" w:hAnsi="Calibri" w:eastAsia="Microsoft YaHei" w:cs="Microsoft YaHei"/>
+          <w:sz w:val="21"/>
+        </w:rPr>
+        <w:t>。韩语负担越少的科目，越便于学生亲自运行。</w:t>
+      </w:r>
+    </w:p>
+    <w:p>
+      <w:pPr>
+        <w:pStyle w:val="ListNumber"/>
+        <w:spacing w:after="40"/>
+      </w:pPr>
+      <w:r>
+        <w:rPr>
+          <w:rFonts w:ascii="Calibri" w:hAnsi="Calibri" w:eastAsia="Microsoft YaHei" w:cs="Microsoft YaHei"/>
+          <w:b/>
+          <w:sz w:val="21"/>
+        </w:rPr>
+        <w:t>参与报酬与预算</w:t>
+      </w:r>
+      <w:r>
+        <w:rPr>
+          <w:rFonts w:ascii="Calibri" w:hAnsi="Calibri" w:eastAsia="Microsoft YaHei" w:cs="Microsoft YaHei"/>
+          <w:sz w:val="21"/>
+        </w:rPr>
+        <w:t>。</w:t>
+      </w:r>
+    </w:p>
+    <w:p>
+      <w:pPr>
+        <w:pStyle w:val="ListNumber"/>
+        <w:spacing w:after="40"/>
+      </w:pPr>
+      <w:r>
+        <w:rPr>
+          <w:rFonts w:ascii="Calibri" w:hAnsi="Calibri" w:eastAsia="Microsoft YaHei" w:cs="Microsoft YaHei"/>
+          <w:b/>
+          <w:sz w:val="21"/>
+        </w:rPr>
+        <w:t>K12 是纳入学位论文范围，还是留作后续研究</w:t>
+      </w:r>
+      <w:r>
+        <w:rPr>
+          <w:rFonts w:ascii="Calibri" w:hAnsi="Calibri" w:eastAsia="Microsoft YaHei" w:cs="Microsoft YaHei"/>
+          <w:sz w:val="21"/>
+        </w:rPr>
+        <w:t>。</w:t>
+      </w:r>
+    </w:p>
+    <w:p>
+      <w:pPr>
+        <w:pStyle w:val="Heading3"/>
+        <w:spacing w:before="120" w:after="80"/>
+      </w:pPr>
+      <w:r>
+        <w:rPr>
+          <w:rFonts w:ascii="Calibri" w:hAnsi="Calibri" w:eastAsia="Microsoft YaHei" w:cs="Microsoft YaHei"/>
+          <w:sz w:val="24"/>
+        </w:rPr>
+        <w:t>12 参考文献</w:t>
+      </w:r>
+    </w:p>
+    <w:p>
+      <w:pPr>
+        <w:pStyle w:val="ListNumber"/>
+        <w:spacing w:after="40"/>
+      </w:pPr>
+      <w:r>
+        <w:rPr>
+          <w:rFonts w:ascii="Calibri" w:hAnsi="Calibri" w:eastAsia="Microsoft YaHei" w:cs="Microsoft YaHei"/>
+          <w:sz w:val="21"/>
+        </w:rPr>
+        <w:t xml:space="preserve">Wilson, R. C., Shenhav, A., Straccia, M., &amp; Cohen, J. D. (2019). The Eighty Five Percent Rule for optimal learning. </w:t>
+      </w:r>
+      <w:r>
+        <w:rPr>
+          <w:rFonts w:ascii="Calibri" w:hAnsi="Calibri" w:eastAsia="Microsoft YaHei" w:cs="Microsoft YaHei"/>
+          <w:i/>
+          <w:sz w:val="21"/>
+        </w:rPr>
+        <w:t>Nature Communications</w:t>
+      </w:r>
+      <w:r>
+        <w:rPr>
+          <w:rFonts w:ascii="Calibri" w:hAnsi="Calibri" w:eastAsia="Microsoft YaHei" w:cs="Microsoft YaHei"/>
+          <w:sz w:val="21"/>
+        </w:rPr>
+        <w:t>, 10, 4646. DOI: 10.1038/s41467-019-12552-4.（适用边界见 Discussion 第 2、4、5 段，本文 §1.3 已按段落级引用更正）</w:t>
+      </w:r>
+    </w:p>
+    <w:p>
+      <w:pPr>
+        <w:pStyle w:val="ListNumber"/>
+        <w:spacing w:after="40"/>
+      </w:pPr>
+      <w:r>
+        <w:rPr>
+          <w:rFonts w:ascii="Calibri" w:hAnsi="Calibri" w:eastAsia="Microsoft YaHei" w:cs="Microsoft YaHei"/>
+          <w:sz w:val="21"/>
+        </w:rPr>
+        <w:t xml:space="preserve">Liu, Q., et al. (2025). Deep Learning Based Knowledge Tracing: A Review, a Tool and Empirical Studies. </w:t>
+      </w:r>
+      <w:r>
+        <w:rPr>
+          <w:rFonts w:ascii="Calibri" w:hAnsi="Calibri" w:eastAsia="Microsoft YaHei" w:cs="Microsoft YaHei"/>
+          <w:i/>
+          <w:sz w:val="21"/>
+        </w:rPr>
+        <w:t>IEEE Transactions on Knowledge and Data Engineering</w:t>
+      </w:r>
+      <w:r>
+        <w:rPr>
+          <w:rFonts w:ascii="Calibri" w:hAnsi="Calibri" w:eastAsia="Microsoft YaHei" w:cs="Microsoft YaHei"/>
+          <w:sz w:val="21"/>
+        </w:rPr>
+        <w:t>, 37(8), 4512–4536. DOI 10.1109/TKDE.2025.3552759</w:t>
+      </w:r>
+    </w:p>
+    <w:p>
+      <w:pPr>
+        <w:pStyle w:val="ListNumber"/>
+        <w:spacing w:after="40"/>
+      </w:pPr>
+      <w:r>
+        <w:rPr>
+          <w:rFonts w:ascii="Calibri" w:hAnsi="Calibri" w:eastAsia="Microsoft YaHei" w:cs="Microsoft YaHei"/>
+          <w:sz w:val="21"/>
+        </w:rPr>
+        <w:t xml:space="preserve">Ye, J., et al. (2022). A Stochastic Shortest Path Algorithm for Optimizing Spaced Repetition Scheduling. </w:t>
+      </w:r>
+      <w:r>
+        <w:rPr>
+          <w:rFonts w:ascii="Calibri" w:hAnsi="Calibri" w:eastAsia="Microsoft YaHei" w:cs="Microsoft YaHei"/>
+          <w:i/>
+          <w:sz w:val="21"/>
+        </w:rPr>
+        <w:t>Proceedings of ACM SIGKDD (KDD 2022)</w:t>
+      </w:r>
+      <w:r>
+        <w:rPr>
+          <w:rFonts w:ascii="Calibri" w:hAnsi="Calibri" w:eastAsia="Microsoft YaHei" w:cs="Microsoft YaHei"/>
+          <w:sz w:val="21"/>
+        </w:rPr>
+        <w:t>.</w:t>
+      </w:r>
+    </w:p>
+    <w:p>
+      <w:pPr>
+        <w:pStyle w:val="ListNumber"/>
+        <w:spacing w:after="40"/>
+      </w:pPr>
+      <w:r>
+        <w:rPr>
+          <w:rFonts w:ascii="Calibri" w:hAnsi="Calibri" w:eastAsia="Microsoft YaHei" w:cs="Microsoft YaHei"/>
+          <w:sz w:val="21"/>
+        </w:rPr>
+        <w:t xml:space="preserve">Castleman, B., Macar, U., &amp; Salleb-Aouissi, A. (2024). </w:t>
+      </w:r>
+      <w:r>
+        <w:rPr>
+          <w:rFonts w:ascii="Calibri" w:hAnsi="Calibri" w:eastAsia="Microsoft YaHei" w:cs="Microsoft YaHei"/>
+          <w:b/>
+          <w:sz w:val="21"/>
+        </w:rPr>
+        <w:t>Hierarchical Multi-Armed Bandits for the Concurrent Intelligent Tutoring of Concepts and Problems of Varying Difficulty Levels</w:t>
+      </w:r>
+      <w:r>
+        <w:rPr>
+          <w:rFonts w:ascii="Calibri" w:hAnsi="Calibri" w:eastAsia="Microsoft YaHei" w:cs="Microsoft YaHei"/>
+          <w:sz w:val="21"/>
+        </w:rPr>
+        <w:t xml:space="preserve">. </w:t>
+      </w:r>
+      <w:r>
+        <w:rPr>
+          <w:rFonts w:ascii="Calibri" w:hAnsi="Calibri" w:eastAsia="Microsoft YaHei" w:cs="Microsoft YaHei"/>
+          <w:i/>
+          <w:sz w:val="21"/>
+        </w:rPr>
+        <w:t>Deployable RL: From Research to Practice @ Reinforcement Learning Conference (RLC) 2024</w:t>
+      </w:r>
+      <w:r>
+        <w:rPr>
+          <w:rFonts w:ascii="Calibri" w:hAnsi="Calibri" w:eastAsia="Microsoft YaHei" w:cs="Microsoft YaHei"/>
+          <w:sz w:val="21"/>
+        </w:rPr>
+        <w:t>. arXiv:2408.07208.【</w:t>
+      </w:r>
+      <w:r>
+        <w:rPr>
+          <w:rFonts w:ascii="Calibri" w:hAnsi="Calibri" w:eastAsia="Microsoft YaHei" w:cs="Microsoft YaHei"/>
+          <w:b/>
+          <w:sz w:val="21"/>
+        </w:rPr>
+        <w:t>v1.1 更正</w:t>
+      </w:r>
+      <w:r>
+        <w:rPr>
+          <w:rFonts w:ascii="Calibri" w:hAnsi="Calibri" w:eastAsia="Microsoft YaHei" w:cs="Microsoft YaHei"/>
+          <w:sz w:val="21"/>
+        </w:rPr>
+        <w:t>：v1.0 的题名 "Reinforcement Learning for Adaptive Tutoring" 有误；该文为 RLC 2024 的 Deployable RL 研讨会论文，模拟规模为三组各 500 名学生（合计 1,500），非期刊长文】</w:t>
+      </w:r>
+    </w:p>
+    <w:p>
+      <w:pPr>
+        <w:pStyle w:val="ListNumber"/>
+        <w:spacing w:after="40"/>
+      </w:pPr>
+      <w:r>
+        <w:rPr>
+          <w:rFonts w:ascii="Calibri" w:hAnsi="Calibri" w:eastAsia="Microsoft YaHei" w:cs="Microsoft YaHei"/>
+          <w:sz w:val="21"/>
+        </w:rPr>
+        <w:t>Podimata, C., &amp; Slivkins, A. (</w:t>
+      </w:r>
+      <w:r>
+        <w:rPr>
+          <w:rFonts w:ascii="Calibri" w:hAnsi="Calibri" w:eastAsia="Microsoft YaHei" w:cs="Microsoft YaHei"/>
+          <w:b/>
+          <w:sz w:val="21"/>
+        </w:rPr>
+        <w:t>2021</w:t>
+      </w:r>
+      <w:r>
+        <w:rPr>
+          <w:rFonts w:ascii="Calibri" w:hAnsi="Calibri" w:eastAsia="Microsoft YaHei" w:cs="Microsoft YaHei"/>
+          <w:sz w:val="21"/>
+        </w:rPr>
+        <w:t xml:space="preserve">). </w:t>
+      </w:r>
+      <w:r>
+        <w:rPr>
+          <w:rFonts w:ascii="Calibri" w:hAnsi="Calibri" w:eastAsia="Microsoft YaHei" w:cs="Microsoft YaHei"/>
+          <w:b/>
+          <w:sz w:val="21"/>
+        </w:rPr>
+        <w:t>Adaptive Discretization for Adversarial Lipschitz Bandits</w:t>
+      </w:r>
+      <w:r>
+        <w:rPr>
+          <w:rFonts w:ascii="Calibri" w:hAnsi="Calibri" w:eastAsia="Microsoft YaHei" w:cs="Microsoft YaHei"/>
+          <w:sz w:val="21"/>
+        </w:rPr>
+        <w:t xml:space="preserve">. </w:t>
+      </w:r>
+      <w:r>
+        <w:rPr>
+          <w:rFonts w:ascii="Calibri" w:hAnsi="Calibri" w:eastAsia="Microsoft YaHei" w:cs="Microsoft YaHei"/>
+          <w:i/>
+          <w:sz w:val="21"/>
+        </w:rPr>
+        <w:t>Proceedings of the 34th Conference on Learning Theory (COLT 2021)</w:t>
+      </w:r>
+      <w:r>
+        <w:rPr>
+          <w:rFonts w:ascii="Calibri" w:hAnsi="Calibri" w:eastAsia="Microsoft YaHei" w:cs="Microsoft YaHei"/>
+          <w:sz w:val="21"/>
+        </w:rPr>
+        <w:t>, PMLR 134, 3788–3805. arXiv:2006.12367（v4, 2025）。【</w:t>
+      </w:r>
+      <w:r>
+        <w:rPr>
+          <w:rFonts w:ascii="Calibri" w:hAnsi="Calibri" w:eastAsia="Microsoft YaHei" w:cs="Microsoft YaHei"/>
+          <w:b/>
+          <w:sz w:val="21"/>
+        </w:rPr>
+        <w:t>v1.1 更正</w:t>
+      </w:r>
+      <w:r>
+        <w:rPr>
+          <w:rFonts w:ascii="Calibri" w:hAnsi="Calibri" w:eastAsia="Microsoft YaHei" w:cs="Microsoft YaHei"/>
+          <w:sz w:val="21"/>
+        </w:rPr>
+        <w:t>：v1.0 标 2025；2025 是 arXiv v4 的更新年份，</w:t>
+      </w:r>
+      <w:r>
+        <w:rPr>
+          <w:rFonts w:ascii="Calibri" w:hAnsi="Calibri" w:eastAsia="Microsoft YaHei" w:cs="Microsoft YaHei"/>
+          <w:b/>
+          <w:sz w:val="21"/>
+        </w:rPr>
+        <w:t>不是会议年份</w:t>
+      </w:r>
+      <w:r>
+        <w:rPr>
+          <w:rFonts w:ascii="Calibri" w:hAnsi="Calibri" w:eastAsia="Microsoft YaHei" w:cs="Microsoft YaHei"/>
+          <w:sz w:val="21"/>
+        </w:rPr>
+        <w:t xml:space="preserve">。需要时并列 arXiv v4。⚠️ </w:t>
+      </w:r>
+      <w:r>
+        <w:rPr>
+          <w:rFonts w:ascii="Calibri" w:hAnsi="Calibri" w:eastAsia="Microsoft YaHei" w:cs="Microsoft YaHei"/>
+          <w:b/>
+          <w:sz w:val="21"/>
+        </w:rPr>
+        <w:t>题名须与载体一致</w:t>
+      </w:r>
+      <w:r>
+        <w:rPr>
+          <w:rFonts w:ascii="Calibri" w:hAnsi="Calibri" w:eastAsia="Microsoft YaHei" w:cs="Microsoft YaHei"/>
+          <w:sz w:val="21"/>
+        </w:rPr>
+        <w:t xml:space="preserve">：本条著录为 COLT 2021 </w:t>
+      </w:r>
+      <w:r>
+        <w:rPr>
+          <w:rFonts w:ascii="Calibri" w:hAnsi="Calibri" w:eastAsia="Microsoft YaHei" w:cs="Microsoft YaHei"/>
+          <w:b/>
+          <w:sz w:val="21"/>
+        </w:rPr>
+        <w:t>会议版</w:t>
+      </w:r>
+      <w:r>
+        <w:rPr>
+          <w:rFonts w:ascii="Calibri" w:hAnsi="Calibri" w:eastAsia="Microsoft YaHei" w:cs="Microsoft YaHei"/>
+          <w:sz w:val="21"/>
+        </w:rPr>
+        <w:t xml:space="preserve">，会议版题名为 </w:t>
+      </w:r>
+      <w:r>
+        <w:rPr>
+          <w:rFonts w:ascii="Calibri" w:hAnsi="Calibri" w:eastAsia="Microsoft YaHei" w:cs="Microsoft YaHei"/>
+          <w:i/>
+          <w:sz w:val="21"/>
+        </w:rPr>
+        <w:t xml:space="preserve">Adaptive Discretization </w:t>
+      </w:r>
+      <w:r>
+        <w:rPr>
+          <w:rFonts w:ascii="Calibri" w:hAnsi="Calibri" w:eastAsia="Microsoft YaHei" w:cs="Microsoft YaHei"/>
+          <w:i/>
+          <w:sz w:val="21"/>
+        </w:rPr>
+        <w:t>for</w:t>
+      </w:r>
+      <w:r>
+        <w:rPr>
+          <w:rFonts w:ascii="Calibri" w:hAnsi="Calibri" w:eastAsia="Microsoft YaHei" w:cs="Microsoft YaHei"/>
+          <w:i/>
+          <w:sz w:val="21"/>
+        </w:rPr>
+        <w:t xml:space="preserve"> Adversarial Lipschitz Bandits</w:t>
+      </w:r>
+      <w:r>
+        <w:rPr>
+          <w:rFonts w:ascii="Calibri" w:hAnsi="Calibri" w:eastAsia="Microsoft YaHei" w:cs="Microsoft YaHei"/>
+          <w:sz w:val="21"/>
+        </w:rPr>
+        <w:t>，与 arXiv 长题名（</w:t>
+      </w:r>
+      <w:r>
+        <w:rPr>
+          <w:rFonts w:ascii="Calibri" w:hAnsi="Calibri" w:eastAsia="Microsoft YaHei" w:cs="Microsoft YaHei"/>
+          <w:i/>
+          <w:sz w:val="21"/>
+        </w:rPr>
+        <w:t>…against an Adversary: Lipschitz Bandits, Dynamic Pricing, and Auction Tuning</w:t>
+      </w:r>
+      <w:r>
+        <w:rPr>
+          <w:rFonts w:ascii="Calibri" w:hAnsi="Calibri" w:eastAsia="Microsoft YaHei" w:cs="Microsoft YaHei"/>
+          <w:sz w:val="21"/>
+        </w:rPr>
+        <w:t>）</w:t>
+      </w:r>
+      <w:r>
+        <w:rPr>
+          <w:rFonts w:ascii="Calibri" w:hAnsi="Calibri" w:eastAsia="Microsoft YaHei" w:cs="Microsoft YaHei"/>
+          <w:b/>
+          <w:sz w:val="21"/>
+        </w:rPr>
+        <w:t>不同</w:t>
+      </w:r>
+      <w:r>
+        <w:rPr>
+          <w:rFonts w:ascii="Calibri" w:hAnsi="Calibri" w:eastAsia="Microsoft YaHei" w:cs="Microsoft YaHei"/>
+          <w:sz w:val="21"/>
+        </w:rPr>
+        <w:t>，不得混用；2026-09-25 补 PMLR 卷号 134 与页码 3788–3805，与 M3 参考文献 [2] 对齐】</w:t>
+      </w:r>
+    </w:p>
+    <w:p>
+      <w:pPr>
+        <w:pStyle w:val="ListNumber"/>
+        <w:spacing w:after="40"/>
+      </w:pPr>
+      <w:r>
+        <w:rPr>
+          <w:rFonts w:ascii="Calibri" w:hAnsi="Calibri" w:eastAsia="Microsoft YaHei" w:cs="Microsoft YaHei"/>
+          <w:sz w:val="21"/>
+        </w:rPr>
+        <w:t xml:space="preserve">Nguyen, </w:t>
+      </w:r>
+      <w:r>
+        <w:rPr>
+          <w:rFonts w:ascii="Calibri" w:hAnsi="Calibri" w:eastAsia="Microsoft YaHei" w:cs="Microsoft YaHei"/>
+          <w:b/>
+          <w:sz w:val="21"/>
+        </w:rPr>
+        <w:t>N.</w:t>
+      </w:r>
+      <w:r>
+        <w:rPr>
+          <w:rFonts w:ascii="Calibri" w:hAnsi="Calibri" w:eastAsia="Microsoft YaHei" w:cs="Microsoft YaHei"/>
+          <w:sz w:val="21"/>
+        </w:rPr>
+        <w:t xml:space="preserve">, Gaucher, </w:t>
+      </w:r>
+      <w:r>
+        <w:rPr>
+          <w:rFonts w:ascii="Calibri" w:hAnsi="Calibri" w:eastAsia="Microsoft YaHei" w:cs="Microsoft YaHei"/>
+          <w:b/>
+          <w:sz w:val="21"/>
+        </w:rPr>
+        <w:t>S.</w:t>
+      </w:r>
+      <w:r>
+        <w:rPr>
+          <w:rFonts w:ascii="Calibri" w:hAnsi="Calibri" w:eastAsia="Microsoft YaHei" w:cs="Microsoft YaHei"/>
+          <w:sz w:val="21"/>
+        </w:rPr>
+        <w:t>, &amp; Vernade, C. (</w:t>
+      </w:r>
+      <w:r>
+        <w:rPr>
+          <w:rFonts w:ascii="Calibri" w:hAnsi="Calibri" w:eastAsia="Microsoft YaHei" w:cs="Microsoft YaHei"/>
+          <w:b/>
+          <w:sz w:val="21"/>
+        </w:rPr>
+        <w:t>2025</w:t>
+      </w:r>
+      <w:r>
+        <w:rPr>
+          <w:rFonts w:ascii="Calibri" w:hAnsi="Calibri" w:eastAsia="Microsoft YaHei" w:cs="Microsoft YaHei"/>
+          <w:sz w:val="21"/>
+        </w:rPr>
+        <w:t xml:space="preserve">). Non-Stationary Lipschitz Bandits. </w:t>
+      </w:r>
+      <w:r>
+        <w:rPr>
+          <w:rFonts w:ascii="Calibri" w:hAnsi="Calibri" w:eastAsia="Microsoft YaHei" w:cs="Microsoft YaHei"/>
+          <w:i/>
+          <w:sz w:val="21"/>
+        </w:rPr>
+        <w:t>Advances in Neural Information Processing Systems (NeurIPS) 2025</w:t>
+      </w:r>
+      <w:r>
+        <w:rPr>
+          <w:rFonts w:ascii="Calibri" w:hAnsi="Calibri" w:eastAsia="Microsoft YaHei" w:cs="Microsoft YaHei"/>
+          <w:sz w:val="21"/>
+        </w:rPr>
+        <w:t>, 38, 16937–16988. DOI: 10.52202/085713-0509. arXiv:2505.18871。【</w:t>
+      </w:r>
+      <w:r>
+        <w:rPr>
+          <w:rFonts w:ascii="Calibri" w:hAnsi="Calibri" w:eastAsia="Microsoft YaHei" w:cs="Microsoft YaHei"/>
+          <w:b/>
+          <w:sz w:val="21"/>
+        </w:rPr>
+        <w:t>v1.1 更正</w:t>
+      </w:r>
+      <w:r>
+        <w:rPr>
+          <w:rFonts w:ascii="Calibri" w:hAnsi="Calibri" w:eastAsia="Microsoft YaHei" w:cs="Microsoft YaHei"/>
+          <w:sz w:val="21"/>
+        </w:rPr>
+        <w:t>：v1.0 标 ICLR 2025；实为 NeurIPS 2025。</w:t>
+      </w:r>
+      <w:r>
+        <w:rPr>
+          <w:rFonts w:ascii="Calibri" w:hAnsi="Calibri" w:eastAsia="Microsoft YaHei" w:cs="Microsoft YaHei"/>
+          <w:b/>
+          <w:sz w:val="21"/>
+        </w:rPr>
+        <w:t>2026-09-25 再更正</w:t>
+      </w:r>
+      <w:r>
+        <w:rPr>
+          <w:rFonts w:ascii="Calibri" w:hAnsi="Calibri" w:eastAsia="Microsoft YaHei" w:cs="Microsoft YaHei"/>
+          <w:sz w:val="21"/>
+        </w:rPr>
+        <w:t xml:space="preserve">：v1.1 版作者名首字母误作 T. / P.，经核为 </w:t>
+      </w:r>
+      <w:r>
+        <w:rPr>
+          <w:rFonts w:ascii="Calibri" w:hAnsi="Calibri" w:eastAsia="Microsoft YaHei" w:cs="Microsoft YaHei"/>
+          <w:b/>
+          <w:sz w:val="21"/>
+        </w:rPr>
+        <w:t>Nicolas Nguyen</w:t>
+      </w:r>
+      <w:r>
+        <w:rPr>
+          <w:rFonts w:ascii="Calibri" w:hAnsi="Calibri" w:eastAsia="Microsoft YaHei" w:cs="Microsoft YaHei"/>
+          <w:sz w:val="21"/>
+        </w:rPr>
+        <w:t xml:space="preserve"> 与 </w:t>
+      </w:r>
+      <w:r>
+        <w:rPr>
+          <w:rFonts w:ascii="Calibri" w:hAnsi="Calibri" w:eastAsia="Microsoft YaHei" w:cs="Microsoft YaHei"/>
+          <w:b/>
+          <w:sz w:val="21"/>
+        </w:rPr>
+        <w:t>Solenne Gaucher</w:t>
+      </w:r>
+      <w:r>
+        <w:rPr>
+          <w:rFonts w:ascii="Calibri" w:hAnsi="Calibri" w:eastAsia="Microsoft YaHei" w:cs="Microsoft YaHei"/>
+          <w:sz w:val="21"/>
+        </w:rPr>
+        <w:t>（首字母 N. / S.），已与 M3 参考文献 [3] 对齐；并补卷期 38、页码 16937–16988 与 DOI】</w:t>
+      </w:r>
+    </w:p>
+    <w:p>
+      <w:pPr>
+        <w:pStyle w:val="ListNumber"/>
+        <w:spacing w:after="40"/>
+      </w:pPr>
+      <w:r>
+        <w:rPr>
+          <w:rFonts w:ascii="Calibri" w:hAnsi="Calibri" w:eastAsia="Microsoft YaHei" w:cs="Microsoft YaHei"/>
+          <w:sz w:val="21"/>
+        </w:rPr>
+        <w:t xml:space="preserve">Xue, B., et al. (2025). Lexicographic Lipschitz Bandits. </w:t>
+      </w:r>
+      <w:r>
+        <w:rPr>
+          <w:rFonts w:ascii="Calibri" w:hAnsi="Calibri" w:eastAsia="Microsoft YaHei" w:cs="Microsoft YaHei"/>
+          <w:i/>
+          <w:sz w:val="21"/>
+        </w:rPr>
+        <w:t>Journal of Machine Learning Research</w:t>
+      </w:r>
+      <w:r>
+        <w:rPr>
+          <w:rFonts w:ascii="Calibri" w:hAnsi="Calibri" w:eastAsia="Microsoft YaHei" w:cs="Microsoft YaHei"/>
+          <w:sz w:val="21"/>
+        </w:rPr>
+        <w:t>, 26.</w:t>
+      </w:r>
+    </w:p>
+    <w:p>
+      <w:pPr>
+        <w:pStyle w:val="ListNumber"/>
+        <w:spacing w:after="40"/>
+      </w:pPr>
+      <w:r>
+        <w:rPr>
+          <w:rFonts w:ascii="Calibri" w:hAnsi="Calibri" w:eastAsia="Microsoft YaHei" w:cs="Microsoft YaHei"/>
+          <w:sz w:val="21"/>
+        </w:rPr>
+        <w:t xml:space="preserve">Chang, H.-S., Hsu, H.-J., &amp; Chen, K.-T. (2015). Modeling Exercise Relationships in E-Learning: A Unified Approach. </w:t>
+      </w:r>
+      <w:r>
+        <w:rPr>
+          <w:rFonts w:ascii="Calibri" w:hAnsi="Calibri" w:eastAsia="Microsoft YaHei" w:cs="Microsoft YaHei"/>
+          <w:i/>
+          <w:sz w:val="21"/>
+        </w:rPr>
+        <w:t>EDM 2015</w:t>
+      </w:r>
+      <w:r>
+        <w:rPr>
+          <w:rFonts w:ascii="Calibri" w:hAnsi="Calibri" w:eastAsia="Microsoft YaHei" w:cs="Microsoft YaHei"/>
+          <w:sz w:val="21"/>
+        </w:rPr>
+        <w:t>. （Junyi 数据集引用义务）</w:t>
+      </w:r>
+    </w:p>
+    <w:p>
+      <w:pPr>
+        <w:pStyle w:val="ListNumber"/>
+        <w:spacing w:after="40"/>
+      </w:pPr>
+      <w:r>
+        <w:rPr>
+          <w:rFonts w:ascii="Calibri" w:hAnsi="Calibri" w:eastAsia="Microsoft YaHei" w:cs="Microsoft YaHei"/>
+          <w:sz w:val="21"/>
+        </w:rPr>
+        <w:t xml:space="preserve">Abdelrahman, G., et al. (2022). DBE-KT22: A Knowledge Tracing Dataset Based on Database Systems Exercises. </w:t>
+      </w:r>
+      <w:r>
+        <w:rPr>
+          <w:rFonts w:ascii="Calibri" w:hAnsi="Calibri" w:eastAsia="Microsoft YaHei" w:cs="Microsoft YaHei"/>
+          <w:i/>
+          <w:sz w:val="21"/>
+        </w:rPr>
+        <w:t>arXiv:2208.12651</w:t>
+      </w:r>
+      <w:r>
+        <w:rPr>
+          <w:rFonts w:ascii="Calibri" w:hAnsi="Calibri" w:eastAsia="Microsoft YaHei" w:cs="Microsoft YaHei"/>
+          <w:sz w:val="21"/>
+        </w:rPr>
+        <w:t>. DOI 10.26193/6DZWOH</w:t>
+      </w:r>
+    </w:p>
+    <w:p>
+      <w:pPr>
+        <w:pStyle w:val="ListNumber"/>
+        <w:spacing w:after="40"/>
+      </w:pPr>
+      <w:r>
+        <w:rPr>
+          <w:rFonts w:ascii="Calibri" w:hAnsi="Calibri" w:eastAsia="Microsoft YaHei" w:cs="Microsoft YaHei"/>
+          <w:sz w:val="21"/>
+        </w:rPr>
+        <w:t xml:space="preserve">Liu, Z., et al. (2023). XES3G5M: A Knowledge Tracing Benchmark Dataset with Auxiliary Information. </w:t>
+      </w:r>
+      <w:r>
+        <w:rPr>
+          <w:rFonts w:ascii="Calibri" w:hAnsi="Calibri" w:eastAsia="Microsoft YaHei" w:cs="Microsoft YaHei"/>
+          <w:i/>
+          <w:sz w:val="21"/>
+        </w:rPr>
+        <w:t>NeurIPS 2023 Datasets and Benchmarks</w:t>
+      </w:r>
+      <w:r>
+        <w:rPr>
+          <w:rFonts w:ascii="Calibri" w:hAnsi="Calibri" w:eastAsia="Microsoft YaHei" w:cs="Microsoft YaHei"/>
+          <w:sz w:val="21"/>
+        </w:rPr>
+        <w:t>.</w:t>
+      </w:r>
+    </w:p>
+    <w:p>
+      <w:pPr>
+        <w:pStyle w:val="ListNumber"/>
+        <w:spacing w:after="40"/>
+      </w:pPr>
+      <w:r>
+        <w:rPr>
+          <w:rFonts w:ascii="Calibri" w:hAnsi="Calibri" w:eastAsia="Microsoft YaHei" w:cs="Microsoft YaHei"/>
+          <w:sz w:val="21"/>
+        </w:rPr>
+        <w:t xml:space="preserve">Feng, M., Heffernan, N., &amp; Koedinger, K. (2009). Addressing the assessment challenge in an online system that tutors as it assesses. </w:t>
+      </w:r>
+      <w:r>
+        <w:rPr>
+          <w:rFonts w:ascii="Calibri" w:hAnsi="Calibri" w:eastAsia="Microsoft YaHei" w:cs="Microsoft YaHei"/>
+          <w:i/>
+          <w:sz w:val="21"/>
+        </w:rPr>
+        <w:t>User Modeling and User-Adapted Interaction</w:t>
+      </w:r>
+      <w:r>
+        <w:rPr>
+          <w:rFonts w:ascii="Calibri" w:hAnsi="Calibri" w:eastAsia="Microsoft YaHei" w:cs="Microsoft YaHei"/>
+          <w:sz w:val="21"/>
+        </w:rPr>
+        <w:t>, 19, 243–266.</w:t>
+      </w:r>
+    </w:p>
+    <w:p>
+      <w:pPr>
+        <w:spacing w:before="40" w:after="40"/>
+        <w:ind w:left="360"/>
+        <w:pBdr>
+          <w:left w:val="single" w:sz="12" w:space="6" w:color="888888"/>
+        </w:pBdr>
+      </w:pPr>
+      <w:r>
+        <w:rPr>
+          <w:rFonts w:ascii="Calibri" w:hAnsi="Calibri" w:eastAsia="Microsoft YaHei" w:cs="Microsoft YaHei"/>
+          <w:i/>
+          <w:color w:val="555555"/>
+          <w:sz w:val="19"/>
+        </w:rPr>
+        <w:t xml:space="preserve">完整文献库（BibTeX）见 </w:t>
+      </w:r>
+      <w:r>
+        <w:rPr>
+          <w:rFonts w:ascii="Consolas" w:hAnsi="Consolas" w:eastAsia="Microsoft YaHei" w:cs="Microsoft YaHei"/>
+          <w:i/>
+          <w:color w:val="555555"/>
+          <w:sz w:val="19"/>
+        </w:rPr>
+        <w:t>docs/references.bib</w:t>
+      </w:r>
+      <w:r>
+        <w:rPr>
+          <w:rFonts w:ascii="Calibri" w:hAnsi="Calibri" w:eastAsia="Microsoft YaHei" w:cs="Microsoft YaHei"/>
+          <w:i/>
+          <w:color w:val="555555"/>
+          <w:sz w:val="19"/>
+        </w:rPr>
+        <w:t xml:space="preserve">。凡本计划引用的外部事实，须在稿件中按 </w:t>
+      </w:r>
+      <w:r>
+        <w:rPr>
+          <w:rFonts w:ascii="Consolas" w:hAnsi="Consolas" w:eastAsia="Microsoft YaHei" w:cs="Microsoft YaHei"/>
+          <w:i/>
+          <w:color w:val="555555"/>
+          <w:sz w:val="19"/>
+        </w:rPr>
+        <w:t>[@citekey]</w:t>
+      </w:r>
+      <w:r>
+        <w:rPr>
+          <w:rFonts w:ascii="Calibri" w:hAnsi="Calibri" w:eastAsia="Microsoft YaHei" w:cs="Microsoft YaHei"/>
+          <w:i/>
+          <w:color w:val="555555"/>
+          <w:sz w:val="19"/>
+        </w:rPr>
+        <w:t xml:space="preserve"> 形式引用，并确保键存在于该文献库。</w:t>
+      </w:r>
+    </w:p>
+    <w:p>
+      <w:pPr>
+        <w:pBdr>
+          <w:bottom w:val="single" w:sz="6" w:space="1" w:color="999999"/>
+        </w:pBdr>
+        <w:spacing w:after="40"/>
+      </w:pPr>
+    </w:p>
+    <w:p>
+      <w:pPr>
+        <w:pStyle w:val="Heading3"/>
+        <w:spacing w:before="120" w:after="80"/>
+      </w:pPr>
+      <w:r>
+        <w:rPr>
+          <w:rFonts w:ascii="Calibri" w:hAnsi="Calibri" w:eastAsia="Microsoft YaHei" w:cs="Microsoft YaHei"/>
+          <w:sz w:val="24"/>
+        </w:rPr>
+        <w:t>附录 A 术语与口径对照</w:t>
+      </w:r>
+    </w:p>
+    <w:tbl>
+      <w:tblPr>
+        <w:tblW w:type="auto" w:w="0"/>
+        <w:jc w:val="center"/>
+        <w:tblLook w:firstColumn="1" w:firstRow="1" w:lastColumn="0" w:lastRow="0" w:noHBand="0" w:noVBand="1" w:val="04A0"/>
+        <w:tblBorders>
+          <w:top w:val="single" w:sz="4" w:space="0" w:color="888888"/>
+          <w:left w:val="single" w:sz="4" w:space="0" w:color="888888"/>
+          <w:bottom w:val="single" w:sz="4" w:space="0" w:color="888888"/>
+          <w:right w:val="single" w:sz="4" w:space="0" w:color="888888"/>
+          <w:insideH w:val="single" w:sz="4" w:space="0" w:color="888888"/>
+          <w:insideV w:val="single" w:sz="4" w:space="0" w:color="888888"/>
+        </w:tblBorders>
+      </w:tblPr>
+      <w:tblGrid>
+        <w:gridCol w:w="4413"/>
+        <w:gridCol w:w="4413"/>
+        <w:gridCol w:w="4413"/>
+      </w:tblGrid>
+      <w:tr>
+        <w:tc>
+          <w:tcPr>
+            <w:tcW w:type="dxa" w:w="4413"/>
+            <w:shd w:val="clear" w:color="auto" w:fill="DDDDDD"/>
+          </w:tcPr>
+          <w:p>
+            <w:r>
+              <w:rPr>
+                <w:b/>
+              </w:rPr>
+            </w:r>
+            <w:r>
+              <w:rPr>
+                <w:rFonts w:ascii="Calibri" w:hAnsi="Calibri" w:eastAsia="Microsoft YaHei" w:cs="Microsoft YaHei"/>
+                <w:b/>
+                <w:sz w:val="19"/>
+              </w:rPr>
+              <w:t>术语</w:t>
+            </w:r>
+          </w:p>
+        </w:tc>
+        <w:tc>
+          <w:tcPr>
+            <w:tcW w:type="dxa" w:w="4413"/>
+            <w:shd w:val="clear" w:color="auto" w:fill="DDDDDD"/>
+          </w:tcPr>
+          <w:p>
+            <w:r>
+              <w:rPr>
+                <w:b/>
+              </w:rPr>
+            </w:r>
+            <w:r>
+              <w:rPr>
+                <w:rFonts w:ascii="Calibri" w:hAnsi="Calibri" w:eastAsia="Microsoft YaHei" w:cs="Microsoft YaHei"/>
+                <w:b/>
+                <w:sz w:val="19"/>
+              </w:rPr>
+              <w:t>英文</w:t>
+            </w:r>
+          </w:p>
+        </w:tc>
+        <w:tc>
+          <w:tcPr>
+            <w:tcW w:type="dxa" w:w="4413"/>
+            <w:shd w:val="clear" w:color="auto" w:fill="DDDDDD"/>
+          </w:tcPr>
+          <w:p>
+            <w:r>
+              <w:rPr>
+                <w:b/>
+              </w:rPr>
+            </w:r>
+            <w:r>
+              <w:rPr>
+                <w:rFonts w:ascii="Calibri" w:hAnsi="Calibri" w:eastAsia="Microsoft YaHei" w:cs="Microsoft YaHei"/>
+                <w:b/>
+                <w:sz w:val="19"/>
+              </w:rPr>
+              <w:t>操作化定义</w:t>
+            </w:r>
+          </w:p>
+        </w:tc>
+      </w:tr>
+      <w:tr>
+        <w:tc>
+          <w:tcPr>
+            <w:tcW w:type="dxa" w:w="4413"/>
+          </w:tcPr>
+          <w:p>
+            <w:r/>
+            <w:r>
+              <w:rPr>
+                <w:rFonts w:ascii="Calibri" w:hAnsi="Calibri" w:eastAsia="Microsoft YaHei" w:cs="Microsoft YaHei"/>
+                <w:sz w:val="19"/>
+              </w:rPr>
+              <w:t>难度可公度性</w:t>
+            </w:r>
+          </w:p>
+        </w:tc>
+        <w:tc>
+          <w:tcPr>
+            <w:tcW w:type="dxa" w:w="4413"/>
+          </w:tcPr>
+          <w:p>
+            <w:r/>
+            <w:r>
+              <w:rPr>
+                <w:rFonts w:ascii="Calibri" w:hAnsi="Calibri" w:eastAsia="Microsoft YaHei" w:cs="Microsoft YaHei"/>
+                <w:sz w:val="19"/>
+              </w:rPr>
+              <w:t>commensurability of difficulty</w:t>
+            </w:r>
+          </w:p>
+        </w:tc>
+        <w:tc>
+          <w:tcPr>
+            <w:tcW w:type="dxa" w:w="4413"/>
+          </w:tcPr>
+          <w:p>
+            <w:r/>
+            <w:r>
+              <w:rPr>
+                <w:rFonts w:ascii="Calibri" w:hAnsi="Calibri" w:eastAsia="Microsoft YaHei" w:cs="Microsoft YaHei"/>
+                <w:sz w:val="19"/>
+              </w:rPr>
+              <w:t>各难度源是否同属一个可作线性组合的量纲类型</w:t>
+            </w:r>
+          </w:p>
+        </w:tc>
+      </w:tr>
+      <w:tr>
+        <w:tc>
+          <w:tcPr>
+            <w:tcW w:type="dxa" w:w="4413"/>
+          </w:tcPr>
+          <w:p>
+            <w:r/>
+            <w:r>
+              <w:rPr>
+                <w:rFonts w:ascii="Calibri" w:hAnsi="Calibri" w:eastAsia="Microsoft YaHei" w:cs="Microsoft YaHei"/>
+                <w:sz w:val="19"/>
+              </w:rPr>
+              <w:t>不稳定性命题</w:t>
+            </w:r>
+          </w:p>
+        </w:tc>
+        <w:tc>
+          <w:tcPr>
+            <w:tcW w:type="dxa" w:w="4413"/>
+          </w:tcPr>
+          <w:p>
+            <w:r/>
+            <w:r>
+              <w:rPr>
+                <w:rFonts w:ascii="Calibri" w:hAnsi="Calibri" w:eastAsia="Microsoft YaHei" w:cs="Microsoft YaHei"/>
+                <w:sz w:val="19"/>
+              </w:rPr>
+              <w:t>instability proposition</w:t>
+            </w:r>
+          </w:p>
+        </w:tc>
+        <w:tc>
+          <w:tcPr>
+            <w:tcW w:type="dxa" w:w="4413"/>
+          </w:tcPr>
+          <w:p>
+            <w:r/>
+            <w:r>
+              <w:rPr>
+                <w:rFonts w:ascii="Calibri" w:hAnsi="Calibri" w:eastAsia="Microsoft YaHei" w:cs="Microsoft YaHei"/>
+                <w:sz w:val="19"/>
+              </w:rPr>
+              <w:t>线性 [0,1] 归一化加权下，有效权重随任一源单调重参数化而漂移</w:t>
+            </w:r>
+          </w:p>
+        </w:tc>
+      </w:tr>
+      <w:tr>
+        <w:tc>
+          <w:tcPr>
+            <w:tcW w:type="dxa" w:w="4413"/>
+          </w:tcPr>
+          <w:p>
+            <w:r/>
+            <w:r>
+              <w:rPr>
+                <w:rFonts w:ascii="Calibri" w:hAnsi="Calibri" w:eastAsia="Microsoft YaHei" w:cs="Microsoft YaHei"/>
+                <w:sz w:val="19"/>
+              </w:rPr>
+              <w:t>有效权重</w:t>
+            </w:r>
+          </w:p>
+        </w:tc>
+        <w:tc>
+          <w:tcPr>
+            <w:tcW w:type="dxa" w:w="4413"/>
+          </w:tcPr>
+          <w:p>
+            <w:r/>
+            <w:r>
+              <w:rPr>
+                <w:rFonts w:ascii="Calibri" w:hAnsi="Calibri" w:eastAsia="Microsoft YaHei" w:cs="Microsoft YaHei"/>
+                <w:sz w:val="19"/>
+              </w:rPr>
+              <w:t>effective weight</w:t>
+            </w:r>
+          </w:p>
+        </w:tc>
+        <w:tc>
+          <w:tcPr>
+            <w:tcW w:type="dxa" w:w="4413"/>
+          </w:tcPr>
+          <w:p>
+            <w:r/>
+            <w:r>
+              <w:rPr>
+                <w:rFonts w:ascii="Calibri" w:hAnsi="Calibri" w:eastAsia="Microsoft YaHei" w:cs="Microsoft YaHei"/>
+                <w:sz w:val="19"/>
+              </w:rPr>
+              <w:t>由边际贡献而非名义系数定义的权重</w:t>
+            </w:r>
+          </w:p>
+        </w:tc>
+      </w:tr>
+      <w:tr>
+        <w:tc>
+          <w:tcPr>
+            <w:tcW w:type="dxa" w:w="4413"/>
+          </w:tcPr>
+          <w:p>
+            <w:r/>
+            <w:r>
+              <w:rPr>
+                <w:rFonts w:ascii="Calibri" w:hAnsi="Calibri" w:eastAsia="Microsoft YaHei" w:cs="Microsoft YaHei"/>
+                <w:sz w:val="19"/>
+              </w:rPr>
+              <w:t>分位公制</w:t>
+            </w:r>
+          </w:p>
+        </w:tc>
+        <w:tc>
+          <w:tcPr>
+            <w:tcW w:type="dxa" w:w="4413"/>
+          </w:tcPr>
+          <w:p>
+            <w:r/>
+            <w:r>
+              <w:rPr>
+                <w:rFonts w:ascii="Calibri" w:hAnsi="Calibri" w:eastAsia="Microsoft YaHei" w:cs="Microsoft YaHei"/>
+                <w:sz w:val="19"/>
+              </w:rPr>
+              <w:t>quantile metric</w:t>
+            </w:r>
+          </w:p>
+        </w:tc>
+        <w:tc>
+          <w:tcPr>
+            <w:tcW w:type="dxa" w:w="4413"/>
+          </w:tcPr>
+          <w:p>
+            <w:r/>
+            <w:r>
+              <w:rPr>
+                <w:rFonts w:ascii="Calibri" w:hAnsi="Calibri" w:eastAsia="Microsoft YaHei" w:cs="Microsoft YaHei"/>
+                <w:sz w:val="19"/>
+              </w:rPr>
+              <w:t>经验 CDF → logit 的分位链接所构造的公共尺度</w:t>
+            </w:r>
+          </w:p>
+        </w:tc>
+      </w:tr>
+      <w:tr>
+        <w:tc>
+          <w:tcPr>
+            <w:tcW w:type="dxa" w:w="4413"/>
+          </w:tcPr>
+          <w:p>
+            <w:r/>
+            <w:r>
+              <w:rPr>
+                <w:rFonts w:ascii="Calibri" w:hAnsi="Calibri" w:eastAsia="Microsoft YaHei" w:cs="Microsoft YaHei"/>
+                <w:sz w:val="19"/>
+              </w:rPr>
+              <w:t>可提取性</w:t>
+            </w:r>
+          </w:p>
+        </w:tc>
+        <w:tc>
+          <w:tcPr>
+            <w:tcW w:type="dxa" w:w="4413"/>
+          </w:tcPr>
+          <w:p>
+            <w:r/>
+            <w:r>
+              <w:rPr>
+                <w:rFonts w:ascii="Calibri" w:hAnsi="Calibri" w:eastAsia="Microsoft YaHei" w:cs="Microsoft YaHei"/>
+                <w:sz w:val="19"/>
+              </w:rPr>
+              <w:t>extractability</w:t>
+            </w:r>
+          </w:p>
+        </w:tc>
+        <w:tc>
+          <w:tcPr>
+            <w:tcW w:type="dxa" w:w="4413"/>
+          </w:tcPr>
+          <w:p>
+            <w:r/>
+            <w:r>
+              <w:rPr>
+                <w:rFonts w:ascii="Calibri" w:hAnsi="Calibri" w:eastAsia="Microsoft YaHei" w:cs="Microsoft YaHei"/>
+                <w:sz w:val="19"/>
+              </w:rPr>
+              <w:t>记忆状态下可召回概率，用于决策状态而非预测目标</w:t>
+            </w:r>
+          </w:p>
+        </w:tc>
+      </w:tr>
+      <w:tr>
+        <w:tc>
+          <w:tcPr>
+            <w:tcW w:type="dxa" w:w="4413"/>
+          </w:tcPr>
+          <w:p>
+            <w:r/>
+            <w:r>
+              <w:rPr>
+                <w:rFonts w:ascii="Calibri" w:hAnsi="Calibri" w:eastAsia="Microsoft YaHei" w:cs="Microsoft YaHei"/>
+                <w:sz w:val="19"/>
+              </w:rPr>
+              <w:t>爬坡摩擦</w:t>
+            </w:r>
+          </w:p>
+        </w:tc>
+        <w:tc>
+          <w:tcPr>
+            <w:tcW w:type="dxa" w:w="4413"/>
+          </w:tcPr>
+          <w:p>
+            <w:r/>
+            <w:r>
+              <w:rPr>
+                <w:rFonts w:ascii="Calibri" w:hAnsi="Calibri" w:eastAsia="Microsoft YaHei" w:cs="Microsoft YaHei"/>
+                <w:sz w:val="19"/>
+              </w:rPr>
+              <w:t>climbing friction</w:t>
+            </w:r>
+          </w:p>
+        </w:tc>
+        <w:tc>
+          <w:tcPr>
+            <w:tcW w:type="dxa" w:w="4413"/>
+          </w:tcPr>
+          <w:p>
+            <w:r/>
+            <w:r>
+              <w:rPr>
+                <w:rFonts w:ascii="Calibri" w:hAnsi="Calibri" w:eastAsia="Microsoft YaHei" w:cs="Microsoft YaHei"/>
+                <w:sz w:val="19"/>
+              </w:rPr>
+              <w:t>下降转移成功率与上升转移成功率之差</w:t>
+            </w:r>
+          </w:p>
+        </w:tc>
+      </w:tr>
+      <w:tr>
+        <w:tc>
+          <w:tcPr>
+            <w:tcW w:type="dxa" w:w="4413"/>
+          </w:tcPr>
+          <w:p>
+            <w:r/>
+            <w:r>
+              <w:rPr>
+                <w:rFonts w:ascii="Calibri" w:hAnsi="Calibri" w:eastAsia="Microsoft YaHei" w:cs="Microsoft YaHei"/>
+                <w:sz w:val="19"/>
+              </w:rPr>
+              <w:t>一致性增益</w:t>
+            </w:r>
+          </w:p>
+        </w:tc>
+        <w:tc>
+          <w:tcPr>
+            <w:tcW w:type="dxa" w:w="4413"/>
+          </w:tcPr>
+          <w:p>
+            <w:r/>
+            <w:r>
+              <w:rPr>
+                <w:rFonts w:ascii="Calibri" w:hAnsi="Calibri" w:eastAsia="Microsoft YaHei" w:cs="Microsoft YaHei"/>
+                <w:sz w:val="19"/>
+              </w:rPr>
+              <w:t>consistency gain</w:t>
+            </w:r>
+          </w:p>
+        </w:tc>
+        <w:tc>
+          <w:tcPr>
+            <w:tcW w:type="dxa" w:w="4413"/>
+          </w:tcPr>
+          <w:p>
+            <w:r/>
+            <w:r>
+              <w:rPr>
+                <w:rFonts w:ascii="Calibri" w:hAnsi="Calibri" w:eastAsia="Microsoft YaHei" w:cs="Microsoft YaHei"/>
+                <w:sz w:val="19"/>
+              </w:rPr>
+              <w:t>融合结果与专家标签的一致度提升，区别于预测力提升</w:t>
+            </w:r>
+          </w:p>
+        </w:tc>
+      </w:tr>
+      <w:tr>
+        <w:tc>
+          <w:tcPr>
+            <w:tcW w:type="dxa" w:w="4413"/>
+          </w:tcPr>
+          <w:p>
+            <w:r/>
+            <w:r>
+              <w:rPr>
+                <w:rFonts w:ascii="Calibri" w:hAnsi="Calibri" w:eastAsia="Microsoft YaHei" w:cs="Microsoft YaHei"/>
+                <w:sz w:val="19"/>
+              </w:rPr>
+              <w:t>诚实缺口</w:t>
+            </w:r>
+          </w:p>
+        </w:tc>
+        <w:tc>
+          <w:tcPr>
+            <w:tcW w:type="dxa" w:w="4413"/>
+          </w:tcPr>
+          <w:p>
+            <w:r/>
+            <w:r>
+              <w:rPr>
+                <w:rFonts w:ascii="Calibri" w:hAnsi="Calibri" w:eastAsia="Microsoft YaHei" w:cs="Microsoft YaHei"/>
+                <w:sz w:val="19"/>
+              </w:rPr>
+              <w:t>honest gap</w:t>
+            </w:r>
+          </w:p>
+        </w:tc>
+        <w:tc>
+          <w:tcPr>
+            <w:tcW w:type="dxa" w:w="4413"/>
+          </w:tcPr>
+          <w:p>
+            <w:r/>
+            <w:r>
+              <w:rPr>
+                <w:rFonts w:ascii="Calibri" w:hAnsi="Calibri" w:eastAsia="Microsoft YaHei" w:cs="Microsoft YaHei"/>
+                <w:sz w:val="19"/>
+              </w:rPr>
+              <w:t>预注册中列明但本轮未执行的分项</w:t>
+            </w:r>
+          </w:p>
+        </w:tc>
+      </w:tr>
+    </w:tbl>
+    <w:p/>
+    <w:p>
+      <w:pPr>
+        <w:pStyle w:val="Heading3"/>
+        <w:spacing w:before="120" w:after="80"/>
+      </w:pPr>
+      <w:r>
+        <w:rPr>
+          <w:rFonts w:ascii="Calibri" w:hAnsi="Calibri" w:eastAsia="Microsoft YaHei" w:cs="Microsoft YaHei"/>
+          <w:sz w:val="24"/>
+        </w:rPr>
+        <w:t>附录 B 复算命令清单（v1.1 扩充）</w:t>
+      </w:r>
+    </w:p>
+    <w:tbl>
+      <w:tblPr>
+        <w:tblW w:type="auto" w:w="0"/>
+        <w:jc w:val="center"/>
+        <w:tblLook w:firstColumn="1" w:firstRow="1" w:lastColumn="0" w:lastRow="0" w:noHBand="0" w:noVBand="1" w:val="04A0"/>
+        <w:tblBorders>
+          <w:top w:val="single" w:sz="4" w:space="0" w:color="888888"/>
+          <w:left w:val="single" w:sz="4" w:space="0" w:color="888888"/>
+          <w:bottom w:val="single" w:sz="4" w:space="0" w:color="888888"/>
+          <w:right w:val="single" w:sz="4" w:space="0" w:color="888888"/>
+          <w:insideH w:val="single" w:sz="4" w:space="0" w:color="888888"/>
+          <w:insideV w:val="single" w:sz="4" w:space="0" w:color="888888"/>
+        </w:tblBorders>
+      </w:tblPr>
+      <w:tblGrid>
+        <w:gridCol w:w="6620"/>
+        <w:gridCol w:w="6620"/>
+      </w:tblGrid>
+      <w:tr>
+        <w:tc>
+          <w:tcPr>
+            <w:tcW w:type="dxa" w:w="6620"/>
+            <w:shd w:val="clear" w:color="auto" w:fill="DDDDDD"/>
+          </w:tcPr>
+          <w:p>
+            <w:r>
+              <w:rPr>
+                <w:b/>
+              </w:rPr>
+            </w:r>
+            <w:r>
+              <w:rPr>
+                <w:rFonts w:ascii="Calibri" w:hAnsi="Calibri" w:eastAsia="Microsoft YaHei" w:cs="Microsoft YaHei"/>
+                <w:b/>
+                <w:sz w:val="19"/>
+              </w:rPr>
+              <w:t>项</w:t>
+            </w:r>
+          </w:p>
+        </w:tc>
+        <w:tc>
+          <w:tcPr>
+            <w:tcW w:type="dxa" w:w="6620"/>
+            <w:shd w:val="clear" w:color="auto" w:fill="DDDDDD"/>
+          </w:tcPr>
+          <w:p>
+            <w:r>
+              <w:rPr>
+                <w:b/>
+              </w:rPr>
+            </w:r>
+            <w:r>
+              <w:rPr>
+                <w:rFonts w:ascii="Calibri" w:hAnsi="Calibri" w:eastAsia="Microsoft YaHei" w:cs="Microsoft YaHei"/>
+                <w:b/>
+                <w:sz w:val="19"/>
+              </w:rPr>
+              <w:t xml:space="preserve">命令（路径均相对仓库根目录 </w:t>
+            </w:r>
+            <w:r>
+              <w:rPr>
+                <w:rFonts w:ascii="Consolas" w:hAnsi="Consolas" w:eastAsia="Microsoft YaHei" w:cs="Microsoft YaHei"/>
+                <w:b/>
+                <w:sz w:val="19"/>
+              </w:rPr>
+              <w:t>E:\learnflow\</w:t>
+            </w:r>
+            <w:r>
+              <w:rPr>
+                <w:rFonts w:ascii="Calibri" w:hAnsi="Calibri" w:eastAsia="Microsoft YaHei" w:cs="Microsoft YaHei"/>
+                <w:b/>
+                <w:sz w:val="19"/>
+              </w:rPr>
+              <w:t>）</w:t>
+            </w:r>
+          </w:p>
+        </w:tc>
+      </w:tr>
+      <w:tr>
+        <w:tc>
+          <w:tcPr>
+            <w:tcW w:type="dxa" w:w="6620"/>
+          </w:tcPr>
+          <w:p>
+            <w:r/>
+            <w:r>
+              <w:rPr>
+                <w:rFonts w:ascii="Calibri" w:hAnsi="Calibri" w:eastAsia="Microsoft YaHei" w:cs="Microsoft YaHei"/>
+                <w:sz w:val="19"/>
+              </w:rPr>
+              <w:t>机制 / 方法 / 技能树计数、注册表指纹与</w:t>
+            </w:r>
+            <w:r>
+              <w:rPr>
+                <w:rFonts w:ascii="Calibri" w:hAnsi="Calibri" w:eastAsia="Microsoft YaHei" w:cs="Microsoft YaHei"/>
+                <w:b/>
+                <w:sz w:val="19"/>
+              </w:rPr>
+              <w:t>机制计数三元组</w:t>
+            </w:r>
+          </w:p>
+        </w:tc>
+        <w:tc>
+          <w:tcPr>
+            <w:tcW w:type="dxa" w:w="6620"/>
+          </w:tcPr>
+          <w:p>
+            <w:r/>
+            <w:r>
+              <w:rPr>
+                <w:rFonts w:ascii="Consolas" w:hAnsi="Consolas" w:eastAsia="Microsoft YaHei" w:cs="Microsoft YaHei"/>
+                <w:sz w:val="19"/>
+              </w:rPr>
+              <w:t>python learnflow-backend/scripts/verify_counts.py</w:t>
+            </w:r>
+          </w:p>
+        </w:tc>
+      </w:tr>
+      <w:tr>
+        <w:tc>
+          <w:tcPr>
+            <w:tcW w:type="dxa" w:w="6620"/>
+          </w:tcPr>
+          <w:p>
+            <w:r/>
+            <w:r>
+              <w:rPr>
+                <w:rFonts w:ascii="Calibri" w:hAnsi="Calibri" w:eastAsia="Microsoft YaHei" w:cs="Microsoft YaHei"/>
+                <w:sz w:val="19"/>
+              </w:rPr>
+              <w:t>代码资产数字与文档一致性门禁</w:t>
+            </w:r>
+          </w:p>
+        </w:tc>
+        <w:tc>
+          <w:tcPr>
+            <w:tcW w:type="dxa" w:w="6620"/>
+          </w:tcPr>
+          <w:p>
+            <w:r/>
+            <w:r>
+              <w:rPr>
+                <w:rFonts w:ascii="Consolas" w:hAnsi="Consolas" w:eastAsia="Microsoft YaHei" w:cs="Microsoft YaHei"/>
+                <w:sz w:val="19"/>
+              </w:rPr>
+              <w:t>python learnflow-backend/scripts/verify_asset_numbers.py --doc-check</w:t>
+            </w:r>
+          </w:p>
+        </w:tc>
+      </w:tr>
+      <w:tr>
+        <w:tc>
+          <w:tcPr>
+            <w:tcW w:type="dxa" w:w="6620"/>
+          </w:tcPr>
+          <w:p>
+            <w:r/>
+            <w:r>
+              <w:rPr>
+                <w:rFonts w:ascii="Calibri" w:hAnsi="Calibri" w:eastAsia="Microsoft YaHei" w:cs="Microsoft YaHei"/>
+                <w:sz w:val="19"/>
+              </w:rPr>
+              <w:t>机制运行时落地扫描</w:t>
+            </w:r>
+          </w:p>
+        </w:tc>
+        <w:tc>
+          <w:tcPr>
+            <w:tcW w:type="dxa" w:w="6620"/>
+          </w:tcPr>
+          <w:p>
+            <w:r/>
+            <w:r>
+              <w:rPr>
+                <w:rFonts w:ascii="Consolas" w:hAnsi="Consolas" w:eastAsia="Microsoft YaHei" w:cs="Microsoft YaHei"/>
+                <w:sz w:val="19"/>
+              </w:rPr>
+              <w:t>python learnflow-backend/scripts/scan_mechanism_landing.py --quiet</w:t>
+            </w:r>
+          </w:p>
+        </w:tc>
+      </w:tr>
+      <w:tr>
+        <w:tc>
+          <w:tcPr>
+            <w:tcW w:type="dxa" w:w="6620"/>
+          </w:tcPr>
+          <w:p>
+            <w:r/>
+            <w:r>
+              <w:rPr>
+                <w:rFonts w:ascii="Calibri" w:hAnsi="Calibri" w:eastAsia="Microsoft YaHei" w:cs="Microsoft YaHei"/>
+                <w:sz w:val="19"/>
+              </w:rPr>
+              <w:t>全量测试</w:t>
+            </w:r>
+          </w:p>
+        </w:tc>
+        <w:tc>
+          <w:tcPr>
+            <w:tcW w:type="dxa" w:w="6620"/>
+          </w:tcPr>
+          <w:p>
+            <w:r/>
+            <w:r>
+              <w:rPr>
+                <w:rFonts w:ascii="Consolas" w:hAnsi="Consolas" w:eastAsia="Microsoft YaHei" w:cs="Microsoft YaHei"/>
+                <w:sz w:val="19"/>
+              </w:rPr>
+              <w:t>cd learnflow-backend &amp;&amp; python -m pytest tests/ -q</w:t>
+            </w:r>
+          </w:p>
+        </w:tc>
+      </w:tr>
+      <w:tr>
+        <w:tc>
+          <w:tcPr>
+            <w:tcW w:type="dxa" w:w="6620"/>
+          </w:tcPr>
+          <w:p>
+            <w:r/>
+            <w:r>
+              <w:rPr>
+                <w:rFonts w:ascii="Calibri" w:hAnsi="Calibri" w:eastAsia="Microsoft YaHei" w:cs="Microsoft YaHei"/>
+                <w:sz w:val="19"/>
+              </w:rPr>
+              <w:t>论文表格与实验 JSON 逐值对账</w:t>
+            </w:r>
+          </w:p>
+        </w:tc>
+        <w:tc>
+          <w:tcPr>
+            <w:tcW w:type="dxa" w:w="6620"/>
+          </w:tcPr>
+          <w:p>
+            <w:r/>
+            <w:r>
+              <w:rPr>
+                <w:rFonts w:ascii="Consolas" w:hAnsi="Consolas" w:eastAsia="Microsoft YaHei" w:cs="Microsoft YaHei"/>
+                <w:sz w:val="19"/>
+              </w:rPr>
+              <w:t>python results/code/reconcile_paper_tables.py</w:t>
+            </w:r>
+          </w:p>
+        </w:tc>
+      </w:tr>
+      <w:tr>
+        <w:tc>
+          <w:tcPr>
+            <w:tcW w:type="dxa" w:w="6620"/>
+          </w:tcPr>
+          <w:p>
+            <w:r/>
+            <w:r>
+              <w:rPr>
+                <w:rFonts w:ascii="Calibri" w:hAnsi="Calibri" w:eastAsia="Microsoft YaHei" w:cs="Microsoft YaHei"/>
+                <w:sz w:val="19"/>
+              </w:rPr>
+              <w:t>滑窗错误率 21 个离散支撑点回归门禁</w:t>
+            </w:r>
+          </w:p>
+        </w:tc>
+        <w:tc>
+          <w:tcPr>
+            <w:tcW w:type="dxa" w:w="6620"/>
+          </w:tcPr>
+          <w:p>
+            <w:r/>
+            <w:r>
+              <w:rPr>
+                <w:rFonts w:ascii="Consolas" w:hAnsi="Consolas" w:eastAsia="Microsoft YaHei" w:cs="Microsoft YaHei"/>
+                <w:sz w:val="19"/>
+              </w:rPr>
+              <w:t>python results/code/verify_window_support.py</w:t>
+            </w:r>
+          </w:p>
+        </w:tc>
+      </w:tr>
+      <w:tr>
+        <w:tc>
+          <w:tcPr>
+            <w:tcW w:type="dxa" w:w="6620"/>
+          </w:tcPr>
+          <w:p>
+            <w:r/>
+            <w:r>
+              <w:rPr>
+                <w:rFonts w:ascii="Calibri" w:hAnsi="Calibri" w:eastAsia="Microsoft YaHei" w:cs="Microsoft YaHei"/>
+                <w:sz w:val="19"/>
+              </w:rPr>
+              <w:t xml:space="preserve">M2 审计时点锚点校验（tag </w:t>
+            </w:r>
+            <w:r>
+              <w:rPr>
+                <w:rFonts w:ascii="Consolas" w:hAnsi="Consolas" w:eastAsia="Microsoft YaHei" w:cs="Microsoft YaHei"/>
+                <w:sz w:val="19"/>
+              </w:rPr>
+              <w:t>audit-m2-20260911</w:t>
+            </w:r>
+            <w:r>
+              <w:rPr>
+                <w:rFonts w:ascii="Calibri" w:hAnsi="Calibri" w:eastAsia="Microsoft YaHei" w:cs="Microsoft YaHei"/>
+                <w:sz w:val="19"/>
+              </w:rPr>
+              <w:t>）</w:t>
+            </w:r>
+          </w:p>
+        </w:tc>
+        <w:tc>
+          <w:tcPr>
+            <w:tcW w:type="dxa" w:w="6620"/>
+          </w:tcPr>
+          <w:p>
+            <w:r/>
+            <w:r>
+              <w:rPr>
+                <w:rFonts w:ascii="Consolas" w:hAnsi="Consolas" w:eastAsia="Microsoft YaHei" w:cs="Microsoft YaHei"/>
+                <w:sz w:val="19"/>
+              </w:rPr>
+              <w:t>python results/m2/verify_m2_anchors.py</w:t>
+            </w:r>
+          </w:p>
+        </w:tc>
+      </w:tr>
+      <w:tr>
+        <w:tc>
+          <w:tcPr>
+            <w:tcW w:type="dxa" w:w="6620"/>
+          </w:tcPr>
+          <w:p>
+            <w:r/>
+            <w:r>
+              <w:rPr>
+                <w:rFonts w:ascii="Calibri" w:hAnsi="Calibri" w:eastAsia="Microsoft YaHei" w:cs="Microsoft YaHei"/>
+                <w:sz w:val="19"/>
+              </w:rPr>
+              <w:t>LLM 模型身份记录</w:t>
+            </w:r>
+          </w:p>
+        </w:tc>
+        <w:tc>
+          <w:tcPr>
+            <w:tcW w:type="dxa" w:w="6620"/>
+          </w:tcPr>
+          <w:p>
+            <w:r/>
+            <w:r>
+              <w:rPr>
+                <w:rFonts w:ascii="Consolas" w:hAnsi="Consolas" w:eastAsia="Microsoft YaHei" w:cs="Microsoft YaHei"/>
+                <w:sz w:val="19"/>
+              </w:rPr>
+              <w:t>python results/code/record_llm_model.py</w:t>
+            </w:r>
+          </w:p>
+        </w:tc>
+      </w:tr>
+      <w:tr>
+        <w:tc>
+          <w:tcPr>
+            <w:tcW w:type="dxa" w:w="6620"/>
+          </w:tcPr>
+          <w:p>
+            <w:r/>
+            <w:r>
+              <w:rPr>
+                <w:rFonts w:ascii="Calibri" w:hAnsi="Calibri" w:eastAsia="Microsoft YaHei" w:cs="Microsoft YaHei"/>
+                <w:sz w:val="19"/>
+              </w:rPr>
+              <w:t>LLM 协议可用性分级与配对 bootstrap</w:t>
+            </w:r>
+          </w:p>
+        </w:tc>
+        <w:tc>
+          <w:tcPr>
+            <w:tcW w:type="dxa" w:w="6620"/>
+          </w:tcPr>
+          <w:p>
+            <w:r/>
+            <w:r>
+              <w:rPr>
+                <w:rFonts w:ascii="Consolas" w:hAnsi="Consolas" w:eastAsia="Microsoft YaHei" w:cs="Microsoft YaHei"/>
+                <w:sz w:val="19"/>
+              </w:rPr>
+              <w:t>python results/code/o13_llm_protocol_audit.py</w:t>
+            </w:r>
+          </w:p>
+        </w:tc>
+      </w:tr>
+      <w:tr>
+        <w:tc>
+          <w:tcPr>
+            <w:tcW w:type="dxa" w:w="6620"/>
+          </w:tcPr>
+          <w:p>
+            <w:r/>
+            <w:r>
+              <w:rPr>
+                <w:rFonts w:ascii="Calibri" w:hAnsi="Calibri" w:eastAsia="Microsoft YaHei" w:cs="Microsoft YaHei"/>
+                <w:sz w:val="19"/>
+              </w:rPr>
+              <w:t>优化估计器落地外部校验</w:t>
+            </w:r>
+          </w:p>
+        </w:tc>
+        <w:tc>
+          <w:tcPr>
+            <w:tcW w:type="dxa" w:w="6620"/>
+          </w:tcPr>
+          <w:p>
+            <w:r/>
+            <w:r>
+              <w:rPr>
+                <w:rFonts w:ascii="Consolas" w:hAnsi="Consolas" w:eastAsia="Microsoft YaHei" w:cs="Microsoft YaHei"/>
+                <w:sz w:val="19"/>
+              </w:rPr>
+              <w:t>python results/code/o11_land_verify.py</w:t>
+            </w:r>
+          </w:p>
+        </w:tc>
+      </w:tr>
+    </w:tbl>
+    <w:p/>
+    <w:p>
+      <w:pPr>
+        <w:pStyle w:val="Heading3"/>
+        <w:spacing w:before="120" w:after="80"/>
+      </w:pPr>
+      <w:r>
+        <w:rPr>
+          <w:rFonts w:ascii="Calibri" w:hAnsi="Calibri" w:eastAsia="Microsoft YaHei" w:cs="Microsoft YaHei"/>
+          <w:sz w:val="24"/>
         </w:rPr>
         <w:t>附录 C v1.1 修订留痕（回应审阅意见 §2 与 §4）</w:t>
       </w:r>
@@ -15944,14 +17924,29 @@
                 <w:rFonts w:ascii="Consolas" w:hAnsi="Consolas" w:eastAsia="Microsoft YaHei" w:cs="Microsoft YaHei"/>
                 <w:sz w:val="19"/>
               </w:rPr>
-              <w:t>docs/因果侧识别策略.md</w:t>
-            </w:r>
-            <w:r>
-              <w:rPr>
-                <w:rFonts w:ascii="Calibri" w:hAnsi="Calibri" w:eastAsia="Microsoft YaHei" w:cs="Microsoft YaHei"/>
-                <w:sz w:val="19"/>
-              </w:rPr>
-              <w:t xml:space="preserve">（处理 / 结局 / 估计量 / 混杂清单 / 阳性·阴性对照 / 五前提分解 / </w:t>
+              <w:t>`LearnFlow_研究设计与审阅档案.md</w:t>
+            </w:r>
+            <w:r>
+              <w:rPr>
+                <w:rFonts w:ascii="Calibri" w:hAnsi="Calibri" w:eastAsia="Microsoft YaHei" w:cs="Microsoft YaHei"/>
+                <w:sz w:val="19"/>
+              </w:rPr>
+              <w:t>（</w:t>
+            </w:r>
+            <w:r>
+              <w:rPr>
+                <w:rFonts w:ascii="Calibri" w:hAnsi="Calibri" w:eastAsia="Microsoft YaHei" w:cs="Microsoft YaHei"/>
+                <w:b/>
+                <w:sz w:val="19"/>
+              </w:rPr>
+              <w:t>其内容即本档第七部</w:t>
+            </w:r>
+            <w:r>
+              <w:rPr>
+                <w:rFonts w:ascii="Calibri" w:hAnsi="Calibri" w:eastAsia="Microsoft YaHei" w:cs="Microsoft YaHei"/>
+                <w:sz w:val="19"/>
+              </w:rPr>
+              <w:t xml:space="preserve">，本档为二者的合并产物）（§2 因果侧识别策略）`（处理 / 结局 / 估计量 / 混杂清单 / 阳性·阴性对照 / 五前提分解 / </w:t>
             </w:r>
             <w:r>
               <w:rPr>
@@ -16535,7 +18530,7 @@
                 <w:rFonts w:ascii="Calibri" w:hAnsi="Calibri" w:eastAsia="Microsoft YaHei" w:cs="Microsoft YaHei"/>
                 <w:sz w:val="19"/>
               </w:rPr>
-              <w:t>§11 [6]</w:t>
+              <w:t>§12 [6]</w:t>
             </w:r>
           </w:p>
         </w:tc>
@@ -16597,7 +18592,7 @@
                 <w:rFonts w:ascii="Calibri" w:hAnsi="Calibri" w:eastAsia="Microsoft YaHei" w:cs="Microsoft YaHei"/>
                 <w:sz w:val="19"/>
               </w:rPr>
-              <w:t>更正为 COLT 2021（2025 为 arXiv v3 年份）</w:t>
+              <w:t>更正为 COLT 2021（2025 为 arXiv v4 年份）</w:t>
             </w:r>
           </w:p>
         </w:tc>
@@ -16612,7 +18607,7 @@
                 <w:rFonts w:ascii="Calibri" w:hAnsi="Calibri" w:eastAsia="Microsoft YaHei" w:cs="Microsoft YaHei"/>
                 <w:sz w:val="19"/>
               </w:rPr>
-              <w:t>§11 [5]</w:t>
+              <w:t>§12 [5]</w:t>
             </w:r>
           </w:p>
         </w:tc>
@@ -16689,7 +18684,7 @@
                 <w:rFonts w:ascii="Calibri" w:hAnsi="Calibri" w:eastAsia="Microsoft YaHei" w:cs="Microsoft YaHei"/>
                 <w:sz w:val="19"/>
               </w:rPr>
-              <w:t>§11 [4]</w:t>
+              <w:t>§12 [4]</w:t>
             </w:r>
           </w:p>
         </w:tc>
@@ -16918,7 +18913,7 @@
           <w:color w:val="555555"/>
           <w:sz w:val="19"/>
         </w:rPr>
-        <w:t xml:space="preserve">：逐条映射与未闭环项汇总见 </w:t>
+        <w:t xml:space="preserve">：审阅意见的逐条映射与未闭环项汇总（内部工作文档，按审阅意见 §2.4 已于 2026-09-29 撤出公开仓库，备份存于作者本地工作副本）；M2 的路线 A/B 决策材料见 </w:t>
       </w:r>
       <w:r>
         <w:rPr>
@@ -16927,7 +18922,7 @@
           <w:color w:val="555555"/>
           <w:sz w:val="19"/>
         </w:rPr>
-        <w:t>docs/审阅意见整改清单.md</w:t>
+        <w:t>`LearnFlow_研究设计与审阅档案.md</w:t>
       </w:r>
       <w:r>
         <w:rPr>
@@ -16936,7 +18931,26 @@
           <w:color w:val="555555"/>
           <w:sz w:val="19"/>
         </w:rPr>
-        <w:t xml:space="preserve">；M2 的路线 A/B 决策材料见 </w:t>
+        <w:t>（</w:t>
+      </w:r>
+      <w:r>
+        <w:rPr>
+          <w:rFonts w:ascii="Calibri" w:hAnsi="Calibri" w:eastAsia="Microsoft YaHei" w:cs="Microsoft YaHei"/>
+          <w:b/>
+          <w:i/>
+          <w:color w:val="555555"/>
+          <w:sz w:val="19"/>
+        </w:rPr>
+        <w:t>其内容即本档第七部</w:t>
+      </w:r>
+      <w:r>
+        <w:rPr>
+          <w:rFonts w:ascii="Calibri" w:hAnsi="Calibri" w:eastAsia="Microsoft YaHei" w:cs="Microsoft YaHei"/>
+          <w:i/>
+          <w:color w:val="555555"/>
+          <w:sz w:val="19"/>
+        </w:rPr>
+        <w:t>，本档为二者的合并产物）（§5 M2 路线 A/B 决策备忘）</w:t>
       </w:r>
       <w:r>
         <w:rPr>
@@ -16945,7 +18959,7 @@
           <w:color w:val="555555"/>
           <w:sz w:val="19"/>
         </w:rPr>
-        <w:t>docs/M2_路线A_B决策备忘.md</w:t>
+        <w:t>。公开仓库中可直接复核的依据为：各篇稿件正文内的更正说明段、</w:t>
       </w:r>
       <w:r>
         <w:rPr>
@@ -16954,8 +18968,16 @@
           <w:color w:val="555555"/>
           <w:sz w:val="19"/>
         </w:rPr>
-        <w:t>。</w:t>
-      </w:r>
+        <w:t>docs/references.bib`，以及本节更正表逐行所列的公开来源（含 Scopus 来源 ID）。</w:t>
+      </w:r>
+    </w:p>
+    <w:p>
+      <w:pPr>
+        <w:pBdr>
+          <w:bottom w:val="single" w:sz="6" w:space="1" w:color="999999"/>
+        </w:pBdr>
+        <w:spacing w:after="40"/>
+      </w:pPr>
     </w:p>
     <w:sectPr>
       <w:pgSz w:w="16840" w:h="23820"/>
